--- a/tillsyn/Laisdalen Björkliden tillsynsbegäran.docx
+++ b/tillsyn/Laisdalen Björkliden tillsynsbegäran.docx
@@ -1255,7 +1255,7 @@
     <w:r>
       <w:tab/>
       <w:tab/>
-      <w:t>2026-07-22</w:t>
+      <w:t>2026-07-23</w:t>
       <w:br/>
       <w:br/>
     </w:r>

--- a/tillsyn/Laisdalen Björkliden tillsynsbegäran.docx
+++ b/tillsyn/Laisdalen Björkliden tillsynsbegäran.docx
@@ -60,12 +60,12 @@
         <w:spacing w:after="240"/>
       </w:pPr>
       <w:r>
-        <w:t>Figur 1. Fyndplatser för naturvårdsarter i området. Markörer utan svart kant är placerade på fyndplatsen. Markörer med svart kant är placerade vid sidan av fyndplatsen har ett svart streck som visar fyndplatsens exakta position. Kartans mittpunktskoordinat är N 7310408, E 607479 i SWEREF 99 TM.</w:t>
+        <w:t>Figur 1. Fyndplatser för naturvårdsarter i och inom 5 meter från området. Markörer utan svart kant är placerade på fyndplatsen. Markörer med svart kant är placerade vid sidan av fyndplatsen har ett svart streck som visar fyndplatsens exakta position. Kartans mittpunktskoordinat är N 7310408, E 607479 i SWEREF 99 TM.</w:t>
       </w:r>
     </w:p>
     <w:p>
       <w:r>
-        <w:t>I området finns fynd av 11 naturvårdsarter, varav 9 är rödlistade, 3 är fridlysta, 10 är typiska (T) och 1 är signalart (S): grantickeporing (VU), ostticka (VU, T), gammelgransskål (NT, T), harticka (NT, T), knottrig blåslav (NT, T), lavskrika (NT, T, §4), rosenticka (NT, T), tretåig hackspett (NT, T, §4), ullticka (NT, T), trådticka (S, T) och tjäder (T, §4). Se Figur 1.</w:t>
+        <w:t>I och inom 5 meter från området finns fynd av 31 naturvårdsarter, varav 19 är rödlistade, 9 är fridlysta, 26 är typiska (T) och 7 är signalarter (S): garnlav (VU, T), grantickeporing (VU), gränsticka (VU, T), lappticka (VU, T), ostticka (VU, T), gammelgransskål (NT, T), harticka (NT, T), knottrig blåslav (NT, T), lavskrika (NT, T, §4), liten svartspik (NT), lunglav (NT, T), rosenticka (NT, T), rödbrun blekspik (NT, T), skrovellav (NT, T), talltagel (NT, T), talltita (NT, §4), tretåig hackspett (NT, T, §4), ullticka (NT, T), vitgrynig nållav (NT), bårdlav (S, T), grönkulla (S, T, §8), luddlav (S, T), plattlummer (S, T, §9), spindelblomster (S, T, §8), stuplav (S, T), trådticka (S, T), ekbräken (T), fjällskära (T), spillkråka (T, §4), tjäder (T, §4) och brudsporre (§8). Se Figur 1.</w:t>
       </w:r>
     </w:p>
     <w:p>
@@ -109,10 +109,28 @@
         <w:rPr>
           <w:b/>
         </w:rPr>
-        <w:t>Grantickeporing (VU)</w:t>
-      </w:r>
-      <w:r>
-        <w:t xml:space="preserve"> växer på murken ved och döda fruktkroppar av granticka och gränsticka (VU). Den förekommer i naturskogsliknade granskogar, gärna i fuktiga miljöer vid källbäckar och liknande. Avverkning av naturskogslika miljöer och av grova granar där grantickeporing förekommer är ett direkt hot mot artens fortlevnad. Gamla granskogar som hyser arten undantas helt från skogsbruk (SLU Artdatabanken, 2026).</w:t>
+        <w:t>Garnlav (VU)</w:t>
+      </w:r>
+      <w:r>
+        <w:t xml:space="preserve"> är en utpräglad barrskogsart som ibland kan drapera träden i norrländska grannaturskogar med hög luftfuktighet. Den förekommer även i talldominerade bestånd där den, förutom i trädens grenverk, påträffas hängande över ojämnheter i tallbarken. Arten har minskat starkt i södra och mellersta Sverige och den minskar även i sitt nordliga utbredningsområde. Minskningstakten uppgår till 30 (20–50) % inom 50 år och överstiger gränsvärdet för Sårbar (VU). Orsaken till tillbakagången beror främst på slutavverkningar av naturskogsartade skogar. Bestånd med riklig förekomst bör regelmässigt sparas, vilket även gynnar flera andra sällsynta och rödlistade arter. Garnlav är värdväxt för den mycket sällsynta och akut hotade fjärilen barrskogslavfly (CR) som hör hemma i boreala barrskogar med riklig förekomst av värdväxten. Tidigare kunde arten konstateras årligen på flera platser vid Dala-Floda i Dalarna innan lokalerna kalavverkades. Senaste fyndet i landet av barrskogslavfly är från år 2000 då den påträffades vid Högberget i Sollefteå kommun. Garnlav är typisk art för </w:t>
+      </w:r>
+      <w:r>
+        <w:rPr>
+          <w:i/>
+        </w:rPr>
+        <w:t xml:space="preserve">9010 Taiga </w:t>
+      </w:r>
+      <w:r>
+        <w:t>och</w:t>
+      </w:r>
+      <w:r>
+        <w:rPr>
+          <w:i/>
+        </w:rPr>
+        <w:t xml:space="preserve"> 9070 Trädklädd betesmark</w:t>
+      </w:r>
+      <w:r>
+        <w:t xml:space="preserve"> (SLU Artdatabanken, 2026).</w:t>
       </w:r>
     </w:p>
     <w:p>
@@ -120,28 +138,10 @@
         <w:rPr>
           <w:b/>
         </w:rPr>
-        <w:t xml:space="preserve">Ostticka (VU) </w:t>
-      </w:r>
-      <w:r>
-        <w:t xml:space="preserve">växer huvudsakligen på grova granlågor i urskogsartad barrskog. Växtplatserna ligger vanligtvis i brandrefugiala områden med relativt hög luftfuktighet där skogen under lång tid haft en intern beståndsdynamik med successivt avdöende träd. Alla skogsskötselåtgärder på eller i omedelbar närhet av lokalerna inverkar negativt på artens fortlevnad. Ostticka är typisk art för </w:t>
-      </w:r>
-      <w:r>
-        <w:rPr>
-          <w:i/>
-        </w:rPr>
-        <w:t xml:space="preserve">9010 Taiga </w:t>
-      </w:r>
-      <w:r>
-        <w:t xml:space="preserve">och </w:t>
-      </w:r>
-      <w:r>
-        <w:rPr>
-          <w:i/>
-        </w:rPr>
-        <w:t>9030 Landhöjningsskog</w:t>
-      </w:r>
-      <w:r>
-        <w:t xml:space="preserve"> (SLU Artdatabanken, 2024; Nitare &amp; Skogsstyrelsen, 2019).</w:t>
+        <w:t>Grantickeporing (VU)</w:t>
+      </w:r>
+      <w:r>
+        <w:t xml:space="preserve"> växer på murken ved och döda fruktkroppar av granticka och gränsticka (VU). Den förekommer i naturskogsliknade granskogar, gärna i fuktiga miljöer vid källbäckar och liknande. Avverkning av naturskogslika miljöer och av grova granar där grantickeporing förekommer är ett direkt hot mot artens fortlevnad. Gamla granskogar som hyser arten undantas helt från skogsbruk (SLU Artdatabanken, 2026).</w:t>
       </w:r>
     </w:p>
     <w:p>
@@ -149,10 +149,10 @@
         <w:rPr>
           <w:b/>
         </w:rPr>
-        <w:t>Gammelgransskål (NT)</w:t>
-      </w:r>
-      <w:r>
-        <w:t xml:space="preserve"> är en liten skålsvamp som växer på gamla granar med skrovlig bark. Typiska växtplatser är gransumpskog i myrkanter, bäckdråg, bäckraviner och skuggiga bergssluttningar, men också skog på torrare mark kan hysa arten om beståndet har stark naturskogskaraktär. Bestånd med arten bör behandlas som nyckelbiotoper och sparas vid en slutavverkning. Även gallring bör undvikas. Gammelgransskål är typisk art för </w:t>
+        <w:t>Gränsticka (VU)</w:t>
+      </w:r>
+      <w:r>
+        <w:t xml:space="preserve"> är en mycket bra signalart inom hela sitt utbredningsområde. Den är huvudsakligen knuten till restbestånd av barrnaturskog och förekommer med ett tydligt optimum i orörda eller måttligt påverkade gamla granskogar där det föreligger långvarig kontinuitet av grov död ved. Den totala populationen bedöms ha minskat och fortsätter att minska i takt med att grankontinuitetsskogar (äldre tidigare icke kalavverkade skogar) minskar i areal. Minskningstakten överstiger gränsvärdet för sårbar (VU). Lokaler som hyser arten bör undantas från skogsbruk, speciellt i mellersta och södra Sverige. Gränsticka är typisk art för </w:t>
       </w:r>
       <w:r>
         <w:rPr>
@@ -161,7 +161,7 @@
         <w:t>9010 Taiga</w:t>
       </w:r>
       <w:r>
-        <w:t xml:space="preserve"> (SLU Artdatabanken, 2024; Nitare &amp; Skogsstyrelsen, 2019).</w:t>
+        <w:t xml:space="preserve"> (SLU Artdatabanken, 2026; Nitare &amp; Skogsstyrelsen, 2019).</w:t>
       </w:r>
     </w:p>
     <w:p>
@@ -169,28 +169,19 @@
         <w:rPr>
           <w:b/>
         </w:rPr>
-        <w:t>Harticka (NT)</w:t>
-      </w:r>
-      <w:r>
-        <w:t xml:space="preserve"> är normalt en mycket bra signalart för granskogar med höga naturvärden. Även när svampen påträffas i mer påverkade skogar är det nästan alltid fråga om skogsmiljöer i sena successionsstadier med höga naturvärden. Skogsskötselåtgärder på eller i omedelbar närhet av växtplatserna kan innebära ett hot mot arten. Harticka är typisk art för </w:t>
+        <w:t>Lappticka (VU)</w:t>
+      </w:r>
+      <w:r>
+        <w:t xml:space="preserve">, rödlistad som sårbar, är knuten till gamla granskogar med riklig förekomst av död ved. Den klassas som en “urskogsindikator” och alla skogsskötselåtgärder på eller i omedelbar närhet av lokalerna utgör ett hot. Lappticka är typisk art för </w:t>
       </w:r>
       <w:r>
         <w:rPr>
           <w:i/>
         </w:rPr>
-        <w:t xml:space="preserve">9010 Taiga, 9050 Näringsrik granskog </w:t>
-      </w:r>
-      <w:r>
-        <w:t xml:space="preserve">och </w:t>
-      </w:r>
-      <w:r>
-        <w:rPr>
-          <w:i/>
-        </w:rPr>
-        <w:t>9030 Landhöjningsskog</w:t>
-      </w:r>
-      <w:r>
-        <w:t xml:space="preserve"> (SLU Artdatabanken, 2024; Nitare &amp; Skogsstyrelsen, 2019).</w:t>
+        <w:t>9010 Taiga</w:t>
+      </w:r>
+      <w:r>
+        <w:t xml:space="preserve"> (Nitare &amp; Skogsstyrelsen, 2019; SLU Artdatabanken, 2024).</w:t>
       </w:r>
     </w:p>
     <w:p>
@@ -198,10 +189,10 @@
         <w:rPr>
           <w:b/>
         </w:rPr>
-        <w:t>Knottrig blåslav (NT)</w:t>
-      </w:r>
-      <w:r>
-        <w:t xml:space="preserve"> har sin huvudutbredning i gamla granskogar i det övre barrskogsbältet mot fjällen. Den signalerar alltid höga naturvärden och växer i skogar med lång kontinuitet, mest i opåverkade naturskogsbestånd. Arten överlever inte en slutavverkning (inklusive hänsyn) och den finns idag enbart i kontinuitetsskog. Lavens fortsatta förekomst bör säkerställas genom att lokaler med äldre barrskog skyddas. Knottrig blåslav är typisk art för </w:t>
+        <w:t xml:space="preserve">Ostticka (VU) </w:t>
+      </w:r>
+      <w:r>
+        <w:t xml:space="preserve">växer huvudsakligen på grova granlågor i urskogsartad barrskog. Växtplatserna ligger vanligtvis i brandrefugiala områden med relativt hög luftfuktighet där skogen under lång tid haft en intern beståndsdynamik med successivt avdöende träd. Alla skogsskötselåtgärder på eller i omedelbar närhet av lokalerna inverkar negativt på artens fortlevnad. Ostticka är typisk art för </w:t>
       </w:r>
       <w:r>
         <w:rPr>
@@ -210,18 +201,36 @@
         <w:t xml:space="preserve">9010 Taiga </w:t>
       </w:r>
       <w:r>
-        <w:t>och</w:t>
+        <w:t xml:space="preserve">och </w:t>
       </w:r>
       <w:r>
         <w:rPr>
           <w:i/>
         </w:rPr>
-        <w:t xml:space="preserve"> 9040 Fjällbjörkskog</w:t>
+        <w:t>9030 Landhöjningsskog</w:t>
+      </w:r>
+      <w:r>
+        <w:t xml:space="preserve"> (SLU Artdatabanken, 2024; Nitare &amp; Skogsstyrelsen, 2019).</w:t>
       </w:r>
     </w:p>
     <w:p>
       <w:r>
-        <w:t>(SLU Artdatabanken, 2024; Nitare &amp; Skogsstyrelsen, 2019).</w:t>
+        <w:rPr>
+          <w:b/>
+        </w:rPr>
+        <w:t>Gammelgransskål (NT)</w:t>
+      </w:r>
+      <w:r>
+        <w:t xml:space="preserve"> är en liten skålsvamp som växer på gamla granar med skrovlig bark. Typiska växtplatser är gransumpskog i myrkanter, bäckdråg, bäckraviner och skuggiga bergssluttningar, men också skog på torrare mark kan hysa arten om beståndet har stark naturskogskaraktär. Bestånd med arten bör behandlas som nyckelbiotoper och sparas vid en slutavverkning. Även gallring bör undvikas. Gammelgransskål är typisk art för </w:t>
+      </w:r>
+      <w:r>
+        <w:rPr>
+          <w:i/>
+        </w:rPr>
+        <w:t>9010 Taiga</w:t>
+      </w:r>
+      <w:r>
+        <w:t xml:space="preserve"> (SLU Artdatabanken, 2024; Nitare &amp; Skogsstyrelsen, 2019).</w:t>
       </w:r>
     </w:p>
     <w:p>
@@ -229,19 +238,28 @@
         <w:rPr>
           <w:b/>
         </w:rPr>
-        <w:t>Lavskrika (NT, §4)</w:t>
-      </w:r>
-      <w:r>
-        <w:t xml:space="preserve"> är rödlistad som nära hotad och fridlyst enligt 4§ artskyddsförordningen. Den har minskat med 20 (10–30) % under de senaste 15 åren och minskningstakten bedöms vara nära gränsvärdet för sårbar (VU). Lavskrikan är en mycket stationär fågel, som häckar i äldre, slutna och hänglavsrika barrskogar. Nyckelfaktorer är flerskiktad skog med rik undervegetation samt riklig förekomst av hänglavar. Reviren är livslånga med hemområden som varierar mellan 50 och 150 ha. Inom ett revir av hög kvalitet finns det som regel ett eller flera kärnområden (1–20 ha) med relativt tät flerskiktad granskog. Arten missgynnas när flerskiktad skog omförs till enskiktade bestånd och även röjning och hård gallring är starkt negativt. Lavskrikan har relativt stora hemområden och försvinner när den äldre skogen fragmenteras, särskilt allvarligt är när kärnområdena avverkas. Den försvinner successivt framför allt vid dess utbredningsgränser och populationen har minskat kontinuerligt under 2000-talet. Lavskrika är typisk art för </w:t>
+        <w:t>Harticka (NT)</w:t>
+      </w:r>
+      <w:r>
+        <w:t xml:space="preserve"> är normalt en mycket bra signalart för granskogar med höga naturvärden. Även när svampen påträffas i mer påverkade skogar är det nästan alltid fråga om skogsmiljöer i sena successionsstadier med höga naturvärden. Skogsskötselåtgärder på eller i omedelbar närhet av växtplatserna kan innebära ett hot mot arten. Harticka är typisk art för </w:t>
       </w:r>
       <w:r>
         <w:rPr>
           <w:i/>
         </w:rPr>
-        <w:t>9010 Taiga</w:t>
-      </w:r>
-      <w:r>
-        <w:t xml:space="preserve"> (SLU Artdatabanken, 2026; Skogsstyrelsen 2016).</w:t>
+        <w:t xml:space="preserve">9010 Taiga, 9050 Näringsrik granskog </w:t>
+      </w:r>
+      <w:r>
+        <w:t xml:space="preserve">och </w:t>
+      </w:r>
+      <w:r>
+        <w:rPr>
+          <w:i/>
+        </w:rPr>
+        <w:t>9030 Landhöjningsskog</w:t>
+      </w:r>
+      <w:r>
+        <w:t xml:space="preserve"> (SLU Artdatabanken, 2024; Nitare &amp; Skogsstyrelsen, 2019).</w:t>
       </w:r>
     </w:p>
     <w:p>
@@ -249,10 +267,10 @@
         <w:rPr>
           <w:b/>
         </w:rPr>
-        <w:t>Rosenticka (NT)</w:t>
-      </w:r>
-      <w:r>
-        <w:t xml:space="preserve">, rödlistad som nära hotad, ingår i en karaktäristisk association av vedsvampar som växer på gamla, grova granlågor i urskogsartade barrskogar. Den är placerad i toppen av Skogsstyrelsens värdepyramid för bedömning av skog med höga naturvärden och indikerar ett granskogsekosystem med långvarig kontinuitet av grova lågor. Artens beroende av grova granlågor innebär att alla skogsskötselåtgärder på eller i omedelbar närhet av lokalerna utgör ett hot på lång sikt. Det är angeläget att populationerna inte ytterligare glesas ut och ett tillräckligt antal områden där arten nu finns måste sparas för framtiden. Rosenticka är typisk art för </w:t>
+        <w:t>Knottrig blåslav (NT)</w:t>
+      </w:r>
+      <w:r>
+        <w:t xml:space="preserve"> har sin huvudutbredning i gamla granskogar i det övre barrskogsbältet mot fjällen. Den signalerar alltid höga naturvärden och växer i skogar med lång kontinuitet, mest i opåverkade naturskogsbestånd. Arten överlever inte en slutavverkning (inklusive hänsyn) och den finns idag enbart i kontinuitetsskog. Lavens fortsatta förekomst bör säkerställas genom att lokaler med äldre barrskog skyddas. Knottrig blåslav är typisk art för </w:t>
       </w:r>
       <w:r>
         <w:rPr>
@@ -261,45 +279,18 @@
         <w:t xml:space="preserve">9010 Taiga </w:t>
       </w:r>
       <w:r>
-        <w:t xml:space="preserve">och </w:t>
+        <w:t>och</w:t>
       </w:r>
       <w:r>
         <w:rPr>
           <w:i/>
         </w:rPr>
-        <w:t>9050 Näringsrik granskog</w:t>
-      </w:r>
-      <w:r>
-        <w:t xml:space="preserve"> (Nitare &amp; Skogsstyrelsen, 2019; SLU Artdatabanken, 2024).</w:t>
+        <w:t xml:space="preserve"> 9040 Fjällbjörkskog</w:t>
       </w:r>
     </w:p>
     <w:p>
       <w:r>
-        <w:rPr>
-          <w:b/>
-        </w:rPr>
-        <w:t>Tretåig hackspett (NT, §4)</w:t>
-      </w:r>
-      <w:r>
-        <w:t xml:space="preserve"> är rödlistad som nära hotad och ingår i bilaga 1 i EU:s fågeldirektiv. Tretåig hackspett är för sin överlevnad beroende av kontinuerlig tillförsel av äldre döende och död ved, som sker genom naturliga självgallringsprocesser i äldre grannaturskogar och barrblandade naturskogar. Om en skog genom skogsbruk gallras eller glesas ur så upphör och uteblir i stort sett den naturliga självgallringsprocessen för mycket lång tid framöver vilket omöjliggör upprätthållandet av den kontinuerliga ekologiska funktionen i ett område. Det finns studier som visar att naturskogens självgallringsprocess som den tretåiga hackspetten är beroende av, inte kan ersättas med efterlämnad hänsyn i skogsbruket (Imbeau &amp; Desrochers, 2002). Storleken på häckningsreviret varierar med skogstypen, förekomsten av död ved och graden av fragmentering, men är i allmänhet i storleksordningen 25–100 hektar. Vintertid krävs ofta betydligt större områden och det finns studier som antyder att arten behöver minst 100 hektar äldre skog. I områden med låg bonitet kan det behövas över 200 hektar lämpligt habitat för att ett par ska kunna reproducera sig. Områden med dokumenterad permanent förekomst i naturskogsmiljöer har vanligen så stora naturvärden att skogsbruk är olämpligt. Tretåig hackspett är typisk art för </w:t>
-      </w:r>
-      <w:r>
-        <w:rPr>
-          <w:i/>
-        </w:rPr>
-        <w:t xml:space="preserve">9010 Taiga, 9740 Skogsbevuxen myr, 9030 Landhöjningsskog </w:t>
-      </w:r>
-      <w:r>
-        <w:t xml:space="preserve">och </w:t>
-      </w:r>
-      <w:r>
-        <w:rPr>
-          <w:i/>
-        </w:rPr>
-        <w:t>9040 Fjällbjörkskog</w:t>
-      </w:r>
-      <w:r>
-        <w:t xml:space="preserve"> (Skogsstyrelsen, 2016; SLU Artdatabanken, 2024).</w:t>
+        <w:t>(SLU Artdatabanken, 2024; Nitare &amp; Skogsstyrelsen, 2019).</w:t>
       </w:r>
     </w:p>
     <w:p>
@@ -307,55 +298,19 @@
         <w:rPr>
           <w:b/>
         </w:rPr>
-        <w:t>Ullticka (NT)</w:t>
-      </w:r>
-      <w:r>
-        <w:t xml:space="preserve"> är knuten till restbestånd av barrnaturskog och förekommer med ett tydligt optimum i orörda eller måttligt påverkade gamla granskogar där det föreligger viss kontinuitet av grov död ved. Ullticka är en bra signalart inom hela sitt utbredningsområde och i södra Sverige är den sällsynt och en god signalart för skyddsvärda granskogsmiljöer. Den hotas av avverkning och fragmentering av naturskog och äldre granskog med lång trädkontinuitet. På ullticka kan ibland ulltickeporing (VU) påträffas - det är en sällsynt ticka som nyligen delats upp i de tre olika arterna ulltickeporing </w:t>
+        <w:t>Lavskrika (NT, §4)</w:t>
+      </w:r>
+      <w:r>
+        <w:t xml:space="preserve"> är rödlistad som nära hotad och fridlyst enligt 4§ artskyddsförordningen. Den har minskat med 20 (10–30) % under de senaste 15 åren och minskningstakten bedöms vara nära gränsvärdet för sårbar (VU). Lavskrikan är en mycket stationär fågel, som häckar i äldre, slutna och hänglavsrika barrskogar. Nyckelfaktorer är flerskiktad skog med rik undervegetation samt riklig förekomst av hänglavar. Reviren är livslånga med hemområden som varierar mellan 50 och 150 ha. Inom ett revir av hög kvalitet finns det som regel ett eller flera kärnområden (1–20 ha) med relativt tät flerskiktad granskog. Arten missgynnas när flerskiktad skog omförs till enskiktade bestånd och även röjning och hård gallring är starkt negativt. Lavskrikan har relativt stora hemområden och försvinner när den äldre skogen fragmenteras, särskilt allvarligt är när kärnområdena avverkas. Den försvinner successivt framför allt vid dess utbredningsgränser och populationen har minskat kontinuerligt under 2000-talet. Lavskrika är typisk art för </w:t>
       </w:r>
       <w:r>
         <w:rPr>
           <w:i/>
         </w:rPr>
-        <w:t xml:space="preserve">Skeletocutis brevispora </w:t>
-      </w:r>
-      <w:r>
-        <w:t>(VU)</w:t>
-      </w:r>
-      <w:r>
-        <w:rPr>
-          <w:i/>
-        </w:rPr>
-        <w:t>, Skeletocutis delicata</w:t>
-      </w:r>
-      <w:r>
-        <w:t xml:space="preserve"> (VU)</w:t>
-      </w:r>
-      <w:r>
-        <w:rPr>
-          <w:i/>
-        </w:rPr>
-        <w:t xml:space="preserve"> och Skeletocutis exilis</w:t>
-      </w:r>
-      <w:r>
-        <w:t xml:space="preserve"> (NT). Ullticka är typisk art för </w:t>
-      </w:r>
-      <w:r>
-        <w:rPr>
-          <w:i/>
-        </w:rPr>
-        <w:t xml:space="preserve">9010 Taiga, 9050 Näringsrik granskog </w:t>
-      </w:r>
-      <w:r>
-        <w:t xml:space="preserve">och </w:t>
-      </w:r>
-      <w:r>
-        <w:rPr>
-          <w:i/>
-        </w:rPr>
-        <w:t>9030 Landhöjningsskog</w:t>
-      </w:r>
-      <w:r>
-        <w:t xml:space="preserve"> (SLU Artdatabanken, 2026; Nitare &amp; Skogsstyrelsen, 2019; Miettinen &amp; Niemelä, 2018).</w:t>
+        <w:t>9010 Taiga</w:t>
+      </w:r>
+      <w:r>
+        <w:t xml:space="preserve"> (SLU Artdatabanken, 2026; Skogsstyrelsen 2016).</w:t>
       </w:r>
     </w:p>
     <w:p>
@@ -363,6 +318,533 @@
         <w:rPr>
           <w:b/>
         </w:rPr>
+        <w:t>Liten svartspik (NT)</w:t>
+      </w:r>
+      <w:r>
+        <w:t xml:space="preserve"> växer på granbark i boreala barrskogar med lång trädkontinuitet och hög luftfuktighet. Orsaken till tillbakagången beror på främst på slutavverkningar av naturskogsartade granskogar. Bestånd med riklig förekomst av liten svartspik bör regelmässigt sparas. Naturhänsyn i samband med slutavverkning måste ske så att man undviker uttorkningseffekter (SLU Artdatabanken, 2024).</w:t>
+      </w:r>
+    </w:p>
+    <w:p>
+      <w:r>
+        <w:rPr>
+          <w:b/>
+        </w:rPr>
+        <w:t>Lunglav (NT)</w:t>
+      </w:r>
+      <w:r>
+        <w:t xml:space="preserve"> är en av vårt lands främsta signalarter som överallt indikerar gamla lövträd, skogsbestånd med höga naturvärden och ekosystem med långskoglig kontinuitet. Lokalt kan förekomsten vara mycket riklig men den hittas nästan enbart i gamla och ej slutavverkade skogar. Artens samtliga förekomster bör uppmärksammas från naturvårdssynpunkt, då många lokaler även hyser andra ovanliga och rödlistade arter. Rikliga förekomster bör skyddas med biotopskydd, frivilliga avsättningar eller reservat. På lunglav kan de sällsynta lavparasiterna lunglavshårprick (CR), </w:t>
+      </w:r>
+      <w:r>
+        <w:rPr>
+          <w:i/>
+        </w:rPr>
+        <w:t>Abrothallus diederichii</w:t>
+      </w:r>
+      <w:r>
+        <w:t xml:space="preserve"> (VU), </w:t>
+      </w:r>
+      <w:r>
+        <w:rPr>
+          <w:i/>
+        </w:rPr>
+        <w:t>Abrothallus lobariae</w:t>
+      </w:r>
+      <w:r>
+        <w:t xml:space="preserve"> (VU), </w:t>
+      </w:r>
+      <w:r>
+        <w:rPr>
+          <w:i/>
+        </w:rPr>
+        <w:t>Calycina lobariae</w:t>
+      </w:r>
+      <w:r>
+        <w:t xml:space="preserve"> (VU), lunglavsknapp (VU) och skrovelmössing (VU) påträffas. Lunglav är typisk art för </w:t>
+      </w:r>
+      <w:r>
+        <w:rPr>
+          <w:i/>
+        </w:rPr>
+        <w:t>9010 Taiga, 9020 Nordlig ädellövskog, 9110 Näringsfattig bokskog, 9130 Näringsrik bokskog, 9160 Näringsrik ekskog, 9180 Ädellövskog i branter, 9190 Näringsfattig ekskog, 9070 Trädklädd betesmark, 9040 Fjällbjörkskog</w:t>
+      </w:r>
+      <w:r>
+        <w:t xml:space="preserve"> och</w:t>
+      </w:r>
+      <w:r>
+        <w:rPr>
+          <w:i/>
+        </w:rPr>
+        <w:t xml:space="preserve"> 6530 Lövängar</w:t>
+      </w:r>
+      <w:r>
+        <w:t xml:space="preserve"> (SLU Artdatabanken, 2026; Nitare &amp; Skogsstyrelsen, 2019).</w:t>
+      </w:r>
+    </w:p>
+    <w:p>
+      <w:r>
+        <w:rPr>
+          <w:b/>
+        </w:rPr>
+        <w:t>Rosenticka (NT)</w:t>
+      </w:r>
+      <w:r>
+        <w:t xml:space="preserve">, rödlistad som nära hotad, ingår i en karaktäristisk association av vedsvampar som växer på gamla, grova granlågor i urskogsartade barrskogar. Den är placerad i toppen av Skogsstyrelsens värdepyramid för bedömning av skog med höga naturvärden och indikerar ett granskogsekosystem med långvarig kontinuitet av grova lågor. Artens beroende av grova granlågor innebär att alla skogsskötselåtgärder på eller i omedelbar närhet av lokalerna utgör ett hot på lång sikt. Det är angeläget att populationerna inte ytterligare glesas ut och ett tillräckligt antal områden där arten nu finns måste sparas för framtiden. Rosenticka är typisk art för </w:t>
+      </w:r>
+      <w:r>
+        <w:rPr>
+          <w:i/>
+        </w:rPr>
+        <w:t xml:space="preserve">9010 Taiga </w:t>
+      </w:r>
+      <w:r>
+        <w:t xml:space="preserve">och </w:t>
+      </w:r>
+      <w:r>
+        <w:rPr>
+          <w:i/>
+        </w:rPr>
+        <w:t>9050 Näringsrik granskog</w:t>
+      </w:r>
+      <w:r>
+        <w:t xml:space="preserve"> (Nitare &amp; Skogsstyrelsen, 2019; SLU Artdatabanken, 2024).</w:t>
+      </w:r>
+    </w:p>
+    <w:p>
+      <w:r>
+        <w:rPr>
+          <w:b/>
+        </w:rPr>
+        <w:t>Rödbrun blekspik (NT)</w:t>
+      </w:r>
+      <w:r>
+        <w:t xml:space="preserve"> växer i norra Sverige på bark och ved av björk och gran i skogar med hög och jämn luftfuktighet. I södra Sverige växer den främst på ek i öppna åldriga lövskogar. I norra delen av sitt utbredningsområde hotas arten av slutavverkningar av gamla granskogar. I den södra delen av landet hotas den genom de åldriga lövskogarnas tillbakagång och särskilt ekhagarnas igenväxning och genom plantering av sådan mark med barrskog. Rödbrun blekspik är typisk art för </w:t>
+      </w:r>
+      <w:r>
+        <w:rPr>
+          <w:i/>
+        </w:rPr>
+        <w:t xml:space="preserve">9010 Taiga, 9020 Nordlig ädellövskog, 9070 Trädklädd betesmark, 9160 Näringsrik ekskog </w:t>
+      </w:r>
+      <w:r>
+        <w:t xml:space="preserve">och </w:t>
+      </w:r>
+      <w:r>
+        <w:rPr>
+          <w:i/>
+        </w:rPr>
+        <w:t>9180 Ädellövskog i branter</w:t>
+      </w:r>
+      <w:r>
+        <w:t xml:space="preserve"> och signalerar alltid höga naturvärden (SLU Artdatabanken, 2024; Nitare &amp; Skogsstyrelsen, 2019).</w:t>
+      </w:r>
+    </w:p>
+    <w:p>
+      <w:r>
+        <w:rPr>
+          <w:b/>
+        </w:rPr>
+        <w:t>Skrovellav (NT)</w:t>
+      </w:r>
+      <w:r>
+        <w:t xml:space="preserve"> växer på gamla lövträd och på klippor i gamla skogar med hög och jämn luftfuktighet. Slutavverkning av kontinuitetsskog utgör det största hotet och lavens fortsatta förekomst bör säkerställas genom att lokaler med äldre skog skyddas. I områden med mycket hög luftfuktighet kan man på bålen av skrovellav finna de sällsynta parasitsvamparna skrovellavsknapp (EN), </w:t>
+      </w:r>
+      <w:r>
+        <w:rPr>
+          <w:i/>
+        </w:rPr>
+        <w:t>Catillaria lobariicola</w:t>
+      </w:r>
+      <w:r>
+        <w:t xml:space="preserve"> (VU) och </w:t>
+      </w:r>
+      <w:r>
+        <w:rPr>
+          <w:i/>
+        </w:rPr>
+        <w:t>Merismatium lobariae</w:t>
+      </w:r>
+      <w:r>
+        <w:t xml:space="preserve"> (DD). Skrovellav är typisk art för </w:t>
+      </w:r>
+      <w:r>
+        <w:rPr>
+          <w:i/>
+        </w:rPr>
+        <w:t xml:space="preserve">9010 Taiga, 9020 Nordlig ädellövskog, 9040 Fjällbjörkskog, 9070 Trädklädd betesmark, 9160 Näringsrik ekskog, 9180 Ädellövskog i branter, 9190 Näringsfattig ekskog, 8210 Kalkbranter </w:t>
+      </w:r>
+      <w:r>
+        <w:t xml:space="preserve">och </w:t>
+      </w:r>
+      <w:r>
+        <w:rPr>
+          <w:i/>
+        </w:rPr>
+        <w:t>6530 Lövängar</w:t>
+      </w:r>
+      <w:r>
+        <w:t xml:space="preserve"> (SLU Artdatabanken, 2026; Nitare &amp; Skogsstyrelsen, 2019).</w:t>
+      </w:r>
+    </w:p>
+    <w:p>
+      <w:r>
+        <w:rPr>
+          <w:b/>
+        </w:rPr>
+        <w:t>Talltagel (NT)</w:t>
+      </w:r>
+      <w:r>
+        <w:t xml:space="preserve"> är en boreal art som förekommer på tall i äldre, öppna tallskogar. Den påverkas negativt av brist på kontinuitetsskog och minskningstakten bedöms vara nära gränsvärdet för Sårbar (VU). Talltagel är typisk art för </w:t>
+      </w:r>
+      <w:r>
+        <w:rPr>
+          <w:i/>
+        </w:rPr>
+        <w:t>9010 Taiga</w:t>
+      </w:r>
+      <w:r>
+        <w:t xml:space="preserve"> (SLU Artdatabanken, 2026).</w:t>
+      </w:r>
+    </w:p>
+    <w:p>
+      <w:r>
+        <w:rPr>
+          <w:b/>
+        </w:rPr>
+        <w:t>Talltita (NT, §4)</w:t>
+      </w:r>
+      <w:r>
+        <w:t>, rödlistad som nära hotad och prioriterad art i Skogsvårdslagen, har häckningsrevir i anmälan. Arten har minskat kraftigt de senaste 30 åren och minskningstakten innevarande 10-årsperiod beräknas till 20 (10–30) %. Talltitan är synnerligen trogen sitt cirka 15 hektar stora revir och är beroende av flerskiktade olikåldriga skogar för att kunna föda upp sina ungar. Talltitan försvinner om dess livsmiljö kalavverkas (Eggers &amp; Low, 2014; Ekman, 1979; Griesser et al, 2007; Klein, 2020; Siffczyk et al, 2003; SLU Artdatabanken, 2021).</w:t>
+      </w:r>
+    </w:p>
+    <w:p>
+      <w:r>
+        <w:rPr>
+          <w:b/>
+        </w:rPr>
+        <w:t>Tretåig hackspett (NT, §4)</w:t>
+      </w:r>
+      <w:r>
+        <w:t xml:space="preserve"> är rödlistad som nära hotad och ingår i bilaga 1 i EU:s fågeldirektiv. Tretåig hackspett är för sin överlevnad beroende av kontinuerlig tillförsel av äldre döende och död ved, som sker genom naturliga självgallringsprocesser i äldre grannaturskogar och barrblandade naturskogar. Om en skog genom skogsbruk gallras eller glesas ur så upphör och uteblir i stort sett den naturliga självgallringsprocessen för mycket lång tid framöver vilket omöjliggör upprätthållandet av den kontinuerliga ekologiska funktionen i ett område. Det finns studier som visar att naturskogens självgallringsprocess som den tretåiga hackspetten är beroende av, inte kan ersättas med efterlämnad hänsyn i skogsbruket (Imbeau &amp; Desrochers, 2002). Storleken på häckningsreviret varierar med skogstypen, förekomsten av död ved och graden av fragmentering, men är i allmänhet i storleksordningen 25–100 hektar. Vintertid krävs ofta betydligt större områden och det finns studier som antyder att arten behöver minst 100 hektar äldre skog. I områden med låg bonitet kan det behövas över 200 hektar lämpligt habitat för att ett par ska kunna reproducera sig. Områden med dokumenterad permanent förekomst i naturskogsmiljöer har vanligen så stora naturvärden att skogsbruk är olämpligt. Tretåig hackspett är typisk art för </w:t>
+      </w:r>
+      <w:r>
+        <w:rPr>
+          <w:i/>
+        </w:rPr>
+        <w:t xml:space="preserve">9010 Taiga, 9740 Skogsbevuxen myr, 9030 Landhöjningsskog </w:t>
+      </w:r>
+      <w:r>
+        <w:t xml:space="preserve">och </w:t>
+      </w:r>
+      <w:r>
+        <w:rPr>
+          <w:i/>
+        </w:rPr>
+        <w:t>9040 Fjällbjörkskog</w:t>
+      </w:r>
+      <w:r>
+        <w:t xml:space="preserve"> (Skogsstyrelsen, 2016; SLU Artdatabanken, 2024).</w:t>
+      </w:r>
+    </w:p>
+    <w:p>
+      <w:r>
+        <w:rPr>
+          <w:b/>
+        </w:rPr>
+        <w:t>Ullticka (NT)</w:t>
+      </w:r>
+      <w:r>
+        <w:t xml:space="preserve"> är knuten till restbestånd av barrnaturskog och förekommer med ett tydligt optimum i orörda eller måttligt påverkade gamla granskogar där det föreligger viss kontinuitet av grov död ved. Ullticka är en bra signalart inom hela sitt utbredningsområde och i södra Sverige är den sällsynt och en god signalart för skyddsvärda granskogsmiljöer. Den hotas av avverkning och fragmentering av naturskog och äldre granskog med lång trädkontinuitet. På ullticka kan ibland ulltickeporing (VU) påträffas - det är en sällsynt ticka som nyligen delats upp i de tre olika arterna ulltickeporing </w:t>
+      </w:r>
+      <w:r>
+        <w:rPr>
+          <w:i/>
+        </w:rPr>
+        <w:t xml:space="preserve">Skeletocutis brevispora </w:t>
+      </w:r>
+      <w:r>
+        <w:t>(VU)</w:t>
+      </w:r>
+      <w:r>
+        <w:rPr>
+          <w:i/>
+        </w:rPr>
+        <w:t>, Skeletocutis delicata</w:t>
+      </w:r>
+      <w:r>
+        <w:t xml:space="preserve"> (VU)</w:t>
+      </w:r>
+      <w:r>
+        <w:rPr>
+          <w:i/>
+        </w:rPr>
+        <w:t xml:space="preserve"> och Skeletocutis exilis</w:t>
+      </w:r>
+      <w:r>
+        <w:t xml:space="preserve"> (NT). Ullticka är typisk art för </w:t>
+      </w:r>
+      <w:r>
+        <w:rPr>
+          <w:i/>
+        </w:rPr>
+        <w:t xml:space="preserve">9010 Taiga, 9050 Näringsrik granskog </w:t>
+      </w:r>
+      <w:r>
+        <w:t xml:space="preserve">och </w:t>
+      </w:r>
+      <w:r>
+        <w:rPr>
+          <w:i/>
+        </w:rPr>
+        <w:t>9030 Landhöjningsskog</w:t>
+      </w:r>
+      <w:r>
+        <w:t xml:space="preserve"> (SLU Artdatabanken, 2026; Nitare &amp; Skogsstyrelsen, 2019; Miettinen &amp; Niemelä, 2018).</w:t>
+      </w:r>
+    </w:p>
+    <w:p>
+      <w:r>
+        <w:rPr>
+          <w:b/>
+        </w:rPr>
+        <w:t>Vitgrynig nållav (NT)</w:t>
+      </w:r>
+      <w:r>
+        <w:t xml:space="preserve"> växer nästan uteslutande på bark av gamla, senvuxna granar i skuggiga lägen med hög och jämn luftfuktighet. Den vanligaste naturtypen för arten är kontinuitetsskogar på frisk mark men den finns också i sumpgranskogar. På lång sikt utgör avverkningar av olikåldriga granskogar av naturskogskaraktär ett allvarligt hot mot arten och skogsbruksåtgärder på eller i närheten av växtplatserna bör undvikas. Naturskogsartade, fuktiga granskogar med förekomster av arten signalerar höga biologiska värden och bör bevaras (SLU Artdatabanken, 2024; Nitare &amp; Skogsstyrelsen, 2019).</w:t>
+      </w:r>
+    </w:p>
+    <w:p>
+      <w:r>
+        <w:rPr>
+          <w:b/>
+        </w:rPr>
+        <w:t>Bårdlav</w:t>
+      </w:r>
+      <w:r>
+        <w:t xml:space="preserve"> signalerar miljöer med höga naturvärden och på lokalerna finns vanligtvis många andra ovanliga och rödlistade arter. Den visar även på platser med hög och jämn luftfuktighet. På bårdlav och andra njurlavar (Nephroma) kan de sällsynta parasiterna </w:t>
+      </w:r>
+      <w:r>
+        <w:rPr>
+          <w:i/>
+        </w:rPr>
+        <w:t xml:space="preserve">Protounguicularia nephromatis </w:t>
+      </w:r>
+      <w:r>
+        <w:t xml:space="preserve">(VU) och </w:t>
+      </w:r>
+      <w:r>
+        <w:rPr>
+          <w:i/>
+        </w:rPr>
+        <w:t xml:space="preserve">Tremella nephromatis </w:t>
+      </w:r>
+      <w:r>
+        <w:t xml:space="preserve">(DD) påträffas. Bårdlav är typisk art för </w:t>
+      </w:r>
+      <w:r>
+        <w:rPr>
+          <w:i/>
+        </w:rPr>
+        <w:t xml:space="preserve">9010 Taiga, 9020 Nordlig ädellövskog, 9070 Trädklädd betesmark, 9110 Näringsfattig bokskog, 9160 Näringsrik ekskog, 9180 Ädellövskog i branter </w:t>
+      </w:r>
+      <w:r>
+        <w:t>och</w:t>
+      </w:r>
+      <w:r>
+        <w:rPr>
+          <w:i/>
+        </w:rPr>
+        <w:t xml:space="preserve"> 9190 Näringsfattig ekskog</w:t>
+      </w:r>
+      <w:r>
+        <w:t xml:space="preserve"> (SLU Artdatabanken, 2026; Nitare &amp; Skogsstyrelsen, 2019).</w:t>
+      </w:r>
+    </w:p>
+    <w:p>
+      <w:r>
+        <w:rPr>
+          <w:b/>
+        </w:rPr>
+        <w:t xml:space="preserve">Grönkulla (§8) </w:t>
+      </w:r>
+      <w:r>
+        <w:t xml:space="preserve">är typisk art för </w:t>
+      </w:r>
+      <w:r>
+        <w:rPr>
+          <w:i/>
+        </w:rPr>
+        <w:t xml:space="preserve">9040 Fjällbjörkskog, 9070 Trädklädd betesmark, 6170 Alpina kalkgräsmarker, 6520 Höglänta slåtterängar </w:t>
+      </w:r>
+      <w:r>
+        <w:t>och</w:t>
+      </w:r>
+      <w:r>
+        <w:rPr>
+          <w:i/>
+        </w:rPr>
+        <w:t xml:space="preserve"> 6210 Kalkgräsmarker </w:t>
+      </w:r>
+      <w:r>
+        <w:t>(SLU Artdatabanken, 2025).</w:t>
+      </w:r>
+    </w:p>
+    <w:p>
+      <w:r>
+        <w:rPr>
+          <w:b/>
+        </w:rPr>
+        <w:t>Luddlav</w:t>
+      </w:r>
+      <w:r>
+        <w:t xml:space="preserve"> signalerar lång skoglig kontinuitet med ett stabilt lokal- och mikroklimat med hög och jämn fuktighet. Luddlav är typisk art för </w:t>
+      </w:r>
+      <w:r>
+        <w:rPr>
+          <w:i/>
+        </w:rPr>
+        <w:t>9010 Taiga,</w:t>
+      </w:r>
+      <w:r>
+        <w:t xml:space="preserve"> </w:t>
+      </w:r>
+      <w:r>
+        <w:rPr>
+          <w:i/>
+        </w:rPr>
+        <w:t xml:space="preserve">9020 Nordlig ädellövskog, 9070 Trädklädd betesmark, 9110 Näringsfattig bokskog, 9180 Ädellövskog i branter </w:t>
+      </w:r>
+      <w:r>
+        <w:t>och</w:t>
+      </w:r>
+      <w:r>
+        <w:rPr>
+          <w:i/>
+        </w:rPr>
+        <w:t xml:space="preserve"> 9190 Näringsfattig ekskog </w:t>
+      </w:r>
+      <w:r>
+        <w:t>(Nitare &amp; Skogsstyrelsen, 2019; SLU Artdatabanken, 2025).</w:t>
+      </w:r>
+    </w:p>
+    <w:p>
+      <w:r>
+        <w:rPr>
+          <w:b/>
+        </w:rPr>
+        <w:t>Plattlummer (§9)</w:t>
+      </w:r>
+      <w:r>
+        <w:t xml:space="preserve"> växer främst i ljusöppna sandtallskogar eller annan gles, torr och brandpräglad hedbarrskog. Den är mest frekvent i olika typer av naturskogar och kontinuitetsskogar och missgynnas markant av slutavverkning och maskinell markberedning. Söder ut i landet förekommer de närstående arterna cypresslummer (EN, §8) och mellanlummer (NT, §9), vilka båda omfattas av EU:s art- och habitatdirektiv. Plattlummer är typisk art för </w:t>
+      </w:r>
+      <w:r>
+        <w:rPr>
+          <w:i/>
+        </w:rPr>
+        <w:t xml:space="preserve">9010 Taiga </w:t>
+      </w:r>
+      <w:r>
+        <w:t>och</w:t>
+      </w:r>
+      <w:r>
+        <w:rPr>
+          <w:i/>
+        </w:rPr>
+        <w:t xml:space="preserve"> 2320 Rissandhedar </w:t>
+      </w:r>
+      <w:r>
+        <w:t>(Nitare &amp; Skogsstyrelsen, 2019; SLU Artdatabanken, 2026).</w:t>
+      </w:r>
+    </w:p>
+    <w:p>
+      <w:r>
+        <w:rPr>
+          <w:b/>
+        </w:rPr>
+        <w:t>Spindelblomster (§8)</w:t>
+      </w:r>
+      <w:r>
+        <w:t xml:space="preserve"> växer i äldre mossrik granskog eller barrblandskog, men även i fjällbjörkskog. Arten indikerar långvarig trädkontinuitet och hög luftfuktighet och är mycket känslig för uttorkning och markskador. Spindelblomster har i många trakter minskat starkt under senare tid på grund av slutavverkningar och skogsmarksdikning. Spindelblomster är typisk art för </w:t>
+      </w:r>
+      <w:r>
+        <w:rPr>
+          <w:i/>
+        </w:rPr>
+        <w:t xml:space="preserve">9010 Taiga, 9050 Näringsrik granskog </w:t>
+      </w:r>
+      <w:r>
+        <w:t>och</w:t>
+      </w:r>
+      <w:r>
+        <w:rPr>
+          <w:i/>
+        </w:rPr>
+        <w:t xml:space="preserve"> 9040 Fjällbjörkskog</w:t>
+      </w:r>
+      <w:r>
+        <w:t xml:space="preserve"> (Nitare &amp; Skogsstyrelsen, 2019; SLU Artdatabanken, 2025).</w:t>
+      </w:r>
+    </w:p>
+    <w:p>
+      <w:r>
+        <w:rPr>
+          <w:b/>
+        </w:rPr>
+        <w:t>Stuplav</w:t>
+      </w:r>
+      <w:r>
+        <w:t xml:space="preserve"> är en mycket bra signalart i hela sitt utbredningsområde och förekommer nästan enbart i skogsmiljöer med höga naturvärden. Den indikerar långvarig förekomst av gamla lövträd och miljöer med konstant hög luftfuktighet. I skogar med suboceaniskt klimat finns det en mycket sällsynt parasit, njurlavsknapp </w:t>
+      </w:r>
+      <w:r>
+        <w:rPr>
+          <w:i/>
+        </w:rPr>
+        <w:t>Pletocarpon nephromeum</w:t>
+      </w:r>
+      <w:r>
+        <w:t xml:space="preserve"> (EN), som växer på stuplav. Ytterligare tre sällsynta lavparasiter, </w:t>
+      </w:r>
+      <w:r>
+        <w:rPr>
+          <w:i/>
+        </w:rPr>
+        <w:t>Protounguicularia nephromatis</w:t>
+      </w:r>
+      <w:r>
+        <w:t xml:space="preserve"> (VU), </w:t>
+      </w:r>
+      <w:r>
+        <w:rPr>
+          <w:i/>
+        </w:rPr>
+        <w:t>Refractohilum galligenum</w:t>
+      </w:r>
+      <w:r>
+        <w:t xml:space="preserve"> (NT) och </w:t>
+      </w:r>
+      <w:r>
+        <w:rPr>
+          <w:i/>
+        </w:rPr>
+        <w:t>Roselliniella nephromatis</w:t>
+      </w:r>
+      <w:r>
+        <w:t xml:space="preserve"> (DD), kan också påträffas på stuplav. Stuplav är typisk art för </w:t>
+      </w:r>
+      <w:r>
+        <w:rPr>
+          <w:i/>
+        </w:rPr>
+        <w:t>9010 Taiga</w:t>
+      </w:r>
+      <w:r>
+        <w:t xml:space="preserve"> (SLU Artdatabanken, 2026; Nitare &amp; Skogsstyrelsen, 2019).</w:t>
+      </w:r>
+    </w:p>
+    <w:p>
+      <w:r>
+        <w:rPr>
+          <w:b/>
+        </w:rPr>
         <w:t xml:space="preserve">Trådticka </w:t>
       </w:r>
       <w:r>
@@ -385,6 +867,93 @@
       </w:r>
       <w:r>
         <w:t>(SLU Artdatabanken, 2025).</w:t>
+      </w:r>
+    </w:p>
+    <w:p>
+      <w:r>
+        <w:rPr>
+          <w:b/>
+        </w:rPr>
+        <w:t xml:space="preserve">Ekbräken </w:t>
+      </w:r>
+      <w:r>
+        <w:t xml:space="preserve">är typisk art för </w:t>
+      </w:r>
+      <w:r>
+        <w:rPr>
+          <w:i/>
+        </w:rPr>
+        <w:t>9050 Näringsrik granskog</w:t>
+      </w:r>
+      <w:r>
+        <w:t xml:space="preserve"> (SLU Artdatabanken, 2025).</w:t>
+      </w:r>
+    </w:p>
+    <w:p>
+      <w:r>
+        <w:rPr>
+          <w:b/>
+        </w:rPr>
+        <w:t xml:space="preserve">Fjällskära </w:t>
+      </w:r>
+      <w:r>
+        <w:t xml:space="preserve">är typisk art för </w:t>
+      </w:r>
+      <w:r>
+        <w:rPr>
+          <w:i/>
+        </w:rPr>
+        <w:t xml:space="preserve">9040 Fjällbjörkskog, 6530 Lövängar, 6510 Slåtterängar i låglandet </w:t>
+      </w:r>
+      <w:r>
+        <w:t xml:space="preserve">och </w:t>
+      </w:r>
+      <w:r>
+        <w:rPr>
+          <w:i/>
+        </w:rPr>
+        <w:t>7310 Aapamyrar</w:t>
+      </w:r>
+      <w:r>
+        <w:t>. Fjällskära är värdväxt för bl.a. de rödlistade fjärilarna fjällskärefrövecklare (VU) och fjällskäreplattmal (VU)</w:t>
+      </w:r>
+      <w:r>
+        <w:rPr>
+          <w:i/>
+        </w:rPr>
+        <w:t xml:space="preserve"> </w:t>
+      </w:r>
+      <w:r>
+        <w:t>(SLU Artdatabanken, 2026).</w:t>
+      </w:r>
+    </w:p>
+    <w:p>
+      <w:r>
+        <w:rPr>
+          <w:b/>
+        </w:rPr>
+        <w:t>Spillkråka (§4)</w:t>
+      </w:r>
+      <w:r>
+        <w:t xml:space="preserve"> omfattas av bilaga 1 i EU:s fågeldirektiv och är typisk art för </w:t>
+      </w:r>
+      <w:r>
+        <w:rPr>
+          <w:i/>
+        </w:rPr>
+        <w:t xml:space="preserve">9010 Taiga </w:t>
+      </w:r>
+      <w:r>
+        <w:t>och</w:t>
+      </w:r>
+      <w:r>
+        <w:rPr>
+          <w:i/>
+        </w:rPr>
+        <w:t xml:space="preserve"> 9740 Skogsbevuxen myr</w:t>
+      </w:r>
+      <w:r>
+        <w:t>. Den behöver grova träd, främst tall, asp och bok som boträd. Skogsbruk med korta omloppstider och täta, homogena ungskogar utgör det största hotet. Spillkråka är en nyckelart i skogliga miljöer vars övergivna bohål utnyttjas av flera andra hålhäckande fågelarter och fladdermöss, däribland pärluggla (EN, §4), knipa (§4), salskrake (§4) och skogsduva (§4). Hökuggla (VU, §4) och slaguggla (§4) häckar ofta i högstubbar som brutits av i höjd med ett gammalt spillkråkebo (SLU Artdatabanken, 2026; Skogsstyrelsen, 2016).</w:t>
       </w:r>
     </w:p>
     <w:p>
@@ -453,7 +1022,7 @@
     </w:p>
     <w:p>
       <w:r>
-        <w:t>Följande typiska arter har sina livsmiljöer och växtplatser i den aktuella skogen: ostticka (VU, T), gammelgransskål (NT, T), harticka (NT, T), knottrig blåslav (NT, T), lavskrika (NT, T, §4), rosenticka (NT, T), tretåig hackspett (NT, T, §4), ullticka (NT, T), trådticka (S, T) och tjäder (T, §4).</w:t>
+        <w:t>Följande typiska arter har sina livsmiljöer och växtplatser i den aktuella skogen: garnlav (VU, T), gränsticka (VU, T), lappticka (VU, T), ostticka (VU, T), gammelgransskål (NT, T), harticka (NT, T), knottrig blåslav (NT, T), lavskrika (NT, T, §4), lunglav (NT, T), rosenticka (NT, T), rödbrun blekspik (NT, T), skrovellav (NT, T), talltagel (NT, T), tretåig hackspett (NT, T, §4), ullticka (NT, T), bårdlav (S, T), grönkulla (S, T, §8), luddlav (S, T), plattlummer (S, T, §9), spindelblomster (S, T, §8), stuplav (S, T), trådticka (S, T), ekbräken (T), fjällskära (T), spillkråka (T, §4) och tjäder (T, §4).</w:t>
       </w:r>
     </w:p>
     <w:p>
@@ -520,7 +1089,9 @@
         <w:pStyle w:val="Title"/>
       </w:pPr>
       <w:r>
-        <w:t>BILAGA 1 – Fridlysta arter</w:t>
+        <w:t>BILAGA 1 –</w:t>
+        <w:br/>
+        <w:t>Fridlysta och rödlistade arter</w:t>
       </w:r>
     </w:p>
     <w:p>
@@ -614,69 +1185,62 @@
         <w:pStyle w:val="Heading1"/>
       </w:pPr>
       <w:r>
-        <w:t>Tretåig hackspett – ekologi samt krav på livsmiljön</w:t>
+        <w:t>Lunglav – ekologi samt krav på livsmiljön</w:t>
       </w:r>
     </w:p>
     <w:p>
       <w:r>
-        <w:t xml:space="preserve">Tretåig hackspett (NT) är fridlyst enligt §4 Artskyddsförordningen och finns med som prioriterad art i Skogsstyrelsen vägledning för skogsbruket (bilaga 4 till SVL). I vägledningen står bland annat att: </w:t>
+        <w:t xml:space="preserve">Lunglav (NT) är en av vårt lands främsta signalarter som överallt indikerar gamla lövträd, skogsbestånd med höga naturvärden och ekosystem med lång skoglig kontinuitet. Lokalt kan förekomsten vara mycket riklig men den hittas nästan enbart i gamla och ej slutavverkade skogar. Artens samtliga förekomster bör uppmärksammas från naturvårdssynpunkt, då många lokaler även hyser andra ovanliga och rödlistade arter, däribland de sällsynta lavparasiterna lunglavshårprick (CR), </w:t>
       </w:r>
       <w:r>
         <w:rPr>
           <w:i/>
         </w:rPr>
-        <w:t xml:space="preserve">“Tretåig hackspett har stora arealkrav och höga krav på sin livsmiljö. Omdaningen av naturskogar till kulturskogar medför en förlust av viktiga miljöer, något som förstärks av ökad fragmentering till följd av avverkningar.” </w:t>
-      </w:r>
-      <w:r>
-        <w:t xml:space="preserve">Vidare att: </w:t>
+        <w:t>Abrothallus diederichii</w:t>
+      </w:r>
+      <w:r>
+        <w:t xml:space="preserve"> (VU), </w:t>
       </w:r>
       <w:r>
         <w:rPr>
           <w:i/>
         </w:rPr>
-        <w:t>“Områden med dokumenterad permanent förekomst i naturskogsmiljöer har vanligen så stora naturvärden att skogsbruk är olämpligt”</w:t>
-      </w:r>
-      <w:r>
-        <w:t xml:space="preserve"> (SLU Artdatabanken, 2024; Skogsstyrelsen, 2016)</w:t>
+        <w:t>Abrothallus lobariae</w:t>
+      </w:r>
+      <w:r>
+        <w:t xml:space="preserve"> (VU), </w:t>
       </w:r>
       <w:r>
         <w:rPr>
           <w:i/>
         </w:rPr>
-        <w:t>.</w:t>
+        <w:t>Calycina lobariae</w:t>
+      </w:r>
+      <w:r>
+        <w:t xml:space="preserve"> (VU), lunglavsknapp (VU) och skrovelmössing (VU), som växer på lunglav. Rikliga förekomster med lunglav bör skyddas med biotopskydd, frivilliga avsättningar eller reservat (SLU Artdatabanken, 2026; Nitare &amp; Skogsstyrelsen, 2019).</w:t>
       </w:r>
     </w:p>
     <w:p>
       <w:r>
-        <w:t>Tretåig hackspett är beroende av större sammanhängande naturskogar med kontinuerlig tillgång och nybildning av död ved och fragmentering av livsmiljöerna utgör ett stort hot mot arten (se exempelvis Stachura-Skierczynska et al., 2009; Wesolowski et al., 2005; Butler et al., 2004; Pakkala et al., 2002; Amcoff et al., 1996; Virkkala, 1991). Det finns studier som visar att naturskogens självgallringsprocess som den tretåiga hackspetten är beroende av, inte kan ersättas med efterlämnad hänsyn i skogsbruket (Imbeau &amp; Desrochers, 2002).</w:t>
-      </w:r>
-    </w:p>
-    <w:p>
-      <w:r>
-        <w:t>Permanenta revir av tretåig hackspett karaktäriseras ofta av artens typiska ringformigt ordnade hackmärken på framför allt gamla granar. För att säkerställa att inte revir av tretåig hackspett drabbas av avverkningsplanerna bör en inventering göras i området både under häckningstid och under vintern, då arten utnyttjar betydligt större områden än under sommarens häckningsrevir. Storleken på häckningsreviret varierar med skogstypen, förekomsten av död ved och graden av fragmentering, men är i allmänhet i storleksordningen 25–100 hektar (SLU Artdatabanken, 2024; Skogsstyrelsen, 2016).</w:t>
-      </w:r>
-    </w:p>
-    <w:p>
-      <w:r>
-        <w:t xml:space="preserve">Förutom fridlysning enligt §4 Artskyddsförordningen är tretåig hackspett även förtecknad i EU:s fågeldirektiv bilaga 1. Den är typisk art för </w:t>
+        <w:t xml:space="preserve">Lunglav är typisk art för </w:t>
       </w:r>
       <w:r>
         <w:rPr>
           <w:i/>
         </w:rPr>
-        <w:t xml:space="preserve">9010 Taiga, 9740 Skogsbevuxen myr, 9030 Landhöjningsskog </w:t>
-      </w:r>
-      <w:r>
-        <w:t xml:space="preserve">och </w:t>
+        <w:t>9010 Taiga, 9020 Nordlig ädellövskog, 9110 Näringsfattig bokskog, 9130 Näringsrik bokskog, 9160 Näringsrik ekskog, 9180 Ädellövskog i branter, 9190 Näringsfattig ekskog, 9070 Trädklädd betesmark, 9040 Fjällbjörkskog</w:t>
+      </w:r>
+      <w:r>
+        <w:t xml:space="preserve"> och</w:t>
       </w:r>
       <w:r>
         <w:rPr>
           <w:i/>
         </w:rPr>
-        <w:t>9040 Fjällbjörkskog</w:t>
-      </w:r>
-      <w:r>
-        <w:t xml:space="preserve"> samt ingår i Natura 2000 och är förtecknad i Bernkonventionen bilaga II (strikt skyddade djurarter) (SLU Artdatabanken, 2024; Skogsstyrelsen, 2016).</w:t>
+        <w:t xml:space="preserve"> 6530 Lövängar</w:t>
+      </w:r>
+      <w:r>
+        <w:t xml:space="preserve"> (SLU Artdatabanken, 2026).</w:t>
       </w:r>
     </w:p>
     <w:p>
@@ -684,120 +1248,346 @@
         <w:pStyle w:val="Heading2"/>
       </w:pPr>
       <w:r>
-        <w:t>Referenser – tretåig hackspett</w:t>
+        <w:t>Referenser – lunglav</w:t>
       </w:r>
     </w:p>
     <w:p>
       <w:r>
-        <w:t xml:space="preserve">Amcoff, M. &amp; Eriksson, P. 1996. </w:t>
+        <w:t xml:space="preserve">Nitare, J. och Skogsstyrelsen, 2019. </w:t>
       </w:r>
       <w:r>
         <w:rPr>
           <w:i/>
         </w:rPr>
-        <w:t xml:space="preserve">Förekomst av tretåig hackspett Picoides tridactylus på bestånds- och landskapsnivå. </w:t>
-      </w:r>
-      <w:r>
-        <w:t>Ornis Svecica 6: 107–119.</w:t>
+        <w:t xml:space="preserve">Skyddsvärd skog – Naturvårdsarter och andra kriterier för naturvärdesbedömning. </w:t>
+      </w:r>
+      <w:r>
+        <w:t>Skogsstyrelsen.</w:t>
       </w:r>
     </w:p>
     <w:p>
       <w:r>
-        <w:t xml:space="preserve">Butler, R., Angelstam, P., Ekelund, P. &amp; Schlaeffer, R. 2004. </w:t>
+        <w:t xml:space="preserve">SLU Artdatabanken, 2026. </w:t>
       </w:r>
       <w:r>
         <w:rPr>
           <w:i/>
         </w:rPr>
-        <w:t xml:space="preserve">Dead wood threshold values for the three-toed woodpecker presence in boreal and sub-Alpine forest. </w:t>
-      </w:r>
-      <w:r>
-        <w:t>Biological conservation 119(3): 305–318.</w:t>
+        <w:t xml:space="preserve">Artfaktablad. Naturvård – artfakta. </w:t>
+      </w:r>
+      <w:r>
+        <w:t>SLU Artdatabanken, Uppsala.</w:t>
       </w:r>
     </w:p>
     <w:p>
-      <w:r>
-        <w:t xml:space="preserve">Imbeau, L. &amp; Desrochers, A. 2002. </w:t>
-      </w:r>
-      <w:r>
-        <w:rPr>
-          <w:i/>
-        </w:rPr>
-        <w:t xml:space="preserve">Foraging Ecology and Use of Drumming Trees by Three-Toed Woodpeckers. </w:t>
-      </w:r>
-      <w:r>
-        <w:t>The Journal of Wildlife Management. Vol. 66, No. 1 (Jan., 2002), pp. 222–231.</w:t>
+      <w:pPr>
+        <w:pStyle w:val="Heading1"/>
+      </w:pPr>
+      <w:r>
+        <w:t>Talltita – ekologi samt krav på livsmiljön</w:t>
       </w:r>
     </w:p>
     <w:p>
       <w:r>
-        <w:t xml:space="preserve">Pakkala, T., Hanski, I. &amp; Tomppo, E. 2002. </w:t>
-      </w:r>
-      <w:r>
-        <w:rPr>
-          <w:i/>
-        </w:rPr>
-        <w:t xml:space="preserve">Spatial ecology of the three-toed woodpecker in managed forest landscapes. </w:t>
-      </w:r>
-      <w:r>
-        <w:t>Silva Fennica 36(1): 279–288.</w:t>
+        <w:t>Talltita är rödlistad som NT, fridlyst och prioriterad art i Skogsvårdslagen. Den omfattas av EU:s fågeldirektiv. Arten har minskat kraftigt de senaste 30 åren och minskningstakten innevarande 10-årsperiod beräknas till 20 (10–30) % (SLU Artdatabanken, 2022).</w:t>
       </w:r>
     </w:p>
     <w:p>
       <w:r>
-        <w:t xml:space="preserve">Skogsstyrelsen, 2016. </w:t>
-      </w:r>
-      <w:r>
-        <w:rPr>
-          <w:i/>
-        </w:rPr>
-        <w:t>Vägledning för hänsyn till fåglar – Tretåig hackspett.</w:t>
+        <w:t>Talltita föredrar större sammanhängande barrskogar, och finns såväl i tallskog som granskog och i lövblandad barrskog. Skogens struktur är viktig och ska helst vara flerskiktad med riklig underväxt av mindre granar, björk och andra lövträd och buskar. Tillgång på murknande högstubbar är särskilt viktig, eftersom talltitan helst själv hackar ut sitt bohål (SLU Artdatabanken, 2022).</w:t>
       </w:r>
     </w:p>
     <w:p>
       <w:r>
-        <w:t xml:space="preserve">SLU Artdatabanken, 2024. </w:t>
-      </w:r>
-      <w:r>
-        <w:rPr>
-          <w:i/>
-        </w:rPr>
-        <w:t xml:space="preserve">Artfaktablad. Naturvård – artfakta. </w:t>
-      </w:r>
-      <w:r>
-        <w:t>SLU Artdatabanken, Uppsala.</w:t>
+        <w:t>Det finns flera studier som visar att talltita är känslig för gallring och inte överlever när dess livsmiljö kalavverkas (Eggers and Low, 2014; Griesser et al., 2007; Klein, 2020). Talltitans revir är förhållandevis stora, 10–20 hektar och arten missgynnas när skogen fragmenteras. Kalavverkning av större delar av reviret innebär att det överges (Artdatabanken, 2021).</w:t>
       </w:r>
     </w:p>
     <w:p>
       <w:r>
-        <w:t xml:space="preserve">Stachura-Skierczynska, K., Tumiel, T. &amp; Skierczynski, M. 2009. </w:t>
-      </w:r>
-      <w:r>
-        <w:rPr>
-          <w:i/>
-        </w:rPr>
-        <w:t xml:space="preserve">Habitat prediction model for three-toed woodpecker and its implications for the conservation of biologically valuable forests. </w:t>
-      </w:r>
-      <w:r>
-        <w:t>Forest Ecology and Management 258(5): 697–703.</w:t>
+        <w:t>Talltitan är synnerligen trogen sitt revir så länge paret lever och biotopen förblir intakt. Paret stannar i sitt revir året om. En förlust av ett revir har därför en stor inverkan på den lokala populationen och trakthyggesbruket anses vara orsak till den svenska populationens kraftiga minskning. Talltiteparets revirtrohet innebär att närhelst under året man observerar en adult talltita så ingår denna plats i reviret (Siffczyk et al., 2003; Ekman, 1979).</w:t>
       </w:r>
     </w:p>
     <w:p>
-      <w:r>
-        <w:t xml:space="preserve">Virkkala, R. 1991. </w:t>
-      </w:r>
-      <w:r>
-        <w:rPr>
-          <w:i/>
-        </w:rPr>
-        <w:t xml:space="preserve">Population trends of forest birds in a Finnish Lapland landscape of large habitat blocks – Consequences of stochastic environmental variation or regional habitat alteration. </w:t>
-      </w:r>
-      <w:r>
-        <w:t>Biological conservation 56(2): 223–240.</w:t>
+      <w:pPr>
+        <w:pStyle w:val="Heading2"/>
+      </w:pPr>
+      <w:r>
+        <w:t>Referenser – talltita</w:t>
       </w:r>
     </w:p>
     <w:p>
       <w:r>
+        <w:t xml:space="preserve">Eggers, S., Low, M., 2014. </w:t>
+      </w:r>
+      <w:r>
+        <w:rPr>
+          <w:i/>
+        </w:rPr>
+        <w:t xml:space="preserve">Differential demographic responses of sympatric Parids to vegetation management in boreal forest. </w:t>
+      </w:r>
+      <w:r>
+        <w:t>For. Ecol. Manage. 319, 169–175.</w:t>
+      </w:r>
+    </w:p>
+    <w:p>
+      <w:r>
+        <w:t xml:space="preserve">Ekman, J., 1979. </w:t>
+      </w:r>
+      <w:r>
+        <w:rPr>
+          <w:i/>
+        </w:rPr>
+        <w:t xml:space="preserve">Coherence, composition and territories of winter social groups of the Willow Tit Parus montanus and the Crested Tit P. cristatus. </w:t>
+      </w:r>
+      <w:r>
+        <w:t>Ornis Scandinavica, 10, pp 56–68</w:t>
+      </w:r>
+    </w:p>
+    <w:p>
+      <w:r>
+        <w:t xml:space="preserve">Griesser, M., Nystrand, M., Eggers, S., Ekman, J., 2007. </w:t>
+      </w:r>
+      <w:r>
+        <w:rPr>
+          <w:i/>
+        </w:rPr>
+        <w:t xml:space="preserve">Impact of forestry practices on fitness correlates and population productivity in an open-nesting bird species. </w:t>
+      </w:r>
+      <w:r>
+        <w:t>Conserv. Biol. 21, 767–774. https://doi.org/10.1111/j.1523- 1739.2007.00675.x</w:t>
+      </w:r>
+    </w:p>
+    <w:p>
+      <w:r>
+        <w:t xml:space="preserve">Klein, J., 2020. </w:t>
+      </w:r>
+      <w:r>
+        <w:rPr>
+          <w:i/>
+        </w:rPr>
+        <w:t xml:space="preserve">The forgotten forest – On thinning, retention, and biodiversity in the boreal forest. </w:t>
+      </w:r>
+      <w:r>
+        <w:t>Doctoral Thesis No. 2020:50</w:t>
+      </w:r>
+    </w:p>
+    <w:p>
+      <w:r>
+        <w:t xml:space="preserve">Siffczyk, C., Brotons, L., Kangas, K., Orell, M., 2003. </w:t>
+      </w:r>
+      <w:r>
+        <w:rPr>
+          <w:i/>
+        </w:rPr>
+        <w:t xml:space="preserve">Home range size of willow tits. </w:t>
+      </w:r>
+      <w:r>
+        <w:t>Oecologica, 136, 635–642 (2003)</w:t>
+      </w:r>
+    </w:p>
+    <w:p>
+      <w:r>
+        <w:t xml:space="preserve">SLU Artdatabanken, 2021. </w:t>
+      </w:r>
+      <w:r>
+        <w:rPr>
+          <w:i/>
+        </w:rPr>
+        <w:t xml:space="preserve">Artfaktablad. Naturvård – artfakta. </w:t>
+      </w:r>
+      <w:r>
+        <w:t>SLU Artdatabanken, Uppsala</w:t>
+      </w:r>
+    </w:p>
+    <w:p>
+      <w:pPr>
+        <w:pStyle w:val="Heading1"/>
+      </w:pPr>
+      <w:r>
+        <w:t>Tretåig hackspett – ekologi samt krav på livsmiljön</w:t>
+      </w:r>
+    </w:p>
+    <w:p>
+      <w:r>
+        <w:t xml:space="preserve">Tretåig hackspett (NT) är fridlyst enligt §4 Artskyddsförordningen och finns med som prioriterad art i Skogsstyrelsen vägledning för skogsbruket (bilaga 4 till SVL). I vägledningen står bland annat att: </w:t>
+      </w:r>
+      <w:r>
+        <w:rPr>
+          <w:i/>
+        </w:rPr>
+        <w:t xml:space="preserve">“Tretåig hackspett har stora arealkrav och höga krav på sin livsmiljö. Omdaningen av naturskogar till kulturskogar medför en förlust av viktiga miljöer, något som förstärks av ökad fragmentering till följd av avverkningar.” </w:t>
+      </w:r>
+      <w:r>
+        <w:t xml:space="preserve">Vidare att: </w:t>
+      </w:r>
+      <w:r>
+        <w:rPr>
+          <w:i/>
+        </w:rPr>
+        <w:t>“Områden med dokumenterad permanent förekomst i naturskogsmiljöer har vanligen så stora naturvärden att skogsbruk är olämpligt”</w:t>
+      </w:r>
+      <w:r>
+        <w:t xml:space="preserve"> (SLU Artdatabanken, 2024; Skogsstyrelsen, 2016)</w:t>
+      </w:r>
+      <w:r>
+        <w:rPr>
+          <w:i/>
+        </w:rPr>
+        <w:t>.</w:t>
+      </w:r>
+    </w:p>
+    <w:p>
+      <w:r>
+        <w:t>Tretåig hackspett är beroende av större sammanhängande naturskogar med kontinuerlig tillgång och nybildning av död ved och fragmentering av livsmiljöerna utgör ett stort hot mot arten (se exempelvis Stachura-Skierczynska et al., 2009; Wesolowski et al., 2005; Butler et al., 2004; Pakkala et al., 2002; Amcoff et al., 1996; Virkkala, 1991). Det finns studier som visar att naturskogens självgallringsprocess som den tretåiga hackspetten är beroende av, inte kan ersättas med efterlämnad hänsyn i skogsbruket (Imbeau &amp; Desrochers, 2002).</w:t>
+      </w:r>
+    </w:p>
+    <w:p>
+      <w:r>
+        <w:t>Permanenta revir av tretåig hackspett karaktäriseras ofta av artens typiska ringformigt ordnade hackmärken på framför allt gamla granar. För att säkerställa att inte revir av tretåig hackspett drabbas av avverkningsplanerna bör en inventering göras i området både under häckningstid och under vintern, då arten utnyttjar betydligt större områden än under sommarens häckningsrevir. Storleken på häckningsreviret varierar med skogstypen, förekomsten av död ved och graden av fragmentering, men är i allmänhet i storleksordningen 25–100 hektar (SLU Artdatabanken, 2024; Skogsstyrelsen, 2016).</w:t>
+      </w:r>
+    </w:p>
+    <w:p>
+      <w:r>
+        <w:t xml:space="preserve">Förutom fridlysning enligt §4 Artskyddsförordningen är tretåig hackspett även förtecknad i EU:s fågeldirektiv bilaga 1. Den är typisk art för </w:t>
+      </w:r>
+      <w:r>
+        <w:rPr>
+          <w:i/>
+        </w:rPr>
+        <w:t xml:space="preserve">9010 Taiga, 9740 Skogsbevuxen myr, 9030 Landhöjningsskog </w:t>
+      </w:r>
+      <w:r>
+        <w:t xml:space="preserve">och </w:t>
+      </w:r>
+      <w:r>
+        <w:rPr>
+          <w:i/>
+        </w:rPr>
+        <w:t>9040 Fjällbjörkskog</w:t>
+      </w:r>
+      <w:r>
+        <w:t xml:space="preserve"> samt ingår i Natura 2000 och är förtecknad i Bernkonventionen bilaga II (strikt skyddade djurarter) (SLU Artdatabanken, 2024; Skogsstyrelsen, 2016).</w:t>
+      </w:r>
+    </w:p>
+    <w:p>
+      <w:pPr>
+        <w:pStyle w:val="Heading2"/>
+      </w:pPr>
+      <w:r>
+        <w:t>Referenser – tretåig hackspett</w:t>
+      </w:r>
+    </w:p>
+    <w:p>
+      <w:r>
+        <w:t xml:space="preserve">Amcoff, M. &amp; Eriksson, P. 1996. </w:t>
+      </w:r>
+      <w:r>
+        <w:rPr>
+          <w:i/>
+        </w:rPr>
+        <w:t xml:space="preserve">Förekomst av tretåig hackspett Picoides tridactylus på bestånds- och landskapsnivå. </w:t>
+      </w:r>
+      <w:r>
+        <w:t>Ornis Svecica 6: 107–119.</w:t>
+      </w:r>
+    </w:p>
+    <w:p>
+      <w:r>
+        <w:t xml:space="preserve">Butler, R., Angelstam, P., Ekelund, P. &amp; Schlaeffer, R. 2004. </w:t>
+      </w:r>
+      <w:r>
+        <w:rPr>
+          <w:i/>
+        </w:rPr>
+        <w:t xml:space="preserve">Dead wood threshold values for the three-toed woodpecker presence in boreal and sub-Alpine forest. </w:t>
+      </w:r>
+      <w:r>
+        <w:t>Biological conservation 119(3): 305–318.</w:t>
+      </w:r>
+    </w:p>
+    <w:p>
+      <w:r>
+        <w:t xml:space="preserve">Imbeau, L. &amp; Desrochers, A. 2002. </w:t>
+      </w:r>
+      <w:r>
+        <w:rPr>
+          <w:i/>
+        </w:rPr>
+        <w:t xml:space="preserve">Foraging Ecology and Use of Drumming Trees by Three-Toed Woodpeckers. </w:t>
+      </w:r>
+      <w:r>
+        <w:t>The Journal of Wildlife Management. Vol. 66, No. 1 (Jan., 2002), pp. 222–231.</w:t>
+      </w:r>
+    </w:p>
+    <w:p>
+      <w:r>
+        <w:t xml:space="preserve">Pakkala, T., Hanski, I. &amp; Tomppo, E. 2002. </w:t>
+      </w:r>
+      <w:r>
+        <w:rPr>
+          <w:i/>
+        </w:rPr>
+        <w:t xml:space="preserve">Spatial ecology of the three-toed woodpecker in managed forest landscapes. </w:t>
+      </w:r>
+      <w:r>
+        <w:t>Silva Fennica 36(1): 279–288.</w:t>
+      </w:r>
+    </w:p>
+    <w:p>
+      <w:r>
+        <w:t xml:space="preserve">Skogsstyrelsen, 2016. </w:t>
+      </w:r>
+      <w:r>
+        <w:rPr>
+          <w:i/>
+        </w:rPr>
+        <w:t>Vägledning för hänsyn till fåglar – Tretåig hackspett.</w:t>
+      </w:r>
+    </w:p>
+    <w:p>
+      <w:r>
+        <w:t xml:space="preserve">SLU Artdatabanken, 2024. </w:t>
+      </w:r>
+      <w:r>
+        <w:rPr>
+          <w:i/>
+        </w:rPr>
+        <w:t xml:space="preserve">Artfaktablad. Naturvård – artfakta. </w:t>
+      </w:r>
+      <w:r>
+        <w:t>SLU Artdatabanken, Uppsala.</w:t>
+      </w:r>
+    </w:p>
+    <w:p>
+      <w:r>
+        <w:t xml:space="preserve">Stachura-Skierczynska, K., Tumiel, T. &amp; Skierczynski, M. 2009. </w:t>
+      </w:r>
+      <w:r>
+        <w:rPr>
+          <w:i/>
+        </w:rPr>
+        <w:t xml:space="preserve">Habitat prediction model for three-toed woodpecker and its implications for the conservation of biologically valuable forests. </w:t>
+      </w:r>
+      <w:r>
+        <w:t>Forest Ecology and Management 258(5): 697–703.</w:t>
+      </w:r>
+    </w:p>
+    <w:p>
+      <w:r>
+        <w:t xml:space="preserve">Virkkala, R. 1991. </w:t>
+      </w:r>
+      <w:r>
+        <w:rPr>
+          <w:i/>
+        </w:rPr>
+        <w:t xml:space="preserve">Population trends of forest birds in a Finnish Lapland landscape of large habitat blocks – Consequences of stochastic environmental variation or regional habitat alteration. </w:t>
+      </w:r>
+      <w:r>
+        <w:t>Biological conservation 56(2): 223–240.</w:t>
+      </w:r>
+    </w:p>
+    <w:p>
+      <w:r>
         <w:t xml:space="preserve">Wesolowski, T., Czeszczewik, D. &amp; Rowinski, P. 2005. </w:t>
       </w:r>
       <w:r>
@@ -808,6 +1598,78 @@
       </w:r>
       <w:r>
         <w:t>Acta Ornithologica 40(1): 53–60.</w:t>
+      </w:r>
+    </w:p>
+    <w:p>
+      <w:pPr>
+        <w:pStyle w:val="Heading1"/>
+      </w:pPr>
+      <w:r>
+        <w:t>Spillkråka – ekologi samt krav på livsmiljön</w:t>
+      </w:r>
+    </w:p>
+    <w:p>
+      <w:r>
+        <w:t xml:space="preserve">Spillkråka (§4) ingår i bilaga 1 EU:s fågeldirektiv och är typisk art för </w:t>
+      </w:r>
+      <w:r>
+        <w:rPr>
+          <w:i/>
+        </w:rPr>
+        <w:t xml:space="preserve">9010 Taiga </w:t>
+      </w:r>
+      <w:r>
+        <w:t>och</w:t>
+      </w:r>
+      <w:r>
+        <w:rPr>
+          <w:i/>
+        </w:rPr>
+        <w:t xml:space="preserve"> 9740 Skogsbevuxen myr</w:t>
+      </w:r>
+      <w:r>
+        <w:t>. Den lever i både barr- och blandskog liksom i ren lövskog. De tätaste populationerna tenderar att finnas i äldre, variationsrik blandskog med gott om död ved och gamla träd. Varje par utnyttjar 400–1000 hektar skog beroende på skogens kvalitet. Skogsbruk med korta omloppstider och täta, homogena ungskogar utgör det största hotet (SLU Artdatabanken, 2026).</w:t>
+      </w:r>
+    </w:p>
+    <w:p>
+      <w:r>
+        <w:t>Spillkråka är en nyckelart i skogliga miljöer vars övergivna bohål utnyttjas av flera andra hålhäckande fågelarter och fladdermöss, däribland pärluggla (EN, §4), knipa (§4), salskrake (§4) och skogsduva (§4). Hökuggla (VU, §4) och slaguggla (§4) häckar ofta i högstubbar som brutits av i höjd med ett gammalt spillkråkebo (Skogsstyrelsen, 2016).</w:t>
+      </w:r>
+    </w:p>
+    <w:p>
+      <w:pPr>
+        <w:pStyle w:val="Heading2"/>
+      </w:pPr>
+      <w:r>
+        <w:t>Referenser – spillkråka</w:t>
+      </w:r>
+    </w:p>
+    <w:p>
+      <w:r>
+        <w:t xml:space="preserve">Skogsstyrelsen, 2016. </w:t>
+      </w:r>
+      <w:r>
+        <w:rPr>
+          <w:i/>
+        </w:rPr>
+        <w:t xml:space="preserve">Vägledning för hänsyn till spillkråka. </w:t>
+      </w:r>
+      <w:r>
+        <w:t>Vägledningar och kunskapsstöd artskydd – Skogsstyrelsen.</w:t>
+      </w:r>
+    </w:p>
+    <w:p>
+      <w:r>
+        <w:t xml:space="preserve">SLU Artdatabanken, 2026. </w:t>
+      </w:r>
+      <w:r>
+        <w:rPr>
+          <w:i/>
+        </w:rPr>
+        <w:t xml:space="preserve">Artfaktablad. Naturvård – artfakta. </w:t>
+      </w:r>
+      <w:r>
+        <w:t>SLU Artdatabanken, Uppsala.</w:t>
       </w:r>
     </w:p>
     <w:p>

--- a/tillsyn/Laisdalen Björkliden tillsynsbegäran.docx
+++ b/tillsyn/Laisdalen Björkliden tillsynsbegäran.docx
@@ -65,7 +65,7 @@
     </w:p>
     <w:p>
       <w:r>
-        <w:t>I och inom 5 meter från området finns fynd av 31 naturvårdsarter, varav 19 är rödlistade, 9 är fridlysta, 26 är typiska (T) och 7 är signalarter (S): garnlav (VU, T), grantickeporing (VU), gränsticka (VU, T), lappticka (VU, T), ostticka (VU, T), gammelgransskål (NT, T), harticka (NT, T), knottrig blåslav (NT, T), lavskrika (NT, T, §4), liten svartspik (NT), lunglav (NT, T), rosenticka (NT, T), rödbrun blekspik (NT, T), skrovellav (NT, T), talltagel (NT, T), talltita (NT, §4), tretåig hackspett (NT, T, §4), ullticka (NT, T), vitgrynig nållav (NT), bårdlav (S, T), grönkulla (S, T, §8), luddlav (S, T), plattlummer (S, T, §9), spindelblomster (S, T, §8), stuplav (S, T), trådticka (S, T), ekbräken (T), fjällskära (T), spillkråka (T, §4), tjäder (T, §4) och brudsporre (§8). Se Figur 1.</w:t>
+        <w:t>I och inom 5 meter från området finns fynd av 35 naturvårdsarter, varav 22 är rödlistade, 9 är fridlysta, 28 är typiska (T) och 8 är signalarter (S): garnlav (VU, T), grantickeporing (VU), gränsticka (VU, T), lappticka (VU, T), ostticka (VU, T), vitskaftad svartspik (VU, T), blanksvart spiklav (NT), gammelgransskål (NT, T), harticka (NT, T), knottrig blåslav (NT, T), lavskrika (NT, T, §4), liten svartspik (NT), lunglav (NT, T), nordlig nållav (NT), rosenticka (NT, T), rödbrun blekspik (NT, T), skrovellav (NT, T), talltagel (NT, T), talltita (NT, §4), tretåig hackspett (NT, T, §4), ullticka (NT, T), vitgrynig nållav (NT), blodticka (S, T), bårdlav (S, T), grönkulla (S, T, §8), luddlav (S, T), plattlummer (S, T, §9), spindelblomster (S, T, §8), stuplav (S, T), trådticka (S, T), ekbräken (T), fjällskära (T), spillkråka (T, §4), tjäder (T, §4) och brudsporre (§8). Se Figur 1.</w:t>
       </w:r>
     </w:p>
     <w:p>
@@ -218,10 +218,10 @@
         <w:rPr>
           <w:b/>
         </w:rPr>
-        <w:t>Gammelgransskål (NT)</w:t>
-      </w:r>
-      <w:r>
-        <w:t xml:space="preserve"> är en liten skålsvamp som växer på gamla granar med skrovlig bark. Typiska växtplatser är gransumpskog i myrkanter, bäckdråg, bäckraviner och skuggiga bergssluttningar, men också skog på torrare mark kan hysa arten om beståndet har stark naturskogskaraktär. Bestånd med arten bör behandlas som nyckelbiotoper och sparas vid en slutavverkning. Även gallring bör undvikas. Gammelgransskål är typisk art för </w:t>
+        <w:t>Vitskaftad svartspik (VU)</w:t>
+      </w:r>
+      <w:r>
+        <w:t xml:space="preserve"> förekommer främst i naturskog på gamla senvuxna granar och signalerar alltid höga naturvärden. Alla skogliga åtgärder som kan påverka markvatten och luftfuktighet på i närheten av lokaler utgör ett hot. Avverkning av naturskogar utgör ett allvarligt hot och alla skogsskötselåtgärder på eller i närheten av växtplatserna bör undvikas. Lämpligt stora reservat av naturskogstyp bör bevaras. Vitskaftad svartspik är typisk art för </w:t>
       </w:r>
       <w:r>
         <w:rPr>
@@ -230,7 +230,7 @@
         <w:t>9010 Taiga</w:t>
       </w:r>
       <w:r>
-        <w:t xml:space="preserve"> (SLU Artdatabanken, 2024; Nitare &amp; Skogsstyrelsen, 2019).</w:t>
+        <w:t xml:space="preserve"> (SLU Artdatabanken, 2026; Nitare &amp; Skogsstyrelsen, 2019).</w:t>
       </w:r>
     </w:p>
     <w:p>
@@ -238,28 +238,10 @@
         <w:rPr>
           <w:b/>
         </w:rPr>
-        <w:t>Harticka (NT)</w:t>
-      </w:r>
-      <w:r>
-        <w:t xml:space="preserve"> är normalt en mycket bra signalart för granskogar med höga naturvärden. Även när svampen påträffas i mer påverkade skogar är det nästan alltid fråga om skogsmiljöer i sena successionsstadier med höga naturvärden. Skogsskötselåtgärder på eller i omedelbar närhet av växtplatserna kan innebära ett hot mot arten. Harticka är typisk art för </w:t>
-      </w:r>
-      <w:r>
-        <w:rPr>
-          <w:i/>
-        </w:rPr>
-        <w:t xml:space="preserve">9010 Taiga, 9050 Näringsrik granskog </w:t>
-      </w:r>
-      <w:r>
-        <w:t xml:space="preserve">och </w:t>
-      </w:r>
-      <w:r>
-        <w:rPr>
-          <w:i/>
-        </w:rPr>
-        <w:t>9030 Landhöjningsskog</w:t>
-      </w:r>
-      <w:r>
-        <w:t xml:space="preserve"> (SLU Artdatabanken, 2024; Nitare &amp; Skogsstyrelsen, 2019).</w:t>
+        <w:t>Blanksvart spiklav (NT)</w:t>
+      </w:r>
+      <w:r>
+        <w:t xml:space="preserve"> förekommer på torr, hård, gammal kärnved men även på äldre ytved av tall i naturskogsartade bestånd med begränsad brandpåverkan och ostörd hydrologi. Skogsbruksåtgärder på eller i närheten av lokaler med blanksvart spiklav utgör ett hot. Naturskogsartade öppna tall- och barrblandskogar med blanksvart spiklav indikerar höga biologiska värden och bör bevaras (SLU Artdatabanken, 2024).</w:t>
       </w:r>
     </w:p>
     <w:p>
@@ -267,30 +249,48 @@
         <w:rPr>
           <w:b/>
         </w:rPr>
-        <w:t>Knottrig blåslav (NT)</w:t>
-      </w:r>
-      <w:r>
-        <w:t xml:space="preserve"> har sin huvudutbredning i gamla granskogar i det övre barrskogsbältet mot fjällen. Den signalerar alltid höga naturvärden och växer i skogar med lång kontinuitet, mest i opåverkade naturskogsbestånd. Arten överlever inte en slutavverkning (inklusive hänsyn) och den finns idag enbart i kontinuitetsskog. Lavens fortsatta förekomst bör säkerställas genom att lokaler med äldre barrskog skyddas. Knottrig blåslav är typisk art för </w:t>
+        <w:t>Gammelgransskål (NT)</w:t>
+      </w:r>
+      <w:r>
+        <w:t xml:space="preserve"> är en liten skålsvamp som växer på gamla granar med skrovlig bark. Typiska växtplatser är gransumpskog i myrkanter, bäckdråg, bäckraviner och skuggiga bergssluttningar, men också skog på torrare mark kan hysa arten om beståndet har stark naturskogskaraktär. Bestånd med arten bör behandlas som nyckelbiotoper och sparas vid en slutavverkning. Även gallring bör undvikas. Gammelgransskål är typisk art för </w:t>
       </w:r>
       <w:r>
         <w:rPr>
           <w:i/>
         </w:rPr>
-        <w:t xml:space="preserve">9010 Taiga </w:t>
-      </w:r>
-      <w:r>
-        <w:t>och</w:t>
-      </w:r>
-      <w:r>
-        <w:rPr>
-          <w:i/>
-        </w:rPr>
-        <w:t xml:space="preserve"> 9040 Fjällbjörkskog</w:t>
+        <w:t>9010 Taiga</w:t>
+      </w:r>
+      <w:r>
+        <w:t xml:space="preserve"> (SLU Artdatabanken, 2024; Nitare &amp; Skogsstyrelsen, 2019).</w:t>
       </w:r>
     </w:p>
     <w:p>
       <w:r>
-        <w:t>(SLU Artdatabanken, 2024; Nitare &amp; Skogsstyrelsen, 2019).</w:t>
+        <w:rPr>
+          <w:b/>
+        </w:rPr>
+        <w:t>Harticka (NT)</w:t>
+      </w:r>
+      <w:r>
+        <w:t xml:space="preserve"> är normalt en mycket bra signalart för granskogar med höga naturvärden. Även när svampen påträffas i mer påverkade skogar är det nästan alltid fråga om skogsmiljöer i sena successionsstadier med höga naturvärden. Skogsskötselåtgärder på eller i omedelbar närhet av växtplatserna kan innebära ett hot mot arten. Harticka är typisk art för </w:t>
+      </w:r>
+      <w:r>
+        <w:rPr>
+          <w:i/>
+        </w:rPr>
+        <w:t xml:space="preserve">9010 Taiga, 9050 Näringsrik granskog </w:t>
+      </w:r>
+      <w:r>
+        <w:t xml:space="preserve">och </w:t>
+      </w:r>
+      <w:r>
+        <w:rPr>
+          <w:i/>
+        </w:rPr>
+        <w:t>9030 Landhöjningsskog</w:t>
+      </w:r>
+      <w:r>
+        <w:t xml:space="preserve"> (SLU Artdatabanken, 2024; Nitare &amp; Skogsstyrelsen, 2019).</w:t>
       </w:r>
     </w:p>
     <w:p>
@@ -298,30 +298,30 @@
         <w:rPr>
           <w:b/>
         </w:rPr>
-        <w:t>Lavskrika (NT, §4)</w:t>
-      </w:r>
-      <w:r>
-        <w:t xml:space="preserve"> är rödlistad som nära hotad och fridlyst enligt 4§ artskyddsförordningen. Den har minskat med 20 (10–30) % under de senaste 15 åren och minskningstakten bedöms vara nära gränsvärdet för sårbar (VU). Lavskrikan är en mycket stationär fågel, som häckar i äldre, slutna och hänglavsrika barrskogar. Nyckelfaktorer är flerskiktad skog med rik undervegetation samt riklig förekomst av hänglavar. Reviren är livslånga med hemområden som varierar mellan 50 och 150 ha. Inom ett revir av hög kvalitet finns det som regel ett eller flera kärnområden (1–20 ha) med relativt tät flerskiktad granskog. Arten missgynnas när flerskiktad skog omförs till enskiktade bestånd och även röjning och hård gallring är starkt negativt. Lavskrikan har relativt stora hemområden och försvinner när den äldre skogen fragmenteras, särskilt allvarligt är när kärnområdena avverkas. Den försvinner successivt framför allt vid dess utbredningsgränser och populationen har minskat kontinuerligt under 2000-talet. Lavskrika är typisk art för </w:t>
+        <w:t>Knottrig blåslav (NT)</w:t>
+      </w:r>
+      <w:r>
+        <w:t xml:space="preserve"> har sin huvudutbredning i gamla granskogar i det övre barrskogsbältet mot fjällen. Den signalerar alltid höga naturvärden och växer i skogar med lång kontinuitet, mest i opåverkade naturskogsbestånd. Arten överlever inte en slutavverkning (inklusive hänsyn) och den finns idag enbart i kontinuitetsskog. Lavens fortsatta förekomst bör säkerställas genom att lokaler med äldre barrskog skyddas. Knottrig blåslav är typisk art för </w:t>
       </w:r>
       <w:r>
         <w:rPr>
           <w:i/>
         </w:rPr>
-        <w:t>9010 Taiga</w:t>
-      </w:r>
-      <w:r>
-        <w:t xml:space="preserve"> (SLU Artdatabanken, 2026; Skogsstyrelsen 2016).</w:t>
+        <w:t xml:space="preserve">9010 Taiga </w:t>
+      </w:r>
+      <w:r>
+        <w:t>och</w:t>
+      </w:r>
+      <w:r>
+        <w:rPr>
+          <w:i/>
+        </w:rPr>
+        <w:t xml:space="preserve"> 9040 Fjällbjörkskog</w:t>
       </w:r>
     </w:p>
     <w:p>
       <w:r>
-        <w:rPr>
-          <w:b/>
-        </w:rPr>
-        <w:t>Liten svartspik (NT)</w:t>
-      </w:r>
-      <w:r>
-        <w:t xml:space="preserve"> växer på granbark i boreala barrskogar med lång trädkontinuitet och hög luftfuktighet. Orsaken till tillbakagången beror på främst på slutavverkningar av naturskogsartade granskogar. Bestånd med riklig förekomst av liten svartspik bör regelmässigt sparas. Naturhänsyn i samband med slutavverkning måste ske så att man undviker uttorkningseffekter (SLU Artdatabanken, 2024).</w:t>
+        <w:t>(SLU Artdatabanken, 2024; Nitare &amp; Skogsstyrelsen, 2019).</w:t>
       </w:r>
     </w:p>
     <w:p>
@@ -329,55 +329,19 @@
         <w:rPr>
           <w:b/>
         </w:rPr>
-        <w:t>Lunglav (NT)</w:t>
-      </w:r>
-      <w:r>
-        <w:t xml:space="preserve"> är en av vårt lands främsta signalarter som överallt indikerar gamla lövträd, skogsbestånd med höga naturvärden och ekosystem med långskoglig kontinuitet. Lokalt kan förekomsten vara mycket riklig men den hittas nästan enbart i gamla och ej slutavverkade skogar. Artens samtliga förekomster bör uppmärksammas från naturvårdssynpunkt, då många lokaler även hyser andra ovanliga och rödlistade arter. Rikliga förekomster bör skyddas med biotopskydd, frivilliga avsättningar eller reservat. På lunglav kan de sällsynta lavparasiterna lunglavshårprick (CR), </w:t>
+        <w:t>Lavskrika (NT, §4)</w:t>
+      </w:r>
+      <w:r>
+        <w:t xml:space="preserve"> är rödlistad som nära hotad och fridlyst enligt 4§ artskyddsförordningen. Den har minskat med 20 (10–30) % under de senaste 15 åren och minskningstakten bedöms vara nära gränsvärdet för sårbar (VU). Lavskrikan är en mycket stationär fågel, som häckar i äldre, slutna och hänglavsrika barrskogar. Nyckelfaktorer är flerskiktad skog med rik undervegetation samt riklig förekomst av hänglavar. Reviren är livslånga med hemområden som varierar mellan 50 och 150 ha. Inom ett revir av hög kvalitet finns det som regel ett eller flera kärnområden (1–20 ha) med relativt tät flerskiktad granskog. Arten missgynnas när flerskiktad skog omförs till enskiktade bestånd och även röjning och hård gallring är starkt negativt. Lavskrikan har relativt stora hemområden och försvinner när den äldre skogen fragmenteras, särskilt allvarligt är när kärnområdena avverkas. Den försvinner successivt framför allt vid dess utbredningsgränser och populationen har minskat kontinuerligt under 2000-talet. Lavskrika är typisk art för </w:t>
       </w:r>
       <w:r>
         <w:rPr>
           <w:i/>
         </w:rPr>
-        <w:t>Abrothallus diederichii</w:t>
-      </w:r>
-      <w:r>
-        <w:t xml:space="preserve"> (VU), </w:t>
-      </w:r>
-      <w:r>
-        <w:rPr>
-          <w:i/>
-        </w:rPr>
-        <w:t>Abrothallus lobariae</w:t>
-      </w:r>
-      <w:r>
-        <w:t xml:space="preserve"> (VU), </w:t>
-      </w:r>
-      <w:r>
-        <w:rPr>
-          <w:i/>
-        </w:rPr>
-        <w:t>Calycina lobariae</w:t>
-      </w:r>
-      <w:r>
-        <w:t xml:space="preserve"> (VU), lunglavsknapp (VU) och skrovelmössing (VU) påträffas. Lunglav är typisk art för </w:t>
-      </w:r>
-      <w:r>
-        <w:rPr>
-          <w:i/>
-        </w:rPr>
-        <w:t>9010 Taiga, 9020 Nordlig ädellövskog, 9110 Näringsfattig bokskog, 9130 Näringsrik bokskog, 9160 Näringsrik ekskog, 9180 Ädellövskog i branter, 9190 Näringsfattig ekskog, 9070 Trädklädd betesmark, 9040 Fjällbjörkskog</w:t>
-      </w:r>
-      <w:r>
-        <w:t xml:space="preserve"> och</w:t>
-      </w:r>
-      <w:r>
-        <w:rPr>
-          <w:i/>
-        </w:rPr>
-        <w:t xml:space="preserve"> 6530 Lövängar</w:t>
-      </w:r>
-      <w:r>
-        <w:t xml:space="preserve"> (SLU Artdatabanken, 2026; Nitare &amp; Skogsstyrelsen, 2019).</w:t>
+        <w:t>9010 Taiga</w:t>
+      </w:r>
+      <w:r>
+        <w:t xml:space="preserve"> (SLU Artdatabanken, 2026; Skogsstyrelsen 2016).</w:t>
       </w:r>
     </w:p>
     <w:p>
@@ -385,28 +349,10 @@
         <w:rPr>
           <w:b/>
         </w:rPr>
-        <w:t>Rosenticka (NT)</w:t>
-      </w:r>
-      <w:r>
-        <w:t xml:space="preserve">, rödlistad som nära hotad, ingår i en karaktäristisk association av vedsvampar som växer på gamla, grova granlågor i urskogsartade barrskogar. Den är placerad i toppen av Skogsstyrelsens värdepyramid för bedömning av skog med höga naturvärden och indikerar ett granskogsekosystem med långvarig kontinuitet av grova lågor. Artens beroende av grova granlågor innebär att alla skogsskötselåtgärder på eller i omedelbar närhet av lokalerna utgör ett hot på lång sikt. Det är angeläget att populationerna inte ytterligare glesas ut och ett tillräckligt antal områden där arten nu finns måste sparas för framtiden. Rosenticka är typisk art för </w:t>
-      </w:r>
-      <w:r>
-        <w:rPr>
-          <w:i/>
-        </w:rPr>
-        <w:t xml:space="preserve">9010 Taiga </w:t>
-      </w:r>
-      <w:r>
-        <w:t xml:space="preserve">och </w:t>
-      </w:r>
-      <w:r>
-        <w:rPr>
-          <w:i/>
-        </w:rPr>
-        <w:t>9050 Näringsrik granskog</w:t>
-      </w:r>
-      <w:r>
-        <w:t xml:space="preserve"> (Nitare &amp; Skogsstyrelsen, 2019; SLU Artdatabanken, 2024).</w:t>
+        <w:t>Liten svartspik (NT)</w:t>
+      </w:r>
+      <w:r>
+        <w:t xml:space="preserve"> växer på granbark i boreala barrskogar med lång trädkontinuitet och hög luftfuktighet. Orsaken till tillbakagången beror på främst på slutavverkningar av naturskogsartade granskogar. Bestånd med riklig förekomst av liten svartspik bör regelmässigt sparas. Naturhänsyn i samband med slutavverkning måste ske så att man undviker uttorkningseffekter (SLU Artdatabanken, 2024).</w:t>
       </w:r>
     </w:p>
     <w:p>
@@ -414,28 +360,55 @@
         <w:rPr>
           <w:b/>
         </w:rPr>
-        <w:t>Rödbrun blekspik (NT)</w:t>
-      </w:r>
-      <w:r>
-        <w:t xml:space="preserve"> växer i norra Sverige på bark och ved av björk och gran i skogar med hög och jämn luftfuktighet. I södra Sverige växer den främst på ek i öppna åldriga lövskogar. I norra delen av sitt utbredningsområde hotas arten av slutavverkningar av gamla granskogar. I den södra delen av landet hotas den genom de åldriga lövskogarnas tillbakagång och särskilt ekhagarnas igenväxning och genom plantering av sådan mark med barrskog. Rödbrun blekspik är typisk art för </w:t>
+        <w:t>Lunglav (NT)</w:t>
+      </w:r>
+      <w:r>
+        <w:t xml:space="preserve"> är en av vårt lands främsta signalarter som överallt indikerar gamla lövträd, skogsbestånd med höga naturvärden och ekosystem med långskoglig kontinuitet. Lokalt kan förekomsten vara mycket riklig men den hittas nästan enbart i gamla och ej slutavverkade skogar. Artens samtliga förekomster bör uppmärksammas från naturvårdssynpunkt, då många lokaler även hyser andra ovanliga och rödlistade arter. Rikliga förekomster bör skyddas med biotopskydd, frivilliga avsättningar eller reservat. På lunglav kan de sällsynta lavparasiterna lunglavshårprick (CR), </w:t>
       </w:r>
       <w:r>
         <w:rPr>
           <w:i/>
         </w:rPr>
-        <w:t xml:space="preserve">9010 Taiga, 9020 Nordlig ädellövskog, 9070 Trädklädd betesmark, 9160 Näringsrik ekskog </w:t>
-      </w:r>
-      <w:r>
-        <w:t xml:space="preserve">och </w:t>
+        <w:t>Abrothallus diederichii</w:t>
+      </w:r>
+      <w:r>
+        <w:t xml:space="preserve"> (VU), </w:t>
       </w:r>
       <w:r>
         <w:rPr>
           <w:i/>
         </w:rPr>
-        <w:t>9180 Ädellövskog i branter</w:t>
-      </w:r>
-      <w:r>
-        <w:t xml:space="preserve"> och signalerar alltid höga naturvärden (SLU Artdatabanken, 2024; Nitare &amp; Skogsstyrelsen, 2019).</w:t>
+        <w:t>Abrothallus lobariae</w:t>
+      </w:r>
+      <w:r>
+        <w:t xml:space="preserve"> (VU), </w:t>
+      </w:r>
+      <w:r>
+        <w:rPr>
+          <w:i/>
+        </w:rPr>
+        <w:t>Calycina lobariae</w:t>
+      </w:r>
+      <w:r>
+        <w:t xml:space="preserve"> (VU), lunglavsknapp (VU) och skrovelmössing (VU) påträffas. Lunglav är typisk art för </w:t>
+      </w:r>
+      <w:r>
+        <w:rPr>
+          <w:i/>
+        </w:rPr>
+        <w:t>9010 Taiga, 9020 Nordlig ädellövskog, 9110 Näringsfattig bokskog, 9130 Näringsrik bokskog, 9160 Näringsrik ekskog, 9180 Ädellövskog i branter, 9190 Näringsfattig ekskog, 9070 Trädklädd betesmark, 9040 Fjällbjörkskog</w:t>
+      </w:r>
+      <w:r>
+        <w:t xml:space="preserve"> och</w:t>
+      </w:r>
+      <w:r>
+        <w:rPr>
+          <w:i/>
+        </w:rPr>
+        <w:t xml:space="preserve"> 6530 Lövängar</w:t>
+      </w:r>
+      <w:r>
+        <w:t xml:space="preserve"> (SLU Artdatabanken, 2026; Nitare &amp; Skogsstyrelsen, 2019).</w:t>
       </w:r>
     </w:p>
     <w:p>
@@ -443,46 +416,10 @@
         <w:rPr>
           <w:b/>
         </w:rPr>
-        <w:t>Skrovellav (NT)</w:t>
-      </w:r>
-      <w:r>
-        <w:t xml:space="preserve"> växer på gamla lövträd och på klippor i gamla skogar med hög och jämn luftfuktighet. Slutavverkning av kontinuitetsskog utgör det största hotet och lavens fortsatta förekomst bör säkerställas genom att lokaler med äldre skog skyddas. I områden med mycket hög luftfuktighet kan man på bålen av skrovellav finna de sällsynta parasitsvamparna skrovellavsknapp (EN), </w:t>
-      </w:r>
-      <w:r>
-        <w:rPr>
-          <w:i/>
-        </w:rPr>
-        <w:t>Catillaria lobariicola</w:t>
-      </w:r>
-      <w:r>
-        <w:t xml:space="preserve"> (VU) och </w:t>
-      </w:r>
-      <w:r>
-        <w:rPr>
-          <w:i/>
-        </w:rPr>
-        <w:t>Merismatium lobariae</w:t>
-      </w:r>
-      <w:r>
-        <w:t xml:space="preserve"> (DD). Skrovellav är typisk art för </w:t>
-      </w:r>
-      <w:r>
-        <w:rPr>
-          <w:i/>
-        </w:rPr>
-        <w:t xml:space="preserve">9010 Taiga, 9020 Nordlig ädellövskog, 9040 Fjällbjörkskog, 9070 Trädklädd betesmark, 9160 Näringsrik ekskog, 9180 Ädellövskog i branter, 9190 Näringsfattig ekskog, 8210 Kalkbranter </w:t>
-      </w:r>
-      <w:r>
-        <w:t xml:space="preserve">och </w:t>
-      </w:r>
-      <w:r>
-        <w:rPr>
-          <w:i/>
-        </w:rPr>
-        <w:t>6530 Lövängar</w:t>
-      </w:r>
-      <w:r>
-        <w:t xml:space="preserve"> (SLU Artdatabanken, 2026; Nitare &amp; Skogsstyrelsen, 2019).</w:t>
+        <w:t>Nordlig nållav (NT)</w:t>
+      </w:r>
+      <w:r>
+        <w:t xml:space="preserve"> signalerar alltid miljöer med höga naturvärden. På lokalerna förekommer nästan alltid andra rödlistade eller ovanliga arter knutna till gamla skogar. Alla skogsskötselåtgärder på eller i omedelbar närhet av lokalerna utgör ett hot. Några av lavens rikaste förekomster bör skyddas (SLU Artdatabanken, 2024; Nitare &amp; Skogsstyrelsen, 2019).</w:t>
       </w:r>
     </w:p>
     <w:p>
@@ -490,19 +427,28 @@
         <w:rPr>
           <w:b/>
         </w:rPr>
-        <w:t>Talltagel (NT)</w:t>
-      </w:r>
-      <w:r>
-        <w:t xml:space="preserve"> är en boreal art som förekommer på tall i äldre, öppna tallskogar. Den påverkas negativt av brist på kontinuitetsskog och minskningstakten bedöms vara nära gränsvärdet för Sårbar (VU). Talltagel är typisk art för </w:t>
+        <w:t>Rosenticka (NT)</w:t>
+      </w:r>
+      <w:r>
+        <w:t xml:space="preserve">, rödlistad som nära hotad, ingår i en karaktäristisk association av vedsvampar som växer på gamla, grova granlågor i urskogsartade barrskogar. Den är placerad i toppen av Skogsstyrelsens värdepyramid för bedömning av skog med höga naturvärden och indikerar ett granskogsekosystem med långvarig kontinuitet av grova lågor. Artens beroende av grova granlågor innebär att alla skogsskötselåtgärder på eller i omedelbar närhet av lokalerna utgör ett hot på lång sikt. Det är angeläget att populationerna inte ytterligare glesas ut och ett tillräckligt antal områden där arten nu finns måste sparas för framtiden. Rosenticka är typisk art för </w:t>
       </w:r>
       <w:r>
         <w:rPr>
           <w:i/>
         </w:rPr>
-        <w:t>9010 Taiga</w:t>
-      </w:r>
-      <w:r>
-        <w:t xml:space="preserve"> (SLU Artdatabanken, 2026).</w:t>
+        <w:t xml:space="preserve">9010 Taiga </w:t>
+      </w:r>
+      <w:r>
+        <w:t xml:space="preserve">och </w:t>
+      </w:r>
+      <w:r>
+        <w:rPr>
+          <w:i/>
+        </w:rPr>
+        <w:t>9050 Näringsrik granskog</w:t>
+      </w:r>
+      <w:r>
+        <w:t xml:space="preserve"> (Nitare &amp; Skogsstyrelsen, 2019; SLU Artdatabanken, 2024).</w:t>
       </w:r>
     </w:p>
     <w:p>
@@ -510,10 +456,28 @@
         <w:rPr>
           <w:b/>
         </w:rPr>
-        <w:t>Talltita (NT, §4)</w:t>
-      </w:r>
-      <w:r>
-        <w:t>, rödlistad som nära hotad och prioriterad art i Skogsvårdslagen, har häckningsrevir i anmälan. Arten har minskat kraftigt de senaste 30 åren och minskningstakten innevarande 10-årsperiod beräknas till 20 (10–30) %. Talltitan är synnerligen trogen sitt cirka 15 hektar stora revir och är beroende av flerskiktade olikåldriga skogar för att kunna föda upp sina ungar. Talltitan försvinner om dess livsmiljö kalavverkas (Eggers &amp; Low, 2014; Ekman, 1979; Griesser et al, 2007; Klein, 2020; Siffczyk et al, 2003; SLU Artdatabanken, 2021).</w:t>
+        <w:t>Rödbrun blekspik (NT)</w:t>
+      </w:r>
+      <w:r>
+        <w:t xml:space="preserve"> växer i norra Sverige på bark och ved av björk och gran i skogar med hög och jämn luftfuktighet. I södra Sverige växer den främst på ek i öppna åldriga lövskogar. I norra delen av sitt utbredningsområde hotas arten av slutavverkningar av gamla granskogar. I den södra delen av landet hotas den genom de åldriga lövskogarnas tillbakagång och särskilt ekhagarnas igenväxning och genom plantering av sådan mark med barrskog. Rödbrun blekspik är typisk art för </w:t>
+      </w:r>
+      <w:r>
+        <w:rPr>
+          <w:i/>
+        </w:rPr>
+        <w:t xml:space="preserve">9010 Taiga, 9020 Nordlig ädellövskog, 9070 Trädklädd betesmark, 9160 Näringsrik ekskog </w:t>
+      </w:r>
+      <w:r>
+        <w:t xml:space="preserve">och </w:t>
+      </w:r>
+      <w:r>
+        <w:rPr>
+          <w:i/>
+        </w:rPr>
+        <w:t>9180 Ädellövskog i branter</w:t>
+      </w:r>
+      <w:r>
+        <w:t xml:space="preserve"> och signalerar alltid höga naturvärden (SLU Artdatabanken, 2024; Nitare &amp; Skogsstyrelsen, 2019).</w:t>
       </w:r>
     </w:p>
     <w:p>
@@ -521,16 +485,34 @@
         <w:rPr>
           <w:b/>
         </w:rPr>
-        <w:t>Tretåig hackspett (NT, §4)</w:t>
-      </w:r>
-      <w:r>
-        <w:t xml:space="preserve"> är rödlistad som nära hotad och ingår i bilaga 1 i EU:s fågeldirektiv. Tretåig hackspett är för sin överlevnad beroende av kontinuerlig tillförsel av äldre döende och död ved, som sker genom naturliga självgallringsprocesser i äldre grannaturskogar och barrblandade naturskogar. Om en skog genom skogsbruk gallras eller glesas ur så upphör och uteblir i stort sett den naturliga självgallringsprocessen för mycket lång tid framöver vilket omöjliggör upprätthållandet av den kontinuerliga ekologiska funktionen i ett område. Det finns studier som visar att naturskogens självgallringsprocess som den tretåiga hackspetten är beroende av, inte kan ersättas med efterlämnad hänsyn i skogsbruket (Imbeau &amp; Desrochers, 2002). Storleken på häckningsreviret varierar med skogstypen, förekomsten av död ved och graden av fragmentering, men är i allmänhet i storleksordningen 25–100 hektar. Vintertid krävs ofta betydligt större områden och det finns studier som antyder att arten behöver minst 100 hektar äldre skog. I områden med låg bonitet kan det behövas över 200 hektar lämpligt habitat för att ett par ska kunna reproducera sig. Områden med dokumenterad permanent förekomst i naturskogsmiljöer har vanligen så stora naturvärden att skogsbruk är olämpligt. Tretåig hackspett är typisk art för </w:t>
+        <w:t>Skrovellav (NT)</w:t>
+      </w:r>
+      <w:r>
+        <w:t xml:space="preserve"> växer på gamla lövträd och på klippor i gamla skogar med hög och jämn luftfuktighet. Slutavverkning av kontinuitetsskog utgör det största hotet och lavens fortsatta förekomst bör säkerställas genom att lokaler med äldre skog skyddas. I områden med mycket hög luftfuktighet kan man på bålen av skrovellav finna de sällsynta parasitsvamparna skrovellavsknapp (EN), </w:t>
       </w:r>
       <w:r>
         <w:rPr>
           <w:i/>
         </w:rPr>
-        <w:t xml:space="preserve">9010 Taiga, 9740 Skogsbevuxen myr, 9030 Landhöjningsskog </w:t>
+        <w:t>Catillaria lobariicola</w:t>
+      </w:r>
+      <w:r>
+        <w:t xml:space="preserve"> (VU) och </w:t>
+      </w:r>
+      <w:r>
+        <w:rPr>
+          <w:i/>
+        </w:rPr>
+        <w:t>Merismatium lobariae</w:t>
+      </w:r>
+      <w:r>
+        <w:t xml:space="preserve"> (DD). Skrovellav är typisk art för </w:t>
+      </w:r>
+      <w:r>
+        <w:rPr>
+          <w:i/>
+        </w:rPr>
+        <w:t xml:space="preserve">9010 Taiga, 9020 Nordlig ädellövskog, 9040 Fjällbjörkskog, 9070 Trädklädd betesmark, 9160 Näringsrik ekskog, 9180 Ädellövskog i branter, 9190 Näringsfattig ekskog, 8210 Kalkbranter </w:t>
       </w:r>
       <w:r>
         <w:t xml:space="preserve">och </w:t>
@@ -539,10 +521,10 @@
         <w:rPr>
           <w:i/>
         </w:rPr>
-        <w:t>9040 Fjällbjörkskog</w:t>
-      </w:r>
-      <w:r>
-        <w:t xml:space="preserve"> (Skogsstyrelsen, 2016; SLU Artdatabanken, 2024).</w:t>
+        <w:t>6530 Lövängar</w:t>
+      </w:r>
+      <w:r>
+        <w:t xml:space="preserve"> (SLU Artdatabanken, 2026; Nitare &amp; Skogsstyrelsen, 2019).</w:t>
       </w:r>
     </w:p>
     <w:p>
@@ -550,55 +532,19 @@
         <w:rPr>
           <w:b/>
         </w:rPr>
-        <w:t>Ullticka (NT)</w:t>
-      </w:r>
-      <w:r>
-        <w:t xml:space="preserve"> är knuten till restbestånd av barrnaturskog och förekommer med ett tydligt optimum i orörda eller måttligt påverkade gamla granskogar där det föreligger viss kontinuitet av grov död ved. Ullticka är en bra signalart inom hela sitt utbredningsområde och i södra Sverige är den sällsynt och en god signalart för skyddsvärda granskogsmiljöer. Den hotas av avverkning och fragmentering av naturskog och äldre granskog med lång trädkontinuitet. På ullticka kan ibland ulltickeporing (VU) påträffas - det är en sällsynt ticka som nyligen delats upp i de tre olika arterna ulltickeporing </w:t>
+        <w:t>Talltagel (NT)</w:t>
+      </w:r>
+      <w:r>
+        <w:t xml:space="preserve"> är en boreal art som förekommer på tall i äldre, öppna tallskogar. Den påverkas negativt av brist på kontinuitetsskog och minskningstakten bedöms vara nära gränsvärdet för Sårbar (VU). Talltagel är typisk art för </w:t>
       </w:r>
       <w:r>
         <w:rPr>
           <w:i/>
         </w:rPr>
-        <w:t xml:space="preserve">Skeletocutis brevispora </w:t>
-      </w:r>
-      <w:r>
-        <w:t>(VU)</w:t>
-      </w:r>
-      <w:r>
-        <w:rPr>
-          <w:i/>
-        </w:rPr>
-        <w:t>, Skeletocutis delicata</w:t>
-      </w:r>
-      <w:r>
-        <w:t xml:space="preserve"> (VU)</w:t>
-      </w:r>
-      <w:r>
-        <w:rPr>
-          <w:i/>
-        </w:rPr>
-        <w:t xml:space="preserve"> och Skeletocutis exilis</w:t>
-      </w:r>
-      <w:r>
-        <w:t xml:space="preserve"> (NT). Ullticka är typisk art för </w:t>
-      </w:r>
-      <w:r>
-        <w:rPr>
-          <w:i/>
-        </w:rPr>
-        <w:t xml:space="preserve">9010 Taiga, 9050 Näringsrik granskog </w:t>
-      </w:r>
-      <w:r>
-        <w:t xml:space="preserve">och </w:t>
-      </w:r>
-      <w:r>
-        <w:rPr>
-          <w:i/>
-        </w:rPr>
-        <w:t>9030 Landhöjningsskog</w:t>
-      </w:r>
-      <w:r>
-        <w:t xml:space="preserve"> (SLU Artdatabanken, 2026; Nitare &amp; Skogsstyrelsen, 2019; Miettinen &amp; Niemelä, 2018).</w:t>
+        <w:t>9010 Taiga</w:t>
+      </w:r>
+      <w:r>
+        <w:t xml:space="preserve"> (SLU Artdatabanken, 2026).</w:t>
       </w:r>
     </w:p>
     <w:p>
@@ -606,10 +552,126 @@
         <w:rPr>
           <w:b/>
         </w:rPr>
+        <w:t>Talltita (NT, §4)</w:t>
+      </w:r>
+      <w:r>
+        <w:t>, rödlistad som nära hotad och prioriterad art i Skogsvårdslagen, har häckningsrevir i anmälan. Arten har minskat kraftigt de senaste 30 åren och minskningstakten innevarande 10-årsperiod beräknas till 20 (10–30) %. Talltitan är synnerligen trogen sitt cirka 15 hektar stora revir och är beroende av flerskiktade olikåldriga skogar för att kunna föda upp sina ungar. Talltitan försvinner om dess livsmiljö kalavverkas (Eggers &amp; Low, 2014; Ekman, 1979; Griesser et al, 2007; Klein, 2020; Siffczyk et al, 2003; SLU Artdatabanken, 2021).</w:t>
+      </w:r>
+    </w:p>
+    <w:p>
+      <w:r>
+        <w:rPr>
+          <w:b/>
+        </w:rPr>
+        <w:t>Tretåig hackspett (NT, §4)</w:t>
+      </w:r>
+      <w:r>
+        <w:t xml:space="preserve"> är rödlistad som nära hotad och ingår i bilaga 1 i EU:s fågeldirektiv. Tretåig hackspett är för sin överlevnad beroende av kontinuerlig tillförsel av äldre döende och död ved, som sker genom naturliga självgallringsprocesser i äldre grannaturskogar och barrblandade naturskogar. Om en skog genom skogsbruk gallras eller glesas ur så upphör och uteblir i stort sett den naturliga självgallringsprocessen för mycket lång tid framöver vilket omöjliggör upprätthållandet av den kontinuerliga ekologiska funktionen i ett område. Det finns studier som visar att naturskogens självgallringsprocess som den tretåiga hackspetten är beroende av, inte kan ersättas med efterlämnad hänsyn i skogsbruket (Imbeau &amp; Desrochers, 2002). Storleken på häckningsreviret varierar med skogstypen, förekomsten av död ved och graden av fragmentering, men är i allmänhet i storleksordningen 25–100 hektar. Vintertid krävs ofta betydligt större områden och det finns studier som antyder att arten behöver minst 100 hektar äldre skog. I områden med låg bonitet kan det behövas över 200 hektar lämpligt habitat för att ett par ska kunna reproducera sig. Områden med dokumenterad permanent förekomst i naturskogsmiljöer har vanligen så stora naturvärden att skogsbruk är olämpligt. Tretåig hackspett är typisk art för </w:t>
+      </w:r>
+      <w:r>
+        <w:rPr>
+          <w:i/>
+        </w:rPr>
+        <w:t xml:space="preserve">9010 Taiga, 9740 Skogsbevuxen myr, 9030 Landhöjningsskog </w:t>
+      </w:r>
+      <w:r>
+        <w:t xml:space="preserve">och </w:t>
+      </w:r>
+      <w:r>
+        <w:rPr>
+          <w:i/>
+        </w:rPr>
+        <w:t>9040 Fjällbjörkskog</w:t>
+      </w:r>
+      <w:r>
+        <w:t xml:space="preserve"> (Skogsstyrelsen, 2016; SLU Artdatabanken, 2024).</w:t>
+      </w:r>
+    </w:p>
+    <w:p>
+      <w:r>
+        <w:rPr>
+          <w:b/>
+        </w:rPr>
+        <w:t>Ullticka (NT)</w:t>
+      </w:r>
+      <w:r>
+        <w:t xml:space="preserve"> är knuten till restbestånd av barrnaturskog och förekommer med ett tydligt optimum i orörda eller måttligt påverkade gamla granskogar där det föreligger viss kontinuitet av grov död ved. Ullticka är en bra signalart inom hela sitt utbredningsområde och i södra Sverige är den sällsynt och en god signalart för skyddsvärda granskogsmiljöer. Den hotas av avverkning och fragmentering av naturskog och äldre granskog med lång trädkontinuitet. På ullticka kan ibland ulltickeporing (VU) påträffas - det är en sällsynt ticka som nyligen delats upp i de tre olika arterna ulltickeporing </w:t>
+      </w:r>
+      <w:r>
+        <w:rPr>
+          <w:i/>
+        </w:rPr>
+        <w:t xml:space="preserve">Skeletocutis brevispora </w:t>
+      </w:r>
+      <w:r>
+        <w:t>(VU)</w:t>
+      </w:r>
+      <w:r>
+        <w:rPr>
+          <w:i/>
+        </w:rPr>
+        <w:t>, Skeletocutis delicata</w:t>
+      </w:r>
+      <w:r>
+        <w:t xml:space="preserve"> (VU)</w:t>
+      </w:r>
+      <w:r>
+        <w:rPr>
+          <w:i/>
+        </w:rPr>
+        <w:t xml:space="preserve"> och Skeletocutis exilis</w:t>
+      </w:r>
+      <w:r>
+        <w:t xml:space="preserve"> (NT). Ullticka är typisk art för </w:t>
+      </w:r>
+      <w:r>
+        <w:rPr>
+          <w:i/>
+        </w:rPr>
+        <w:t xml:space="preserve">9010 Taiga, 9050 Näringsrik granskog </w:t>
+      </w:r>
+      <w:r>
+        <w:t xml:space="preserve">och </w:t>
+      </w:r>
+      <w:r>
+        <w:rPr>
+          <w:i/>
+        </w:rPr>
+        <w:t>9030 Landhöjningsskog</w:t>
+      </w:r>
+      <w:r>
+        <w:t xml:space="preserve"> (SLU Artdatabanken, 2026; Nitare &amp; Skogsstyrelsen, 2019; Miettinen &amp; Niemelä, 2018).</w:t>
+      </w:r>
+    </w:p>
+    <w:p>
+      <w:r>
+        <w:rPr>
+          <w:b/>
+        </w:rPr>
         <w:t>Vitgrynig nållav (NT)</w:t>
       </w:r>
       <w:r>
         <w:t xml:space="preserve"> växer nästan uteslutande på bark av gamla, senvuxna granar i skuggiga lägen med hög och jämn luftfuktighet. Den vanligaste naturtypen för arten är kontinuitetsskogar på frisk mark men den finns också i sumpgranskogar. På lång sikt utgör avverkningar av olikåldriga granskogar av naturskogskaraktär ett allvarligt hot mot arten och skogsbruksåtgärder på eller i närheten av växtplatserna bör undvikas. Naturskogsartade, fuktiga granskogar med förekomster av arten signalerar höga biologiska värden och bör bevaras (SLU Artdatabanken, 2024; Nitare &amp; Skogsstyrelsen, 2019).</w:t>
+      </w:r>
+    </w:p>
+    <w:p>
+      <w:r>
+        <w:rPr>
+          <w:b/>
+        </w:rPr>
+        <w:t xml:space="preserve">Blodticka </w:t>
+      </w:r>
+      <w:r>
+        <w:t xml:space="preserve">är i norra Sverige främst knuten till grova granlågor i urskogsartad barrskog, men förekommer ibland även på klenare granar i anslutning till bäckar och sumpskogar. Den är en bra indikator på granskogar med höga naturvärden och oftast förekommer den tillsammans med ett stort antal ovanliga och rödlistade arter. I södra Sverige växer den framför allt på tall och har då ett lägre signalvärde. Blodticka är typisk art för </w:t>
+      </w:r>
+      <w:r>
+        <w:rPr>
+          <w:i/>
+        </w:rPr>
+        <w:t>9030 Landhöjningsskog</w:t>
+      </w:r>
+      <w:r>
+        <w:t xml:space="preserve"> (SLU Artdatabanken, 2025; Nitare &amp; Skogsstyrelsen, 2019).</w:t>
       </w:r>
     </w:p>
     <w:p>
@@ -1022,7 +1084,7 @@
     </w:p>
     <w:p>
       <w:r>
-        <w:t>Följande typiska arter har sina livsmiljöer och växtplatser i den aktuella skogen: garnlav (VU, T), gränsticka (VU, T), lappticka (VU, T), ostticka (VU, T), gammelgransskål (NT, T), harticka (NT, T), knottrig blåslav (NT, T), lavskrika (NT, T, §4), lunglav (NT, T), rosenticka (NT, T), rödbrun blekspik (NT, T), skrovellav (NT, T), talltagel (NT, T), tretåig hackspett (NT, T, §4), ullticka (NT, T), bårdlav (S, T), grönkulla (S, T, §8), luddlav (S, T), plattlummer (S, T, §9), spindelblomster (S, T, §8), stuplav (S, T), trådticka (S, T), ekbräken (T), fjällskära (T), spillkråka (T, §4) och tjäder (T, §4).</w:t>
+        <w:t>Följande typiska arter har sina livsmiljöer och växtplatser i den aktuella skogen: garnlav (VU, T), gränsticka (VU, T), lappticka (VU, T), ostticka (VU, T), vitskaftad svartspik (VU, T), gammelgransskål (NT, T), harticka (NT, T), knottrig blåslav (NT, T), lavskrika (NT, T, §4), lunglav (NT, T), rosenticka (NT, T), rödbrun blekspik (NT, T), skrovellav (NT, T), talltagel (NT, T), tretåig hackspett (NT, T, §4), ullticka (NT, T), blodticka (S, T), bårdlav (S, T), grönkulla (S, T, §8), luddlav (S, T), plattlummer (S, T, §9), spindelblomster (S, T, §8), stuplav (S, T), trådticka (S, T), ekbräken (T), fjällskära (T), spillkråka (T, §4) och tjäder (T, §4).</w:t>
       </w:r>
     </w:p>
     <w:p>

--- a/tillsyn/Laisdalen Björkliden tillsynsbegäran.docx
+++ b/tillsyn/Laisdalen Björkliden tillsynsbegäran.docx
@@ -22,7 +22,7 @@
       <w:r>
         <w:drawing>
           <wp:inline xmlns:a="http://schemas.openxmlformats.org/drawingml/2006/main" xmlns:pic="http://schemas.openxmlformats.org/drawingml/2006/picture">
-            <wp:extent cx="5486400" cy="4543376"/>
+            <wp:extent cx="5486400" cy="4609700"/>
             <wp:docPr id="1" name="Picture 1"/>
             <wp:cNvGraphicFramePr>
               <a:graphicFrameLocks noChangeAspect="1"/>
@@ -43,7 +43,7 @@
                   <pic:spPr>
                     <a:xfrm>
                       <a:off x="0" y="0"/>
-                      <a:ext cx="5486400" cy="4543376"/>
+                      <a:ext cx="5486400" cy="4609700"/>
                     </a:xfrm>
                     <a:prstGeom prst="rect"/>
                   </pic:spPr>
@@ -65,7 +65,7 @@
     </w:p>
     <w:p>
       <w:r>
-        <w:t>I och inom 5 meter från området finns fynd av 35 naturvårdsarter, varav 22 är rödlistade, 9 är fridlysta, 28 är typiska (T) och 8 är signalarter (S): garnlav (VU, T), grantickeporing (VU), gränsticka (VU, T), lappticka (VU, T), ostticka (VU, T), vitskaftad svartspik (VU, T), blanksvart spiklav (NT), gammelgransskål (NT, T), harticka (NT, T), knottrig blåslav (NT, T), lavskrika (NT, T, §4), liten svartspik (NT), lunglav (NT, T), nordlig nållav (NT), rosenticka (NT, T), rödbrun blekspik (NT, T), skrovellav (NT, T), talltagel (NT, T), talltita (NT, §4), tretåig hackspett (NT, T, §4), ullticka (NT, T), vitgrynig nållav (NT), blodticka (S, T), bårdlav (S, T), grönkulla (S, T, §8), luddlav (S, T), plattlummer (S, T, §9), spindelblomster (S, T, §8), stuplav (S, T), trådticka (S, T), ekbräken (T), fjällskära (T), spillkråka (T, §4), tjäder (T, §4) och brudsporre (§8). Se Figur 1.</w:t>
+        <w:t>I och inom 5 meter från området finns fynd av 43 naturvårdsarter, varav 23 är rödlistade, 11 är fridlysta, 36 är typiska (T) och 10 är signalarter (S): garnlav (VU, T), grantickeporing (VU), gränsticka (VU, T), knärot (VU, T, §8), lappticka (VU, T), ostticka (VU, T), vitskaftad svartspik (VU, T), blanksvart spiklav (NT), gammelgransskål (NT, T), harticka (NT, T), knottrig blåslav (NT, T), lavskrika (NT, T, §4), liten svartspik (NT), lunglav (NT, T), nordlig nållav (NT), rosenticka (NT, T), rödbrun blekspik (NT, T), skrovellav (NT, T), talltagel (NT, T), talltita (NT, §4), tretåig hackspett (NT, T, §4), ullticka (NT, T), vitgrynig nållav (NT), blodticka (S, T), bårdlav (S, T), grönkulla (S, T, §8), luddlav (S, T), plattlummer (S, T, §9), spindelblomster (S, T, §8), stuplav (S, T), trådticka (S, T), vedticka (S, T), ögonpyrola (S, T), ekbräken (T), fjällskära (T), järpe (T, §4), kransmossa (T), kärrviol (T), linnea (T), nordisk stormhatt (T), spillkråka (T, §4), tjäder (T, §4) och brudsporre (§8). Se Figur 1.</w:t>
       </w:r>
     </w:p>
     <w:p>
@@ -169,6 +169,106 @@
         <w:rPr>
           <w:b/>
         </w:rPr>
+        <w:t>Knärot (VU, §8)</w:t>
+      </w:r>
+      <w:r>
+        <w:t xml:space="preserve"> är typisk art för </w:t>
+      </w:r>
+      <w:r>
+        <w:rPr>
+          <w:i/>
+        </w:rPr>
+        <w:t xml:space="preserve">9010 Taiga </w:t>
+      </w:r>
+      <w:r>
+        <w:t>och</w:t>
+      </w:r>
+      <w:r>
+        <w:rPr>
+          <w:i/>
+        </w:rPr>
+        <w:t xml:space="preserve"> 9050 Näringsrik granskog</w:t>
+      </w:r>
+      <w:r>
+        <w:t xml:space="preserve">, rödlistad som sårbar och fridlyst enligt 8§ artskyddsförordningen. En nyligen genomförd analys av 79 floraväktarlokaler indikerar att det behövs någonstans mellan 100 och 150 meters skyddszon för att en knärotspopulation inte ska dö ut på lång sikt (Sebestyén &amp; Sundberg, 2025). Detta ligger väl i linje med tidigare genomförda studier som visar att det krävs väl tilltagna buffertzoner för att knäroten inte ska ta skada av skogsbruksåtgärder i intilliggande skog (Johnson, 2014; Koelmeijer m.fl., 2022; Skogsstyrelsen, 2022). Arten är även känslig för gallring vilket framgår av Skogsstyrelsens egen vägledning för hänsyn till knärot (Skogsstyrelsen, 2022). Ytterligare en studie visar på den starka korrelationen mellan minskande arealer kontinuitetsskog och lokal utdöenderisk. Knäroten uppvisade en mycket låg koloniseringsgrad (0,7 % över 10 år) i kombination med hög lokal utrotningsrisk (75,2 %), där utrotningssannolikheten ökade kraftigt när arealen kontinuitetsskog minskade mellan undersökningar, t.ex. på grund av kalhyggesbruk (Johansson et al., 2026). För rika förekomster av knärot är reservatsbildning eller biotopskydd lämpliga åtgärder för att skydda den. På knärot kan den sällsynta rostsvampen </w:t>
+      </w:r>
+      <w:r>
+        <w:rPr>
+          <w:i/>
+        </w:rPr>
+        <w:t>Pucciniastrum goodyerae</w:t>
+      </w:r>
+      <w:r>
+        <w:t xml:space="preserve"> påträffas. </w:t>
+      </w:r>
+      <w:r>
+        <w:rPr>
+          <w:i/>
+        </w:rPr>
+        <w:t>Pucciniastrum goodyerae</w:t>
+      </w:r>
+      <w:r>
+        <w:t xml:space="preserve"> är klassad som NE (ej bedömd) i rödlistan (SLU Artdatabanken, 2024).</w:t>
+      </w:r>
+    </w:p>
+    <w:p>
+      <w:r>
+        <w:t>I det aktuella området finns 1 fyndplatser för knärot registrerade på Artportalen. Figur 2 visar gränserna för buffertzoner på 50 m, som behöver lämnas kring fyndplatserna för att knärotslokalerna inte ska försvinna vid en avverkning. Av det aktuella området överlappar 0.79 ha med buffertzonerna och får av detta skäl inte avverkas.</w:t>
+      </w:r>
+    </w:p>
+    <w:p>
+      <w:pPr>
+        <w:pStyle w:val="Caption"/>
+      </w:pPr>
+      <w:r>
+        <w:drawing>
+          <wp:inline xmlns:a="http://schemas.openxmlformats.org/drawingml/2006/main" xmlns:pic="http://schemas.openxmlformats.org/drawingml/2006/picture">
+            <wp:extent cx="5486400" cy="5795072"/>
+            <wp:docPr id="2" name="Picture 2"/>
+            <wp:cNvGraphicFramePr>
+              <a:graphicFrameLocks noChangeAspect="1"/>
+            </wp:cNvGraphicFramePr>
+            <a:graphic>
+              <a:graphicData uri="http://schemas.openxmlformats.org/drawingml/2006/picture">
+                <pic:pic>
+                  <pic:nvPicPr>
+                    <pic:cNvPr id="0" name="Laisdalen Björkliden karta knärot.png"/>
+                    <pic:cNvPicPr/>
+                  </pic:nvPicPr>
+                  <pic:blipFill>
+                    <a:blip r:embed="rId17"/>
+                    <a:stretch>
+                      <a:fillRect/>
+                    </a:stretch>
+                  </pic:blipFill>
+                  <pic:spPr>
+                    <a:xfrm>
+                      <a:off x="0" y="0"/>
+                      <a:ext cx="5486400" cy="5795072"/>
+                    </a:xfrm>
+                    <a:prstGeom prst="rect"/>
+                  </pic:spPr>
+                </pic:pic>
+              </a:graphicData>
+            </a:graphic>
+          </wp:inline>
+        </w:drawing>
+      </w:r>
+    </w:p>
+    <w:p>
+      <w:pPr>
+        <w:pStyle w:val="Caption"/>
+        <w:spacing w:after="240"/>
+      </w:pPr>
+      <w:r>
+        <w:t>Figur 2. Fyndplatser och buffertzoner för knärot i det aktuella området. Endast fyndplatser vars buffertzoner överlappar med det aktuella området har tagits med i visualiseringen. Kartans mittpunktskoordinat är N 7310408, E 607479 i SWEREF 99 TM.</w:t>
+      </w:r>
+    </w:p>
+    <w:p>
+      <w:r>
+        <w:rPr>
+          <w:b/>
+        </w:rPr>
         <w:t>Lappticka (VU)</w:t>
       </w:r>
       <w:r>
@@ -936,6 +1036,55 @@
         <w:rPr>
           <w:b/>
         </w:rPr>
+        <w:t xml:space="preserve">Vedticka </w:t>
+      </w:r>
+      <w:r>
+        <w:t xml:space="preserve">är en bra signalart söder om den naturliga norrlandsgränsen. Den är huvudsakligen knuten till äldre barrskogar där det föreligger långvarig kontinuitet av död barrved. Vedticka är typisk art för </w:t>
+      </w:r>
+      <w:r>
+        <w:rPr>
+          <w:i/>
+        </w:rPr>
+        <w:t xml:space="preserve">9010 Taiga </w:t>
+      </w:r>
+      <w:r>
+        <w:t>(Nitare &amp; Skogsstyrelsen, 2019; SLU Artdatabanken, 2025).</w:t>
+      </w:r>
+    </w:p>
+    <w:p>
+      <w:r>
+        <w:rPr>
+          <w:b/>
+        </w:rPr>
+        <w:t xml:space="preserve">Ögonpyrola </w:t>
+      </w:r>
+      <w:r>
+        <w:t xml:space="preserve">är normalt en bra signalart som visar på områden med höga naturvärden och stabila förhållanden, särskilt inom näringsfattiga trakter. Växten är mycket känslig för markskador och försvinner snabbt efter slutavverkning. Den hotas också av skogsgödsling och markavvattning. Ögonpyrola är typisk art för </w:t>
+      </w:r>
+      <w:r>
+        <w:rPr>
+          <w:i/>
+        </w:rPr>
+        <w:t>9010 Taiga</w:t>
+      </w:r>
+      <w:r>
+        <w:t xml:space="preserve"> och</w:t>
+      </w:r>
+      <w:r>
+        <w:rPr>
+          <w:i/>
+        </w:rPr>
+        <w:t xml:space="preserve"> 9070 Trädklädd betesmark</w:t>
+      </w:r>
+      <w:r>
+        <w:t xml:space="preserve"> (Nitare &amp; Skogsstyrelsen, 2019; SLU Artdatabanken, 2024).</w:t>
+      </w:r>
+    </w:p>
+    <w:p>
+      <w:r>
+        <w:rPr>
+          <w:b/>
+        </w:rPr>
         <w:t xml:space="preserve">Ekbräken </w:t>
       </w:r>
       <w:r>
@@ -987,6 +1136,151 @@
       </w:r>
       <w:r>
         <w:t>(SLU Artdatabanken, 2026).</w:t>
+      </w:r>
+    </w:p>
+    <w:p>
+      <w:r>
+        <w:rPr>
+          <w:b/>
+        </w:rPr>
+        <w:t>Järpe (§4)</w:t>
+      </w:r>
+      <w:r>
+        <w:t xml:space="preserve">, som är upptagen i bilaga 1 och 2 EU:s fågeldirektiv, är mycket stationär inom sitt revir som är minst 25 hektar stort. Livsmiljöerna utgörs av tät barrskog med inblandning av lövträd och en väl utvecklad flerskiktad struktur med bärris och yngre eller undertryckta, täta granar i ett lägre skikt, ofta utmed bäckar och åar inne i den skyddande granskogen. Den överlever inte om dess livsmiljö kalavverkas och är även känslig för röjning, gallring och avverkning där unga granar och lövträd inte sparas i tillräcklig omfattning. Arten finns i sammanhängande grandominerad skog över hela Sverige men förekomsterna är betydligt glesare i Götaland än i övriga landet. Järpe är typisk art för </w:t>
+      </w:r>
+      <w:r>
+        <w:rPr>
+          <w:i/>
+        </w:rPr>
+        <w:t xml:space="preserve">9010 Taiga, 9080 Lövsumpskog </w:t>
+      </w:r>
+      <w:r>
+        <w:t xml:space="preserve">och </w:t>
+      </w:r>
+      <w:r>
+        <w:rPr>
+          <w:i/>
+        </w:rPr>
+        <w:t xml:space="preserve">9740 Skogsbevuxen myr </w:t>
+      </w:r>
+      <w:r>
+        <w:t>(SLU Artdatabanken, 2026).</w:t>
+      </w:r>
+    </w:p>
+    <w:p>
+      <w:r>
+        <w:rPr>
+          <w:b/>
+        </w:rPr>
+        <w:t>Kransmossa</w:t>
+      </w:r>
+      <w:r>
+        <w:t xml:space="preserve"> är typisk art för </w:t>
+      </w:r>
+      <w:r>
+        <w:rPr>
+          <w:i/>
+        </w:rPr>
+        <w:t xml:space="preserve">9050 Näringsrik granskog </w:t>
+      </w:r>
+      <w:r>
+        <w:t xml:space="preserve">och </w:t>
+      </w:r>
+      <w:r>
+        <w:rPr>
+          <w:i/>
+        </w:rPr>
+        <w:t xml:space="preserve">6170 Alpina kalkgräsmarker </w:t>
+      </w:r>
+      <w:r>
+        <w:t>(SLU Artdatabanken, 2025).</w:t>
+      </w:r>
+    </w:p>
+    <w:p>
+      <w:r>
+        <w:rPr>
+          <w:b/>
+        </w:rPr>
+        <w:t xml:space="preserve">Kärrviol </w:t>
+      </w:r>
+      <w:r>
+        <w:t xml:space="preserve">är typisk art för </w:t>
+      </w:r>
+      <w:r>
+        <w:rPr>
+          <w:i/>
+        </w:rPr>
+        <w:t xml:space="preserve">9740 Skogsbevuxen myr </w:t>
+      </w:r>
+      <w:r>
+        <w:t>och</w:t>
+      </w:r>
+      <w:r>
+        <w:rPr>
+          <w:i/>
+        </w:rPr>
+        <w:t xml:space="preserve"> 6450 Svämängar </w:t>
+      </w:r>
+      <w:r>
+        <w:t>(SLU Artdatabanken, 2025).</w:t>
+      </w:r>
+    </w:p>
+    <w:p>
+      <w:r>
+        <w:rPr>
+          <w:b/>
+        </w:rPr>
+        <w:t xml:space="preserve">Linnea </w:t>
+      </w:r>
+      <w:r>
+        <w:t xml:space="preserve">är typisk art för </w:t>
+      </w:r>
+      <w:r>
+        <w:rPr>
+          <w:i/>
+        </w:rPr>
+        <w:t>9010 Taiga</w:t>
+      </w:r>
+      <w:r>
+        <w:t>. På linnea kan man hitta sporsäcksvampen linnealudd (SLU Artdatabanken, 2025).</w:t>
+      </w:r>
+    </w:p>
+    <w:p>
+      <w:r>
+        <w:rPr>
+          <w:b/>
+        </w:rPr>
+        <w:t>Nordisk stormhatt</w:t>
+      </w:r>
+      <w:r>
+        <w:t xml:space="preserve"> är typisk art för </w:t>
+      </w:r>
+      <w:r>
+        <w:rPr>
+          <w:i/>
+        </w:rPr>
+        <w:t xml:space="preserve">9050 Näringsrik granskog, 9040 Fjällbjörkskog </w:t>
+      </w:r>
+      <w:r>
+        <w:t xml:space="preserve">och </w:t>
+      </w:r>
+      <w:r>
+        <w:rPr>
+          <w:i/>
+        </w:rPr>
+        <w:t>6430 Högörtängar</w:t>
+      </w:r>
+      <w:r>
+        <w:t>. Stormhattsrotvecklare (NT) samt stormhattshumla, som är rödlistad som nära hotad (NT) på den europeiska rödlistan, är knuten till nordisk stormhatt</w:t>
+      </w:r>
+      <w:r>
+        <w:rPr>
+          <w:i/>
+        </w:rPr>
+        <w:t xml:space="preserve"> </w:t>
+      </w:r>
+      <w:r>
+        <w:t>(SLU Artdatabanken, 2026; IUCN, 2025).</w:t>
       </w:r>
     </w:p>
     <w:p>
@@ -1084,7 +1378,7 @@
     </w:p>
     <w:p>
       <w:r>
-        <w:t>Följande typiska arter har sina livsmiljöer och växtplatser i den aktuella skogen: garnlav (VU, T), gränsticka (VU, T), lappticka (VU, T), ostticka (VU, T), vitskaftad svartspik (VU, T), gammelgransskål (NT, T), harticka (NT, T), knottrig blåslav (NT, T), lavskrika (NT, T, §4), lunglav (NT, T), rosenticka (NT, T), rödbrun blekspik (NT, T), skrovellav (NT, T), talltagel (NT, T), tretåig hackspett (NT, T, §4), ullticka (NT, T), blodticka (S, T), bårdlav (S, T), grönkulla (S, T, §8), luddlav (S, T), plattlummer (S, T, §9), spindelblomster (S, T, §8), stuplav (S, T), trådticka (S, T), ekbräken (T), fjällskära (T), spillkråka (T, §4) och tjäder (T, §4).</w:t>
+        <w:t>Följande typiska arter har sina livsmiljöer och växtplatser i den aktuella skogen: garnlav (VU, T), gränsticka (VU, T), knärot (VU, T, §8), lappticka (VU, T), ostticka (VU, T), vitskaftad svartspik (VU, T), gammelgransskål (NT, T), harticka (NT, T), knottrig blåslav (NT, T), lavskrika (NT, T, §4), lunglav (NT, T), rosenticka (NT, T), rödbrun blekspik (NT, T), skrovellav (NT, T), talltagel (NT, T), tretåig hackspett (NT, T, §4), ullticka (NT, T), blodticka (S, T), bårdlav (S, T), grönkulla (S, T, §8), luddlav (S, T), plattlummer (S, T, §9), spindelblomster (S, T, §8), stuplav (S, T), trådticka (S, T), vedticka (S, T), ögonpyrola (S, T), ekbräken (T), fjällskära (T), järpe (T, §4), kransmossa (T), kärrviol (T), linnea (T), nordisk stormhatt (T), spillkråka (T, §4) och tjäder (T, §4).</w:t>
       </w:r>
     </w:p>
     <w:p>
@@ -1161,49 +1455,90 @@
         <w:pStyle w:val="Heading1"/>
       </w:pPr>
       <w:r>
-        <w:t>Lavskrika – ekologi samt krav på livsmiljön</w:t>
-      </w:r>
-    </w:p>
-    <w:p>
-      <w:r>
-        <w:t>Lavskrika är rödlistad som nära hotad (NT), fridlyst enligt 4 § artskyddsförordningen (2007:845) och ingår i förteckningen över prioriterade arter i Skogsstyrelsens föreskrifter och allmänna råd (SKSFS 2011:7) bilaga 4. Lavskrikan är en mycket stationär fågel, som häckar i äldre, slutna och hänglavsrika barrskogar. Nyckelfaktorer är flerskiktad skog med rik undervegetation samt riklig förekomst av hänglavar (SLU Artdatabanken, 2026).</w:t>
-      </w:r>
-    </w:p>
-    <w:p>
-      <w:r>
-        <w:t xml:space="preserve">I Skogsstyrelsens vägledning för hänsyn till fåglar står bland annat att: </w:t>
+        <w:t>Knärot – ekologi samt krav på livsmiljön</w:t>
+      </w:r>
+    </w:p>
+    <w:p>
+      <w:r>
+        <w:t xml:space="preserve">Knärot är typisk art för </w:t>
       </w:r>
       <w:r>
         <w:rPr>
           <w:i/>
         </w:rPr>
-        <w:t>“Reviren är livslånga med hemområden som varierar mellan 50 och 150 ha. Hemområdena har inga fasta gränser utan det handlar mera om de yttre gränserna för familjegruppernas rörelser. Lavskrikan undviker att förflytta sig över stora öppna områden och hemområdesstorleken är därför större i områden fragmenterade av hyggen och yngre skog än i områden med i sammanhängande äldre skog. Det finns studier som antyder att det inom ett revir bör finnas maximalt 15 % öppna ytor och ungskog. Inom ett revir av hög kvalitet finns det som regel ett eller flera kärnområden (1–20 ha) med relativt tät flerskiktad granskog.”</w:t>
-      </w:r>
-      <w:r>
-        <w:t xml:space="preserve"> Vidare att: </w:t>
+        <w:t xml:space="preserve">9010 Taiga </w:t>
+      </w:r>
+      <w:r>
+        <w:t>och</w:t>
       </w:r>
       <w:r>
         <w:rPr>
           <w:i/>
         </w:rPr>
-        <w:t>“Arten missgynnas när flerskiktad skog omförs till enskiktade bestånd. Även skogsskötsel med återkommande röjning och hård gallring är starkt negativt. Lavskrikan har relativt stora hemområden och försvinner när den äldre skogen fragmenteras, särskilt allvarligt är när kärnområdena avverkas.”</w:t>
-      </w:r>
-      <w:r>
-        <w:t xml:space="preserve"> (Skogsstyrelsen 2016).</w:t>
-      </w:r>
-    </w:p>
-    <w:p>
-      <w:r>
-        <w:t xml:space="preserve">Populationen har minskat med 20 (10–30) % under de senaste 15 åren och minskningstakten bedöms vara nära gränsvärdet för sårbar (VU). Arten försvinner successivt framför allt vid dess utbredningsgränser och populationen har minskat kontinuerligt under 2000-talet. Lavskrika är typisk art för </w:t>
+        <w:t xml:space="preserve"> 9050 Näringsrik granskog</w:t>
+      </w:r>
+      <w:r>
+        <w:t>, fridlyst enligt 8 och 15 §§ artskyddsförordningen och klassad som sårbar (VU) enligt rödlistan 2020. Knärot är beroende av hög och jämn luftfuktighet i gamla, ostörda skogsmiljöer och är känslig för snabba förändringar av ljus-/vindförhållanden eller uttorkning. På grund av ett alltför intensivt skogsbruk har den minskat med 40 (25–50) % under de senaste 60 åren och i framtiden bedöms minskningstakten uppgå till 30 (20–40) %. Till följd av att arten har en dokumenterat högre minskningstakt i förhållande till sin generationstid än vad som tidigare varit känt (data från Riksskogstaxeringen) höjdes den till hotkategori sårbar (VU) i rödlistan 2020 (SLU Artdatabanken, 2024).</w:t>
+      </w:r>
+    </w:p>
+    <w:p>
+      <w:r>
+        <w:t>En analys av 79 floraväktarlokaler åren 1990–2015 vilka återbesökts under 2020–2024 visade på en tydlig negativ påverkan på knärotsförekomster från större hyggen i närområdet (inom 150–200 m) vilket indikerar att kanteffekter har en stor påverkan på populationerna. Resultaten bekräftar knärotens känslighet för kanteffekter och visar vikten av att skydda större skogsbestånd för att bevara arten. Om det blir höga andelar (&gt;30%) hyggen inom 200 meter från en knärotsförekomst så ökar risken för att en knärotspopulation dör ut och det verkar det behövas någonstans mellan 100 och 150 meters skyddszon för att bevara arten på lång sikt (Sebestyén &amp; Sundberg, 2025). Detta stöds även av en studie (Johansson et al, 2026) baserad på data från Riksskogstaxeringen som visar att knäroten minskat med 66 % under perioden 1993–2022 samt att det finns en stark korrelation mellan minskande arealer kontinuitetsskog och lokal utdöenderisk. Knäroten uppvisade en mycket låg koloniseringsgrad (0,7 % över 10 år) i kombination med hög lokal utrotningsrisk (75,2 %), där utrotningssannolikheten ökade kraftigt när arealen kontinuitetsskog minskade mellan undersökningar, t.ex. på grund av kalhyggesbruk (Johansson et al., 2026).</w:t>
+      </w:r>
+    </w:p>
+    <w:p>
+      <w:r>
+        <w:t xml:space="preserve">Samuel Johnsons doktorsavhandling </w:t>
       </w:r>
       <w:r>
         <w:rPr>
           <w:i/>
         </w:rPr>
-        <w:t>9010 Taiga</w:t>
-      </w:r>
-      <w:r>
-        <w:t xml:space="preserve"> (SLU Artdatabanken, 2026).</w:t>
+        <w:t>“Retention Forestry as a Conservation Measure for Boreal Forest Ground Vegetation”</w:t>
+      </w:r>
+      <w:r>
+        <w:t xml:space="preserve"> (SLU, Uppsala 2014) visar att det krävs väl tilltagna skyddszoner för att knärotens växtplatser inte ska ta skada av skogsbruksåtgärder i intilliggande områden: </w:t>
+      </w:r>
+      <w:r>
+        <w:rPr>
+          <w:i/>
+        </w:rPr>
+        <w:t xml:space="preserve">“Study III shows that retention patches smaller than 0.5 ha do not lifeboat the sensitive forest herb G. repens, a species that depend on stable microclimatic conditions typical for intact forest stands.” </w:t>
+      </w:r>
+      <w:r>
+        <w:t xml:space="preserve">Vidare </w:t>
+      </w:r>
+      <w:r>
+        <w:rPr>
+          <w:i/>
+        </w:rPr>
+        <w:t>“More sensitive forest species are not lifeboated in retention patches ranging from 0.05 to 0.5 ha (Papers II &amp; III).”</w:t>
+      </w:r>
+    </w:p>
+    <w:p>
+      <w:r>
+        <w:t xml:space="preserve">Johnsons (2014) rekommendation på minst 50 meters breda skyddszoner runt knärotens växtplatser motsvarar en areal på 0,78 hektar, vilket ligger i linje med andra studier som gjorts på känsliga skogsarter: </w:t>
+      </w:r>
+      <w:r>
+        <w:rPr>
+          <w:i/>
+        </w:rPr>
+        <w:t>“In study III I also show that translocated specimens of G. repens survives well in mature forests at least 50 m from the nearest edge to an open area. Moreover, measures of temperature and humidity show that such distances from an open area is far enough to offer a microclimate that is more stable compared to what present in retention patches of around 0.1 ha. This means that the very centre of a circular patch with radius 50 m (equals a size of 0.78 ha) should offer conditions similar to interior forest and would perhaps be a suitable habitat for G. repens and similar species. Previous studies from both North America and Sweden have also concluded that patches between 0.5 and one ha are sufficient for preserving interior forest vegetation as well as sensitive lichens and bryophytes (de Graaf &amp; Roberts 2009; Halpern et al. 2012; Rudolphi et al. 2014).”</w:t>
+      </w:r>
+    </w:p>
+    <w:p>
+      <w:r>
+        <w:t>Ytterligare en studie (Koelmeijer m.fl., 2022) inkluderar knärotens skyddsbehov. I uppsatsen berörs problemet med uttorkning för växter, bl.a. för knärot, ett problem som blivit accentuerat på grund av den pågående klimatförändringen och torra somrar, t.ex. den exceptionellt torra sommaren 2018. I uppsatsen undersöks områden med tre olika avstånd från kalhyggeskant med avseende på skydd bl.a. för knärot. Det första området har avstånd upp till 20 m från hyggeskant (Strong edge effect), det andra 20–40 m från hyggeskant (Weak edge effect) och det tredje avser större avstånd från hyggeskant, där kanteffekten anses vara försumbar (Interior). Ett resultat var att man fann stor eller mycket stor uttorkningseffekt på känsliga och rödlistade skogsarter vid de kortare avstånden till hyggeskant, medan effekt av uttorkning inte konstaterades på större avstånd (Interior). För orkidén knärot fann man en rik förekomst (upp till 0,06 dm2/m2) på stort avstånd från hyggeskant (Interior), medan förekomsten var liten eller närmast försumbar i de områden som klassificerades som Weak edge effect respektive Strong edge effect. Arbetet påpekar att de allt oftare förekommande torra somrarna ger ytterligare skäl att utöka skyddsavståndet från hyggen till den fuktkrävande arten knärot (Koelmeijer m.fl., 2022).</w:t>
+      </w:r>
+    </w:p>
+    <w:p>
+      <w:r>
+        <w:t>Även Skogsstyrelsens egen vägledning för hänsyn till knärot ligger i linje med ovanstående forskningsstudier. Av vägledningen framgår det att för med hög sannolikhet kunna bevara befintliga förekomster krävs relativt stora avsättningar av uppvuxen skog med slutet och relativt tätt kronskikt. Som riktlinje kan krävas ett avstånd på 50 meter in från brynet för att vidmakthålla ett fungerande mikroklimat. Detta innebär att fristående hänsynsytor för många arter (kärlväxter, lavar och mossor) kan behöva ha en area överstigande 0,8 hektar (cirkelyta med radien 50 meter = 0,78 hektar) för att bibehålla lokalklimatet. Även ganska små förändringar i form av förändrade ljus- och fuktighetsförhållanden, till exempel till följd av gallring, kan leda till att arten försvinner till följd av konkurrens med mera ljuskrävande och snabbväxande arter (Skogsstyrelsen, 2022).</w:t>
+      </w:r>
+    </w:p>
+    <w:p>
+      <w:r>
+        <w:t>Vid tillämpning av försiktighetsprincipen enligt 2 kap. 3 § miljöbalken bör sålunda 100–150 meters skyddszon lämnas runt knärotens växtplatser.</w:t>
       </w:r>
     </w:p>
     <w:p>
@@ -1211,35 +1546,142 @@
         <w:pStyle w:val="Heading2"/>
       </w:pPr>
       <w:r>
-        <w:t>Referenser – lavskrika</w:t>
-      </w:r>
-    </w:p>
-    <w:p>
-      <w:r>
-        <w:t xml:space="preserve">Skogsstyrelsen, 2016. </w:t>
+        <w:t>Referenser – knärot</w:t>
+      </w:r>
+    </w:p>
+    <w:p>
+      <w:r>
+        <w:t xml:space="preserve">de Graaf M &amp; Roberts M.R., 2009. </w:t>
       </w:r>
       <w:r>
         <w:rPr>
           <w:i/>
         </w:rPr>
-        <w:t xml:space="preserve">Vägledning för hänsyn till fåglar – lavskrika. </w:t>
-      </w:r>
-      <w:r>
-        <w:t>https://www.skogsstyrelsen.se/globalassets/lag-och-tillsyn/artskydd/vagledningar-for-hansyn-till-faglar/lavskrika-vagledning-hansyn.pdf</w:t>
-      </w:r>
-    </w:p>
-    <w:p>
-      <w:r>
-        <w:t xml:space="preserve">SLU Artdatabanken, 2026. </w:t>
+        <w:t xml:space="preserve">Short-term response of the herbaceous layer within leave patches after harvest. </w:t>
+      </w:r>
+      <w:r>
+        <w:t>Forest Ecology and Management 257, 1014–1025.</w:t>
+      </w:r>
+    </w:p>
+    <w:p>
+      <w:r>
+        <w:t xml:space="preserve">Halpern, C. B., Halaj, J., Evans, S. A., &amp; Dovciak, M., 2012. </w:t>
       </w:r>
       <w:r>
         <w:rPr>
           <w:i/>
         </w:rPr>
+        <w:t xml:space="preserve">Level and pattern of overstory retention interact to shape long-term responses of understories to timber harvest. </w:t>
+      </w:r>
+      <w:r>
+        <w:t>Ecological Applications, 22, 2049–2064.</w:t>
+      </w:r>
+    </w:p>
+    <w:p>
+      <w:r>
+        <w:t>Johansson, V., Jansson, M. och Bergman, K-O</w:t>
+      </w:r>
+      <w:r>
+        <w:rPr>
+          <w:i/>
+        </w:rPr>
+        <w:t>.</w:t>
+      </w:r>
+      <w:r>
+        <w:t>, 2026.</w:t>
+      </w:r>
+      <w:r>
+        <w:rPr>
+          <w:i/>
+        </w:rPr>
+        <w:t xml:space="preserve"> A 30-year population decline of a threatened forest orchid associated with old growth forests</w:t>
+      </w:r>
+      <w:r>
+        <w:t>. Department of Physics, Chemistry and Biology (IFM), Linköping University.</w:t>
+      </w:r>
+    </w:p>
+    <w:p>
+      <w:r>
+        <w:t xml:space="preserve">Johnson, S., 2014. </w:t>
+      </w:r>
+      <w:r>
+        <w:rPr>
+          <w:i/>
+        </w:rPr>
+        <w:t>Retention Forestry as a Conservation Measure for Boreal Forest Ground Vegetation</w:t>
+      </w:r>
+      <w:r>
+        <w:t>. Doktorsavhandling, SLU, Uppsala.</w:t>
+      </w:r>
+    </w:p>
+    <w:p>
+      <w:r>
+        <w:t xml:space="preserve">Koelmeijer, I. A., Ehrlén, J., Jönsson, M., De Frenne, P., Berg, P., Andersson, J., Weibull, H. &amp; Hylander, N. 2022. </w:t>
+      </w:r>
+      <w:r>
+        <w:rPr>
+          <w:i/>
+        </w:rPr>
+        <w:t xml:space="preserve">Interactive effects of drought and edge exposure on old-growth forest understory species. </w:t>
+      </w:r>
+      <w:r>
+        <w:t>Landscape Ecology, 37, sid 1839–1853.</w:t>
+      </w:r>
+    </w:p>
+    <w:p>
+      <w:r>
+        <w:t xml:space="preserve">Rudolphi, J., Jönsson, M. T., &amp; Gustafsson, L., 2014. </w:t>
+      </w:r>
+      <w:r>
+        <w:rPr>
+          <w:i/>
+        </w:rPr>
+        <w:t xml:space="preserve">Biological legacies buffer local species extinction after logging. </w:t>
+      </w:r>
+      <w:r>
+        <w:t>Journal of Applied Ecology. 51, 53–62.</w:t>
+      </w:r>
+    </w:p>
+    <w:p>
+      <w:r>
+        <w:t xml:space="preserve">Sebestyén, L. och Sundberg, S. 2025.  </w:t>
+      </w:r>
+      <w:r>
+        <w:rPr>
+          <w:i/>
+        </w:rPr>
+        <w:t>Påverkan på knärotslokaler från hyggen i närheten.</w:t>
+      </w:r>
+      <w:r>
+        <w:t xml:space="preserve"> DAPHNE 36:1 2025. Botaniska Sällskapet i Stockholm.</w:t>
+      </w:r>
+    </w:p>
+    <w:p>
+      <w:r>
+        <w:t xml:space="preserve">Skogsstyrelsen, 2022. </w:t>
+      </w:r>
+      <w:r>
+        <w:rPr>
+          <w:i/>
+        </w:rPr>
+        <w:t xml:space="preserve">Vägledning för hänsyn till knärot. </w:t>
+      </w:r>
+      <w:r>
+        <w:t>https://www.skogsstyrelsen.se/lag-och-tillsyn/artskydd/vagledningar-och-kunskapsstod-artskydd/vagledning-for-hansyn-till-knarot/.</w:t>
+      </w:r>
+    </w:p>
+    <w:p>
+      <w:r>
+        <w:t xml:space="preserve">SLU Artdatabanken, 2024. </w:t>
+      </w:r>
+      <w:r>
+        <w:rPr>
+          <w:i/>
+        </w:rPr>
         <w:t xml:space="preserve">Artfaktablad. Naturvård – artfakta. </w:t>
       </w:r>
       <w:r>
-        <w:t>SLU Artdatabanken, Uppsala</w:t>
+        <w:t>SLU Artdatabanken, Uppsala.</w:t>
       </w:r>
     </w:p>
     <w:p>
@@ -1247,59 +1689,46 @@
         <w:pStyle w:val="Heading1"/>
       </w:pPr>
       <w:r>
-        <w:t>Lunglav – ekologi samt krav på livsmiljön</w:t>
-      </w:r>
-    </w:p>
-    <w:p>
-      <w:r>
-        <w:t xml:space="preserve">Lunglav (NT) är en av vårt lands främsta signalarter som överallt indikerar gamla lövträd, skogsbestånd med höga naturvärden och ekosystem med lång skoglig kontinuitet. Lokalt kan förekomsten vara mycket riklig men den hittas nästan enbart i gamla och ej slutavverkade skogar. Artens samtliga förekomster bör uppmärksammas från naturvårdssynpunkt, då många lokaler även hyser andra ovanliga och rödlistade arter, däribland de sällsynta lavparasiterna lunglavshårprick (CR), </w:t>
+        <w:t>Lavskrika – ekologi samt krav på livsmiljön</w:t>
+      </w:r>
+    </w:p>
+    <w:p>
+      <w:r>
+        <w:t>Lavskrika är rödlistad som nära hotad (NT), fridlyst enligt 4 § artskyddsförordningen (2007:845) och ingår i förteckningen över prioriterade arter i Skogsstyrelsens föreskrifter och allmänna råd (SKSFS 2011:7) bilaga 4. Lavskrikan är en mycket stationär fågel, som häckar i äldre, slutna och hänglavsrika barrskogar. Nyckelfaktorer är flerskiktad skog med rik undervegetation samt riklig förekomst av hänglavar (SLU Artdatabanken, 2026).</w:t>
+      </w:r>
+    </w:p>
+    <w:p>
+      <w:r>
+        <w:t xml:space="preserve">I Skogsstyrelsens vägledning för hänsyn till fåglar står bland annat att: </w:t>
       </w:r>
       <w:r>
         <w:rPr>
           <w:i/>
         </w:rPr>
-        <w:t>Abrothallus diederichii</w:t>
-      </w:r>
-      <w:r>
-        <w:t xml:space="preserve"> (VU), </w:t>
+        <w:t>“Reviren är livslånga med hemområden som varierar mellan 50 och 150 ha. Hemområdena har inga fasta gränser utan det handlar mera om de yttre gränserna för familjegruppernas rörelser. Lavskrikan undviker att förflytta sig över stora öppna områden och hemområdesstorleken är därför större i områden fragmenterade av hyggen och yngre skog än i områden med i sammanhängande äldre skog. Det finns studier som antyder att det inom ett revir bör finnas maximalt 15 % öppna ytor och ungskog. Inom ett revir av hög kvalitet finns det som regel ett eller flera kärnområden (1–20 ha) med relativt tät flerskiktad granskog.”</w:t>
+      </w:r>
+      <w:r>
+        <w:t xml:space="preserve"> Vidare att: </w:t>
       </w:r>
       <w:r>
         <w:rPr>
           <w:i/>
         </w:rPr>
-        <w:t>Abrothallus lobariae</w:t>
-      </w:r>
-      <w:r>
-        <w:t xml:space="preserve"> (VU), </w:t>
+        <w:t>“Arten missgynnas när flerskiktad skog omförs till enskiktade bestånd. Även skogsskötsel med återkommande röjning och hård gallring är starkt negativt. Lavskrikan har relativt stora hemområden och försvinner när den äldre skogen fragmenteras, särskilt allvarligt är när kärnområdena avverkas.”</w:t>
+      </w:r>
+      <w:r>
+        <w:t xml:space="preserve"> (Skogsstyrelsen 2016).</w:t>
+      </w:r>
+    </w:p>
+    <w:p>
+      <w:r>
+        <w:t xml:space="preserve">Populationen har minskat med 20 (10–30) % under de senaste 15 åren och minskningstakten bedöms vara nära gränsvärdet för sårbar (VU). Arten försvinner successivt framför allt vid dess utbredningsgränser och populationen har minskat kontinuerligt under 2000-talet. Lavskrika är typisk art för </w:t>
       </w:r>
       <w:r>
         <w:rPr>
           <w:i/>
         </w:rPr>
-        <w:t>Calycina lobariae</w:t>
-      </w:r>
-      <w:r>
-        <w:t xml:space="preserve"> (VU), lunglavsknapp (VU) och skrovelmössing (VU), som växer på lunglav. Rikliga förekomster med lunglav bör skyddas med biotopskydd, frivilliga avsättningar eller reservat (SLU Artdatabanken, 2026; Nitare &amp; Skogsstyrelsen, 2019).</w:t>
-      </w:r>
-    </w:p>
-    <w:p>
-      <w:r>
-        <w:t xml:space="preserve">Lunglav är typisk art för </w:t>
-      </w:r>
-      <w:r>
-        <w:rPr>
-          <w:i/>
-        </w:rPr>
-        <w:t>9010 Taiga, 9020 Nordlig ädellövskog, 9110 Näringsfattig bokskog, 9130 Näringsrik bokskog, 9160 Näringsrik ekskog, 9180 Ädellövskog i branter, 9190 Näringsfattig ekskog, 9070 Trädklädd betesmark, 9040 Fjällbjörkskog</w:t>
-      </w:r>
-      <w:r>
-        <w:t xml:space="preserve"> och</w:t>
-      </w:r>
-      <w:r>
-        <w:rPr>
-          <w:i/>
-        </w:rPr>
-        <w:t xml:space="preserve"> 6530 Lövängar</w:t>
+        <w:t>9010 Taiga</w:t>
       </w:r>
       <w:r>
         <w:t xml:space="preserve"> (SLU Artdatabanken, 2026).</w:t>
@@ -1310,21 +1739,21 @@
         <w:pStyle w:val="Heading2"/>
       </w:pPr>
       <w:r>
-        <w:t>Referenser – lunglav</w:t>
-      </w:r>
-    </w:p>
-    <w:p>
-      <w:r>
-        <w:t xml:space="preserve">Nitare, J. och Skogsstyrelsen, 2019. </w:t>
+        <w:t>Referenser – lavskrika</w:t>
+      </w:r>
+    </w:p>
+    <w:p>
+      <w:r>
+        <w:t xml:space="preserve">Skogsstyrelsen, 2016. </w:t>
       </w:r>
       <w:r>
         <w:rPr>
           <w:i/>
         </w:rPr>
-        <w:t xml:space="preserve">Skyddsvärd skog – Naturvårdsarter och andra kriterier för naturvärdesbedömning. </w:t>
-      </w:r>
-      <w:r>
-        <w:t>Skogsstyrelsen.</w:t>
+        <w:t xml:space="preserve">Vägledning för hänsyn till fåglar – lavskrika. </w:t>
+      </w:r>
+      <w:r>
+        <w:t>https://www.skogsstyrelsen.se/globalassets/lag-och-tillsyn/artskydd/vagledningar-for-hansyn-till-faglar/lavskrika-vagledning-hansyn.pdf</w:t>
       </w:r>
     </w:p>
     <w:p>
@@ -1338,7 +1767,7 @@
         <w:t xml:space="preserve">Artfaktablad. Naturvård – artfakta. </w:t>
       </w:r>
       <w:r>
-        <w:t>SLU Artdatabanken, Uppsala.</w:t>
+        <w:t>SLU Artdatabanken, Uppsala</w:t>
       </w:r>
     </w:p>
     <w:p>
@@ -1346,27 +1775,62 @@
         <w:pStyle w:val="Heading1"/>
       </w:pPr>
       <w:r>
-        <w:t>Talltita – ekologi samt krav på livsmiljön</w:t>
-      </w:r>
-    </w:p>
-    <w:p>
-      <w:r>
-        <w:t>Talltita är rödlistad som NT, fridlyst och prioriterad art i Skogsvårdslagen. Den omfattas av EU:s fågeldirektiv. Arten har minskat kraftigt de senaste 30 åren och minskningstakten innevarande 10-årsperiod beräknas till 20 (10–30) % (SLU Artdatabanken, 2022).</w:t>
-      </w:r>
-    </w:p>
-    <w:p>
-      <w:r>
-        <w:t>Talltita föredrar större sammanhängande barrskogar, och finns såväl i tallskog som granskog och i lövblandad barrskog. Skogens struktur är viktig och ska helst vara flerskiktad med riklig underväxt av mindre granar, björk och andra lövträd och buskar. Tillgång på murknande högstubbar är särskilt viktig, eftersom talltitan helst själv hackar ut sitt bohål (SLU Artdatabanken, 2022).</w:t>
-      </w:r>
-    </w:p>
-    <w:p>
-      <w:r>
-        <w:t>Det finns flera studier som visar att talltita är känslig för gallring och inte överlever när dess livsmiljö kalavverkas (Eggers and Low, 2014; Griesser et al., 2007; Klein, 2020). Talltitans revir är förhållandevis stora, 10–20 hektar och arten missgynnas när skogen fragmenteras. Kalavverkning av större delar av reviret innebär att det överges (Artdatabanken, 2021).</w:t>
-      </w:r>
-    </w:p>
-    <w:p>
-      <w:r>
-        <w:t>Talltitan är synnerligen trogen sitt revir så länge paret lever och biotopen förblir intakt. Paret stannar i sitt revir året om. En förlust av ett revir har därför en stor inverkan på den lokala populationen och trakthyggesbruket anses vara orsak till den svenska populationens kraftiga minskning. Talltiteparets revirtrohet innebär att närhelst under året man observerar en adult talltita så ingår denna plats i reviret (Siffczyk et al., 2003; Ekman, 1979).</w:t>
+        <w:t>Lunglav – ekologi samt krav på livsmiljön</w:t>
+      </w:r>
+    </w:p>
+    <w:p>
+      <w:r>
+        <w:t xml:space="preserve">Lunglav (NT) är en av vårt lands främsta signalarter som överallt indikerar gamla lövträd, skogsbestånd med höga naturvärden och ekosystem med lång skoglig kontinuitet. Lokalt kan förekomsten vara mycket riklig men den hittas nästan enbart i gamla och ej slutavverkade skogar. Artens samtliga förekomster bör uppmärksammas från naturvårdssynpunkt, då många lokaler även hyser andra ovanliga och rödlistade arter, däribland de sällsynta lavparasiterna lunglavshårprick (CR), </w:t>
+      </w:r>
+      <w:r>
+        <w:rPr>
+          <w:i/>
+        </w:rPr>
+        <w:t>Abrothallus diederichii</w:t>
+      </w:r>
+      <w:r>
+        <w:t xml:space="preserve"> (VU), </w:t>
+      </w:r>
+      <w:r>
+        <w:rPr>
+          <w:i/>
+        </w:rPr>
+        <w:t>Abrothallus lobariae</w:t>
+      </w:r>
+      <w:r>
+        <w:t xml:space="preserve"> (VU), </w:t>
+      </w:r>
+      <w:r>
+        <w:rPr>
+          <w:i/>
+        </w:rPr>
+        <w:t>Calycina lobariae</w:t>
+      </w:r>
+      <w:r>
+        <w:t xml:space="preserve"> (VU), lunglavsknapp (VU) och skrovelmössing (VU), som växer på lunglav. Rikliga förekomster med lunglav bör skyddas med biotopskydd, frivilliga avsättningar eller reservat (SLU Artdatabanken, 2026; Nitare &amp; Skogsstyrelsen, 2019).</w:t>
+      </w:r>
+    </w:p>
+    <w:p>
+      <w:r>
+        <w:t xml:space="preserve">Lunglav är typisk art för </w:t>
+      </w:r>
+      <w:r>
+        <w:rPr>
+          <w:i/>
+        </w:rPr>
+        <w:t>9010 Taiga, 9020 Nordlig ädellövskog, 9110 Näringsfattig bokskog, 9130 Näringsrik bokskog, 9160 Näringsrik ekskog, 9180 Ädellövskog i branter, 9190 Näringsfattig ekskog, 9070 Trädklädd betesmark, 9040 Fjällbjörkskog</w:t>
+      </w:r>
+      <w:r>
+        <w:t xml:space="preserve"> och</w:t>
+      </w:r>
+      <w:r>
+        <w:rPr>
+          <w:i/>
+        </w:rPr>
+        <w:t xml:space="preserve"> 6530 Lövängar</w:t>
+      </w:r>
+      <w:r>
+        <w:t xml:space="preserve"> (SLU Artdatabanken, 2026).</w:t>
       </w:r>
     </w:p>
     <w:p>
@@ -1374,91 +1838,35 @@
         <w:pStyle w:val="Heading2"/>
       </w:pPr>
       <w:r>
-        <w:t>Referenser – talltita</w:t>
-      </w:r>
-    </w:p>
-    <w:p>
-      <w:r>
-        <w:t xml:space="preserve">Eggers, S., Low, M., 2014. </w:t>
+        <w:t>Referenser – lunglav</w:t>
+      </w:r>
+    </w:p>
+    <w:p>
+      <w:r>
+        <w:t xml:space="preserve">Nitare, J. och Skogsstyrelsen, 2019. </w:t>
       </w:r>
       <w:r>
         <w:rPr>
           <w:i/>
         </w:rPr>
-        <w:t xml:space="preserve">Differential demographic responses of sympatric Parids to vegetation management in boreal forest. </w:t>
-      </w:r>
-      <w:r>
-        <w:t>For. Ecol. Manage. 319, 169–175.</w:t>
-      </w:r>
-    </w:p>
-    <w:p>
-      <w:r>
-        <w:t xml:space="preserve">Ekman, J., 1979. </w:t>
+        <w:t xml:space="preserve">Skyddsvärd skog – Naturvårdsarter och andra kriterier för naturvärdesbedömning. </w:t>
+      </w:r>
+      <w:r>
+        <w:t>Skogsstyrelsen.</w:t>
+      </w:r>
+    </w:p>
+    <w:p>
+      <w:r>
+        <w:t xml:space="preserve">SLU Artdatabanken, 2026. </w:t>
       </w:r>
       <w:r>
         <w:rPr>
           <w:i/>
         </w:rPr>
-        <w:t xml:space="preserve">Coherence, composition and territories of winter social groups of the Willow Tit Parus montanus and the Crested Tit P. cristatus. </w:t>
-      </w:r>
-      <w:r>
-        <w:t>Ornis Scandinavica, 10, pp 56–68</w:t>
-      </w:r>
-    </w:p>
-    <w:p>
-      <w:r>
-        <w:t xml:space="preserve">Griesser, M., Nystrand, M., Eggers, S., Ekman, J., 2007. </w:t>
-      </w:r>
-      <w:r>
-        <w:rPr>
-          <w:i/>
-        </w:rPr>
-        <w:t xml:space="preserve">Impact of forestry practices on fitness correlates and population productivity in an open-nesting bird species. </w:t>
-      </w:r>
-      <w:r>
-        <w:t>Conserv. Biol. 21, 767–774. https://doi.org/10.1111/j.1523- 1739.2007.00675.x</w:t>
-      </w:r>
-    </w:p>
-    <w:p>
-      <w:r>
-        <w:t xml:space="preserve">Klein, J., 2020. </w:t>
-      </w:r>
-      <w:r>
-        <w:rPr>
-          <w:i/>
-        </w:rPr>
-        <w:t xml:space="preserve">The forgotten forest – On thinning, retention, and biodiversity in the boreal forest. </w:t>
-      </w:r>
-      <w:r>
-        <w:t>Doctoral Thesis No. 2020:50</w:t>
-      </w:r>
-    </w:p>
-    <w:p>
-      <w:r>
-        <w:t xml:space="preserve">Siffczyk, C., Brotons, L., Kangas, K., Orell, M., 2003. </w:t>
-      </w:r>
-      <w:r>
-        <w:rPr>
-          <w:i/>
-        </w:rPr>
-        <w:t xml:space="preserve">Home range size of willow tits. </w:t>
-      </w:r>
-      <w:r>
-        <w:t>Oecologica, 136, 635–642 (2003)</w:t>
-      </w:r>
-    </w:p>
-    <w:p>
-      <w:r>
-        <w:t xml:space="preserve">SLU Artdatabanken, 2021. </w:t>
-      </w:r>
-      <w:r>
-        <w:rPr>
-          <w:i/>
-        </w:rPr>
         <w:t xml:space="preserve">Artfaktablad. Naturvård – artfakta. </w:t>
       </w:r>
       <w:r>
-        <w:t>SLU Artdatabanken, Uppsala</w:t>
+        <w:t>SLU Artdatabanken, Uppsala.</w:t>
       </w:r>
     </w:p>
     <w:p>
@@ -1466,69 +1874,27 @@
         <w:pStyle w:val="Heading1"/>
       </w:pPr>
       <w:r>
-        <w:t>Tretåig hackspett – ekologi samt krav på livsmiljön</w:t>
-      </w:r>
-    </w:p>
-    <w:p>
-      <w:r>
-        <w:t xml:space="preserve">Tretåig hackspett (NT) är fridlyst enligt §4 Artskyddsförordningen och finns med som prioriterad art i Skogsstyrelsen vägledning för skogsbruket (bilaga 4 till SVL). I vägledningen står bland annat att: </w:t>
-      </w:r>
-      <w:r>
-        <w:rPr>
-          <w:i/>
-        </w:rPr>
-        <w:t xml:space="preserve">“Tretåig hackspett har stora arealkrav och höga krav på sin livsmiljö. Omdaningen av naturskogar till kulturskogar medför en förlust av viktiga miljöer, något som förstärks av ökad fragmentering till följd av avverkningar.” </w:t>
-      </w:r>
-      <w:r>
-        <w:t xml:space="preserve">Vidare att: </w:t>
-      </w:r>
-      <w:r>
-        <w:rPr>
-          <w:i/>
-        </w:rPr>
-        <w:t>“Områden med dokumenterad permanent förekomst i naturskogsmiljöer har vanligen så stora naturvärden att skogsbruk är olämpligt”</w:t>
-      </w:r>
-      <w:r>
-        <w:t xml:space="preserve"> (SLU Artdatabanken, 2024; Skogsstyrelsen, 2016)</w:t>
-      </w:r>
-      <w:r>
-        <w:rPr>
-          <w:i/>
-        </w:rPr>
-        <w:t>.</w:t>
-      </w:r>
-    </w:p>
-    <w:p>
-      <w:r>
-        <w:t>Tretåig hackspett är beroende av större sammanhängande naturskogar med kontinuerlig tillgång och nybildning av död ved och fragmentering av livsmiljöerna utgör ett stort hot mot arten (se exempelvis Stachura-Skierczynska et al., 2009; Wesolowski et al., 2005; Butler et al., 2004; Pakkala et al., 2002; Amcoff et al., 1996; Virkkala, 1991). Det finns studier som visar att naturskogens självgallringsprocess som den tretåiga hackspetten är beroende av, inte kan ersättas med efterlämnad hänsyn i skogsbruket (Imbeau &amp; Desrochers, 2002).</w:t>
-      </w:r>
-    </w:p>
-    <w:p>
-      <w:r>
-        <w:t>Permanenta revir av tretåig hackspett karaktäriseras ofta av artens typiska ringformigt ordnade hackmärken på framför allt gamla granar. För att säkerställa att inte revir av tretåig hackspett drabbas av avverkningsplanerna bör en inventering göras i området både under häckningstid och under vintern, då arten utnyttjar betydligt större områden än under sommarens häckningsrevir. Storleken på häckningsreviret varierar med skogstypen, förekomsten av död ved och graden av fragmentering, men är i allmänhet i storleksordningen 25–100 hektar (SLU Artdatabanken, 2024; Skogsstyrelsen, 2016).</w:t>
-      </w:r>
-    </w:p>
-    <w:p>
-      <w:r>
-        <w:t xml:space="preserve">Förutom fridlysning enligt §4 Artskyddsförordningen är tretåig hackspett även förtecknad i EU:s fågeldirektiv bilaga 1. Den är typisk art för </w:t>
-      </w:r>
-      <w:r>
-        <w:rPr>
-          <w:i/>
-        </w:rPr>
-        <w:t xml:space="preserve">9010 Taiga, 9740 Skogsbevuxen myr, 9030 Landhöjningsskog </w:t>
-      </w:r>
-      <w:r>
-        <w:t xml:space="preserve">och </w:t>
-      </w:r>
-      <w:r>
-        <w:rPr>
-          <w:i/>
-        </w:rPr>
-        <w:t>9040 Fjällbjörkskog</w:t>
-      </w:r>
-      <w:r>
-        <w:t xml:space="preserve"> samt ingår i Natura 2000 och är förtecknad i Bernkonventionen bilaga II (strikt skyddade djurarter) (SLU Artdatabanken, 2024; Skogsstyrelsen, 2016).</w:t>
+        <w:t>Talltita – ekologi samt krav på livsmiljön</w:t>
+      </w:r>
+    </w:p>
+    <w:p>
+      <w:r>
+        <w:t>Talltita är rödlistad som NT, fridlyst och prioriterad art i Skogsvårdslagen. Den omfattas av EU:s fågeldirektiv. Arten har minskat kraftigt de senaste 30 åren och minskningstakten innevarande 10-årsperiod beräknas till 20 (10–30) % (SLU Artdatabanken, 2022).</w:t>
+      </w:r>
+    </w:p>
+    <w:p>
+      <w:r>
+        <w:t>Talltita föredrar större sammanhängande barrskogar, och finns såväl i tallskog som granskog och i lövblandad barrskog. Skogens struktur är viktig och ska helst vara flerskiktad med riklig underväxt av mindre granar, björk och andra lövträd och buskar. Tillgång på murknande högstubbar är särskilt viktig, eftersom talltitan helst själv hackar ut sitt bohål (SLU Artdatabanken, 2022).</w:t>
+      </w:r>
+    </w:p>
+    <w:p>
+      <w:r>
+        <w:t>Det finns flera studier som visar att talltita är känslig för gallring och inte överlever när dess livsmiljö kalavverkas (Eggers and Low, 2014; Griesser et al., 2007; Klein, 2020). Talltitans revir är förhållandevis stora, 10–20 hektar och arten missgynnas när skogen fragmenteras. Kalavverkning av större delar av reviret innebär att det överges (Artdatabanken, 2021).</w:t>
+      </w:r>
+    </w:p>
+    <w:p>
+      <w:r>
+        <w:t>Talltitan är synnerligen trogen sitt revir så länge paret lever och biotopen förblir intakt. Paret stannar i sitt revir året om. En förlust av ett revir har därför en stor inverkan på den lokala populationen och trakthyggesbruket anses vara orsak till den svenska populationens kraftiga minskning. Talltiteparets revirtrohet innebär att närhelst under året man observerar en adult talltita så ingår denna plats i reviret (Siffczyk et al., 2003; Ekman, 1979).</w:t>
       </w:r>
     </w:p>
     <w:p>
@@ -1536,79 +1902,82 @@
         <w:pStyle w:val="Heading2"/>
       </w:pPr>
       <w:r>
-        <w:t>Referenser – tretåig hackspett</w:t>
-      </w:r>
-    </w:p>
-    <w:p>
-      <w:r>
-        <w:t xml:space="preserve">Amcoff, M. &amp; Eriksson, P. 1996. </w:t>
+        <w:t>Referenser – talltita</w:t>
+      </w:r>
+    </w:p>
+    <w:p>
+      <w:r>
+        <w:t xml:space="preserve">Eggers, S., Low, M., 2014. </w:t>
       </w:r>
       <w:r>
         <w:rPr>
           <w:i/>
         </w:rPr>
-        <w:t xml:space="preserve">Förekomst av tretåig hackspett Picoides tridactylus på bestånds- och landskapsnivå. </w:t>
-      </w:r>
-      <w:r>
-        <w:t>Ornis Svecica 6: 107–119.</w:t>
-      </w:r>
-    </w:p>
-    <w:p>
-      <w:r>
-        <w:t xml:space="preserve">Butler, R., Angelstam, P., Ekelund, P. &amp; Schlaeffer, R. 2004. </w:t>
+        <w:t xml:space="preserve">Differential demographic responses of sympatric Parids to vegetation management in boreal forest. </w:t>
+      </w:r>
+      <w:r>
+        <w:t>For. Ecol. Manage. 319, 169–175.</w:t>
+      </w:r>
+    </w:p>
+    <w:p>
+      <w:r>
+        <w:t xml:space="preserve">Ekman, J., 1979. </w:t>
       </w:r>
       <w:r>
         <w:rPr>
           <w:i/>
         </w:rPr>
-        <w:t xml:space="preserve">Dead wood threshold values for the three-toed woodpecker presence in boreal and sub-Alpine forest. </w:t>
-      </w:r>
-      <w:r>
-        <w:t>Biological conservation 119(3): 305–318.</w:t>
-      </w:r>
-    </w:p>
-    <w:p>
-      <w:r>
-        <w:t xml:space="preserve">Imbeau, L. &amp; Desrochers, A. 2002. </w:t>
+        <w:t xml:space="preserve">Coherence, composition and territories of winter social groups of the Willow Tit Parus montanus and the Crested Tit P. cristatus. </w:t>
+      </w:r>
+      <w:r>
+        <w:t>Ornis Scandinavica, 10, pp 56–68</w:t>
+      </w:r>
+    </w:p>
+    <w:p>
+      <w:r>
+        <w:t xml:space="preserve">Griesser, M., Nystrand, M., Eggers, S., Ekman, J., 2007. </w:t>
       </w:r>
       <w:r>
         <w:rPr>
           <w:i/>
         </w:rPr>
-        <w:t xml:space="preserve">Foraging Ecology and Use of Drumming Trees by Three-Toed Woodpeckers. </w:t>
-      </w:r>
-      <w:r>
-        <w:t>The Journal of Wildlife Management. Vol. 66, No. 1 (Jan., 2002), pp. 222–231.</w:t>
-      </w:r>
-    </w:p>
-    <w:p>
-      <w:r>
-        <w:t xml:space="preserve">Pakkala, T., Hanski, I. &amp; Tomppo, E. 2002. </w:t>
+        <w:t xml:space="preserve">Impact of forestry practices on fitness correlates and population productivity in an open-nesting bird species. </w:t>
+      </w:r>
+      <w:r>
+        <w:t>Conserv. Biol. 21, 767–774. https://doi.org/10.1111/j.1523- 1739.2007.00675.x</w:t>
+      </w:r>
+    </w:p>
+    <w:p>
+      <w:r>
+        <w:t xml:space="preserve">Klein, J., 2020. </w:t>
       </w:r>
       <w:r>
         <w:rPr>
           <w:i/>
         </w:rPr>
-        <w:t xml:space="preserve">Spatial ecology of the three-toed woodpecker in managed forest landscapes. </w:t>
-      </w:r>
-      <w:r>
-        <w:t>Silva Fennica 36(1): 279–288.</w:t>
-      </w:r>
-    </w:p>
-    <w:p>
-      <w:r>
-        <w:t xml:space="preserve">Skogsstyrelsen, 2016. </w:t>
+        <w:t xml:space="preserve">The forgotten forest – On thinning, retention, and biodiversity in the boreal forest. </w:t>
+      </w:r>
+      <w:r>
+        <w:t>Doctoral Thesis No. 2020:50</w:t>
+      </w:r>
+    </w:p>
+    <w:p>
+      <w:r>
+        <w:t xml:space="preserve">Siffczyk, C., Brotons, L., Kangas, K., Orell, M., 2003. </w:t>
       </w:r>
       <w:r>
         <w:rPr>
           <w:i/>
         </w:rPr>
-        <w:t>Vägledning för hänsyn till fåglar – Tretåig hackspett.</w:t>
-      </w:r>
-    </w:p>
-    <w:p>
-      <w:r>
-        <w:t xml:space="preserve">SLU Artdatabanken, 2024. </w:t>
+        <w:t xml:space="preserve">Home range size of willow tits. </w:t>
+      </w:r>
+      <w:r>
+        <w:t>Oecologica, 136, 635–642 (2003)</w:t>
+      </w:r>
+    </w:p>
+    <w:p>
+      <w:r>
+        <w:t xml:space="preserve">SLU Artdatabanken, 2021. </w:t>
       </w:r>
       <w:r>
         <w:rPr>
@@ -1617,49 +1986,7 @@
         <w:t xml:space="preserve">Artfaktablad. Naturvård – artfakta. </w:t>
       </w:r>
       <w:r>
-        <w:t>SLU Artdatabanken, Uppsala.</w:t>
-      </w:r>
-    </w:p>
-    <w:p>
-      <w:r>
-        <w:t xml:space="preserve">Stachura-Skierczynska, K., Tumiel, T. &amp; Skierczynski, M. 2009. </w:t>
-      </w:r>
-      <w:r>
-        <w:rPr>
-          <w:i/>
-        </w:rPr>
-        <w:t xml:space="preserve">Habitat prediction model for three-toed woodpecker and its implications for the conservation of biologically valuable forests. </w:t>
-      </w:r>
-      <w:r>
-        <w:t>Forest Ecology and Management 258(5): 697–703.</w:t>
-      </w:r>
-    </w:p>
-    <w:p>
-      <w:r>
-        <w:t xml:space="preserve">Virkkala, R. 1991. </w:t>
-      </w:r>
-      <w:r>
-        <w:rPr>
-          <w:i/>
-        </w:rPr>
-        <w:t xml:space="preserve">Population trends of forest birds in a Finnish Lapland landscape of large habitat blocks – Consequences of stochastic environmental variation or regional habitat alteration. </w:t>
-      </w:r>
-      <w:r>
-        <w:t>Biological conservation 56(2): 223–240.</w:t>
-      </w:r>
-    </w:p>
-    <w:p>
-      <w:r>
-        <w:t xml:space="preserve">Wesolowski, T., Czeszczewik, D. &amp; Rowinski, P. 2005. </w:t>
-      </w:r>
-      <w:r>
-        <w:rPr>
-          <w:i/>
-        </w:rPr>
-        <w:t xml:space="preserve">Effects of forest management on Three-toed Woodpecker Picoides tridactylus distribution in the Bialowieza Forest (NE Poland): conservation implications. </w:t>
-      </w:r>
-      <w:r>
-        <w:t>Acta Ornithologica 40(1): 53–60.</w:t>
+        <w:t>SLU Artdatabanken, Uppsala</w:t>
       </w:r>
     </w:p>
     <w:p>
@@ -1667,35 +1994,69 @@
         <w:pStyle w:val="Heading1"/>
       </w:pPr>
       <w:r>
-        <w:t>Spillkråka – ekologi samt krav på livsmiljön</w:t>
-      </w:r>
-    </w:p>
-    <w:p>
-      <w:r>
-        <w:t xml:space="preserve">Spillkråka (§4) ingår i bilaga 1 EU:s fågeldirektiv och är typisk art för </w:t>
+        <w:t>Tretåig hackspett – ekologi samt krav på livsmiljön</w:t>
+      </w:r>
+    </w:p>
+    <w:p>
+      <w:r>
+        <w:t xml:space="preserve">Tretåig hackspett (NT) är fridlyst enligt §4 Artskyddsförordningen och finns med som prioriterad art i Skogsstyrelsen vägledning för skogsbruket (bilaga 4 till SVL). I vägledningen står bland annat att: </w:t>
       </w:r>
       <w:r>
         <w:rPr>
           <w:i/>
         </w:rPr>
-        <w:t xml:space="preserve">9010 Taiga </w:t>
-      </w:r>
-      <w:r>
-        <w:t>och</w:t>
+        <w:t xml:space="preserve">“Tretåig hackspett har stora arealkrav och höga krav på sin livsmiljö. Omdaningen av naturskogar till kulturskogar medför en förlust av viktiga miljöer, något som förstärks av ökad fragmentering till följd av avverkningar.” </w:t>
+      </w:r>
+      <w:r>
+        <w:t xml:space="preserve">Vidare att: </w:t>
       </w:r>
       <w:r>
         <w:rPr>
           <w:i/>
         </w:rPr>
-        <w:t xml:space="preserve"> 9740 Skogsbevuxen myr</w:t>
-      </w:r>
-      <w:r>
-        <w:t>. Den lever i både barr- och blandskog liksom i ren lövskog. De tätaste populationerna tenderar att finnas i äldre, variationsrik blandskog med gott om död ved och gamla träd. Varje par utnyttjar 400–1000 hektar skog beroende på skogens kvalitet. Skogsbruk med korta omloppstider och täta, homogena ungskogar utgör det största hotet (SLU Artdatabanken, 2026).</w:t>
-      </w:r>
-    </w:p>
-    <w:p>
-      <w:r>
-        <w:t>Spillkråka är en nyckelart i skogliga miljöer vars övergivna bohål utnyttjas av flera andra hålhäckande fågelarter och fladdermöss, däribland pärluggla (EN, §4), knipa (§4), salskrake (§4) och skogsduva (§4). Hökuggla (VU, §4) och slaguggla (§4) häckar ofta i högstubbar som brutits av i höjd med ett gammalt spillkråkebo (Skogsstyrelsen, 2016).</w:t>
+        <w:t>“Områden med dokumenterad permanent förekomst i naturskogsmiljöer har vanligen så stora naturvärden att skogsbruk är olämpligt”</w:t>
+      </w:r>
+      <w:r>
+        <w:t xml:space="preserve"> (SLU Artdatabanken, 2024; Skogsstyrelsen, 2016)</w:t>
+      </w:r>
+      <w:r>
+        <w:rPr>
+          <w:i/>
+        </w:rPr>
+        <w:t>.</w:t>
+      </w:r>
+    </w:p>
+    <w:p>
+      <w:r>
+        <w:t>Tretåig hackspett är beroende av större sammanhängande naturskogar med kontinuerlig tillgång och nybildning av död ved och fragmentering av livsmiljöerna utgör ett stort hot mot arten (se exempelvis Stachura-Skierczynska et al., 2009; Wesolowski et al., 2005; Butler et al., 2004; Pakkala et al., 2002; Amcoff et al., 1996; Virkkala, 1991). Det finns studier som visar att naturskogens självgallringsprocess som den tretåiga hackspetten är beroende av, inte kan ersättas med efterlämnad hänsyn i skogsbruket (Imbeau &amp; Desrochers, 2002).</w:t>
+      </w:r>
+    </w:p>
+    <w:p>
+      <w:r>
+        <w:t>Permanenta revir av tretåig hackspett karaktäriseras ofta av artens typiska ringformigt ordnade hackmärken på framför allt gamla granar. För att säkerställa att inte revir av tretåig hackspett drabbas av avverkningsplanerna bör en inventering göras i området både under häckningstid och under vintern, då arten utnyttjar betydligt större områden än under sommarens häckningsrevir. Storleken på häckningsreviret varierar med skogstypen, förekomsten av död ved och graden av fragmentering, men är i allmänhet i storleksordningen 25–100 hektar (SLU Artdatabanken, 2024; Skogsstyrelsen, 2016).</w:t>
+      </w:r>
+    </w:p>
+    <w:p>
+      <w:r>
+        <w:t xml:space="preserve">Förutom fridlysning enligt §4 Artskyddsförordningen är tretåig hackspett även förtecknad i EU:s fågeldirektiv bilaga 1. Den är typisk art för </w:t>
+      </w:r>
+      <w:r>
+        <w:rPr>
+          <w:i/>
+        </w:rPr>
+        <w:t xml:space="preserve">9010 Taiga, 9740 Skogsbevuxen myr, 9030 Landhöjningsskog </w:t>
+      </w:r>
+      <w:r>
+        <w:t xml:space="preserve">och </w:t>
+      </w:r>
+      <w:r>
+        <w:rPr>
+          <w:i/>
+        </w:rPr>
+        <w:t>9040 Fjällbjörkskog</w:t>
+      </w:r>
+      <w:r>
+        <w:t xml:space="preserve"> samt ingår i Natura 2000 och är förtecknad i Bernkonventionen bilaga II (strikt skyddade djurarter) (SLU Artdatabanken, 2024; Skogsstyrelsen, 2016).</w:t>
       </w:r>
     </w:p>
     <w:p>
@@ -1703,7 +2064,63 @@
         <w:pStyle w:val="Heading2"/>
       </w:pPr>
       <w:r>
-        <w:t>Referenser – spillkråka</w:t>
+        <w:t>Referenser – tretåig hackspett</w:t>
+      </w:r>
+    </w:p>
+    <w:p>
+      <w:r>
+        <w:t xml:space="preserve">Amcoff, M. &amp; Eriksson, P. 1996. </w:t>
+      </w:r>
+      <w:r>
+        <w:rPr>
+          <w:i/>
+        </w:rPr>
+        <w:t xml:space="preserve">Förekomst av tretåig hackspett Picoides tridactylus på bestånds- och landskapsnivå. </w:t>
+      </w:r>
+      <w:r>
+        <w:t>Ornis Svecica 6: 107–119.</w:t>
+      </w:r>
+    </w:p>
+    <w:p>
+      <w:r>
+        <w:t xml:space="preserve">Butler, R., Angelstam, P., Ekelund, P. &amp; Schlaeffer, R. 2004. </w:t>
+      </w:r>
+      <w:r>
+        <w:rPr>
+          <w:i/>
+        </w:rPr>
+        <w:t xml:space="preserve">Dead wood threshold values for the three-toed woodpecker presence in boreal and sub-Alpine forest. </w:t>
+      </w:r>
+      <w:r>
+        <w:t>Biological conservation 119(3): 305–318.</w:t>
+      </w:r>
+    </w:p>
+    <w:p>
+      <w:r>
+        <w:t xml:space="preserve">Imbeau, L. &amp; Desrochers, A. 2002. </w:t>
+      </w:r>
+      <w:r>
+        <w:rPr>
+          <w:i/>
+        </w:rPr>
+        <w:t xml:space="preserve">Foraging Ecology and Use of Drumming Trees by Three-Toed Woodpeckers. </w:t>
+      </w:r>
+      <w:r>
+        <w:t>The Journal of Wildlife Management. Vol. 66, No. 1 (Jan., 2002), pp. 222–231.</w:t>
+      </w:r>
+    </w:p>
+    <w:p>
+      <w:r>
+        <w:t xml:space="preserve">Pakkala, T., Hanski, I. &amp; Tomppo, E. 2002. </w:t>
+      </w:r>
+      <w:r>
+        <w:rPr>
+          <w:i/>
+        </w:rPr>
+        <w:t xml:space="preserve">Spatial ecology of the three-toed woodpecker in managed forest landscapes. </w:t>
+      </w:r>
+      <w:r>
+        <w:t>Silva Fennica 36(1): 279–288.</w:t>
       </w:r>
     </w:p>
     <w:p>
@@ -1714,15 +2131,12 @@
         <w:rPr>
           <w:i/>
         </w:rPr>
-        <w:t xml:space="preserve">Vägledning för hänsyn till spillkråka. </w:t>
-      </w:r>
-      <w:r>
-        <w:t>Vägledningar och kunskapsstöd artskydd – Skogsstyrelsen.</w:t>
-      </w:r>
-    </w:p>
-    <w:p>
-      <w:r>
-        <w:t xml:space="preserve">SLU Artdatabanken, 2026. </w:t>
+        <w:t>Vägledning för hänsyn till fåglar – Tretåig hackspett.</w:t>
+      </w:r>
+    </w:p>
+    <w:p>
+      <w:r>
+        <w:t xml:space="preserve">SLU Artdatabanken, 2024. </w:t>
       </w:r>
       <w:r>
         <w:rPr>
@@ -1732,6 +2146,48 @@
       </w:r>
       <w:r>
         <w:t>SLU Artdatabanken, Uppsala.</w:t>
+      </w:r>
+    </w:p>
+    <w:p>
+      <w:r>
+        <w:t xml:space="preserve">Stachura-Skierczynska, K., Tumiel, T. &amp; Skierczynski, M. 2009. </w:t>
+      </w:r>
+      <w:r>
+        <w:rPr>
+          <w:i/>
+        </w:rPr>
+        <w:t xml:space="preserve">Habitat prediction model for three-toed woodpecker and its implications for the conservation of biologically valuable forests. </w:t>
+      </w:r>
+      <w:r>
+        <w:t>Forest Ecology and Management 258(5): 697–703.</w:t>
+      </w:r>
+    </w:p>
+    <w:p>
+      <w:r>
+        <w:t xml:space="preserve">Virkkala, R. 1991. </w:t>
+      </w:r>
+      <w:r>
+        <w:rPr>
+          <w:i/>
+        </w:rPr>
+        <w:t xml:space="preserve">Population trends of forest birds in a Finnish Lapland landscape of large habitat blocks – Consequences of stochastic environmental variation or regional habitat alteration. </w:t>
+      </w:r>
+      <w:r>
+        <w:t>Biological conservation 56(2): 223–240.</w:t>
+      </w:r>
+    </w:p>
+    <w:p>
+      <w:r>
+        <w:t xml:space="preserve">Wesolowski, T., Czeszczewik, D. &amp; Rowinski, P. 2005. </w:t>
+      </w:r>
+      <w:r>
+        <w:rPr>
+          <w:i/>
+        </w:rPr>
+        <w:t xml:space="preserve">Effects of forest management on Three-toed Woodpecker Picoides tridactylus distribution in the Bialowieza Forest (NE Poland): conservation implications. </w:t>
+      </w:r>
+      <w:r>
+        <w:t>Acta Ornithologica 40(1): 53–60.</w:t>
       </w:r>
     </w:p>
     <w:p>
@@ -1739,35 +2195,35 @@
         <w:pStyle w:val="Heading1"/>
       </w:pPr>
       <w:r>
-        <w:t>Tjäder – ekologi samt krav på livsmiljön</w:t>
-      </w:r>
-    </w:p>
-    <w:p>
-      <w:r>
-        <w:t xml:space="preserve">Tjäder (§4) omfattas av bilaga 1 och 2 EU:s fågeldirektiv och är typisk art för </w:t>
+        <w:t>Järpe – ekologi samt krav på livsmiljön</w:t>
+      </w:r>
+    </w:p>
+    <w:p>
+      <w:r>
+        <w:t>Järpe är fridlyst enligt 4§ artskyddsförordningen och upptagen i bilaga 1 och 2 EU:s fågeldirektiv. Den finns i sammanhängande grandominerad skog över hela Sverige men förekomsterna är betydligt glesare i Götaland än i övriga landet. Järpen har sina livsmiljöer i tät barrskog med inblandning av lövträd och en väl utvecklad flerskiktad struktur med bärris och yngre eller undertryckta, täta granar i ett lägre skikt, ofta utmed bäckar och åar inne i den skyddande granskogen (SLU Artdatabanken, 2026).</w:t>
+      </w:r>
+    </w:p>
+    <w:p>
+      <w:r>
+        <w:t xml:space="preserve">Arten behöver lämpliga skogsbestånd om sammanlagt minst 25 hektar. Den är mycket stationär inom sitt revir och när ett par etablerat sig stannar de så länge miljön är intakt. Den undviker öppen mark och förﬂyttar sig sällan över större öppna myrar eller åkermark, och är därför känslig för fragmentering. Järpen överlever inte om dess livsmiljö kalavverkas och är även känslig för röjning, gallring och avverkning där unga granar och lövträd inte sparas i tillräcklig omfattning.  Järpe är typisk art för </w:t>
       </w:r>
       <w:r>
         <w:rPr>
           <w:i/>
         </w:rPr>
-        <w:t xml:space="preserve">9010 Taiga </w:t>
-      </w:r>
-      <w:r>
-        <w:t xml:space="preserve">och </w:t>
+        <w:t>9010 Taiga, 9740 Skogsbevuxen myr</w:t>
+      </w:r>
+      <w:r>
+        <w:t xml:space="preserve"> och </w:t>
       </w:r>
       <w:r>
         <w:rPr>
           <w:i/>
         </w:rPr>
-        <w:t>9740 Skogsbevuxen myr</w:t>
-      </w:r>
-      <w:r>
-        <w:t>. Tjädern är en utpräglad skogsfågel knuten till större sammanhängande barrskogsområden. Tupparna och hönorna utnyttjar till viss del olika miljöer, och habitatvalet varierar dessutom mellan olika delar av året. För att det ska finnas livskraftiga tjäderbestånd krävs funktionella skogslandskap med en blandning av uppvuxen, gles och luckig skog, täta sumpskogar, myrar och andra små våtmarker (Skogsstyrelsen, 2019; SLU Artdatabanken 2024).</w:t>
-      </w:r>
-    </w:p>
-    <w:p>
-      <w:r>
-        <w:t>Arten försvinner när skogen fragmenteras och den sammanlagda arealen hyggen och andra öppna områden blir för stor. Ett småskaligt och försiktigt virkesuttag genom hyggesfria metoder kan i vissa fall vara möjligt i området inom 200 m från lekcentrum. Längre ut från lekcentrum, inom 200–500 m bör den avverkade ytan inte överskrida 1 hektar för att undvika alltför stora och snabba förändringar (Skogsstyrelsen, 2019).</w:t>
+        <w:t>9080 Lövsumpskog</w:t>
+      </w:r>
+      <w:r>
+        <w:t xml:space="preserve"> (SLU Artdatabanken, 2026).</w:t>
       </w:r>
     </w:p>
     <w:p>
@@ -1775,6 +2231,136 @@
         <w:pStyle w:val="Heading2"/>
       </w:pPr>
       <w:r>
+        <w:t>Referenser – järpe</w:t>
+      </w:r>
+    </w:p>
+    <w:p>
+      <w:r>
+        <w:t xml:space="preserve">SLU Artdatabanken, 2026. </w:t>
+      </w:r>
+      <w:r>
+        <w:rPr>
+          <w:i/>
+        </w:rPr>
+        <w:t xml:space="preserve">Artfaktablad. Naturvård – artfakta. </w:t>
+      </w:r>
+      <w:r>
+        <w:t>SLU Artdatabanken, Uppsala</w:t>
+      </w:r>
+    </w:p>
+    <w:p>
+      <w:pPr>
+        <w:pStyle w:val="Heading1"/>
+      </w:pPr>
+      <w:r>
+        <w:t>Spillkråka – ekologi samt krav på livsmiljön</w:t>
+      </w:r>
+    </w:p>
+    <w:p>
+      <w:r>
+        <w:t xml:space="preserve">Spillkråka (§4) ingår i bilaga 1 EU:s fågeldirektiv och är typisk art för </w:t>
+      </w:r>
+      <w:r>
+        <w:rPr>
+          <w:i/>
+        </w:rPr>
+        <w:t xml:space="preserve">9010 Taiga </w:t>
+      </w:r>
+      <w:r>
+        <w:t>och</w:t>
+      </w:r>
+      <w:r>
+        <w:rPr>
+          <w:i/>
+        </w:rPr>
+        <w:t xml:space="preserve"> 9740 Skogsbevuxen myr</w:t>
+      </w:r>
+      <w:r>
+        <w:t>. Den lever i både barr- och blandskog liksom i ren lövskog. De tätaste populationerna tenderar att finnas i äldre, variationsrik blandskog med gott om död ved och gamla träd. Varje par utnyttjar 400–1000 hektar skog beroende på skogens kvalitet. Skogsbruk med korta omloppstider och täta, homogena ungskogar utgör det största hotet (SLU Artdatabanken, 2026).</w:t>
+      </w:r>
+    </w:p>
+    <w:p>
+      <w:r>
+        <w:t>Spillkråka är en nyckelart i skogliga miljöer vars övergivna bohål utnyttjas av flera andra hålhäckande fågelarter och fladdermöss, däribland pärluggla (EN, §4), knipa (§4), salskrake (§4) och skogsduva (§4). Hökuggla (VU, §4) och slaguggla (§4) häckar ofta i högstubbar som brutits av i höjd med ett gammalt spillkråkebo (Skogsstyrelsen, 2016).</w:t>
+      </w:r>
+    </w:p>
+    <w:p>
+      <w:pPr>
+        <w:pStyle w:val="Heading2"/>
+      </w:pPr>
+      <w:r>
+        <w:t>Referenser – spillkråka</w:t>
+      </w:r>
+    </w:p>
+    <w:p>
+      <w:r>
+        <w:t xml:space="preserve">Skogsstyrelsen, 2016. </w:t>
+      </w:r>
+      <w:r>
+        <w:rPr>
+          <w:i/>
+        </w:rPr>
+        <w:t xml:space="preserve">Vägledning för hänsyn till spillkråka. </w:t>
+      </w:r>
+      <w:r>
+        <w:t>Vägledningar och kunskapsstöd artskydd – Skogsstyrelsen.</w:t>
+      </w:r>
+    </w:p>
+    <w:p>
+      <w:r>
+        <w:t xml:space="preserve">SLU Artdatabanken, 2026. </w:t>
+      </w:r>
+      <w:r>
+        <w:rPr>
+          <w:i/>
+        </w:rPr>
+        <w:t xml:space="preserve">Artfaktablad. Naturvård – artfakta. </w:t>
+      </w:r>
+      <w:r>
+        <w:t>SLU Artdatabanken, Uppsala.</w:t>
+      </w:r>
+    </w:p>
+    <w:p>
+      <w:pPr>
+        <w:pStyle w:val="Heading1"/>
+      </w:pPr>
+      <w:r>
+        <w:t>Tjäder – ekologi samt krav på livsmiljön</w:t>
+      </w:r>
+    </w:p>
+    <w:p>
+      <w:r>
+        <w:t xml:space="preserve">Tjäder (§4) omfattas av bilaga 1 och 2 EU:s fågeldirektiv och är typisk art för </w:t>
+      </w:r>
+      <w:r>
+        <w:rPr>
+          <w:i/>
+        </w:rPr>
+        <w:t xml:space="preserve">9010 Taiga </w:t>
+      </w:r>
+      <w:r>
+        <w:t xml:space="preserve">och </w:t>
+      </w:r>
+      <w:r>
+        <w:rPr>
+          <w:i/>
+        </w:rPr>
+        <w:t>9740 Skogsbevuxen myr</w:t>
+      </w:r>
+      <w:r>
+        <w:t>. Tjädern är en utpräglad skogsfågel knuten till större sammanhängande barrskogsområden. Tupparna och hönorna utnyttjar till viss del olika miljöer, och habitatvalet varierar dessutom mellan olika delar av året. För att det ska finnas livskraftiga tjäderbestånd krävs funktionella skogslandskap med en blandning av uppvuxen, gles och luckig skog, täta sumpskogar, myrar och andra små våtmarker (Skogsstyrelsen, 2019; SLU Artdatabanken 2024).</w:t>
+      </w:r>
+    </w:p>
+    <w:p>
+      <w:r>
+        <w:t>Arten försvinner när skogen fragmenteras och den sammanlagda arealen hyggen och andra öppna områden blir för stor. Ett småskaligt och försiktigt virkesuttag genom hyggesfria metoder kan i vissa fall vara möjligt i området inom 200 m från lekcentrum. Längre ut från lekcentrum, inom 200–500 m bör den avverkade ytan inte överskrida 1 hektar för att undvika alltför stora och snabba förändringar (Skogsstyrelsen, 2019).</w:t>
+      </w:r>
+    </w:p>
+    <w:p>
+      <w:pPr>
+        <w:pStyle w:val="Heading2"/>
+      </w:pPr>
+      <w:r>
         <w:t>Referenser – tjäder</w:t>
       </w:r>
     </w:p>
@@ -1877,7 +2463,7 @@
         <w:drawing>
           <wp:inline xmlns:a="http://schemas.openxmlformats.org/drawingml/2006/main" xmlns:pic="http://schemas.openxmlformats.org/drawingml/2006/picture">
             <wp:extent cx="5486400" cy="2905862"/>
-            <wp:docPr id="2" name="Picture 2"/>
+            <wp:docPr id="3" name="Picture 3"/>
             <wp:cNvGraphicFramePr>
               <a:graphicFrameLocks noChangeAspect="1"/>
             </wp:cNvGraphicFramePr>
@@ -1889,7 +2475,7 @@
                     <pic:cNvPicPr/>
                   </pic:nvPicPr>
                   <pic:blipFill>
-                    <a:blip r:embed="rId17"/>
+                    <a:blip r:embed="rId18"/>
                     <a:stretch>
                       <a:fillRect/>
                     </a:stretch>

--- a/tillsyn/Laisdalen Björkliden tillsynsbegäran.docx
+++ b/tillsyn/Laisdalen Björkliden tillsynsbegäran.docx
@@ -22,7 +22,7 @@
       <w:r>
         <w:drawing>
           <wp:inline xmlns:a="http://schemas.openxmlformats.org/drawingml/2006/main" xmlns:pic="http://schemas.openxmlformats.org/drawingml/2006/picture">
-            <wp:extent cx="5486400" cy="4609700"/>
+            <wp:extent cx="5486400" cy="4659973"/>
             <wp:docPr id="1" name="Picture 1"/>
             <wp:cNvGraphicFramePr>
               <a:graphicFrameLocks noChangeAspect="1"/>
@@ -43,7 +43,7 @@
                   <pic:spPr>
                     <a:xfrm>
                       <a:off x="0" y="0"/>
-                      <a:ext cx="5486400" cy="4609700"/>
+                      <a:ext cx="5486400" cy="4659973"/>
                     </a:xfrm>
                     <a:prstGeom prst="rect"/>
                   </pic:spPr>
@@ -65,7 +65,7 @@
     </w:p>
     <w:p>
       <w:r>
-        <w:t>I och inom 5 meter från området finns fynd av 43 naturvårdsarter, varav 23 är rödlistade, 11 är fridlysta, 36 är typiska (T) och 10 är signalarter (S): garnlav (VU, T), grantickeporing (VU), gränsticka (VU, T), knärot (VU, T, §8), lappticka (VU, T), ostticka (VU, T), vitskaftad svartspik (VU, T), blanksvart spiklav (NT), gammelgransskål (NT, T), harticka (NT, T), knottrig blåslav (NT, T), lavskrika (NT, T, §4), liten svartspik (NT), lunglav (NT, T), nordlig nållav (NT), rosenticka (NT, T), rödbrun blekspik (NT, T), skrovellav (NT, T), talltagel (NT, T), talltita (NT, §4), tretåig hackspett (NT, T, §4), ullticka (NT, T), vitgrynig nållav (NT), blodticka (S, T), bårdlav (S, T), grönkulla (S, T, §8), luddlav (S, T), plattlummer (S, T, §9), spindelblomster (S, T, §8), stuplav (S, T), trådticka (S, T), vedticka (S, T), ögonpyrola (S, T), ekbräken (T), fjällskära (T), järpe (T, §4), kransmossa (T), kärrviol (T), linnea (T), nordisk stormhatt (T), spillkråka (T, §4), tjäder (T, §4) och brudsporre (§8). Se Figur 1.</w:t>
+        <w:t>I och inom 5 meter från området finns fynd av 46 naturvårdsarter, varav 25 är rödlistade, 12 är fridlysta, 37 är typiska (T) och 10 är signalarter (S): garnlav (VU, T), grantickeporing (VU), gränsticka (VU, T), knärot (VU, T, §8), lappticka (VU, T), ostticka (VU, T), vitskaftad svartspik (VU, T), blanksvart spiklav (NT), doftskinn (NT, T), gammelgransskål (NT, T), harticka (NT, T), knottrig blåslav (NT, T), lavskrika (NT, T, §4), liten svartspik (NT), lunglav (NT, T), nordlig nållav (NT), rosenticka (NT, T), rödbrun blekspik (NT, T), skrovellav (NT, T), talltagel (NT, T), talltita (NT, §4), tretåig hackspett (NT, T, §4), ullticka (NT, T), vitgrynig nållav (NT), älg (NT), blodticka (S, T), bårdlav (S, T), grönkulla (S, T, §8), luddlav (S, T), plattlummer (S, T, §9), spindelblomster (S, T, §8), stuplav (S, T), trådticka (S, T), vedticka (S, T), ögonpyrola (S, T), ekbräken (T), fjällskära (T), järpe (T, §4), kransmossa (T), kärrviol (T), linnea (T), nordisk stormhatt (T), spillkråka (T, §4), tjäder (T, §4), brudsporre (§8) och revlummer (§9). Se Figur 1.</w:t>
       </w:r>
     </w:p>
     <w:p>
@@ -349,6 +349,26 @@
         <w:rPr>
           <w:b/>
         </w:rPr>
+        <w:t>Doftskinn (NT)</w:t>
+      </w:r>
+      <w:r>
+        <w:t xml:space="preserve">, rödlistad som nära hotad, är en mycket bra signalart för boreal granskog och indikerar ett gran-skogsekosystem med lång kontinuitet av grova lågor. Arten är placerad i toppen av Skogsstyrelsens värdepyramid för bedömning av skog med höga naturvärden och har klassats som en “urskogsindikator”, då den förekommer med ett tydligt optimum i helt eller nästan helt orörda skogar. Doftskinn är typisk art för </w:t>
+      </w:r>
+      <w:r>
+        <w:rPr>
+          <w:i/>
+        </w:rPr>
+        <w:t xml:space="preserve">9010 Taiga </w:t>
+      </w:r>
+      <w:r>
+        <w:t>(SLU Artdatabanken, 2025; Nitare &amp; Skogsstyrelsen, 2019).</w:t>
+      </w:r>
+    </w:p>
+    <w:p>
+      <w:r>
+        <w:rPr>
+          <w:b/>
+        </w:rPr>
         <w:t>Gammelgransskål (NT)</w:t>
       </w:r>
       <w:r>
@@ -1378,7 +1398,7 @@
     </w:p>
     <w:p>
       <w:r>
-        <w:t>Följande typiska arter har sina livsmiljöer och växtplatser i den aktuella skogen: garnlav (VU, T), gränsticka (VU, T), knärot (VU, T, §8), lappticka (VU, T), ostticka (VU, T), vitskaftad svartspik (VU, T), gammelgransskål (NT, T), harticka (NT, T), knottrig blåslav (NT, T), lavskrika (NT, T, §4), lunglav (NT, T), rosenticka (NT, T), rödbrun blekspik (NT, T), skrovellav (NT, T), talltagel (NT, T), tretåig hackspett (NT, T, §4), ullticka (NT, T), blodticka (S, T), bårdlav (S, T), grönkulla (S, T, §8), luddlav (S, T), plattlummer (S, T, §9), spindelblomster (S, T, §8), stuplav (S, T), trådticka (S, T), vedticka (S, T), ögonpyrola (S, T), ekbräken (T), fjällskära (T), järpe (T, §4), kransmossa (T), kärrviol (T), linnea (T), nordisk stormhatt (T), spillkråka (T, §4) och tjäder (T, §4).</w:t>
+        <w:t>Följande typiska arter har sina livsmiljöer och växtplatser i den aktuella skogen: garnlav (VU, T), gränsticka (VU, T), knärot (VU, T, §8), lappticka (VU, T), ostticka (VU, T), vitskaftad svartspik (VU, T), doftskinn (NT, T), gammelgransskål (NT, T), harticka (NT, T), knottrig blåslav (NT, T), lavskrika (NT, T, §4), lunglav (NT, T), rosenticka (NT, T), rödbrun blekspik (NT, T), skrovellav (NT, T), talltagel (NT, T), tretåig hackspett (NT, T, §4), ullticka (NT, T), blodticka (S, T), bårdlav (S, T), grönkulla (S, T, §8), luddlav (S, T), plattlummer (S, T, §9), spindelblomster (S, T, §8), stuplav (S, T), trådticka (S, T), vedticka (S, T), ögonpyrola (S, T), ekbräken (T), fjällskära (T), järpe (T, §4), kransmossa (T), kärrviol (T), linnea (T), nordisk stormhatt (T), spillkråka (T, §4) och tjäder (T, §4).</w:t>
       </w:r>
     </w:p>
     <w:p>

--- a/tillsyn/Laisdalen Björkliden tillsynsbegäran.docx
+++ b/tillsyn/Laisdalen Björkliden tillsynsbegäran.docx
@@ -22,7 +22,7 @@
       <w:r>
         <w:drawing>
           <wp:inline xmlns:a="http://schemas.openxmlformats.org/drawingml/2006/main" xmlns:pic="http://schemas.openxmlformats.org/drawingml/2006/picture">
-            <wp:extent cx="5486400" cy="4659973"/>
+            <wp:extent cx="5486400" cy="4715317"/>
             <wp:docPr id="1" name="Picture 1"/>
             <wp:cNvGraphicFramePr>
               <a:graphicFrameLocks noChangeAspect="1"/>
@@ -43,7 +43,7 @@
                   <pic:spPr>
                     <a:xfrm>
                       <a:off x="0" y="0"/>
-                      <a:ext cx="5486400" cy="4659973"/>
+                      <a:ext cx="5486400" cy="4715317"/>
                     </a:xfrm>
                     <a:prstGeom prst="rect"/>
                   </pic:spPr>
@@ -65,7 +65,7 @@
     </w:p>
     <w:p>
       <w:r>
-        <w:t>I och inom 5 meter från området finns fynd av 46 naturvårdsarter, varav 25 är rödlistade, 12 är fridlysta, 37 är typiska (T) och 10 är signalarter (S): garnlav (VU, T), grantickeporing (VU), gränsticka (VU, T), knärot (VU, T, §8), lappticka (VU, T), ostticka (VU, T), vitskaftad svartspik (VU, T), blanksvart spiklav (NT), doftskinn (NT, T), gammelgransskål (NT, T), harticka (NT, T), knottrig blåslav (NT, T), lavskrika (NT, T, §4), liten svartspik (NT), lunglav (NT, T), nordlig nållav (NT), rosenticka (NT, T), rödbrun blekspik (NT, T), skrovellav (NT, T), talltagel (NT, T), talltita (NT, §4), tretåig hackspett (NT, T, §4), ullticka (NT, T), vitgrynig nållav (NT), älg (NT), blodticka (S, T), bårdlav (S, T), grönkulla (S, T, §8), luddlav (S, T), plattlummer (S, T, §9), spindelblomster (S, T, §8), stuplav (S, T), trådticka (S, T), vedticka (S, T), ögonpyrola (S, T), ekbräken (T), fjällskära (T), järpe (T, §4), kransmossa (T), kärrviol (T), linnea (T), nordisk stormhatt (T), spillkråka (T, §4), tjäder (T, §4), brudsporre (§8) och revlummer (§9). Se Figur 1.</w:t>
+        <w:t>I och inom 5 meter från området finns fynd av 48 naturvårdsarter, varav 25 är rödlistade, 13 är fridlysta, 38 är typiska (T) och 10 är signalarter (S): garnlav (VU, T), grantickeporing (VU), gränsticka (VU, T), knärot (VU, T, §8), lappticka (VU, T), ostticka (VU, T), vitskaftad svartspik (VU, T), blanksvart spiklav (NT), doftskinn (NT, T), gammelgransskål (NT, T), harticka (NT, T), knottrig blåslav (NT, T), lavskrika (NT, T, §4), liten svartspik (NT), lunglav (NT, T), nordlig nållav (NT), rosenticka (NT, T), rödbrun blekspik (NT, T), skrovellav (NT, T), talltagel (NT, T), talltita (NT, §4), tretåig hackspett (NT, T, §4), ullticka (NT, T), vitgrynig nållav (NT), älg (NT), blodticka (S, T), bårdlav (S, T), grönkulla (S, T, §8), luddlav (S, T), plattlummer (S, T, §9), spindelblomster (S, T, §8), stuplav (S, T), trådticka (S, T), vedticka (S, T), ögonpyrola (S, T), bergsslok (T), ekbräken (T), fjällskära (T), järpe (T, §4), kransmossa (T), kärrviol (T), linnea (T), nordisk stormhatt (T), spillkråka (T, §4), tjäder (T, §4), orre (§4), brudsporre (§8) och revlummer (§9). Se Figur 1.</w:t>
       </w:r>
     </w:p>
     <w:p>
@@ -1105,6 +1105,26 @@
         <w:rPr>
           <w:b/>
         </w:rPr>
+        <w:t xml:space="preserve">Bergsslok </w:t>
+      </w:r>
+      <w:r>
+        <w:t xml:space="preserve">är typisk art för </w:t>
+      </w:r>
+      <w:r>
+        <w:rPr>
+          <w:i/>
+        </w:rPr>
+        <w:t>9190 Näringsfattig ekskog</w:t>
+      </w:r>
+      <w:r>
+        <w:t xml:space="preserve"> (SLU Artdatabanken, 2025).</w:t>
+      </w:r>
+    </w:p>
+    <w:p>
+      <w:r>
+        <w:rPr>
+          <w:b/>
+        </w:rPr>
         <w:t xml:space="preserve">Ekbräken </w:t>
       </w:r>
       <w:r>
@@ -1398,7 +1418,7 @@
     </w:p>
     <w:p>
       <w:r>
-        <w:t>Följande typiska arter har sina livsmiljöer och växtplatser i den aktuella skogen: garnlav (VU, T), gränsticka (VU, T), knärot (VU, T, §8), lappticka (VU, T), ostticka (VU, T), vitskaftad svartspik (VU, T), doftskinn (NT, T), gammelgransskål (NT, T), harticka (NT, T), knottrig blåslav (NT, T), lavskrika (NT, T, §4), lunglav (NT, T), rosenticka (NT, T), rödbrun blekspik (NT, T), skrovellav (NT, T), talltagel (NT, T), tretåig hackspett (NT, T, §4), ullticka (NT, T), blodticka (S, T), bårdlav (S, T), grönkulla (S, T, §8), luddlav (S, T), plattlummer (S, T, §9), spindelblomster (S, T, §8), stuplav (S, T), trådticka (S, T), vedticka (S, T), ögonpyrola (S, T), ekbräken (T), fjällskära (T), järpe (T, §4), kransmossa (T), kärrviol (T), linnea (T), nordisk stormhatt (T), spillkråka (T, §4) och tjäder (T, §4).</w:t>
+        <w:t>Följande typiska arter har sina livsmiljöer och växtplatser i den aktuella skogen: garnlav (VU, T), gränsticka (VU, T), knärot (VU, T, §8), lappticka (VU, T), ostticka (VU, T), vitskaftad svartspik (VU, T), doftskinn (NT, T), gammelgransskål (NT, T), harticka (NT, T), knottrig blåslav (NT, T), lavskrika (NT, T, §4), lunglav (NT, T), rosenticka (NT, T), rödbrun blekspik (NT, T), skrovellav (NT, T), talltagel (NT, T), tretåig hackspett (NT, T, §4), ullticka (NT, T), blodticka (S, T), bårdlav (S, T), grönkulla (S, T, §8), luddlav (S, T), plattlummer (S, T, §9), spindelblomster (S, T, §8), stuplav (S, T), trådticka (S, T), vedticka (S, T), ögonpyrola (S, T), bergsslok (T), ekbräken (T), fjällskära (T), järpe (T, §4), kransmossa (T), kärrviol (T), linnea (T), nordisk stormhatt (T), spillkråka (T, §4) och tjäder (T, §4).</w:t>
       </w:r>
     </w:p>
     <w:p>

--- a/tillsyn/Laisdalen Björkliden tillsynsbegäran.docx
+++ b/tillsyn/Laisdalen Björkliden tillsynsbegäran.docx
@@ -22,7 +22,7 @@
       <w:r>
         <w:drawing>
           <wp:inline xmlns:a="http://schemas.openxmlformats.org/drawingml/2006/main" xmlns:pic="http://schemas.openxmlformats.org/drawingml/2006/picture">
-            <wp:extent cx="5486400" cy="4715317"/>
+            <wp:extent cx="5486400" cy="4731987"/>
             <wp:docPr id="1" name="Picture 1"/>
             <wp:cNvGraphicFramePr>
               <a:graphicFrameLocks noChangeAspect="1"/>
@@ -43,7 +43,7 @@
                   <pic:spPr>
                     <a:xfrm>
                       <a:off x="0" y="0"/>
-                      <a:ext cx="5486400" cy="4715317"/>
+                      <a:ext cx="5486400" cy="4731987"/>
                     </a:xfrm>
                     <a:prstGeom prst="rect"/>
                   </pic:spPr>
@@ -65,7 +65,7 @@
     </w:p>
     <w:p>
       <w:r>
-        <w:t>I och inom 5 meter från området finns fynd av 48 naturvårdsarter, varav 25 är rödlistade, 13 är fridlysta, 38 är typiska (T) och 10 är signalarter (S): garnlav (VU, T), grantickeporing (VU), gränsticka (VU, T), knärot (VU, T, §8), lappticka (VU, T), ostticka (VU, T), vitskaftad svartspik (VU, T), blanksvart spiklav (NT), doftskinn (NT, T), gammelgransskål (NT, T), harticka (NT, T), knottrig blåslav (NT, T), lavskrika (NT, T, §4), liten svartspik (NT), lunglav (NT, T), nordlig nållav (NT), rosenticka (NT, T), rödbrun blekspik (NT, T), skrovellav (NT, T), talltagel (NT, T), talltita (NT, §4), tretåig hackspett (NT, T, §4), ullticka (NT, T), vitgrynig nållav (NT), älg (NT), blodticka (S, T), bårdlav (S, T), grönkulla (S, T, §8), luddlav (S, T), plattlummer (S, T, §9), spindelblomster (S, T, §8), stuplav (S, T), trådticka (S, T), vedticka (S, T), ögonpyrola (S, T), bergsslok (T), ekbräken (T), fjällskära (T), järpe (T, §4), kransmossa (T), kärrviol (T), linnea (T), nordisk stormhatt (T), spillkråka (T, §4), tjäder (T, §4), orre (§4), brudsporre (§8) och revlummer (§9). Se Figur 1.</w:t>
+        <w:t>I och inom 5 meter från området finns fynd av 50 naturvårdsarter, varav 26 är rödlistade, 13 är fridlysta, 39 är typiska (T) och 11 är signalarter (S): garnlav (VU, T), grantickeporing (VU), gränsticka (VU, T), knärot (VU, T, §8), lappticka (VU, T), ostticka (VU, T), sprickporing (VU), vitskaftad svartspik (VU, T), blanksvart spiklav (NT), doftskinn (NT, T), gammelgransskål (NT, T), harticka (NT, T), knottrig blåslav (NT, T), lavskrika (NT, T, §4), liten svartspik (NT), lunglav (NT, T), nordlig nållav (NT), rosenticka (NT, T), rödbrun blekspik (NT, T), skrovellav (NT, T), talltagel (NT, T), talltita (NT, §4), tretåig hackspett (NT, T, §4), ullticka (NT, T), vitgrynig nållav (NT), älg (NT), blodticka (S, T), bårdlav (S, T), grönkulla (S, T, §8), luddlav (S, T), plattlummer (S, T, §9), spindelblomster (S, T, §8), stuplav (S, T), tibast (S, T), trådticka (S, T), vedticka (S, T), ögonpyrola (S, T), bergsslok (T), ekbräken (T), fjällskära (T), järpe (T, §4), kransmossa (T), kärrviol (T), linnea (T), nordisk stormhatt (T), spillkråka (T, §4), tjäder (T, §4), orre (§4), brudsporre (§8) och revlummer (§9). Se Figur 1.</w:t>
       </w:r>
     </w:p>
     <w:p>
@@ -318,6 +318,17 @@
         <w:rPr>
           <w:b/>
         </w:rPr>
+        <w:t>Sprickporing (VU)</w:t>
+      </w:r>
+      <w:r>
+        <w:t>, rödlistad som sårbar, är en sällsynt art som växer på senvuxen gran i lågproduktiva miljöer, ett substrat som nybildas i mycket liten skala i modern produktionsskog. Arten bedöms ha minskat kraftigt, med mer än 30 % över de senaste 20 åren, huvudsakligen på grund av slutavverkningar. I bestånd där arten förekommer måste skogsbruk undvikas. Fler av artens lokaler bör skyddas (SLU Artdatabanken, 2024).</w:t>
+      </w:r>
+    </w:p>
+    <w:p>
+      <w:r>
+        <w:rPr>
+          <w:b/>
+        </w:rPr>
         <w:t>Vitskaftad svartspik (VU)</w:t>
       </w:r>
       <w:r>
@@ -1020,6 +1031,26 @@
       </w:r>
       <w:r>
         <w:t xml:space="preserve"> (SLU Artdatabanken, 2026; Nitare &amp; Skogsstyrelsen, 2019).</w:t>
+      </w:r>
+    </w:p>
+    <w:p>
+      <w:r>
+        <w:rPr>
+          <w:b/>
+        </w:rPr>
+        <w:t>Tibast</w:t>
+      </w:r>
+      <w:r>
+        <w:t xml:space="preserve"> är en kalkgynnad buske som växer på mullrik, frisk eller svagt fuktig mark, exempelvis i gamla kalkgranskogar, lövträdslundar, varma källpåverkade sluttningar och exklusiva biotoper kopplade till vattendrag. Förekomster i gammal skog visar på höga naturvärden och bör alltid noteras i samband med naturvärdesinventeringar. Tibast är typisk art för </w:t>
+      </w:r>
+      <w:r>
+        <w:rPr>
+          <w:i/>
+        </w:rPr>
+        <w:t>9050 Näringsrik granskog</w:t>
+      </w:r>
+      <w:r>
+        <w:t xml:space="preserve"> och värdväxt för de två fjärilsarterna större tibastmal och brun tibastmal (CR) (SLU Artdatabanken, 2024; Nitare &amp; Skogsstyrelsen, 2019).</w:t>
       </w:r>
     </w:p>
     <w:p>
@@ -1418,7 +1449,7 @@
     </w:p>
     <w:p>
       <w:r>
-        <w:t>Följande typiska arter har sina livsmiljöer och växtplatser i den aktuella skogen: garnlav (VU, T), gränsticka (VU, T), knärot (VU, T, §8), lappticka (VU, T), ostticka (VU, T), vitskaftad svartspik (VU, T), doftskinn (NT, T), gammelgransskål (NT, T), harticka (NT, T), knottrig blåslav (NT, T), lavskrika (NT, T, §4), lunglav (NT, T), rosenticka (NT, T), rödbrun blekspik (NT, T), skrovellav (NT, T), talltagel (NT, T), tretåig hackspett (NT, T, §4), ullticka (NT, T), blodticka (S, T), bårdlav (S, T), grönkulla (S, T, §8), luddlav (S, T), plattlummer (S, T, §9), spindelblomster (S, T, §8), stuplav (S, T), trådticka (S, T), vedticka (S, T), ögonpyrola (S, T), bergsslok (T), ekbräken (T), fjällskära (T), järpe (T, §4), kransmossa (T), kärrviol (T), linnea (T), nordisk stormhatt (T), spillkråka (T, §4) och tjäder (T, §4).</w:t>
+        <w:t>Följande typiska arter har sina livsmiljöer och växtplatser i den aktuella skogen: garnlav (VU, T), gränsticka (VU, T), knärot (VU, T, §8), lappticka (VU, T), ostticka (VU, T), vitskaftad svartspik (VU, T), doftskinn (NT, T), gammelgransskål (NT, T), harticka (NT, T), knottrig blåslav (NT, T), lavskrika (NT, T, §4), lunglav (NT, T), rosenticka (NT, T), rödbrun blekspik (NT, T), skrovellav (NT, T), talltagel (NT, T), tretåig hackspett (NT, T, §4), ullticka (NT, T), blodticka (S, T), bårdlav (S, T), grönkulla (S, T, §8), luddlav (S, T), plattlummer (S, T, §9), spindelblomster (S, T, §8), stuplav (S, T), tibast (S, T), trådticka (S, T), vedticka (S, T), ögonpyrola (S, T), bergsslok (T), ekbräken (T), fjällskära (T), järpe (T, §4), kransmossa (T), kärrviol (T), linnea (T), nordisk stormhatt (T), spillkråka (T, §4) och tjäder (T, §4).</w:t>
       </w:r>
     </w:p>
     <w:p>

--- a/tillsyn/Laisdalen Björkliden tillsynsbegäran.docx
+++ b/tillsyn/Laisdalen Björkliden tillsynsbegäran.docx
@@ -65,7 +65,7 @@
     </w:p>
     <w:p>
       <w:r>
-        <w:t>I och inom 5 meter från området finns fynd av 50 naturvårdsarter, varav 26 är rödlistade, 13 är fridlysta, 39 är typiska (T) och 11 är signalarter (S): garnlav (VU, T), grantickeporing (VU), gränsticka (VU, T), knärot (VU, T, §8), lappticka (VU, T), ostticka (VU, T), sprickporing (VU), vitskaftad svartspik (VU, T), blanksvart spiklav (NT), doftskinn (NT, T), gammelgransskål (NT, T), harticka (NT, T), knottrig blåslav (NT, T), lavskrika (NT, T, §4), liten svartspik (NT), lunglav (NT, T), nordlig nållav (NT), rosenticka (NT, T), rödbrun blekspik (NT, T), skrovellav (NT, T), talltagel (NT, T), talltita (NT, §4), tretåig hackspett (NT, T, §4), ullticka (NT, T), vitgrynig nållav (NT), älg (NT), blodticka (S, T), bårdlav (S, T), grönkulla (S, T, §8), luddlav (S, T), plattlummer (S, T, §9), spindelblomster (S, T, §8), stuplav (S, T), tibast (S, T), trådticka (S, T), vedticka (S, T), ögonpyrola (S, T), bergsslok (T), ekbräken (T), fjällskära (T), järpe (T, §4), kransmossa (T), kärrviol (T), linnea (T), nordisk stormhatt (T), spillkråka (T, §4), tjäder (T, §4), orre (§4), brudsporre (§8) och revlummer (§9). Se Figur 1.</w:t>
+        <w:t>I och inom 5 meter från området finns fynd av 51 naturvårdsarter, varav 27 är rödlistade, 13 är fridlysta, 39 är typiska (T) och 11 är signalarter (S): garnlav (VU, T), grantickeporing (VU), gränsticka (VU, T), knärot (VU, T, §8), lappticka (VU, T), laxgröppa (VU), ostticka (VU, T), sprickporing (VU), vitskaftad svartspik (VU, T), blanksvart spiklav (NT), doftskinn (NT, T), gammelgransskål (NT, T), harticka (NT, T), knottrig blåslav (NT, T), lavskrika (NT, T, §4), liten svartspik (NT), lunglav (NT, T), nordlig nållav (NT), rosenticka (NT, T), rödbrun blekspik (NT, T), skrovellav (NT, T), talltagel (NT, T), talltita (NT, §4), tretåig hackspett (NT, T, §4), ullticka (NT, T), vitgrynig nållav (NT), älg (NT), blodticka (S, T), bårdlav (S, T), grönkulla (S, T, §8), luddlav (S, T), plattlummer (S, T, §9), spindelblomster (S, T, §8), stuplav (S, T), tibast (S, T), trådticka (S, T), vedticka (S, T), ögonpyrola (S, T), bergsslok (T), ekbräken (T), fjällskära (T), järpe (T, §4), kransmossa (T), kärrviol (T), linnea (T), nordisk stormhatt (T), spillkråka (T, §4), tjäder (T, §4), orre (§4), brudsporre (§8) och revlummer (§9). Se Figur 1.</w:t>
       </w:r>
     </w:p>
     <w:p>
@@ -282,6 +282,17 @@
       </w:r>
       <w:r>
         <w:t xml:space="preserve"> (Nitare &amp; Skogsstyrelsen, 2019; SLU Artdatabanken, 2024).</w:t>
+      </w:r>
+    </w:p>
+    <w:p>
+      <w:r>
+        <w:rPr>
+          <w:b/>
+        </w:rPr>
+        <w:t>Laxgröppa (VU)</w:t>
+      </w:r>
+      <w:r>
+        <w:t xml:space="preserve"> är en riktig urskogssvamp som påträffas på grova, starkt murkna, ofta brandskadade liggande stammar av tall, sällan gran i gammal barrskog. Arten missgynnas av skogsbruk och merparten av lokalerna bör skyddas (SLU Artdatabanken, 2024).</w:t>
       </w:r>
     </w:p>
     <w:p>

--- a/tillsyn/Laisdalen Björkliden tillsynsbegäran.docx
+++ b/tillsyn/Laisdalen Björkliden tillsynsbegäran.docx
@@ -2847,7 +2847,7 @@
     <w:r>
       <w:tab/>
       <w:tab/>
-      <w:t>2026-07-23</w:t>
+      <w:t>2026-07-24</w:t>
       <w:br/>
       <w:br/>
     </w:r>

--- a/tillsyn/Laisdalen Björkliden tillsynsbegäran.docx
+++ b/tillsyn/Laisdalen Björkliden tillsynsbegäran.docx
@@ -22,7 +22,7 @@
       <w:r>
         <w:drawing>
           <wp:inline xmlns:a="http://schemas.openxmlformats.org/drawingml/2006/main" xmlns:pic="http://schemas.openxmlformats.org/drawingml/2006/picture">
-            <wp:extent cx="5486400" cy="4731987"/>
+            <wp:extent cx="5486400" cy="4732897"/>
             <wp:docPr id="1" name="Picture 1"/>
             <wp:cNvGraphicFramePr>
               <a:graphicFrameLocks noChangeAspect="1"/>
@@ -43,7 +43,7 @@
                   <pic:spPr>
                     <a:xfrm>
                       <a:off x="0" y="0"/>
-                      <a:ext cx="5486400" cy="4731987"/>
+                      <a:ext cx="5486400" cy="4732897"/>
                     </a:xfrm>
                     <a:prstGeom prst="rect"/>
                   </pic:spPr>
@@ -65,7 +65,7 @@
     </w:p>
     <w:p>
       <w:r>
-        <w:t>I och inom 5 meter från området finns fynd av 51 naturvårdsarter, varav 27 är rödlistade, 13 är fridlysta, 39 är typiska (T) och 11 är signalarter (S): garnlav (VU, T), grantickeporing (VU), gränsticka (VU, T), knärot (VU, T, §8), lappticka (VU, T), laxgröppa (VU), ostticka (VU, T), sprickporing (VU), vitskaftad svartspik (VU, T), blanksvart spiklav (NT), doftskinn (NT, T), gammelgransskål (NT, T), harticka (NT, T), knottrig blåslav (NT, T), lavskrika (NT, T, §4), liten svartspik (NT), lunglav (NT, T), nordlig nållav (NT), rosenticka (NT, T), rödbrun blekspik (NT, T), skrovellav (NT, T), talltagel (NT, T), talltita (NT, §4), tretåig hackspett (NT, T, §4), ullticka (NT, T), vitgrynig nållav (NT), älg (NT), blodticka (S, T), bårdlav (S, T), grönkulla (S, T, §8), luddlav (S, T), plattlummer (S, T, §9), spindelblomster (S, T, §8), stuplav (S, T), tibast (S, T), trådticka (S, T), vedticka (S, T), ögonpyrola (S, T), bergsslok (T), ekbräken (T), fjällskära (T), järpe (T, §4), kransmossa (T), kärrviol (T), linnea (T), nordisk stormhatt (T), spillkråka (T, §4), tjäder (T, §4), orre (§4), brudsporre (§8) och revlummer (§9). Se Figur 1.</w:t>
+        <w:t>I och inom 5 meter från området finns fynd av 52 naturvårdsarter, varav 28 är rödlistade, 13 är fridlysta, 39 är typiska (T) och 11 är signalarter (S): garnlav (VU, T), grantickeporing (VU), gränsticka (VU, T), knärot (VU, T, §8), lappticka (VU, T), laxgröppa (VU), ostticka (VU, T), sprickporing (VU), vitskaftad svartspik (VU, T), blanksvart spiklav (NT), doftskinn (NT, T), gammelgransskål (NT, T), harticka (NT, T), knottrig blåslav (NT, T), lavskrika (NT, T, §4), liten svartspik (NT), lunglav (NT, T), nordlig nållav (NT), rosenticka (NT, T), rödbrun blekspik (NT, T), Skeletocutis exilis (NT), skrovellav (NT, T), talltagel (NT, T), talltita (NT, §4), tretåig hackspett (NT, T, §4), ullticka (NT, T), vitgrynig nållav (NT), älg (NT), blodticka (S, T), bårdlav (S, T), grönkulla (S, T, §8), luddlav (S, T), plattlummer (S, T, §9), spindelblomster (S, T, §8), stuplav (S, T), tibast (S, T), trådticka (S, T), vedticka (S, T), ögonpyrola (S, T), bergsslok (T), ekbräken (T), fjällskära (T), järpe (T, §4), kransmossa (T), kärrviol (T), linnea (T), nordisk stormhatt (T), spillkråka (T, §4), tjäder (T, §4), orre (§4), brudsporre (§8) och revlummer (§9). Se Figur 1.</w:t>
       </w:r>
     </w:p>
     <w:p>
@@ -620,6 +620,42 @@
       </w:r>
       <w:r>
         <w:t xml:space="preserve"> och signalerar alltid höga naturvärden (SLU Artdatabanken, 2024; Nitare &amp; Skogsstyrelsen, 2019).</w:t>
+      </w:r>
+    </w:p>
+    <w:p>
+      <w:r>
+        <w:rPr>
+          <w:b/>
+          <w:i/>
+        </w:rPr>
+        <w:t xml:space="preserve">Skeletocutis exilis </w:t>
+      </w:r>
+      <w:r>
+        <w:rPr>
+          <w:b/>
+        </w:rPr>
+        <w:t>(NT)</w:t>
+      </w:r>
+      <w:r>
+        <w:t xml:space="preserve"> är en tunn liten resupinat ticka som främst är knuten till granved i äldre barrskog. Den växer ofta i anslutning till fruktkroppar av ullticka (NT), men verkar inte vara lika strikt knuten till denna jämfört med de andra ulltickeporingarna </w:t>
+      </w:r>
+      <w:r>
+        <w:rPr>
+          <w:i/>
+        </w:rPr>
+        <w:t>S. brevispora</w:t>
+      </w:r>
+      <w:r>
+        <w:t xml:space="preserve"> (VU) och </w:t>
+      </w:r>
+      <w:r>
+        <w:rPr>
+          <w:i/>
+        </w:rPr>
+        <w:t>S. delicata</w:t>
+      </w:r>
+      <w:r>
+        <w:t xml:space="preserve"> (VU). Brist på kontinuitetsskog och död ved påverkar arten negativt (SLU Artdatabanken, 2026).</w:t>
       </w:r>
     </w:p>
     <w:p>

--- a/tillsyn/Laisdalen Björkliden tillsynsbegäran.docx
+++ b/tillsyn/Laisdalen Björkliden tillsynsbegäran.docx
@@ -22,7 +22,7 @@
       <w:r>
         <w:drawing>
           <wp:inline xmlns:a="http://schemas.openxmlformats.org/drawingml/2006/main" xmlns:pic="http://schemas.openxmlformats.org/drawingml/2006/picture">
-            <wp:extent cx="5486400" cy="4732897"/>
+            <wp:extent cx="5486400" cy="4794208"/>
             <wp:docPr id="1" name="Picture 1"/>
             <wp:cNvGraphicFramePr>
               <a:graphicFrameLocks noChangeAspect="1"/>
@@ -43,7 +43,7 @@
                   <pic:spPr>
                     <a:xfrm>
                       <a:off x="0" y="0"/>
-                      <a:ext cx="5486400" cy="4732897"/>
+                      <a:ext cx="5486400" cy="4794208"/>
                     </a:xfrm>
                     <a:prstGeom prst="rect"/>
                   </pic:spPr>
@@ -60,12 +60,12 @@
         <w:spacing w:after="240"/>
       </w:pPr>
       <w:r>
-        <w:t>Figur 1. Fyndplatser för naturvårdsarter i och inom 5 meter från området. Markörer utan svart kant är placerade på fyndplatsen. Markörer med svart kant är placerade vid sidan av fyndplatsen har ett svart streck som visar fyndplatsens exakta position. Kartans mittpunktskoordinat är N 7310408, E 607479 i SWEREF 99 TM.</w:t>
-      </w:r>
-    </w:p>
-    <w:p>
-      <w:r>
-        <w:t>I och inom 5 meter från området finns fynd av 52 naturvårdsarter, varav 28 är rödlistade, 13 är fridlysta, 39 är typiska (T) och 11 är signalarter (S): garnlav (VU, T), grantickeporing (VU), gränsticka (VU, T), knärot (VU, T, §8), lappticka (VU, T), laxgröppa (VU), ostticka (VU, T), sprickporing (VU), vitskaftad svartspik (VU, T), blanksvart spiklav (NT), doftskinn (NT, T), gammelgransskål (NT, T), harticka (NT, T), knottrig blåslav (NT, T), lavskrika (NT, T, §4), liten svartspik (NT), lunglav (NT, T), nordlig nållav (NT), rosenticka (NT, T), rödbrun blekspik (NT, T), Skeletocutis exilis (NT), skrovellav (NT, T), talltagel (NT, T), talltita (NT, §4), tretåig hackspett (NT, T, §4), ullticka (NT, T), vitgrynig nållav (NT), älg (NT), blodticka (S, T), bårdlav (S, T), grönkulla (S, T, §8), luddlav (S, T), plattlummer (S, T, §9), spindelblomster (S, T, §8), stuplav (S, T), tibast (S, T), trådticka (S, T), vedticka (S, T), ögonpyrola (S, T), bergsslok (T), ekbräken (T), fjällskära (T), järpe (T, §4), kransmossa (T), kärrviol (T), linnea (T), nordisk stormhatt (T), spillkråka (T, §4), tjäder (T, §4), orre (§4), brudsporre (§8) och revlummer (§9). Se Figur 1.</w:t>
+        <w:t>Figur 1. Fyndplatser för naturvårdsarter i och inom 7 meter från området. Markörer utan svart kant är placerade på fyndplatsen. Markörer med svart kant är placerade vid sidan av fyndplatsen har ett svart streck som visar fyndplatsens exakta position. Kartans mittpunktskoordinat är N 7310408, E 607479 i SWEREF 99 TM.</w:t>
+      </w:r>
+    </w:p>
+    <w:p>
+      <w:r>
+        <w:t>I och inom 7 meter från området finns fynd av 52 naturvårdsarter, varav 28 är rödlistade, 13 är fridlysta, 39 är typiska (T) och 11 är signalarter (S): garnlav (VU, T), grantickeporing (VU), gränsticka (VU, T), knärot (VU, T, §8), lappticka (VU, T), laxgröppa (VU), ostticka (VU, T), sprickporing (VU), vitskaftad svartspik (VU, T), blanksvart spiklav (NT), doftskinn (NT, T), gammelgransskål (NT, T), harticka (NT, T), knottrig blåslav (NT, T), lavskrika (NT, T, §4), liten svartspik (NT), lunglav (NT, T), nordlig nållav (NT), rosenticka (NT, T), rödbrun blekspik (NT, T), Skeletocutis exilis (NT), skrovellav (NT, T), talltagel (NT, T), talltita (NT, §4), tretåig hackspett (NT, T, §4), ullticka (NT, T), vitgrynig nållav (NT), älg (NT), blodticka (S, T), bårdlav (S, T), grönkulla (S, T, §8), luddlav (S, T), plattlummer (S, T, §9), spindelblomster (S, T, §8), stuplav (S, T), tibast (S, T), trådticka (S, T), vedticka (S, T), ögonpyrola (S, T), bergsslok (T), ekbräken (T), fjällskära (T), järpe (T, §4), kransmossa (T), kärrviol (T), linnea (T), nordisk stormhatt (T), spillkråka (T, §4), tjäder (T, §4), orre (§4), brudsporre (§8) och revlummer (§9). Se Figur 1.</w:t>
       </w:r>
     </w:p>
     <w:p>

--- a/tillsyn/Laisdalen Björkliden tillsynsbegäran.docx
+++ b/tillsyn/Laisdalen Björkliden tillsynsbegäran.docx
@@ -22,7 +22,7 @@
       <w:r>
         <w:drawing>
           <wp:inline xmlns:a="http://schemas.openxmlformats.org/drawingml/2006/main" xmlns:pic="http://schemas.openxmlformats.org/drawingml/2006/picture">
-            <wp:extent cx="5486400" cy="4794208"/>
+            <wp:extent cx="5486400" cy="4809658"/>
             <wp:docPr id="1" name="Picture 1"/>
             <wp:cNvGraphicFramePr>
               <a:graphicFrameLocks noChangeAspect="1"/>
@@ -43,7 +43,7 @@
                   <pic:spPr>
                     <a:xfrm>
                       <a:off x="0" y="0"/>
-                      <a:ext cx="5486400" cy="4794208"/>
+                      <a:ext cx="5486400" cy="4809658"/>
                     </a:xfrm>
                     <a:prstGeom prst="rect"/>
                   </pic:spPr>
@@ -65,7 +65,7 @@
     </w:p>
     <w:p>
       <w:r>
-        <w:t>I och inom 7 meter från området finns fynd av 52 naturvårdsarter, varav 28 är rödlistade, 13 är fridlysta, 39 är typiska (T) och 11 är signalarter (S): garnlav (VU, T), grantickeporing (VU), gränsticka (VU, T), knärot (VU, T, §8), lappticka (VU, T), laxgröppa (VU), ostticka (VU, T), sprickporing (VU), vitskaftad svartspik (VU, T), blanksvart spiklav (NT), doftskinn (NT, T), gammelgransskål (NT, T), harticka (NT, T), knottrig blåslav (NT, T), lavskrika (NT, T, §4), liten svartspik (NT), lunglav (NT, T), nordlig nållav (NT), rosenticka (NT, T), rödbrun blekspik (NT, T), Skeletocutis exilis (NT), skrovellav (NT, T), talltagel (NT, T), talltita (NT, §4), tretåig hackspett (NT, T, §4), ullticka (NT, T), vitgrynig nållav (NT), älg (NT), blodticka (S, T), bårdlav (S, T), grönkulla (S, T, §8), luddlav (S, T), plattlummer (S, T, §9), spindelblomster (S, T, §8), stuplav (S, T), tibast (S, T), trådticka (S, T), vedticka (S, T), ögonpyrola (S, T), bergsslok (T), ekbräken (T), fjällskära (T), järpe (T, §4), kransmossa (T), kärrviol (T), linnea (T), nordisk stormhatt (T), spillkråka (T, §4), tjäder (T, §4), orre (§4), brudsporre (§8) och revlummer (§9). Se Figur 1.</w:t>
+        <w:t>I och inom 7 meter från området finns fynd av 53 naturvårdsarter, varav 29 är rödlistade, 13 är fridlysta, 40 är typiska (T) och 11 är signalarter (S): garnlav (VU, T), grantickeporing (VU), gränsticka (VU, T), knärot (VU, T, §8), lappticka (VU, T), laxgröppa (VU), ostticka (VU, T), sprickporing (VU), vitskaftad svartspik (VU, T), blanksvart spiklav (NT), doftskinn (NT, T), gammelgransskål (NT, T), harticka (NT, T), knottrig blåslav (NT, T), lavskrika (NT, T, §4), liten svartspik (NT), lunglav (NT, T), nordlig nållav (NT), rosenticka (NT, T), rödbrun blekspik (NT, T), Skeletocutis exilis (NT), skrovellav (NT, T), talltagel (NT, T), tallticka (NT, T), talltita (NT, §4), tretåig hackspett (NT, T, §4), ullticka (NT, T), vitgrynig nållav (NT), älg (NT), blodticka (S, T), bårdlav (S, T), grönkulla (S, T, §8), luddlav (S, T), plattlummer (S, T, §9), spindelblomster (S, T, §8), stuplav (S, T), tibast (S, T), trådticka (S, T), vedticka (S, T), ögonpyrola (S, T), bergsslok (T), ekbräken (T), fjällskära (T), järpe (T, §4), kransmossa (T), kärrviol (T), linnea (T), nordisk stormhatt (T), spillkråka (T, §4), tjäder (T, §4), orre (§4), brudsporre (§8) och revlummer (§9). Se Figur 1.</w:t>
       </w:r>
     </w:p>
     <w:p>
@@ -730,6 +730,35 @@
         <w:rPr>
           <w:b/>
         </w:rPr>
+        <w:t xml:space="preserve">Tallticka (NT) </w:t>
+      </w:r>
+      <w:r>
+        <w:t xml:space="preserve">uppträder först på tallar som är 100–150 år gamla men är vanligast på träd som är runt 150–200 år eller äldre. I skogslandskapet är den främst knuten till tallnaturskogar och restbiotoper med biologiskt gamla träd och signalerar vanligtvis skyddsvärda tallbestånd med höga naturvärden. Tallticka är typisk art för </w:t>
+      </w:r>
+      <w:r>
+        <w:rPr>
+          <w:i/>
+        </w:rPr>
+        <w:t xml:space="preserve">9010 Taiga </w:t>
+      </w:r>
+      <w:r>
+        <w:t xml:space="preserve">och </w:t>
+      </w:r>
+      <w:r>
+        <w:rPr>
+          <w:i/>
+        </w:rPr>
+        <w:t>9060 Åsbarrskog</w:t>
+      </w:r>
+      <w:r>
+        <w:t xml:space="preserve"> (SLU Artdatabanken, 2023; Nitare &amp; Skogsstyrelsen, 2019).</w:t>
+      </w:r>
+    </w:p>
+    <w:p>
+      <w:r>
+        <w:rPr>
+          <w:b/>
+        </w:rPr>
         <w:t>Talltita (NT, §4)</w:t>
       </w:r>
       <w:r>
@@ -1496,7 +1525,7 @@
     </w:p>
     <w:p>
       <w:r>
-        <w:t>Följande typiska arter har sina livsmiljöer och växtplatser i den aktuella skogen: garnlav (VU, T), gränsticka (VU, T), knärot (VU, T, §8), lappticka (VU, T), ostticka (VU, T), vitskaftad svartspik (VU, T), doftskinn (NT, T), gammelgransskål (NT, T), harticka (NT, T), knottrig blåslav (NT, T), lavskrika (NT, T, §4), lunglav (NT, T), rosenticka (NT, T), rödbrun blekspik (NT, T), skrovellav (NT, T), talltagel (NT, T), tretåig hackspett (NT, T, §4), ullticka (NT, T), blodticka (S, T), bårdlav (S, T), grönkulla (S, T, §8), luddlav (S, T), plattlummer (S, T, §9), spindelblomster (S, T, §8), stuplav (S, T), tibast (S, T), trådticka (S, T), vedticka (S, T), ögonpyrola (S, T), bergsslok (T), ekbräken (T), fjällskära (T), järpe (T, §4), kransmossa (T), kärrviol (T), linnea (T), nordisk stormhatt (T), spillkråka (T, §4) och tjäder (T, §4).</w:t>
+        <w:t>Följande typiska arter har sina livsmiljöer och växtplatser i den aktuella skogen: garnlav (VU, T), gränsticka (VU, T), knärot (VU, T, §8), lappticka (VU, T), ostticka (VU, T), vitskaftad svartspik (VU, T), doftskinn (NT, T), gammelgransskål (NT, T), harticka (NT, T), knottrig blåslav (NT, T), lavskrika (NT, T, §4), lunglav (NT, T), rosenticka (NT, T), rödbrun blekspik (NT, T), skrovellav (NT, T), talltagel (NT, T), tallticka (NT, T), tretåig hackspett (NT, T, §4), ullticka (NT, T), blodticka (S, T), bårdlav (S, T), grönkulla (S, T, §8), luddlav (S, T), plattlummer (S, T, §9), spindelblomster (S, T, §8), stuplav (S, T), tibast (S, T), trådticka (S, T), vedticka (S, T), ögonpyrola (S, T), bergsslok (T), ekbräken (T), fjällskära (T), järpe (T, §4), kransmossa (T), kärrviol (T), linnea (T), nordisk stormhatt (T), spillkråka (T, §4) och tjäder (T, §4).</w:t>
       </w:r>
     </w:p>
     <w:p>

--- a/tillsyn/Laisdalen Björkliden tillsynsbegäran.docx
+++ b/tillsyn/Laisdalen Björkliden tillsynsbegäran.docx
@@ -22,7 +22,7 @@
       <w:r>
         <w:drawing>
           <wp:inline xmlns:a="http://schemas.openxmlformats.org/drawingml/2006/main" xmlns:pic="http://schemas.openxmlformats.org/drawingml/2006/picture">
-            <wp:extent cx="5486400" cy="4809658"/>
+            <wp:extent cx="5486400" cy="4831827"/>
             <wp:docPr id="1" name="Picture 1"/>
             <wp:cNvGraphicFramePr>
               <a:graphicFrameLocks noChangeAspect="1"/>
@@ -43,7 +43,7 @@
                   <pic:spPr>
                     <a:xfrm>
                       <a:off x="0" y="0"/>
-                      <a:ext cx="5486400" cy="4809658"/>
+                      <a:ext cx="5486400" cy="4831827"/>
                     </a:xfrm>
                     <a:prstGeom prst="rect"/>
                   </pic:spPr>
@@ -65,7 +65,7 @@
     </w:p>
     <w:p>
       <w:r>
-        <w:t>I och inom 7 meter från området finns fynd av 53 naturvårdsarter, varav 29 är rödlistade, 13 är fridlysta, 40 är typiska (T) och 11 är signalarter (S): garnlav (VU, T), grantickeporing (VU), gränsticka (VU, T), knärot (VU, T, §8), lappticka (VU, T), laxgröppa (VU), ostticka (VU, T), sprickporing (VU), vitskaftad svartspik (VU, T), blanksvart spiklav (NT), doftskinn (NT, T), gammelgransskål (NT, T), harticka (NT, T), knottrig blåslav (NT, T), lavskrika (NT, T, §4), liten svartspik (NT), lunglav (NT, T), nordlig nållav (NT), rosenticka (NT, T), rödbrun blekspik (NT, T), Skeletocutis exilis (NT), skrovellav (NT, T), talltagel (NT, T), tallticka (NT, T), talltita (NT, §4), tretåig hackspett (NT, T, §4), ullticka (NT, T), vitgrynig nållav (NT), älg (NT), blodticka (S, T), bårdlav (S, T), grönkulla (S, T, §8), luddlav (S, T), plattlummer (S, T, §9), spindelblomster (S, T, §8), stuplav (S, T), tibast (S, T), trådticka (S, T), vedticka (S, T), ögonpyrola (S, T), bergsslok (T), ekbräken (T), fjällskära (T), järpe (T, §4), kransmossa (T), kärrviol (T), linnea (T), nordisk stormhatt (T), spillkråka (T, §4), tjäder (T, §4), orre (§4), brudsporre (§8) och revlummer (§9). Se Figur 1.</w:t>
+        <w:t>I och inom 7 meter från området finns fynd av 55 naturvårdsarter, varav 29 är rödlistade, 13 är fridlysta, 41 är typiska (T) och 13 är signalarter (S): garnlav (VU, T), grantickeporing (VU), gränsticka (VU, T), knärot (VU, T, §8), lappticka (VU, T), laxgröppa (VU), ostticka (VU, T), sprickporing (VU), vitskaftad svartspik (VU, T), blanksvart spiklav (NT), doftskinn (NT, T), gammelgransskål (NT, T), harticka (NT, T), knottrig blåslav (NT, T), lavskrika (NT, T, §4), liten svartspik (NT), lunglav (NT, T), nordlig nållav (NT), rosenticka (NT, T), rödbrun blekspik (NT, T), Skeletocutis exilis (NT), skrovellav (NT, T), talltagel (NT, T), tallticka (NT, T), talltita (NT, §4), tretåig hackspett (NT, T, §4), ullticka (NT, T), vitgrynig nållav (NT), älg (NT), blodticka (S, T), bronshjon (S, T), bårdlav (S, T), grönkulla (S, T, §8), luddlav (S, T), plattlummer (S, T, §9), spindelblomster (S, T, §8), stuplav (S, T), tibast (S, T), trådticka (S, T), vedticka (S, T), vågbandad barkbock (S), ögonpyrola (S, T), bergsslok (T), ekbräken (T), fjällskära (T), järpe (T, §4), kransmossa (T), kärrviol (T), linnea (T), nordisk stormhatt (T), spillkråka (T, §4), tjäder (T, §4), orre (§4), brudsporre (§8) och revlummer (§9). Se Figur 1.</w:t>
       </w:r>
     </w:p>
     <w:p>
@@ -886,6 +886,26 @@
         <w:rPr>
           <w:b/>
         </w:rPr>
+        <w:t>Bronshjon</w:t>
+      </w:r>
+      <w:r>
+        <w:t xml:space="preserve"> är en skalbagge vars larvutveckling sker under grov bark på stammar av döda eller döende barrträd, främst gran, i mindre omfattning tall. Arten är knuten till äldre, naturskogslik granskog med inslag av torkande träd. Bronshjon är typisk art för </w:t>
+      </w:r>
+      <w:r>
+        <w:rPr>
+          <w:i/>
+        </w:rPr>
+        <w:t>9010 Taiga</w:t>
+      </w:r>
+      <w:r>
+        <w:t xml:space="preserve"> (SLU Artdatabanken, 2025).</w:t>
+      </w:r>
+    </w:p>
+    <w:p>
+      <w:r>
+        <w:rPr>
+          <w:b/>
+        </w:rPr>
         <w:t>Bårdlav</w:t>
       </w:r>
       <w:r>
@@ -1176,6 +1196,17 @@
       </w:r>
       <w:r>
         <w:t>(Nitare &amp; Skogsstyrelsen, 2019; SLU Artdatabanken, 2025).</w:t>
+      </w:r>
+    </w:p>
+    <w:p>
+      <w:r>
+        <w:rPr>
+          <w:b/>
+        </w:rPr>
+        <w:t xml:space="preserve">Vågbandad barkbock </w:t>
+      </w:r>
+      <w:r>
+        <w:t>är en långhorning vars larvutveckling sker under bark på nyligen döda stående barrträd, främst gran, mer undantagsvis på tall. Främst i stående träd, särskilt gamla, långsamvuxna granar med grov bark, även i grövre grenar, stubbar eller vindfällen. Arten är starkt knuten till naturskogsliknande granskogar, och gynnas av extrema torrsomrar som försvagar träden. Arten påverkas negativt av brist på kontinuitetsskog och en minskning av populationen pågår eller förväntas ske (SLU Artdatabanken, 2025).</w:t>
       </w:r>
     </w:p>
     <w:p>
@@ -1525,7 +1556,7 @@
     </w:p>
     <w:p>
       <w:r>
-        <w:t>Följande typiska arter har sina livsmiljöer och växtplatser i den aktuella skogen: garnlav (VU, T), gränsticka (VU, T), knärot (VU, T, §8), lappticka (VU, T), ostticka (VU, T), vitskaftad svartspik (VU, T), doftskinn (NT, T), gammelgransskål (NT, T), harticka (NT, T), knottrig blåslav (NT, T), lavskrika (NT, T, §4), lunglav (NT, T), rosenticka (NT, T), rödbrun blekspik (NT, T), skrovellav (NT, T), talltagel (NT, T), tallticka (NT, T), tretåig hackspett (NT, T, §4), ullticka (NT, T), blodticka (S, T), bårdlav (S, T), grönkulla (S, T, §8), luddlav (S, T), plattlummer (S, T, §9), spindelblomster (S, T, §8), stuplav (S, T), tibast (S, T), trådticka (S, T), vedticka (S, T), ögonpyrola (S, T), bergsslok (T), ekbräken (T), fjällskära (T), järpe (T, §4), kransmossa (T), kärrviol (T), linnea (T), nordisk stormhatt (T), spillkråka (T, §4) och tjäder (T, §4).</w:t>
+        <w:t>Följande typiska arter har sina livsmiljöer och växtplatser i den aktuella skogen: garnlav (VU, T), gränsticka (VU, T), knärot (VU, T, §8), lappticka (VU, T), ostticka (VU, T), vitskaftad svartspik (VU, T), doftskinn (NT, T), gammelgransskål (NT, T), harticka (NT, T), knottrig blåslav (NT, T), lavskrika (NT, T, §4), lunglav (NT, T), rosenticka (NT, T), rödbrun blekspik (NT, T), skrovellav (NT, T), talltagel (NT, T), tallticka (NT, T), tretåig hackspett (NT, T, §4), ullticka (NT, T), blodticka (S, T), bronshjon (S, T), bårdlav (S, T), grönkulla (S, T, §8), luddlav (S, T), plattlummer (S, T, §9), spindelblomster (S, T, §8), stuplav (S, T), tibast (S, T), trådticka (S, T), vedticka (S, T), ögonpyrola (S, T), bergsslok (T), ekbräken (T), fjällskära (T), järpe (T, §4), kransmossa (T), kärrviol (T), linnea (T), nordisk stormhatt (T), spillkråka (T, §4) och tjäder (T, §4).</w:t>
       </w:r>
     </w:p>
     <w:p>

--- a/tillsyn/Laisdalen Björkliden tillsynsbegäran.docx
+++ b/tillsyn/Laisdalen Björkliden tillsynsbegäran.docx
@@ -22,7 +22,7 @@
       <w:r>
         <w:drawing>
           <wp:inline xmlns:a="http://schemas.openxmlformats.org/drawingml/2006/main" xmlns:pic="http://schemas.openxmlformats.org/drawingml/2006/picture">
-            <wp:extent cx="5486400" cy="4831827"/>
+            <wp:extent cx="5486400" cy="4870650"/>
             <wp:docPr id="1" name="Picture 1"/>
             <wp:cNvGraphicFramePr>
               <a:graphicFrameLocks noChangeAspect="1"/>
@@ -43,7 +43,7 @@
                   <pic:spPr>
                     <a:xfrm>
                       <a:off x="0" y="0"/>
-                      <a:ext cx="5486400" cy="4831827"/>
+                      <a:ext cx="5486400" cy="4870650"/>
                     </a:xfrm>
                     <a:prstGeom prst="rect"/>
                   </pic:spPr>
@@ -65,7 +65,7 @@
     </w:p>
     <w:p>
       <w:r>
-        <w:t>I och inom 7 meter från området finns fynd av 55 naturvårdsarter, varav 29 är rödlistade, 13 är fridlysta, 41 är typiska (T) och 13 är signalarter (S): garnlav (VU, T), grantickeporing (VU), gränsticka (VU, T), knärot (VU, T, §8), lappticka (VU, T), laxgröppa (VU), ostticka (VU, T), sprickporing (VU), vitskaftad svartspik (VU, T), blanksvart spiklav (NT), doftskinn (NT, T), gammelgransskål (NT, T), harticka (NT, T), knottrig blåslav (NT, T), lavskrika (NT, T, §4), liten svartspik (NT), lunglav (NT, T), nordlig nållav (NT), rosenticka (NT, T), rödbrun blekspik (NT, T), Skeletocutis exilis (NT), skrovellav (NT, T), talltagel (NT, T), tallticka (NT, T), talltita (NT, §4), tretåig hackspett (NT, T, §4), ullticka (NT, T), vitgrynig nållav (NT), älg (NT), blodticka (S, T), bronshjon (S, T), bårdlav (S, T), grönkulla (S, T, §8), luddlav (S, T), plattlummer (S, T, §9), spindelblomster (S, T, §8), stuplav (S, T), tibast (S, T), trådticka (S, T), vedticka (S, T), vågbandad barkbock (S), ögonpyrola (S, T), bergsslok (T), ekbräken (T), fjällskära (T), järpe (T, §4), kransmossa (T), kärrviol (T), linnea (T), nordisk stormhatt (T), spillkråka (T, §4), tjäder (T, §4), orre (§4), brudsporre (§8) och revlummer (§9). Se Figur 1.</w:t>
+        <w:t>I och inom 7 meter från området finns fynd av 56 naturvårdsarter, varav 30 är rödlistade, 13 är fridlysta, 41 är typiska (T) och 13 är signalarter (S): garnlav (VU, T), grantickeporing (VU), gränsticka (VU, T), knärot (VU, T, §8), kristallticka (VU), lappticka (VU, T), laxgröppa (VU), ostticka (VU, T), sprickporing (VU), vitskaftad svartspik (VU, T), blanksvart spiklav (NT), doftskinn (NT, T), gammelgransskål (NT, T), harticka (NT, T), knottrig blåslav (NT, T), lavskrika (NT, T, §4), liten svartspik (NT), lunglav (NT, T), nordlig nållav (NT), rosenticka (NT, T), rödbrun blekspik (NT, T), Skeletocutis exilis (NT), skrovellav (NT, T), talltagel (NT, T), tallticka (NT, T), talltita (NT, §4), tretåig hackspett (NT, T, §4), ullticka (NT, T), vitgrynig nållav (NT), älg (NT), blodticka (S, T), bronshjon (S, T), bårdlav (S, T), grönkulla (S, T, §8), luddlav (S, T), plattlummer (S, T, §9), spindelblomster (S, T, §8), stuplav (S, T), tibast (S, T), trådticka (S, T), vedticka (S, T), vågbandad barkbock (S), ögonpyrola (S, T), bergsslok (T), ekbräken (T), fjällskära (T), järpe (T, §4), kransmossa (T), kärrviol (T), linnea (T), nordisk stormhatt (T), spillkråka (T, §4), tjäder (T, §4), orre (§4), brudsporre (§8) och revlummer (§9). Se Figur 1.</w:t>
       </w:r>
     </w:p>
     <w:p>
@@ -262,6 +262,17 @@
       </w:pPr>
       <w:r>
         <w:t>Figur 2. Fyndplatser och buffertzoner för knärot i det aktuella området. Endast fyndplatser vars buffertzoner överlappar med det aktuella området har tagits med i visualiseringen. Kartans mittpunktskoordinat är N 7310408, E 607479 i SWEREF 99 TM.</w:t>
+      </w:r>
+    </w:p>
+    <w:p>
+      <w:r>
+        <w:rPr>
+          <w:b/>
+        </w:rPr>
+        <w:t>Kristallticka (VU)</w:t>
+      </w:r>
+      <w:r>
+        <w:t xml:space="preserve"> är en mycket krävande art som växer i urskogsartade barrnaturskogar där det finns rikligt med grov död ved i olika nedbrytningsstadier. Den är placerad högst upp i Skogsstyrelsens värdepyramid för bedömning av skog med höga naturvärden och är en av våra främsta naturvärdesindikatorer på skyddsvärda barrnaturskogar. Alla skogsskötselåtgärder på eller i omedelbar närhet av lokalerna påverkar arten negativt liksom den minskande andelen död ved i kulturskogarna (SLU Artdatabanken, 2024; Nitare &amp; Skogsstyrelsen, 2019).</w:t>
       </w:r>
     </w:p>
     <w:p>

--- a/tillsyn/Laisdalen Björkliden tillsynsbegäran.docx
+++ b/tillsyn/Laisdalen Björkliden tillsynsbegäran.docx
@@ -22,7 +22,7 @@
       <w:r>
         <w:drawing>
           <wp:inline xmlns:a="http://schemas.openxmlformats.org/drawingml/2006/main" xmlns:pic="http://schemas.openxmlformats.org/drawingml/2006/picture">
-            <wp:extent cx="5486400" cy="4870650"/>
+            <wp:extent cx="5486400" cy="4871167"/>
             <wp:docPr id="1" name="Picture 1"/>
             <wp:cNvGraphicFramePr>
               <a:graphicFrameLocks noChangeAspect="1"/>
@@ -43,7 +43,7 @@
                   <pic:spPr>
                     <a:xfrm>
                       <a:off x="0" y="0"/>
-                      <a:ext cx="5486400" cy="4870650"/>
+                      <a:ext cx="5486400" cy="4871167"/>
                     </a:xfrm>
                     <a:prstGeom prst="rect"/>
                   </pic:spPr>
@@ -65,7 +65,7 @@
     </w:p>
     <w:p>
       <w:r>
-        <w:t>I och inom 7 meter från området finns fynd av 56 naturvårdsarter, varav 30 är rödlistade, 13 är fridlysta, 41 är typiska (T) och 13 är signalarter (S): garnlav (VU, T), grantickeporing (VU), gränsticka (VU, T), knärot (VU, T, §8), kristallticka (VU), lappticka (VU, T), laxgröppa (VU), ostticka (VU, T), sprickporing (VU), vitskaftad svartspik (VU, T), blanksvart spiklav (NT), doftskinn (NT, T), gammelgransskål (NT, T), harticka (NT, T), knottrig blåslav (NT, T), lavskrika (NT, T, §4), liten svartspik (NT), lunglav (NT, T), nordlig nållav (NT), rosenticka (NT, T), rödbrun blekspik (NT, T), Skeletocutis exilis (NT), skrovellav (NT, T), talltagel (NT, T), tallticka (NT, T), talltita (NT, §4), tretåig hackspett (NT, T, §4), ullticka (NT, T), vitgrynig nållav (NT), älg (NT), blodticka (S, T), bronshjon (S, T), bårdlav (S, T), grönkulla (S, T, §8), luddlav (S, T), plattlummer (S, T, §9), spindelblomster (S, T, §8), stuplav (S, T), tibast (S, T), trådticka (S, T), vedticka (S, T), vågbandad barkbock (S), ögonpyrola (S, T), bergsslok (T), ekbräken (T), fjällskära (T), järpe (T, §4), kransmossa (T), kärrviol (T), linnea (T), nordisk stormhatt (T), spillkråka (T, §4), tjäder (T, §4), orre (§4), brudsporre (§8) och revlummer (§9). Se Figur 1.</w:t>
+        <w:t>I och inom 7 meter från området finns fynd av 57 naturvårdsarter, varav 31 är rödlistade, 13 är fridlysta, 42 är typiska (T) och 13 är signalarter (S): garnlav (VU, T), grantickeporing (VU), gränsticka (VU, T), knärot (VU, T, §8), kristallticka (VU), lappticka (VU, T), laxgröppa (VU), ostticka (VU, T), sprickporing (VU), vitskaftad svartspik (VU, T), blanksvart spiklav (NT), doftskinn (NT, T), gammelgransskål (NT, T), harticka (NT, T), knottrig blåslav (NT, T), lavskrika (NT, T, §4), liten svartspik (NT), lunglav (NT, T), nordlig nållav (NT), rosenticka (NT, T), rödbrun blekspik (NT, T), Skeletocutis exilis (NT), skrovellav (NT, T), stjärntagging (NT, T), talltagel (NT, T), tallticka (NT, T), talltita (NT, §4), tretåig hackspett (NT, T, §4), ullticka (NT, T), vitgrynig nållav (NT), älg (NT), blodticka (S, T), bronshjon (S, T), bårdlav (S, T), grönkulla (S, T, §8), luddlav (S, T), plattlummer (S, T, §9), spindelblomster (S, T, §8), stuplav (S, T), tibast (S, T), trådticka (S, T), vedticka (S, T), vågbandad barkbock (S), ögonpyrola (S, T), bergsslok (T), ekbräken (T), fjällskära (T), järpe (T, §4), kransmossa (T), kärrviol (T), linnea (T), nordisk stormhatt (T), spillkråka (T, §4), tjäder (T, §4), orre (§4), brudsporre (§8) och revlummer (§9). Se Figur 1.</w:t>
       </w:r>
     </w:p>
     <w:p>
@@ -721,6 +721,35 @@
         <w:rPr>
           <w:b/>
         </w:rPr>
+        <w:t>Stjärntagging (NT)</w:t>
+      </w:r>
+      <w:r>
+        <w:t xml:space="preserve"> signalerar inom hela sitt utbredningsområde höga naturvärden. Svampen är uttorkningskänslig och beroende av ett oförändrat fuktigt mikroklimat. Den är även beroende av en ständig tillgång på död ved i olika nedbrytningsstadier, dock ej nödvändigtvis grova träd. Tidigare påverkan på miljön måste dock ha varit så skonsam att det naturliga skogsekosystemet till stora delar har bevarats. Minskningstakten för den svenska populationen bedöms vara nära gränsvärdet för Sårbar (VU). Stjärntagging är typisk art för </w:t>
+      </w:r>
+      <w:r>
+        <w:rPr>
+          <w:i/>
+        </w:rPr>
+        <w:t xml:space="preserve">9010 Taiga, 9050 Näringsrik granskog </w:t>
+      </w:r>
+      <w:r>
+        <w:t xml:space="preserve">och </w:t>
+      </w:r>
+      <w:r>
+        <w:rPr>
+          <w:i/>
+        </w:rPr>
+        <w:t>9030 Landhöjningsskog</w:t>
+      </w:r>
+      <w:r>
+        <w:t xml:space="preserve"> (SLU Artdatabanken, 2024; Nitare &amp; Skogsstyrelsen, 2019).</w:t>
+      </w:r>
+    </w:p>
+    <w:p>
+      <w:r>
+        <w:rPr>
+          <w:b/>
+        </w:rPr>
         <w:t>Talltagel (NT)</w:t>
       </w:r>
       <w:r>
@@ -1567,7 +1596,7 @@
     </w:p>
     <w:p>
       <w:r>
-        <w:t>Följande typiska arter har sina livsmiljöer och växtplatser i den aktuella skogen: garnlav (VU, T), gränsticka (VU, T), knärot (VU, T, §8), lappticka (VU, T), ostticka (VU, T), vitskaftad svartspik (VU, T), doftskinn (NT, T), gammelgransskål (NT, T), harticka (NT, T), knottrig blåslav (NT, T), lavskrika (NT, T, §4), lunglav (NT, T), rosenticka (NT, T), rödbrun blekspik (NT, T), skrovellav (NT, T), talltagel (NT, T), tallticka (NT, T), tretåig hackspett (NT, T, §4), ullticka (NT, T), blodticka (S, T), bronshjon (S, T), bårdlav (S, T), grönkulla (S, T, §8), luddlav (S, T), plattlummer (S, T, §9), spindelblomster (S, T, §8), stuplav (S, T), tibast (S, T), trådticka (S, T), vedticka (S, T), ögonpyrola (S, T), bergsslok (T), ekbräken (T), fjällskära (T), järpe (T, §4), kransmossa (T), kärrviol (T), linnea (T), nordisk stormhatt (T), spillkråka (T, §4) och tjäder (T, §4).</w:t>
+        <w:t>Följande typiska arter har sina livsmiljöer och växtplatser i den aktuella skogen: garnlav (VU, T), gränsticka (VU, T), knärot (VU, T, §8), lappticka (VU, T), ostticka (VU, T), vitskaftad svartspik (VU, T), doftskinn (NT, T), gammelgransskål (NT, T), harticka (NT, T), knottrig blåslav (NT, T), lavskrika (NT, T, §4), lunglav (NT, T), rosenticka (NT, T), rödbrun blekspik (NT, T), skrovellav (NT, T), stjärntagging (NT, T), talltagel (NT, T), tallticka (NT, T), tretåig hackspett (NT, T, §4), ullticka (NT, T), blodticka (S, T), bronshjon (S, T), bårdlav (S, T), grönkulla (S, T, §8), luddlav (S, T), plattlummer (S, T, §9), spindelblomster (S, T, §8), stuplav (S, T), tibast (S, T), trådticka (S, T), vedticka (S, T), ögonpyrola (S, T), bergsslok (T), ekbräken (T), fjällskära (T), järpe (T, §4), kransmossa (T), kärrviol (T), linnea (T), nordisk stormhatt (T), spillkråka (T, §4) och tjäder (T, §4).</w:t>
       </w:r>
     </w:p>
     <w:p>

--- a/tillsyn/Laisdalen Björkliden tillsynsbegäran.docx
+++ b/tillsyn/Laisdalen Björkliden tillsynsbegäran.docx
@@ -22,7 +22,7 @@
       <w:r>
         <w:drawing>
           <wp:inline xmlns:a="http://schemas.openxmlformats.org/drawingml/2006/main" xmlns:pic="http://schemas.openxmlformats.org/drawingml/2006/picture">
-            <wp:extent cx="5486400" cy="4871167"/>
+            <wp:extent cx="5486400" cy="4883112"/>
             <wp:docPr id="1" name="Picture 1"/>
             <wp:cNvGraphicFramePr>
               <a:graphicFrameLocks noChangeAspect="1"/>
@@ -43,7 +43,7 @@
                   <pic:spPr>
                     <a:xfrm>
                       <a:off x="0" y="0"/>
-                      <a:ext cx="5486400" cy="4871167"/>
+                      <a:ext cx="5486400" cy="4883112"/>
                     </a:xfrm>
                     <a:prstGeom prst="rect"/>
                   </pic:spPr>

--- a/tillsyn/Laisdalen Björkliden tillsynsbegäran.docx
+++ b/tillsyn/Laisdalen Björkliden tillsynsbegäran.docx
@@ -22,7 +22,7 @@
       <w:r>
         <w:drawing>
           <wp:inline xmlns:a="http://schemas.openxmlformats.org/drawingml/2006/main" xmlns:pic="http://schemas.openxmlformats.org/drawingml/2006/picture">
-            <wp:extent cx="5486400" cy="4883112"/>
+            <wp:extent cx="5486400" cy="4895609"/>
             <wp:docPr id="1" name="Picture 1"/>
             <wp:cNvGraphicFramePr>
               <a:graphicFrameLocks noChangeAspect="1"/>
@@ -43,7 +43,7 @@
                   <pic:spPr>
                     <a:xfrm>
                       <a:off x="0" y="0"/>
-                      <a:ext cx="5486400" cy="4883112"/>
+                      <a:ext cx="5486400" cy="4895609"/>
                     </a:xfrm>
                     <a:prstGeom prst="rect"/>
                   </pic:spPr>
@@ -65,7 +65,7 @@
     </w:p>
     <w:p>
       <w:r>
-        <w:t>I och inom 7 meter från området finns fynd av 57 naturvårdsarter, varav 31 är rödlistade, 13 är fridlysta, 42 är typiska (T) och 13 är signalarter (S): garnlav (VU, T), grantickeporing (VU), gränsticka (VU, T), knärot (VU, T, §8), kristallticka (VU), lappticka (VU, T), laxgröppa (VU), ostticka (VU, T), sprickporing (VU), vitskaftad svartspik (VU, T), blanksvart spiklav (NT), doftskinn (NT, T), gammelgransskål (NT, T), harticka (NT, T), knottrig blåslav (NT, T), lavskrika (NT, T, §4), liten svartspik (NT), lunglav (NT, T), nordlig nållav (NT), rosenticka (NT, T), rödbrun blekspik (NT, T), Skeletocutis exilis (NT), skrovellav (NT, T), stjärntagging (NT, T), talltagel (NT, T), tallticka (NT, T), talltita (NT, §4), tretåig hackspett (NT, T, §4), ullticka (NT, T), vitgrynig nållav (NT), älg (NT), blodticka (S, T), bronshjon (S, T), bårdlav (S, T), grönkulla (S, T, §8), luddlav (S, T), plattlummer (S, T, §9), spindelblomster (S, T, §8), stuplav (S, T), tibast (S, T), trådticka (S, T), vedticka (S, T), vågbandad barkbock (S), ögonpyrola (S, T), bergsslok (T), ekbräken (T), fjällskära (T), järpe (T, §4), kransmossa (T), kärrviol (T), linnea (T), nordisk stormhatt (T), spillkråka (T, §4), tjäder (T, §4), orre (§4), brudsporre (§8) och revlummer (§9). Se Figur 1.</w:t>
+        <w:t>I och inom 7 meter från området finns fynd av 59 naturvårdsarter, varav 31 är rödlistade, 14 är fridlysta, 44 är typiska (T) och 14 är signalarter (S): garnlav (VU, T), grantickeporing (VU), gränsticka (VU, T), knärot (VU, T, §8), kristallticka (VU), lappticka (VU, T), laxgröppa (VU), ostticka (VU, T), sprickporing (VU), vitskaftad svartspik (VU, T), blanksvart spiklav (NT), doftskinn (NT, T), gammelgransskål (NT, T), harticka (NT, T), knottrig blåslav (NT, T), lavskrika (NT, T, §4), liten svartspik (NT), lunglav (NT, T), nordlig nållav (NT), rosenticka (NT, T), rödbrun blekspik (NT, T), Skeletocutis exilis (NT), skrovellav (NT, T), stjärntagging (NT, T), talltagel (NT, T), tallticka (NT, T), talltita (NT, §4), tretåig hackspett (NT, T, §4), ullticka (NT, T), vitgrynig nållav (NT), älg (NT), blodticka (S, T), bronshjon (S, T), bårdlav (S, T), grönkulla (S, T, §8), luddlav (S, T), norrlandslav (S, T), plattlummer (S, T, §9), spindelblomster (S, T, §8), stuplav (S, T), tibast (S, T), trådticka (S, T), vedticka (S, T), vågbandad barkbock (S), ögonpyrola (S, T), bergsslok (T), ekbräken (T), fjällskära (T), järpe (T, §4), kransmossa (T), kärrviol (T), linnea (T), mattlummer (T, §9), nordisk stormhatt (T), spillkråka (T, §4), tjäder (T, §4), orre (§4), brudsporre (§8) och revlummer (§9). Se Figur 1.</w:t>
       </w:r>
     </w:p>
     <w:p>
@@ -1060,6 +1060,35 @@
         <w:rPr>
           <w:b/>
         </w:rPr>
+        <w:t xml:space="preserve">Norrlandslav </w:t>
+      </w:r>
+      <w:r>
+        <w:t xml:space="preserve">indikerar söder om den naturliga norrlandsgränsen barrskogsbeklädda bergbranter eller andra ostörda skogsmiljöer med höga naturvärden. Norrlandslav är typisk art för </w:t>
+      </w:r>
+      <w:r>
+        <w:rPr>
+          <w:i/>
+        </w:rPr>
+        <w:t xml:space="preserve">9010 Taiga, 8110 Silikatrasmarker </w:t>
+      </w:r>
+      <w:r>
+        <w:t>och</w:t>
+      </w:r>
+      <w:r>
+        <w:rPr>
+          <w:i/>
+        </w:rPr>
+        <w:t xml:space="preserve"> 8120 Kalkrasmarker </w:t>
+      </w:r>
+      <w:r>
+        <w:t>(Nitare &amp; Skogsstyrelsen, 2000; SLU Artdatabanken, 2025).</w:t>
+      </w:r>
+    </w:p>
+    <w:p>
+      <w:r>
+        <w:rPr>
+          <w:b/>
+        </w:rPr>
         <w:t>Plattlummer (§9)</w:t>
       </w:r>
       <w:r>
@@ -1461,6 +1490,26 @@
       </w:r>
       <w:r>
         <w:t>. På linnea kan man hitta sporsäcksvampen linnealudd (SLU Artdatabanken, 2025).</w:t>
+      </w:r>
+    </w:p>
+    <w:p>
+      <w:r>
+        <w:rPr>
+          <w:b/>
+        </w:rPr>
+        <w:t>Mattlummer (§9)</w:t>
+      </w:r>
+      <w:r>
+        <w:t xml:space="preserve"> är typisk art för </w:t>
+      </w:r>
+      <w:r>
+        <w:rPr>
+          <w:i/>
+        </w:rPr>
+        <w:t xml:space="preserve">9010 Taiga </w:t>
+      </w:r>
+      <w:r>
+        <w:t>(SLU Artdatabanken, 2025).</w:t>
       </w:r>
     </w:p>
     <w:p>
@@ -1596,7 +1645,7 @@
     </w:p>
     <w:p>
       <w:r>
-        <w:t>Följande typiska arter har sina livsmiljöer och växtplatser i den aktuella skogen: garnlav (VU, T), gränsticka (VU, T), knärot (VU, T, §8), lappticka (VU, T), ostticka (VU, T), vitskaftad svartspik (VU, T), doftskinn (NT, T), gammelgransskål (NT, T), harticka (NT, T), knottrig blåslav (NT, T), lavskrika (NT, T, §4), lunglav (NT, T), rosenticka (NT, T), rödbrun blekspik (NT, T), skrovellav (NT, T), stjärntagging (NT, T), talltagel (NT, T), tallticka (NT, T), tretåig hackspett (NT, T, §4), ullticka (NT, T), blodticka (S, T), bronshjon (S, T), bårdlav (S, T), grönkulla (S, T, §8), luddlav (S, T), plattlummer (S, T, §9), spindelblomster (S, T, §8), stuplav (S, T), tibast (S, T), trådticka (S, T), vedticka (S, T), ögonpyrola (S, T), bergsslok (T), ekbräken (T), fjällskära (T), järpe (T, §4), kransmossa (T), kärrviol (T), linnea (T), nordisk stormhatt (T), spillkråka (T, §4) och tjäder (T, §4).</w:t>
+        <w:t>Följande typiska arter har sina livsmiljöer och växtplatser i den aktuella skogen: garnlav (VU, T), gränsticka (VU, T), knärot (VU, T, §8), lappticka (VU, T), ostticka (VU, T), vitskaftad svartspik (VU, T), doftskinn (NT, T), gammelgransskål (NT, T), harticka (NT, T), knottrig blåslav (NT, T), lavskrika (NT, T, §4), lunglav (NT, T), rosenticka (NT, T), rödbrun blekspik (NT, T), skrovellav (NT, T), stjärntagging (NT, T), talltagel (NT, T), tallticka (NT, T), tretåig hackspett (NT, T, §4), ullticka (NT, T), blodticka (S, T), bronshjon (S, T), bårdlav (S, T), grönkulla (S, T, §8), luddlav (S, T), norrlandslav (S, T), plattlummer (S, T, §9), spindelblomster (S, T, §8), stuplav (S, T), tibast (S, T), trådticka (S, T), vedticka (S, T), ögonpyrola (S, T), bergsslok (T), ekbräken (T), fjällskära (T), järpe (T, §4), kransmossa (T), kärrviol (T), linnea (T), mattlummer (T, §9), nordisk stormhatt (T), spillkråka (T, §4) och tjäder (T, §4).</w:t>
       </w:r>
     </w:p>
     <w:p>

--- a/tillsyn/Laisdalen Björkliden tillsynsbegäran.docx
+++ b/tillsyn/Laisdalen Björkliden tillsynsbegäran.docx
@@ -22,7 +22,7 @@
       <w:r>
         <w:drawing>
           <wp:inline xmlns:a="http://schemas.openxmlformats.org/drawingml/2006/main" xmlns:pic="http://schemas.openxmlformats.org/drawingml/2006/picture">
-            <wp:extent cx="5486400" cy="4895609"/>
+            <wp:extent cx="5486400" cy="4923859"/>
             <wp:docPr id="1" name="Picture 1"/>
             <wp:cNvGraphicFramePr>
               <a:graphicFrameLocks noChangeAspect="1"/>
@@ -43,7 +43,7 @@
                   <pic:spPr>
                     <a:xfrm>
                       <a:off x="0" y="0"/>
-                      <a:ext cx="5486400" cy="4895609"/>
+                      <a:ext cx="5486400" cy="4923859"/>
                     </a:xfrm>
                     <a:prstGeom prst="rect"/>
                   </pic:spPr>

--- a/tillsyn/Laisdalen Björkliden tillsynsbegäran.docx
+++ b/tillsyn/Laisdalen Björkliden tillsynsbegäran.docx
@@ -22,7 +22,7 @@
       <w:r>
         <w:drawing>
           <wp:inline xmlns:a="http://schemas.openxmlformats.org/drawingml/2006/main" xmlns:pic="http://schemas.openxmlformats.org/drawingml/2006/picture">
-            <wp:extent cx="5486400" cy="4923859"/>
+            <wp:extent cx="5486400" cy="4946858"/>
             <wp:docPr id="1" name="Picture 1"/>
             <wp:cNvGraphicFramePr>
               <a:graphicFrameLocks noChangeAspect="1"/>
@@ -43,7 +43,7 @@
                   <pic:spPr>
                     <a:xfrm>
                       <a:off x="0" y="0"/>
-                      <a:ext cx="5486400" cy="4923859"/>
+                      <a:ext cx="5486400" cy="4946858"/>
                     </a:xfrm>
                     <a:prstGeom prst="rect"/>
                   </pic:spPr>
@@ -65,7 +65,7 @@
     </w:p>
     <w:p>
       <w:r>
-        <w:t>I och inom 7 meter från området finns fynd av 59 naturvårdsarter, varav 31 är rödlistade, 14 är fridlysta, 44 är typiska (T) och 14 är signalarter (S): garnlav (VU, T), grantickeporing (VU), gränsticka (VU, T), knärot (VU, T, §8), kristallticka (VU), lappticka (VU, T), laxgröppa (VU), ostticka (VU, T), sprickporing (VU), vitskaftad svartspik (VU, T), blanksvart spiklav (NT), doftskinn (NT, T), gammelgransskål (NT, T), harticka (NT, T), knottrig blåslav (NT, T), lavskrika (NT, T, §4), liten svartspik (NT), lunglav (NT, T), nordlig nållav (NT), rosenticka (NT, T), rödbrun blekspik (NT, T), Skeletocutis exilis (NT), skrovellav (NT, T), stjärntagging (NT, T), talltagel (NT, T), tallticka (NT, T), talltita (NT, §4), tretåig hackspett (NT, T, §4), ullticka (NT, T), vitgrynig nållav (NT), älg (NT), blodticka (S, T), bronshjon (S, T), bårdlav (S, T), grönkulla (S, T, §8), luddlav (S, T), norrlandslav (S, T), plattlummer (S, T, §9), spindelblomster (S, T, §8), stuplav (S, T), tibast (S, T), trådticka (S, T), vedticka (S, T), vågbandad barkbock (S), ögonpyrola (S, T), bergsslok (T), ekbräken (T), fjällskära (T), järpe (T, §4), kransmossa (T), kärrviol (T), linnea (T), mattlummer (T, §9), nordisk stormhatt (T), spillkråka (T, §4), tjäder (T, §4), orre (§4), brudsporre (§8) och revlummer (§9). Se Figur 1.</w:t>
+        <w:t>I och inom 7 meter från området finns fynd av 63 naturvårdsarter, varav 33 är rödlistade, 15 är fridlysta, 45 är typiska (T) och 14 är signalarter (S): garnlav (VU, T), grantickeporing (VU), gränsticka (VU, T), knärot (VU, T, §8), kristallticka (VU), lappticka (VU, T), laxgröppa (VU), olivbrun kremla (VU), ostticka (VU, T), sprickporing (VU), tajgaskinn (VU), vitskaftad svartspik (VU, T), blanksvart spiklav (NT), doftskinn (NT, T), gammelgransskål (NT, T), harticka (NT, T), knottrig blåslav (NT, T), lavskrika (NT, T, §4), liten svartspik (NT), lunglav (NT, T), nordlig nållav (NT), rosenticka (NT, T), rödbrun blekspik (NT, T), Skeletocutis exilis (NT), skrovellav (NT, T), stjärntagging (NT, T), talltagel (NT, T), tallticka (NT, T), talltita (NT, §4), tretåig hackspett (NT, T, §4), ullticka (NT, T), vitgrynig nållav (NT), älg (NT), blodticka (S, T), bronshjon (S, T), bårdlav (S, T), grönkulla (S, T, §8), luddlav (S, T), norrlandslav (S, T), plattlummer (S, T, §9), spindelblomster (S, T, §8), stuplav (S, T), tibast (S, T), trådticka (S, T), vedticka (S, T), vågbandad barkbock (S), ögonpyrola (S, T), bergsslok (T), ekbräken (T), fjällskära (T), humleblomster (T), järpe (T, §4), kransmossa (T), kärrviol (T), linnea (T), mattlummer (T, §9), nordisk stormhatt (T), spillkråka (T, §4), tjäder (T, §4), orre (§4), vanlig groda (§6), brudsporre (§8) och revlummer (§9). Se Figur 1.</w:t>
       </w:r>
     </w:p>
     <w:p>
@@ -311,6 +311,17 @@
         <w:rPr>
           <w:b/>
         </w:rPr>
+        <w:t>Olivbrun kremla (VU)</w:t>
+      </w:r>
+      <w:r>
+        <w:t xml:space="preserve"> bildar mykorrhiza med gran i ängsgranskog på kalkrik mark. Arten är knuten till de verkligt exklusiva, örtrika granskogarna i landet. Svampen förekommer gärna i samma områden som t.ex. norna (VU, §7) och guckusko (§7). Arten hotas främst av avverkning och andra skogsbruksåtgärder eller annan form av exploatering. Den tål inte en slutavverkning eller hård gallring. Lokaler där arten finns bör skyddas och undantas från rationellt skogsbruk. Marken på växtplatserna får inte utsättas för kraftiga störningar av typen dikning eller körning med tunga maskiner (SLU Artdatabanken, 2026).</w:t>
+      </w:r>
+    </w:p>
+    <w:p>
+      <w:r>
+        <w:rPr>
+          <w:b/>
+        </w:rPr>
         <w:t xml:space="preserve">Ostticka (VU) </w:t>
       </w:r>
       <w:r>
@@ -351,6 +362,17 @@
         <w:rPr>
           <w:b/>
         </w:rPr>
+        <w:t>Tajgaskinn (VU)</w:t>
+      </w:r>
+      <w:r>
+        <w:t xml:space="preserve"> är placerad högst upp i Skogsstyrelsens värdepyramid för bedömning av skog med höga naturvärden och har klassificerats som en ”urskogsindikator” som kräver närmast orörda skogsmiljöer med långvarig kontinuitet av grova granlågor i olika nedbrytningsstadier (Nitare &amp; Skogsstyrelsen, 2019).</w:t>
+      </w:r>
+    </w:p>
+    <w:p>
+      <w:r>
+        <w:rPr>
+          <w:b/>
+        </w:rPr>
         <w:t>Vitskaftad svartspik (VU)</w:t>
       </w:r>
       <w:r>
@@ -1383,6 +1405,26 @@
       </w:r>
       <w:r>
         <w:t>(SLU Artdatabanken, 2026).</w:t>
+      </w:r>
+    </w:p>
+    <w:p>
+      <w:r>
+        <w:rPr>
+          <w:b/>
+        </w:rPr>
+        <w:t>Humleblomster</w:t>
+      </w:r>
+      <w:r>
+        <w:t xml:space="preserve"> är typisk art för </w:t>
+      </w:r>
+      <w:r>
+        <w:rPr>
+          <w:i/>
+        </w:rPr>
+        <w:t xml:space="preserve">9040 Fjällbjörkskog </w:t>
+      </w:r>
+      <w:r>
+        <w:t>(SLU Artdatabanken, 2025).</w:t>
       </w:r>
     </w:p>
     <w:p>
@@ -1645,7 +1687,7 @@
     </w:p>
     <w:p>
       <w:r>
-        <w:t>Följande typiska arter har sina livsmiljöer och växtplatser i den aktuella skogen: garnlav (VU, T), gränsticka (VU, T), knärot (VU, T, §8), lappticka (VU, T), ostticka (VU, T), vitskaftad svartspik (VU, T), doftskinn (NT, T), gammelgransskål (NT, T), harticka (NT, T), knottrig blåslav (NT, T), lavskrika (NT, T, §4), lunglav (NT, T), rosenticka (NT, T), rödbrun blekspik (NT, T), skrovellav (NT, T), stjärntagging (NT, T), talltagel (NT, T), tallticka (NT, T), tretåig hackspett (NT, T, §4), ullticka (NT, T), blodticka (S, T), bronshjon (S, T), bårdlav (S, T), grönkulla (S, T, §8), luddlav (S, T), norrlandslav (S, T), plattlummer (S, T, §9), spindelblomster (S, T, §8), stuplav (S, T), tibast (S, T), trådticka (S, T), vedticka (S, T), ögonpyrola (S, T), bergsslok (T), ekbräken (T), fjällskära (T), järpe (T, §4), kransmossa (T), kärrviol (T), linnea (T), mattlummer (T, §9), nordisk stormhatt (T), spillkråka (T, §4) och tjäder (T, §4).</w:t>
+        <w:t>Följande typiska arter har sina livsmiljöer och växtplatser i den aktuella skogen: garnlav (VU, T), gränsticka (VU, T), knärot (VU, T, §8), lappticka (VU, T), ostticka (VU, T), vitskaftad svartspik (VU, T), doftskinn (NT, T), gammelgransskål (NT, T), harticka (NT, T), knottrig blåslav (NT, T), lavskrika (NT, T, §4), lunglav (NT, T), rosenticka (NT, T), rödbrun blekspik (NT, T), skrovellav (NT, T), stjärntagging (NT, T), talltagel (NT, T), tallticka (NT, T), tretåig hackspett (NT, T, §4), ullticka (NT, T), blodticka (S, T), bronshjon (S, T), bårdlav (S, T), grönkulla (S, T, §8), luddlav (S, T), norrlandslav (S, T), plattlummer (S, T, §9), spindelblomster (S, T, §8), stuplav (S, T), tibast (S, T), trådticka (S, T), vedticka (S, T), ögonpyrola (S, T), bergsslok (T), ekbräken (T), fjällskära (T), humleblomster (T), järpe (T, §4), kransmossa (T), kärrviol (T), linnea (T), mattlummer (T, §9), nordisk stormhatt (T), spillkråka (T, §4) och tjäder (T, §4).</w:t>
       </w:r>
     </w:p>
     <w:p>

--- a/tillsyn/Laisdalen Björkliden tillsynsbegäran.docx
+++ b/tillsyn/Laisdalen Björkliden tillsynsbegäran.docx
@@ -3074,7 +3074,7 @@
     <w:r>
       <w:tab/>
       <w:tab/>
-      <w:t>2026-07-24</w:t>
+      <w:t>2026-07-25</w:t>
       <w:br/>
       <w:br/>
     </w:r>

--- a/tillsyn/Laisdalen Björkliden tillsynsbegäran.docx
+++ b/tillsyn/Laisdalen Björkliden tillsynsbegäran.docx
@@ -22,7 +22,7 @@
       <w:r>
         <w:drawing>
           <wp:inline xmlns:a="http://schemas.openxmlformats.org/drawingml/2006/main" xmlns:pic="http://schemas.openxmlformats.org/drawingml/2006/picture">
-            <wp:extent cx="5486400" cy="4946858"/>
+            <wp:extent cx="5486400" cy="4963244"/>
             <wp:docPr id="1" name="Picture 1"/>
             <wp:cNvGraphicFramePr>
               <a:graphicFrameLocks noChangeAspect="1"/>
@@ -43,7 +43,7 @@
                   <pic:spPr>
                     <a:xfrm>
                       <a:off x="0" y="0"/>
-                      <a:ext cx="5486400" cy="4946858"/>
+                      <a:ext cx="5486400" cy="4963244"/>
                     </a:xfrm>
                     <a:prstGeom prst="rect"/>
                   </pic:spPr>
@@ -65,7 +65,7 @@
     </w:p>
     <w:p>
       <w:r>
-        <w:t>I och inom 7 meter från området finns fynd av 63 naturvårdsarter, varav 33 är rödlistade, 15 är fridlysta, 45 är typiska (T) och 14 är signalarter (S): garnlav (VU, T), grantickeporing (VU), gränsticka (VU, T), knärot (VU, T, §8), kristallticka (VU), lappticka (VU, T), laxgröppa (VU), olivbrun kremla (VU), ostticka (VU, T), sprickporing (VU), tajgaskinn (VU), vitskaftad svartspik (VU, T), blanksvart spiklav (NT), doftskinn (NT, T), gammelgransskål (NT, T), harticka (NT, T), knottrig blåslav (NT, T), lavskrika (NT, T, §4), liten svartspik (NT), lunglav (NT, T), nordlig nållav (NT), rosenticka (NT, T), rödbrun blekspik (NT, T), Skeletocutis exilis (NT), skrovellav (NT, T), stjärntagging (NT, T), talltagel (NT, T), tallticka (NT, T), talltita (NT, §4), tretåig hackspett (NT, T, §4), ullticka (NT, T), vitgrynig nållav (NT), älg (NT), blodticka (S, T), bronshjon (S, T), bårdlav (S, T), grönkulla (S, T, §8), luddlav (S, T), norrlandslav (S, T), plattlummer (S, T, §9), spindelblomster (S, T, §8), stuplav (S, T), tibast (S, T), trådticka (S, T), vedticka (S, T), vågbandad barkbock (S), ögonpyrola (S, T), bergsslok (T), ekbräken (T), fjällskära (T), humleblomster (T), järpe (T, §4), kransmossa (T), kärrviol (T), linnea (T), mattlummer (T, §9), nordisk stormhatt (T), spillkråka (T, §4), tjäder (T, §4), orre (§4), vanlig groda (§6), brudsporre (§8) och revlummer (§9). Se Figur 1.</w:t>
+        <w:t>I och inom 7 meter från området finns fynd av 65 naturvårdsarter, varav 33 är rödlistade, 15 är fridlysta, 47 är typiska (T) och 14 är signalarter (S): garnlav (VU, T), grantickeporing (VU), gränsticka (VU, T), knärot (VU, T, §8), kristallticka (VU), lappticka (VU, T), laxgröppa (VU), olivbrun kremla (VU), ostticka (VU, T), sprickporing (VU), tajgaskinn (VU), vitskaftad svartspik (VU, T), blanksvart spiklav (NT), doftskinn (NT, T), gammelgransskål (NT, T), harticka (NT, T), knottrig blåslav (NT, T), lavskrika (NT, T, §4), liten svartspik (NT), lunglav (NT, T), nordlig nållav (NT), rosenticka (NT, T), rödbrun blekspik (NT, T), Skeletocutis exilis (NT), skrovellav (NT, T), stjärntagging (NT, T), talltagel (NT, T), tallticka (NT, T), talltita (NT, §4), tretåig hackspett (NT, T, §4), ullticka (NT, T), vitgrynig nållav (NT), älg (NT), blodticka (S, T), bronshjon (S, T), bårdlav (S, T), grönkulla (S, T, §8), luddlav (S, T), norrlandslav (S, T), plattlummer (S, T, §9), spindelblomster (S, T, §8), stuplav (S, T), tibast (S, T), trådticka (S, T), vedticka (S, T), vågbandad barkbock (S), ögonpyrola (S, T), bergsslok (T), ekbräken (T), fjällskråp (T), fjällskära (T), humleblomster (T), järpe (T, §4), kransmossa (T), kärrfibbla (T), kärrviol (T), linnea (T), mattlummer (T, §9), nordisk stormhatt (T), spillkråka (T, §4), tjäder (T, §4), orre (§4), vanlig groda (§6), brudsporre (§8) och revlummer (§9). Se Figur 1.</w:t>
       </w:r>
     </w:p>
     <w:p>
@@ -1374,6 +1374,17 @@
         <w:rPr>
           <w:b/>
         </w:rPr>
+        <w:t>Fjällskråp</w:t>
+      </w:r>
+      <w:r>
+        <w:t xml:space="preserve"> är typisk art för 9050 Näringsrik granskog. Fjällskråp är värdväxt för den sällsynta fjärilen fjällskråpsmal (DD). Fjärilens larver gör fläckminor på fjällskråpblad och arten är därför relativt lätt att påvisa där den finns SLU Artdatabanken, 2025).</w:t>
+      </w:r>
+    </w:p>
+    <w:p>
+      <w:r>
+        <w:rPr>
+          <w:b/>
+        </w:rPr>
         <w:t xml:space="preserve">Fjällskära </w:t>
       </w:r>
       <w:r>
@@ -1480,6 +1491,35 @@
           <w:i/>
         </w:rPr>
         <w:t xml:space="preserve">6170 Alpina kalkgräsmarker </w:t>
+      </w:r>
+      <w:r>
+        <w:t>(SLU Artdatabanken, 2025).</w:t>
+      </w:r>
+    </w:p>
+    <w:p>
+      <w:r>
+        <w:rPr>
+          <w:b/>
+        </w:rPr>
+        <w:t>Kärrfibbla</w:t>
+      </w:r>
+      <w:r>
+        <w:t xml:space="preserve"> är typisk art för </w:t>
+      </w:r>
+      <w:r>
+        <w:rPr>
+          <w:i/>
+        </w:rPr>
+        <w:t xml:space="preserve">9050 Näringsrik granskog, 9080 Lövsumpskog </w:t>
+      </w:r>
+      <w:r>
+        <w:t>och</w:t>
+      </w:r>
+      <w:r>
+        <w:rPr>
+          <w:i/>
+        </w:rPr>
+        <w:t xml:space="preserve"> 9040 Fjällbjörkskog </w:t>
       </w:r>
       <w:r>
         <w:t>(SLU Artdatabanken, 2025).</w:t>
@@ -1687,7 +1727,7 @@
     </w:p>
     <w:p>
       <w:r>
-        <w:t>Följande typiska arter har sina livsmiljöer och växtplatser i den aktuella skogen: garnlav (VU, T), gränsticka (VU, T), knärot (VU, T, §8), lappticka (VU, T), ostticka (VU, T), vitskaftad svartspik (VU, T), doftskinn (NT, T), gammelgransskål (NT, T), harticka (NT, T), knottrig blåslav (NT, T), lavskrika (NT, T, §4), lunglav (NT, T), rosenticka (NT, T), rödbrun blekspik (NT, T), skrovellav (NT, T), stjärntagging (NT, T), talltagel (NT, T), tallticka (NT, T), tretåig hackspett (NT, T, §4), ullticka (NT, T), blodticka (S, T), bronshjon (S, T), bårdlav (S, T), grönkulla (S, T, §8), luddlav (S, T), norrlandslav (S, T), plattlummer (S, T, §9), spindelblomster (S, T, §8), stuplav (S, T), tibast (S, T), trådticka (S, T), vedticka (S, T), ögonpyrola (S, T), bergsslok (T), ekbräken (T), fjällskära (T), humleblomster (T), järpe (T, §4), kransmossa (T), kärrviol (T), linnea (T), mattlummer (T, §9), nordisk stormhatt (T), spillkråka (T, §4) och tjäder (T, §4).</w:t>
+        <w:t>Följande typiska arter har sina livsmiljöer och växtplatser i den aktuella skogen: garnlav (VU, T), gränsticka (VU, T), knärot (VU, T, §8), lappticka (VU, T), ostticka (VU, T), vitskaftad svartspik (VU, T), doftskinn (NT, T), gammelgransskål (NT, T), harticka (NT, T), knottrig blåslav (NT, T), lavskrika (NT, T, §4), lunglav (NT, T), rosenticka (NT, T), rödbrun blekspik (NT, T), skrovellav (NT, T), stjärntagging (NT, T), talltagel (NT, T), tallticka (NT, T), tretåig hackspett (NT, T, §4), ullticka (NT, T), blodticka (S, T), bronshjon (S, T), bårdlav (S, T), grönkulla (S, T, §8), luddlav (S, T), norrlandslav (S, T), plattlummer (S, T, §9), spindelblomster (S, T, §8), stuplav (S, T), tibast (S, T), trådticka (S, T), vedticka (S, T), ögonpyrola (S, T), bergsslok (T), ekbräken (T), fjällskråp (T), fjällskära (T), humleblomster (T), järpe (T, §4), kransmossa (T), kärrfibbla (T), kärrviol (T), linnea (T), mattlummer (T, §9), nordisk stormhatt (T), spillkråka (T, §4) och tjäder (T, §4).</w:t>
       </w:r>
     </w:p>
     <w:p>

--- a/tillsyn/Laisdalen Björkliden tillsynsbegäran.docx
+++ b/tillsyn/Laisdalen Björkliden tillsynsbegäran.docx
@@ -22,7 +22,7 @@
       <w:r>
         <w:drawing>
           <wp:inline xmlns:a="http://schemas.openxmlformats.org/drawingml/2006/main" xmlns:pic="http://schemas.openxmlformats.org/drawingml/2006/picture">
-            <wp:extent cx="5486400" cy="4963244"/>
+            <wp:extent cx="5486400" cy="4963886"/>
             <wp:docPr id="1" name="Picture 1"/>
             <wp:cNvGraphicFramePr>
               <a:graphicFrameLocks noChangeAspect="1"/>
@@ -43,7 +43,7 @@
                   <pic:spPr>
                     <a:xfrm>
                       <a:off x="0" y="0"/>
-                      <a:ext cx="5486400" cy="4963244"/>
+                      <a:ext cx="5486400" cy="4963886"/>
                     </a:xfrm>
                     <a:prstGeom prst="rect"/>
                   </pic:spPr>

--- a/tillsyn/Laisdalen Björkliden tillsynsbegäran.docx
+++ b/tillsyn/Laisdalen Björkliden tillsynsbegäran.docx
@@ -22,7 +22,7 @@
       <w:r>
         <w:drawing>
           <wp:inline xmlns:a="http://schemas.openxmlformats.org/drawingml/2006/main" xmlns:pic="http://schemas.openxmlformats.org/drawingml/2006/picture">
-            <wp:extent cx="5486400" cy="4963886"/>
+            <wp:extent cx="5486400" cy="4963244"/>
             <wp:docPr id="1" name="Picture 1"/>
             <wp:cNvGraphicFramePr>
               <a:graphicFrameLocks noChangeAspect="1"/>
@@ -43,7 +43,7 @@
                   <pic:spPr>
                     <a:xfrm>
                       <a:off x="0" y="0"/>
-                      <a:ext cx="5486400" cy="4963886"/>
+                      <a:ext cx="5486400" cy="4963244"/>
                     </a:xfrm>
                     <a:prstGeom prst="rect"/>
                   </pic:spPr>

--- a/tillsyn/Laisdalen Björkliden tillsynsbegäran.docx
+++ b/tillsyn/Laisdalen Björkliden tillsynsbegäran.docx
@@ -3114,7 +3114,7 @@
     <w:r>
       <w:tab/>
       <w:tab/>
-      <w:t>2026-07-25</w:t>
+      <w:t>2026-07-26</w:t>
       <w:br/>
       <w:br/>
     </w:r>

--- a/tillsyn/Laisdalen Björkliden tillsynsbegäran.docx
+++ b/tillsyn/Laisdalen Björkliden tillsynsbegäran.docx
@@ -22,7 +22,7 @@
       <w:r>
         <w:drawing>
           <wp:inline xmlns:a="http://schemas.openxmlformats.org/drawingml/2006/main" xmlns:pic="http://schemas.openxmlformats.org/drawingml/2006/picture">
-            <wp:extent cx="5486400" cy="4963244"/>
+            <wp:extent cx="5486400" cy="4981753"/>
             <wp:docPr id="1" name="Picture 1"/>
             <wp:cNvGraphicFramePr>
               <a:graphicFrameLocks noChangeAspect="1"/>
@@ -43,7 +43,7 @@
                   <pic:spPr>
                     <a:xfrm>
                       <a:off x="0" y="0"/>
-                      <a:ext cx="5486400" cy="4963244"/>
+                      <a:ext cx="5486400" cy="4981753"/>
                     </a:xfrm>
                     <a:prstGeom prst="rect"/>
                   </pic:spPr>
@@ -65,7 +65,7 @@
     </w:p>
     <w:p>
       <w:r>
-        <w:t>I och inom 7 meter från området finns fynd av 65 naturvårdsarter, varav 33 är rödlistade, 15 är fridlysta, 47 är typiska (T) och 14 är signalarter (S): garnlav (VU, T), grantickeporing (VU), gränsticka (VU, T), knärot (VU, T, §8), kristallticka (VU), lappticka (VU, T), laxgröppa (VU), olivbrun kremla (VU), ostticka (VU, T), sprickporing (VU), tajgaskinn (VU), vitskaftad svartspik (VU, T), blanksvart spiklav (NT), doftskinn (NT, T), gammelgransskål (NT, T), harticka (NT, T), knottrig blåslav (NT, T), lavskrika (NT, T, §4), liten svartspik (NT), lunglav (NT, T), nordlig nållav (NT), rosenticka (NT, T), rödbrun blekspik (NT, T), Skeletocutis exilis (NT), skrovellav (NT, T), stjärntagging (NT, T), talltagel (NT, T), tallticka (NT, T), talltita (NT, §4), tretåig hackspett (NT, T, §4), ullticka (NT, T), vitgrynig nållav (NT), älg (NT), blodticka (S, T), bronshjon (S, T), bårdlav (S, T), grönkulla (S, T, §8), luddlav (S, T), norrlandslav (S, T), plattlummer (S, T, §9), spindelblomster (S, T, §8), stuplav (S, T), tibast (S, T), trådticka (S, T), vedticka (S, T), vågbandad barkbock (S), ögonpyrola (S, T), bergsslok (T), ekbräken (T), fjällskråp (T), fjällskära (T), humleblomster (T), järpe (T, §4), kransmossa (T), kärrfibbla (T), kärrviol (T), linnea (T), mattlummer (T, §9), nordisk stormhatt (T), spillkråka (T, §4), tjäder (T, §4), orre (§4), vanlig groda (§6), brudsporre (§8) och revlummer (§9). Se Figur 1.</w:t>
+        <w:t>I och inom 7 meter från området finns fynd av 73 naturvårdsarter, varav 36 är rödlistade, 16 är fridlysta, 52 är typiska (T) och 15 är signalarter (S): garnlav (VU, T), grantickeporing (VU), gränsticka (VU, T), knärot (VU, T, §8), kristallticka (VU), lappticka (VU, T), laxgröppa (VU), olivbrun kremla (VU), ostticka (VU, T), sprickporing (VU), tajgaskinn (VU), vitskaftad svartspik (VU, T), barrviolspindling (NT), blanksvart spiklav (NT), doftskinn (NT, T), gammelgransskål (NT, T), grå blåbärsfältmätare (NT), harticka (NT, T), knottrig blåslav (NT, T), lavskrika (NT, T, §4), liten svartspik (NT), lunglav (NT, T), nordlig nållav (NT), rosenticka (NT, T), rödbrun blekspik (NT, T), Skeletocutis exilis (NT), skrovellav (NT, T), stjärntagging (NT, T), talltagel (NT, T), tallticka (NT, T), talltita (NT, §4), tretåig hackspett (NT, T, §4), ullticka (NT, T), vedtrappmossa (NT, T), vitgrynig nållav (NT), älg (NT), blodticka (S, T), bronshjon (S, T), bårdlav (S, T), grönkulla (S, T, §8), gytterlav (S, T), luddlav (S, T), norrlandslav (S, T), plattlummer (S, T, §9), spindelblomster (S, T, §8), stuplav (S, T), tibast (S, T), trådticka (S, T), vedticka (S, T), vågbandad barkbock (S), ögonpyrola (S, T), bergsslok (T), brudborste (T), ekbräken (T), fjällskråp (T), fjällskära (T), humleblomster (T), järpe (T, §4), kattfot (T), kransmossa (T), kärrfibbla (T), kärrviol (T), linnea (T), mattlummer (T, §9), nordisk stormhatt (T), ormbär (T), spillkråka (T, §4), tjäder (T, §4), orre (§4), vanlig groda (§6), brudsporre (§8), lopplummer (aggregat) (§9) och revlummer (§9). Se Figur 1.</w:t>
       </w:r>
     </w:p>
     <w:p>
@@ -393,6 +393,17 @@
         <w:rPr>
           <w:b/>
         </w:rPr>
+        <w:t>Barrviolspindling (NT)</w:t>
+      </w:r>
+      <w:r>
+        <w:t xml:space="preserve"> bildar mykorrhiza med gran, huvudsakligen i örtrika kalkpåverkade äldre granskogar. Arten är sannolikt uttorkningskänslig och knuten till granskogar med långvarig grankontinuitet. Den hotas främst av skogsavverkning och tycks försvinna efter slutavverkning, markberedning och plantering. Minskningstakten uppgår till 15 % inom 50 år och bedöms vara nära gränsvärdet för Sårbar (VU). (A2c+3c+4c) (SLU Artdatabanken, 2024; Nitare &amp; Skogsstyrelsen, 2019).</w:t>
+      </w:r>
+    </w:p>
+    <w:p>
+      <w:r>
+        <w:rPr>
+          <w:b/>
+        </w:rPr>
         <w:t>Blanksvart spiklav (NT)</w:t>
       </w:r>
       <w:r>
@@ -444,6 +455,17 @@
         <w:rPr>
           <w:b/>
         </w:rPr>
+        <w:t>Grå blåbärsfältmätare (NT)</w:t>
+      </w:r>
+      <w:r>
+        <w:t xml:space="preserve"> har tidigare ansetts som en mycket vanlig art men har utifrån fältobservationer gått starkt tillbaka och är nu försvunnen från stora delar av södra och mellersta Sverige. Sannolikt minskar arten även i norr. Detta indikerar att arten är starkare knuten till kontinuitetsskog med stort innehåll av blåbär än man tidigare trott och den förefaller vara mycket känslig för kalhyggesbruk. Fjärilens huvudsakliga habitat är luckiga granskogar med ett välutvecklat blåbärskikt på vilket larven lever. Denna livsmiljö är hotad av kalhyggesbruket där blåbärsriset skuggas ut när den uppväxande skogen sluter sig. Minskningstakten för den svenska populationen bedöms vara nära gränsvärdet för Sårbar (VU) (SLU Artdatabanken, 2024).</w:t>
+      </w:r>
+    </w:p>
+    <w:p>
+      <w:r>
+        <w:rPr>
+          <w:b/>
+        </w:rPr>
         <w:t>Harticka (NT)</w:t>
       </w:r>
       <w:r>
@@ -917,6 +939,26 @@
         <w:rPr>
           <w:b/>
         </w:rPr>
+        <w:t xml:space="preserve">Vedtrappmossa (NT) </w:t>
+      </w:r>
+      <w:r>
+        <w:t xml:space="preserve">växer på död ved, främst i gammal granskog. Den förekommer knappast alls i fjällnära barrskogar utan finns i skogslandskapet nedom fjällen och framför allt i landets södra delar är den en mycket bra signalart för barrnaturskog med höga naturvärden. Skogsavverkning och brist på grov död ved i skogen är de allvarligaste hoten och den överlever inte kalhyggesbruk. Lokaler med sluten granskog, tillräckligt stora för att säkerställa ett kontinuerligt tillskott på grova lågor, bör undantas från storskaligt skogsbruk. Vedtrappmossa är typisk art för </w:t>
+      </w:r>
+      <w:r>
+        <w:rPr>
+          <w:i/>
+        </w:rPr>
+        <w:t>9010 Taiga</w:t>
+      </w:r>
+      <w:r>
+        <w:t xml:space="preserve"> (SLU Artdatabanken, 2024).</w:t>
+      </w:r>
+    </w:p>
+    <w:p>
+      <w:r>
+        <w:rPr>
+          <w:b/>
+        </w:rPr>
         <w:t>Vitgrynig nållav (NT)</w:t>
       </w:r>
       <w:r>
@@ -1044,6 +1086,26 @@
         <w:rPr>
           <w:b/>
         </w:rPr>
+        <w:t xml:space="preserve">Gytterlav </w:t>
+      </w:r>
+      <w:r>
+        <w:t xml:space="preserve">signalerar höga naturvärden i södra och mellersta Sverige, samt längs Norrlands kustland. Förekomster i söder, framför allt på trädstammar, är en indikation på gammal skogsmark med långvarig förekomst av äldre lövträd i miljöer med hög och jämn luftfuktighet. Gytterlav är typisk art för </w:t>
+      </w:r>
+      <w:r>
+        <w:rPr>
+          <w:i/>
+        </w:rPr>
+        <w:t xml:space="preserve">9040 Fjällbjörkskog </w:t>
+      </w:r>
+      <w:r>
+        <w:t>(Nitare &amp; Skogsstyrelsen, 2019; SLU Artdatabanken, 2025).</w:t>
+      </w:r>
+    </w:p>
+    <w:p>
+      <w:r>
+        <w:rPr>
+          <w:b/>
+        </w:rPr>
         <w:t>Luddlav</w:t>
       </w:r>
       <w:r>
@@ -1354,6 +1416,35 @@
         <w:rPr>
           <w:b/>
         </w:rPr>
+        <w:t>Brudborste</w:t>
+      </w:r>
+      <w:r>
+        <w:t xml:space="preserve"> är typisk art för </w:t>
+      </w:r>
+      <w:r>
+        <w:rPr>
+          <w:i/>
+        </w:rPr>
+        <w:t xml:space="preserve">9050 Näringsrik granskog, 9040 Fjällbjörkskog, 6530 Lövängar, 6430 Högörtängar </w:t>
+      </w:r>
+      <w:r>
+        <w:t xml:space="preserve">och </w:t>
+      </w:r>
+      <w:r>
+        <w:rPr>
+          <w:i/>
+        </w:rPr>
+        <w:t>6510 Slåtterängar i låglandet</w:t>
+      </w:r>
+      <w:r>
+        <w:t xml:space="preserve"> (SLU Artdatabanken, 2025).</w:t>
+      </w:r>
+    </w:p>
+    <w:p>
+      <w:r>
+        <w:rPr>
+          <w:b/>
+        </w:rPr>
         <w:t xml:space="preserve">Ekbräken </w:t>
       </w:r>
       <w:r>
@@ -1472,6 +1563,35 @@
         <w:rPr>
           <w:b/>
         </w:rPr>
+        <w:t xml:space="preserve">Kattfot </w:t>
+      </w:r>
+      <w:r>
+        <w:t xml:space="preserve">är typisk art för </w:t>
+      </w:r>
+      <w:r>
+        <w:rPr>
+          <w:i/>
+        </w:rPr>
+        <w:t>9060 Åsbarrskog, 9070 Trädklädd betesmark, 6530 Lövängar, 6170 Alpina kalkgräsmarker, 6230 Stagg-gräsmarker, 6520 Höglänta slåtterängar, 1610 Åsöar i Östersjön, 4030 Torra hedar, 5130 Enbuskmarker, 6270 Silikatgräsmarker, 6510 Slåtterängar i låglandet</w:t>
+      </w:r>
+      <w:r>
+        <w:t xml:space="preserve"> och </w:t>
+      </w:r>
+      <w:r>
+        <w:rPr>
+          <w:i/>
+        </w:rPr>
+        <w:t>8230 Hällmarkstorräng</w:t>
+      </w:r>
+      <w:r>
+        <w:t>. Kattfot är värdväxt för bland annat de rödlistade fjärilarna kattfotsfjädermott (VU), kattfotssmåstävmal (VU), kattfotssäckmal (VU) och leverplattmal (VU) (SLU Artdatabanken, 2026).</w:t>
+      </w:r>
+    </w:p>
+    <w:p>
+      <w:r>
+        <w:rPr>
+          <w:b/>
+        </w:rPr>
         <w:t>Kransmossa</w:t>
       </w:r>
       <w:r>
@@ -1630,6 +1750,26 @@
       </w:r>
       <w:r>
         <w:t>(SLU Artdatabanken, 2026; IUCN, 2025).</w:t>
+      </w:r>
+    </w:p>
+    <w:p>
+      <w:r>
+        <w:rPr>
+          <w:b/>
+        </w:rPr>
+        <w:t>Ormbär</w:t>
+      </w:r>
+      <w:r>
+        <w:t xml:space="preserve"> är typisk art för </w:t>
+      </w:r>
+      <w:r>
+        <w:rPr>
+          <w:i/>
+        </w:rPr>
+        <w:t xml:space="preserve">9050 Näringsrik granskog </w:t>
+      </w:r>
+      <w:r>
+        <w:t>(SLU Artdatabanken, 2025).</w:t>
       </w:r>
     </w:p>
     <w:p>
@@ -1727,7 +1867,7 @@
     </w:p>
     <w:p>
       <w:r>
-        <w:t>Följande typiska arter har sina livsmiljöer och växtplatser i den aktuella skogen: garnlav (VU, T), gränsticka (VU, T), knärot (VU, T, §8), lappticka (VU, T), ostticka (VU, T), vitskaftad svartspik (VU, T), doftskinn (NT, T), gammelgransskål (NT, T), harticka (NT, T), knottrig blåslav (NT, T), lavskrika (NT, T, §4), lunglav (NT, T), rosenticka (NT, T), rödbrun blekspik (NT, T), skrovellav (NT, T), stjärntagging (NT, T), talltagel (NT, T), tallticka (NT, T), tretåig hackspett (NT, T, §4), ullticka (NT, T), blodticka (S, T), bronshjon (S, T), bårdlav (S, T), grönkulla (S, T, §8), luddlav (S, T), norrlandslav (S, T), plattlummer (S, T, §9), spindelblomster (S, T, §8), stuplav (S, T), tibast (S, T), trådticka (S, T), vedticka (S, T), ögonpyrola (S, T), bergsslok (T), ekbräken (T), fjällskråp (T), fjällskära (T), humleblomster (T), järpe (T, §4), kransmossa (T), kärrfibbla (T), kärrviol (T), linnea (T), mattlummer (T, §9), nordisk stormhatt (T), spillkråka (T, §4) och tjäder (T, §4).</w:t>
+        <w:t>Följande typiska arter har sina livsmiljöer och växtplatser i den aktuella skogen: garnlav (VU, T), gränsticka (VU, T), knärot (VU, T, §8), lappticka (VU, T), ostticka (VU, T), vitskaftad svartspik (VU, T), doftskinn (NT, T), gammelgransskål (NT, T), harticka (NT, T), knottrig blåslav (NT, T), lavskrika (NT, T, §4), lunglav (NT, T), rosenticka (NT, T), rödbrun blekspik (NT, T), skrovellav (NT, T), stjärntagging (NT, T), talltagel (NT, T), tallticka (NT, T), tretåig hackspett (NT, T, §4), ullticka (NT, T), vedtrappmossa (NT, T), blodticka (S, T), bronshjon (S, T), bårdlav (S, T), grönkulla (S, T, §8), gytterlav (S, T), luddlav (S, T), norrlandslav (S, T), plattlummer (S, T, §9), spindelblomster (S, T, §8), stuplav (S, T), tibast (S, T), trådticka (S, T), vedticka (S, T), ögonpyrola (S, T), bergsslok (T), brudborste (T), ekbräken (T), fjällskråp (T), fjällskära (T), humleblomster (T), järpe (T, §4), kattfot (T), kransmossa (T), kärrfibbla (T), kärrviol (T), linnea (T), mattlummer (T, §9), nordisk stormhatt (T), ormbär (T), spillkråka (T, §4) och tjäder (T, §4).</w:t>
       </w:r>
     </w:p>
     <w:p>

--- a/tillsyn/Laisdalen Björkliden tillsynsbegäran.docx
+++ b/tillsyn/Laisdalen Björkliden tillsynsbegäran.docx
@@ -3254,7 +3254,7 @@
     <w:r>
       <w:tab/>
       <w:tab/>
-      <w:t>2026-07-26</w:t>
+      <w:t>2026-07-27</w:t>
       <w:br/>
       <w:br/>
     </w:r>

--- a/tillsyn/Laisdalen Björkliden tillsynsbegäran.docx
+++ b/tillsyn/Laisdalen Björkliden tillsynsbegäran.docx
@@ -22,7 +22,7 @@
       <w:r>
         <w:drawing>
           <wp:inline xmlns:a="http://schemas.openxmlformats.org/drawingml/2006/main" xmlns:pic="http://schemas.openxmlformats.org/drawingml/2006/picture">
-            <wp:extent cx="5486400" cy="4981753"/>
+            <wp:extent cx="5486400" cy="4991634"/>
             <wp:docPr id="1" name="Picture 1"/>
             <wp:cNvGraphicFramePr>
               <a:graphicFrameLocks noChangeAspect="1"/>
@@ -43,7 +43,7 @@
                   <pic:spPr>
                     <a:xfrm>
                       <a:off x="0" y="0"/>
-                      <a:ext cx="5486400" cy="4981753"/>
+                      <a:ext cx="5486400" cy="4991634"/>
                     </a:xfrm>
                     <a:prstGeom prst="rect"/>
                   </pic:spPr>

--- a/tillsyn/Laisdalen Björkliden tillsynsbegäran.docx
+++ b/tillsyn/Laisdalen Björkliden tillsynsbegäran.docx
@@ -22,7 +22,7 @@
       <w:r>
         <w:drawing>
           <wp:inline xmlns:a="http://schemas.openxmlformats.org/drawingml/2006/main" xmlns:pic="http://schemas.openxmlformats.org/drawingml/2006/picture">
-            <wp:extent cx="5486400" cy="4991634"/>
+            <wp:extent cx="5486400" cy="4992265"/>
             <wp:docPr id="1" name="Picture 1"/>
             <wp:cNvGraphicFramePr>
               <a:graphicFrameLocks noChangeAspect="1"/>
@@ -43,7 +43,7 @@
                   <pic:spPr>
                     <a:xfrm>
                       <a:off x="0" y="0"/>
-                      <a:ext cx="5486400" cy="4991634"/>
+                      <a:ext cx="5486400" cy="4992265"/>
                     </a:xfrm>
                     <a:prstGeom prst="rect"/>
                   </pic:spPr>
@@ -65,7 +65,7 @@
     </w:p>
     <w:p>
       <w:r>
-        <w:t>I och inom 7 meter från området finns fynd av 73 naturvårdsarter, varav 36 är rödlistade, 16 är fridlysta, 52 är typiska (T) och 15 är signalarter (S): garnlav (VU, T), grantickeporing (VU), gränsticka (VU, T), knärot (VU, T, §8), kristallticka (VU), lappticka (VU, T), laxgröppa (VU), olivbrun kremla (VU), ostticka (VU, T), sprickporing (VU), tajgaskinn (VU), vitskaftad svartspik (VU, T), barrviolspindling (NT), blanksvart spiklav (NT), doftskinn (NT, T), gammelgransskål (NT, T), grå blåbärsfältmätare (NT), harticka (NT, T), knottrig blåslav (NT, T), lavskrika (NT, T, §4), liten svartspik (NT), lunglav (NT, T), nordlig nållav (NT), rosenticka (NT, T), rödbrun blekspik (NT, T), Skeletocutis exilis (NT), skrovellav (NT, T), stjärntagging (NT, T), talltagel (NT, T), tallticka (NT, T), talltita (NT, §4), tretåig hackspett (NT, T, §4), ullticka (NT, T), vedtrappmossa (NT, T), vitgrynig nållav (NT), älg (NT), blodticka (S, T), bronshjon (S, T), bårdlav (S, T), grönkulla (S, T, §8), gytterlav (S, T), luddlav (S, T), norrlandslav (S, T), plattlummer (S, T, §9), spindelblomster (S, T, §8), stuplav (S, T), tibast (S, T), trådticka (S, T), vedticka (S, T), vågbandad barkbock (S), ögonpyrola (S, T), bergsslok (T), brudborste (T), ekbräken (T), fjällskråp (T), fjällskära (T), humleblomster (T), järpe (T, §4), kattfot (T), kransmossa (T), kärrfibbla (T), kärrviol (T), linnea (T), mattlummer (T, §9), nordisk stormhatt (T), ormbär (T), spillkråka (T, §4), tjäder (T, §4), orre (§4), vanlig groda (§6), brudsporre (§8), lopplummer (aggregat) (§9) och revlummer (§9). Se Figur 1.</w:t>
+        <w:t>I och inom 7 meter från området finns fynd av 75 naturvårdsarter, varav 38 är rödlistade, 16 är fridlysta, 53 är typiska (T) och 15 är signalarter (S): finporing (VU), garnlav (VU, T), grantickeporing (VU), gränsticka (VU, T), knärot (VU, T, §8), kristallticka (VU), lappticka (VU, T), laxgröppa (VU), olivbrun kremla (VU), ostticka (VU, T), sprickporing (VU), tajgaskinn (VU), vitskaftad svartspik (VU, T), barrviolspindling (NT), blanksvart spiklav (NT), brunpudrad nållav (NT, T), doftskinn (NT, T), gammelgransskål (NT, T), grå blåbärsfältmätare (NT), harticka (NT, T), knottrig blåslav (NT, T), lavskrika (NT, T, §4), liten svartspik (NT), lunglav (NT, T), nordlig nållav (NT), rosenticka (NT, T), rödbrun blekspik (NT, T), Skeletocutis exilis (NT), skrovellav (NT, T), stjärntagging (NT, T), talltagel (NT, T), tallticka (NT, T), talltita (NT, §4), tretåig hackspett (NT, T, §4), ullticka (NT, T), vedtrappmossa (NT, T), vitgrynig nållav (NT), älg (NT), blodticka (S, T), bronshjon (S, T), bårdlav (S, T), grönkulla (S, T, §8), gytterlav (S, T), luddlav (S, T), norrlandslav (S, T), plattlummer (S, T, §9), spindelblomster (S, T, §8), stuplav (S, T), tibast (S, T), trådticka (S, T), vedticka (S, T), vågbandad barkbock (S), ögonpyrola (S, T), bergsslok (T), brudborste (T), ekbräken (T), fjällskråp (T), fjällskära (T), humleblomster (T), järpe (T, §4), kattfot (T), kransmossa (T), kärrfibbla (T), kärrviol (T), linnea (T), mattlummer (T, §9), nordisk stormhatt (T), ormbär (T), spillkråka (T, §4), tjäder (T, §4), orre (§4), vanlig groda (§6), brudsporre (§8), lopplummer (aggregat) (§9) och revlummer (§9). Se Figur 1.</w:t>
       </w:r>
     </w:p>
     <w:p>
@@ -102,6 +102,17 @@
     <w:p>
       <w:r>
         <w:t>Nedan följer beskrivningar av de naturvårdsarter och fridlysta arter som har sina livsmiljöer och växtplatser i den aktuella skogen. Se även ytterligare artfakta i BILAGA 1. De påträffade naturvårdsarterna är ett tydligt kvitto på att det rör sig om en skog med höga naturvärden.</w:t>
+      </w:r>
+    </w:p>
+    <w:p>
+      <w:r>
+        <w:rPr>
+          <w:b/>
+        </w:rPr>
+        <w:t>Finporing (VU)</w:t>
+      </w:r>
+      <w:r>
+        <w:t xml:space="preserve"> är en iögonfallande art knuten till fuktiga naturskogsartade miljöer med grova träd och mycket död ved i olika nedbrytningsstadier. Den växer på lågor av både löv- och barrträd, t.ex. gråal, björk och gran. Fruktkropparna utvecklas ofta på undersidan av djupt nedsjunkna lågor som fortfarande har barken kvar. Artens ekologi behöver klarläggas bättre. I väntan på detta måste kända växtplatser säkerställas (SLU Artdatabanken, 2024).</w:t>
       </w:r>
     </w:p>
     <w:p>
@@ -415,6 +426,26 @@
         <w:rPr>
           <w:b/>
         </w:rPr>
+        <w:t>Brunpudrad nållav (NT)</w:t>
+      </w:r>
+      <w:r>
+        <w:t xml:space="preserve"> är beroende av hög, jämn luftfuktighet och kan påträffas i fuktiga skogar av naturskogskaraktär, ofta i sumpgranskog eller andra sumpskogar. Arten är placerad högst upp i Skogsstyrelsens värdepyramid för bedömning av skog med höga naturvärden och förekomster bör undantas från skogsbruksåtgärder. Brunpudrad nållav är typisk art för </w:t>
+      </w:r>
+      <w:r>
+        <w:rPr>
+          <w:i/>
+        </w:rPr>
+        <w:t>9010 Taiga</w:t>
+      </w:r>
+      <w:r>
+        <w:t xml:space="preserve"> (SLU Artdatabanken, 2024; Nitare &amp; Skogsstyrelsen, 2019).</w:t>
+      </w:r>
+    </w:p>
+    <w:p>
+      <w:r>
+        <w:rPr>
+          <w:b/>
+        </w:rPr>
         <w:t>Doftskinn (NT)</w:t>
       </w:r>
       <w:r>
@@ -1867,7 +1898,7 @@
     </w:p>
     <w:p>
       <w:r>
-        <w:t>Följande typiska arter har sina livsmiljöer och växtplatser i den aktuella skogen: garnlav (VU, T), gränsticka (VU, T), knärot (VU, T, §8), lappticka (VU, T), ostticka (VU, T), vitskaftad svartspik (VU, T), doftskinn (NT, T), gammelgransskål (NT, T), harticka (NT, T), knottrig blåslav (NT, T), lavskrika (NT, T, §4), lunglav (NT, T), rosenticka (NT, T), rödbrun blekspik (NT, T), skrovellav (NT, T), stjärntagging (NT, T), talltagel (NT, T), tallticka (NT, T), tretåig hackspett (NT, T, §4), ullticka (NT, T), vedtrappmossa (NT, T), blodticka (S, T), bronshjon (S, T), bårdlav (S, T), grönkulla (S, T, §8), gytterlav (S, T), luddlav (S, T), norrlandslav (S, T), plattlummer (S, T, §9), spindelblomster (S, T, §8), stuplav (S, T), tibast (S, T), trådticka (S, T), vedticka (S, T), ögonpyrola (S, T), bergsslok (T), brudborste (T), ekbräken (T), fjällskråp (T), fjällskära (T), humleblomster (T), järpe (T, §4), kattfot (T), kransmossa (T), kärrfibbla (T), kärrviol (T), linnea (T), mattlummer (T, §9), nordisk stormhatt (T), ormbär (T), spillkråka (T, §4) och tjäder (T, §4).</w:t>
+        <w:t>Följande typiska arter har sina livsmiljöer och växtplatser i den aktuella skogen: garnlav (VU, T), gränsticka (VU, T), knärot (VU, T, §8), lappticka (VU, T), ostticka (VU, T), vitskaftad svartspik (VU, T), brunpudrad nållav (NT, T), doftskinn (NT, T), gammelgransskål (NT, T), harticka (NT, T), knottrig blåslav (NT, T), lavskrika (NT, T, §4), lunglav (NT, T), rosenticka (NT, T), rödbrun blekspik (NT, T), skrovellav (NT, T), stjärntagging (NT, T), talltagel (NT, T), tallticka (NT, T), tretåig hackspett (NT, T, §4), ullticka (NT, T), vedtrappmossa (NT, T), blodticka (S, T), bronshjon (S, T), bårdlav (S, T), grönkulla (S, T, §8), gytterlav (S, T), luddlav (S, T), norrlandslav (S, T), plattlummer (S, T, §9), spindelblomster (S, T, §8), stuplav (S, T), tibast (S, T), trådticka (S, T), vedticka (S, T), ögonpyrola (S, T), bergsslok (T), brudborste (T), ekbräken (T), fjällskråp (T), fjällskära (T), humleblomster (T), järpe (T, §4), kattfot (T), kransmossa (T), kärrfibbla (T), kärrviol (T), linnea (T), mattlummer (T, §9), nordisk stormhatt (T), ormbär (T), spillkråka (T, §4) och tjäder (T, §4).</w:t>
       </w:r>
     </w:p>
     <w:p>

--- a/tillsyn/Laisdalen Björkliden tillsynsbegäran.docx
+++ b/tillsyn/Laisdalen Björkliden tillsynsbegäran.docx
@@ -3285,7 +3285,7 @@
     <w:r>
       <w:tab/>
       <w:tab/>
-      <w:t>2026-07-27</w:t>
+      <w:t>2026-07-28</w:t>
       <w:br/>
       <w:br/>
     </w:r>

--- a/tillsyn/Laisdalen Björkliden tillsynsbegäran.docx
+++ b/tillsyn/Laisdalen Björkliden tillsynsbegäran.docx
@@ -3285,7 +3285,7 @@
     <w:r>
       <w:tab/>
       <w:tab/>
-      <w:t>2026-07-28</w:t>
+      <w:t>2026-07-29</w:t>
       <w:br/>
       <w:br/>
     </w:r>

--- a/tillsyn/Laisdalen Björkliden tillsynsbegäran.docx
+++ b/tillsyn/Laisdalen Björkliden tillsynsbegäran.docx
@@ -3285,7 +3285,7 @@
     <w:r>
       <w:tab/>
       <w:tab/>
-      <w:t>2026-07-29</w:t>
+      <w:t>2026-07-30</w:t>
       <w:br/>
       <w:br/>
     </w:r>

--- a/tillsyn/Laisdalen Björkliden tillsynsbegäran.docx
+++ b/tillsyn/Laisdalen Björkliden tillsynsbegäran.docx
@@ -22,7 +22,7 @@
       <w:r>
         <w:drawing>
           <wp:inline xmlns:a="http://schemas.openxmlformats.org/drawingml/2006/main" xmlns:pic="http://schemas.openxmlformats.org/drawingml/2006/picture">
-            <wp:extent cx="5486400" cy="4992265"/>
+            <wp:extent cx="5486400" cy="4992893"/>
             <wp:docPr id="1" name="Picture 1"/>
             <wp:cNvGraphicFramePr>
               <a:graphicFrameLocks noChangeAspect="1"/>
@@ -43,7 +43,7 @@
                   <pic:spPr>
                     <a:xfrm>
                       <a:off x="0" y="0"/>
-                      <a:ext cx="5486400" cy="4992265"/>
+                      <a:ext cx="5486400" cy="4992893"/>
                     </a:xfrm>
                     <a:prstGeom prst="rect"/>
                   </pic:spPr>

--- a/tillsyn/Laisdalen Björkliden tillsynsbegäran.docx
+++ b/tillsyn/Laisdalen Björkliden tillsynsbegäran.docx
@@ -22,7 +22,7 @@
       <w:r>
         <w:drawing>
           <wp:inline xmlns:a="http://schemas.openxmlformats.org/drawingml/2006/main" xmlns:pic="http://schemas.openxmlformats.org/drawingml/2006/picture">
-            <wp:extent cx="5486400" cy="4992893"/>
+            <wp:extent cx="5486400" cy="4993162"/>
             <wp:docPr id="1" name="Picture 1"/>
             <wp:cNvGraphicFramePr>
               <a:graphicFrameLocks noChangeAspect="1"/>
@@ -43,7 +43,7 @@
                   <pic:spPr>
                     <a:xfrm>
                       <a:off x="0" y="0"/>
-                      <a:ext cx="5486400" cy="4992893"/>
+                      <a:ext cx="5486400" cy="4993162"/>
                     </a:xfrm>
                     <a:prstGeom prst="rect"/>
                   </pic:spPr>

--- a/tillsyn/Laisdalen Björkliden tillsynsbegäran.docx
+++ b/tillsyn/Laisdalen Björkliden tillsynsbegäran.docx
@@ -22,7 +22,7 @@
       <w:r>
         <w:drawing>
           <wp:inline xmlns:a="http://schemas.openxmlformats.org/drawingml/2006/main" xmlns:pic="http://schemas.openxmlformats.org/drawingml/2006/picture">
-            <wp:extent cx="5486400" cy="4993162"/>
+            <wp:extent cx="5486400" cy="4995051"/>
             <wp:docPr id="1" name="Picture 1"/>
             <wp:cNvGraphicFramePr>
               <a:graphicFrameLocks noChangeAspect="1"/>
@@ -43,7 +43,7 @@
                   <pic:spPr>
                     <a:xfrm>
                       <a:off x="0" y="0"/>
-                      <a:ext cx="5486400" cy="4993162"/>
+                      <a:ext cx="5486400" cy="4995051"/>
                     </a:xfrm>
                     <a:prstGeom prst="rect"/>
                   </pic:spPr>

--- a/tillsyn/Laisdalen Björkliden tillsynsbegäran.docx
+++ b/tillsyn/Laisdalen Björkliden tillsynsbegäran.docx
@@ -3285,7 +3285,7 @@
     <w:r>
       <w:tab/>
       <w:tab/>
-      <w:t>2026-07-30</w:t>
+      <w:t>2026-07-31</w:t>
       <w:br/>
       <w:br/>
     </w:r>

--- a/tillsyn/Laisdalen Björkliden tillsynsbegäran.docx
+++ b/tillsyn/Laisdalen Björkliden tillsynsbegäran.docx
@@ -22,7 +22,7 @@
       <w:r>
         <w:drawing>
           <wp:inline xmlns:a="http://schemas.openxmlformats.org/drawingml/2006/main" xmlns:pic="http://schemas.openxmlformats.org/drawingml/2006/picture">
-            <wp:extent cx="5486400" cy="4995051"/>
+            <wp:extent cx="5486400" cy="4993788"/>
             <wp:docPr id="1" name="Picture 1"/>
             <wp:cNvGraphicFramePr>
               <a:graphicFrameLocks noChangeAspect="1"/>
@@ -43,7 +43,7 @@
                   <pic:spPr>
                     <a:xfrm>
                       <a:off x="0" y="0"/>
-                      <a:ext cx="5486400" cy="4995051"/>
+                      <a:ext cx="5486400" cy="4993788"/>
                     </a:xfrm>
                     <a:prstGeom prst="rect"/>
                   </pic:spPr>

--- a/tillsyn/Laisdalen Björkliden tillsynsbegäran.docx
+++ b/tillsyn/Laisdalen Björkliden tillsynsbegäran.docx
@@ -3285,7 +3285,7 @@
     <w:r>
       <w:tab/>
       <w:tab/>
-      <w:t>2026-07-31</w:t>
+      <w:t>2026-08-01</w:t>
       <w:br/>
       <w:br/>
     </w:r>

--- a/tillsyn/Laisdalen Björkliden tillsynsbegäran.docx
+++ b/tillsyn/Laisdalen Björkliden tillsynsbegäran.docx
@@ -3285,7 +3285,7 @@
     <w:r>
       <w:tab/>
       <w:tab/>
-      <w:t>2026-08-01</w:t>
+      <w:t>2026-08-02</w:t>
       <w:br/>
       <w:br/>
     </w:r>

--- a/tillsyn/Laisdalen Björkliden tillsynsbegäran.docx
+++ b/tillsyn/Laisdalen Björkliden tillsynsbegäran.docx
@@ -3285,7 +3285,7 @@
     <w:r>
       <w:tab/>
       <w:tab/>
-      <w:t>2026-08-02</w:t>
+      <w:t>2026-08-03</w:t>
       <w:br/>
       <w:br/>
     </w:r>

--- a/tillsyn/Laisdalen Björkliden tillsynsbegäran.docx
+++ b/tillsyn/Laisdalen Björkliden tillsynsbegäran.docx
@@ -3285,7 +3285,7 @@
     <w:r>
       <w:tab/>
       <w:tab/>
-      <w:t>2026-08-03</w:t>
+      <w:t>2026-08-04</w:t>
       <w:br/>
       <w:br/>
     </w:r>

--- a/tillsyn/Laisdalen Björkliden tillsynsbegäran.docx
+++ b/tillsyn/Laisdalen Björkliden tillsynsbegäran.docx
@@ -3285,7 +3285,7 @@
     <w:r>
       <w:tab/>
       <w:tab/>
-      <w:t>2026-08-04</w:t>
+      <w:t>2026-08-05</w:t>
       <w:br/>
       <w:br/>
     </w:r>

--- a/tillsyn/Laisdalen Björkliden tillsynsbegäran.docx
+++ b/tillsyn/Laisdalen Björkliden tillsynsbegäran.docx
@@ -3285,7 +3285,7 @@
     <w:r>
       <w:tab/>
       <w:tab/>
-      <w:t>2026-08-05</w:t>
+      <w:t>2026-08-06</w:t>
       <w:br/>
       <w:br/>
     </w:r>

--- a/tillsyn/Laisdalen Björkliden tillsynsbegäran.docx
+++ b/tillsyn/Laisdalen Björkliden tillsynsbegäran.docx
@@ -3285,7 +3285,7 @@
     <w:r>
       <w:tab/>
       <w:tab/>
-      <w:t>2026-08-06</w:t>
+      <w:t>2026-08-07</w:t>
       <w:br/>
       <w:br/>
     </w:r>

--- a/tillsyn/Laisdalen Björkliden tillsynsbegäran.docx
+++ b/tillsyn/Laisdalen Björkliden tillsynsbegäran.docx
@@ -3285,7 +3285,7 @@
     <w:r>
       <w:tab/>
       <w:tab/>
-      <w:t>2026-08-07</w:t>
+      <w:t>2026-08-08</w:t>
       <w:br/>
       <w:br/>
     </w:r>

--- a/tillsyn/Laisdalen Björkliden tillsynsbegäran.docx
+++ b/tillsyn/Laisdalen Björkliden tillsynsbegäran.docx
@@ -3285,7 +3285,7 @@
     <w:r>
       <w:tab/>
       <w:tab/>
-      <w:t>2026-08-08</w:t>
+      <w:t>2026-08-09</w:t>
       <w:br/>
       <w:br/>
     </w:r>

--- a/tillsyn/Laisdalen Björkliden tillsynsbegäran.docx
+++ b/tillsyn/Laisdalen Björkliden tillsynsbegäran.docx
@@ -3285,7 +3285,7 @@
     <w:r>
       <w:tab/>
       <w:tab/>
-      <w:t>2026-08-09</w:t>
+      <w:t>2026-08-10</w:t>
       <w:br/>
       <w:br/>
     </w:r>

--- a/tillsyn/Laisdalen Björkliden tillsynsbegäran.docx
+++ b/tillsyn/Laisdalen Björkliden tillsynsbegäran.docx
@@ -3285,7 +3285,7 @@
     <w:r>
       <w:tab/>
       <w:tab/>
-      <w:t>2026-08-10</w:t>
+      <w:t>2026-08-11</w:t>
       <w:br/>
       <w:br/>
     </w:r>

--- a/tillsyn/Laisdalen Björkliden tillsynsbegäran.docx
+++ b/tillsyn/Laisdalen Björkliden tillsynsbegäran.docx
@@ -3285,7 +3285,7 @@
     <w:r>
       <w:tab/>
       <w:tab/>
-      <w:t>2026-08-11</w:t>
+      <w:t>2026-08-12</w:t>
       <w:br/>
       <w:br/>
     </w:r>

--- a/tillsyn/Laisdalen Björkliden tillsynsbegäran.docx
+++ b/tillsyn/Laisdalen Björkliden tillsynsbegäran.docx
@@ -3285,7 +3285,7 @@
     <w:r>
       <w:tab/>
       <w:tab/>
-      <w:t>2026-08-12</w:t>
+      <w:t>2026-08-13</w:t>
       <w:br/>
       <w:br/>
     </w:r>

--- a/tillsyn/Laisdalen Björkliden tillsynsbegäran.docx
+++ b/tillsyn/Laisdalen Björkliden tillsynsbegäran.docx
@@ -3285,7 +3285,7 @@
     <w:r>
       <w:tab/>
       <w:tab/>
-      <w:t>2026-08-13</w:t>
+      <w:t>2026-08-14</w:t>
       <w:br/>
       <w:br/>
     </w:r>

--- a/tillsyn/Laisdalen Björkliden tillsynsbegäran.docx
+++ b/tillsyn/Laisdalen Björkliden tillsynsbegäran.docx
@@ -22,7 +22,7 @@
       <w:r>
         <w:drawing>
           <wp:inline xmlns:a="http://schemas.openxmlformats.org/drawingml/2006/main" xmlns:pic="http://schemas.openxmlformats.org/drawingml/2006/picture">
-            <wp:extent cx="5486400" cy="4993788"/>
+            <wp:extent cx="5486400" cy="4543376"/>
             <wp:docPr id="1" name="Picture 1"/>
             <wp:cNvGraphicFramePr>
               <a:graphicFrameLocks noChangeAspect="1"/>
@@ -43,7 +43,7 @@
                   <pic:spPr>
                     <a:xfrm>
                       <a:off x="0" y="0"/>
-                      <a:ext cx="5486400" cy="4993788"/>
+                      <a:ext cx="5486400" cy="4543376"/>
                     </a:xfrm>
                     <a:prstGeom prst="rect"/>
                   </pic:spPr>
@@ -60,12 +60,12 @@
         <w:spacing w:after="240"/>
       </w:pPr>
       <w:r>
-        <w:t>Figur 1. Fyndplatser för naturvårdsarter i och inom 7 meter från området. Markörer utan svart kant är placerade på fyndplatsen. Markörer med svart kant är placerade vid sidan av fyndplatsen har ett svart streck som visar fyndplatsens exakta position. Kartans mittpunktskoordinat är N 7310408, E 607479 i SWEREF 99 TM.</w:t>
+        <w:t>Figur 1. Fyndplatser för naturvårdsarter i området. Markörer utan svart kant är placerade på fyndplatsen. Markörer med svart kant är placerade vid sidan av fyndplatsen har ett svart streck som visar fyndplatsens exakta position. Kartans mittpunktskoordinat är N 7310408, E 607479 i SWEREF 99 TM.</w:t>
       </w:r>
     </w:p>
     <w:p>
       <w:r>
-        <w:t>I och inom 7 meter från området finns fynd av 75 naturvårdsarter, varav 38 är rödlistade, 16 är fridlysta, 53 är typiska (T) och 15 är signalarter (S): finporing (VU), garnlav (VU, T), grantickeporing (VU), gränsticka (VU, T), knärot (VU, T, §8), kristallticka (VU), lappticka (VU, T), laxgröppa (VU), olivbrun kremla (VU), ostticka (VU, T), sprickporing (VU), tajgaskinn (VU), vitskaftad svartspik (VU, T), barrviolspindling (NT), blanksvart spiklav (NT), brunpudrad nållav (NT, T), doftskinn (NT, T), gammelgransskål (NT, T), grå blåbärsfältmätare (NT), harticka (NT, T), knottrig blåslav (NT, T), lavskrika (NT, T, §4), liten svartspik (NT), lunglav (NT, T), nordlig nållav (NT), rosenticka (NT, T), rödbrun blekspik (NT, T), Skeletocutis exilis (NT), skrovellav (NT, T), stjärntagging (NT, T), talltagel (NT, T), tallticka (NT, T), talltita (NT, §4), tretåig hackspett (NT, T, §4), ullticka (NT, T), vedtrappmossa (NT, T), vitgrynig nållav (NT), älg (NT), blodticka (S, T), bronshjon (S, T), bårdlav (S, T), grönkulla (S, T, §8), gytterlav (S, T), luddlav (S, T), norrlandslav (S, T), plattlummer (S, T, §9), spindelblomster (S, T, §8), stuplav (S, T), tibast (S, T), trådticka (S, T), vedticka (S, T), vågbandad barkbock (S), ögonpyrola (S, T), bergsslok (T), brudborste (T), ekbräken (T), fjällskråp (T), fjällskära (T), humleblomster (T), järpe (T, §4), kattfot (T), kransmossa (T), kärrfibbla (T), kärrviol (T), linnea (T), mattlummer (T, §9), nordisk stormhatt (T), ormbär (T), spillkråka (T, §4), tjäder (T, §4), orre (§4), vanlig groda (§6), brudsporre (§8), lopplummer (aggregat) (§9) och revlummer (§9). Se Figur 1.</w:t>
+        <w:t>I området finns fynd av 11 naturvårdsarter, varav 9 är rödlistade, 3 är fridlysta, 10 är typiska (T) och 1 är signalart (S): grantickeporing (VU), ostticka (VU, T), gammelgransskål (NT, T), harticka (NT, T), knottrig blåslav (NT, T), lavskrika (NT, T, §4), rosenticka (NT, T), tretåig hackspett (NT, T, §4), ullticka (NT, T), trådticka (S, T) och tjäder (T, §4). Se Figur 1.</w:t>
       </w:r>
     </w:p>
     <w:p>
@@ -109,10 +109,10 @@
         <w:rPr>
           <w:b/>
         </w:rPr>
-        <w:t>Finporing (VU)</w:t>
-      </w:r>
-      <w:r>
-        <w:t xml:space="preserve"> är en iögonfallande art knuten till fuktiga naturskogsartade miljöer med grova träd och mycket död ved i olika nedbrytningsstadier. Den växer på lågor av både löv- och barrträd, t.ex. gråal, björk och gran. Fruktkropparna utvecklas ofta på undersidan av djupt nedsjunkna lågor som fortfarande har barken kvar. Artens ekologi behöver klarläggas bättre. I väntan på detta måste kända växtplatser säkerställas (SLU Artdatabanken, 2024).</w:t>
+        <w:t>Grantickeporing (VU)</w:t>
+      </w:r>
+      <w:r>
+        <w:t xml:space="preserve"> växer på murken ved och döda fruktkroppar av granticka och gränsticka (VU). Den förekommer i naturskogsliknade granskogar, gärna i fuktiga miljöer vid källbäckar och liknande. Avverkning av naturskogslika miljöer och av grova granar där grantickeporing förekommer är ett direkt hot mot artens fortlevnad. Gamla granskogar som hyser arten undantas helt från skogsbruk (SLU Artdatabanken, 2026).</w:t>
       </w:r>
     </w:p>
     <w:p>
@@ -120,10 +120,10 @@
         <w:rPr>
           <w:b/>
         </w:rPr>
-        <w:t>Garnlav (VU)</w:t>
-      </w:r>
-      <w:r>
-        <w:t xml:space="preserve"> är en utpräglad barrskogsart som ibland kan drapera träden i norrländska grannaturskogar med hög luftfuktighet. Den förekommer även i talldominerade bestånd där den, förutom i trädens grenverk, påträffas hängande över ojämnheter i tallbarken. Arten har minskat starkt i södra och mellersta Sverige och den minskar även i sitt nordliga utbredningsområde. Minskningstakten uppgår till 30 (20–50) % inom 50 år och överstiger gränsvärdet för Sårbar (VU). Orsaken till tillbakagången beror främst på slutavverkningar av naturskogsartade skogar. Bestånd med riklig förekomst bör regelmässigt sparas, vilket även gynnar flera andra sällsynta och rödlistade arter. Garnlav är värdväxt för den mycket sällsynta och akut hotade fjärilen barrskogslavfly (CR) som hör hemma i boreala barrskogar med riklig förekomst av värdväxten. Tidigare kunde arten konstateras årligen på flera platser vid Dala-Floda i Dalarna innan lokalerna kalavverkades. Senaste fyndet i landet av barrskogslavfly är från år 2000 då den påträffades vid Högberget i Sollefteå kommun. Garnlav är typisk art för </w:t>
+        <w:t xml:space="preserve">Ostticka (VU) </w:t>
+      </w:r>
+      <w:r>
+        <w:t xml:space="preserve">växer huvudsakligen på grova granlågor i urskogsartad barrskog. Växtplatserna ligger vanligtvis i brandrefugiala områden med relativt hög luftfuktighet där skogen under lång tid haft en intern beståndsdynamik med successivt avdöende träd. Alla skogsskötselåtgärder på eller i omedelbar närhet av lokalerna inverkar negativt på artens fortlevnad. Ostticka är typisk art för </w:t>
       </w:r>
       <w:r>
         <w:rPr>
@@ -132,16 +132,16 @@
         <w:t xml:space="preserve">9010 Taiga </w:t>
       </w:r>
       <w:r>
-        <w:t>och</w:t>
+        <w:t xml:space="preserve">och </w:t>
       </w:r>
       <w:r>
         <w:rPr>
           <w:i/>
         </w:rPr>
-        <w:t xml:space="preserve"> 9070 Trädklädd betesmark</w:t>
-      </w:r>
-      <w:r>
-        <w:t xml:space="preserve"> (SLU Artdatabanken, 2026).</w:t>
+        <w:t>9030 Landhöjningsskog</w:t>
+      </w:r>
+      <w:r>
+        <w:t xml:space="preserve"> (SLU Artdatabanken, 2024; Nitare &amp; Skogsstyrelsen, 2019).</w:t>
       </w:r>
     </w:p>
     <w:p>
@@ -149,21 +149,10 @@
         <w:rPr>
           <w:b/>
         </w:rPr>
-        <w:t>Grantickeporing (VU)</w:t>
-      </w:r>
-      <w:r>
-        <w:t xml:space="preserve"> växer på murken ved och döda fruktkroppar av granticka och gränsticka (VU). Den förekommer i naturskogsliknade granskogar, gärna i fuktiga miljöer vid källbäckar och liknande. Avverkning av naturskogslika miljöer och av grova granar där grantickeporing förekommer är ett direkt hot mot artens fortlevnad. Gamla granskogar som hyser arten undantas helt från skogsbruk (SLU Artdatabanken, 2026).</w:t>
-      </w:r>
-    </w:p>
-    <w:p>
-      <w:r>
-        <w:rPr>
-          <w:b/>
-        </w:rPr>
-        <w:t>Gränsticka (VU)</w:t>
-      </w:r>
-      <w:r>
-        <w:t xml:space="preserve"> är en mycket bra signalart inom hela sitt utbredningsområde. Den är huvudsakligen knuten till restbestånd av barrnaturskog och förekommer med ett tydligt optimum i orörda eller måttligt påverkade gamla granskogar där det föreligger långvarig kontinuitet av grov död ved. Den totala populationen bedöms ha minskat och fortsätter att minska i takt med att grankontinuitetsskogar (äldre tidigare icke kalavverkade skogar) minskar i areal. Minskningstakten överstiger gränsvärdet för sårbar (VU). Lokaler som hyser arten bör undantas från skogsbruk, speciellt i mellersta och södra Sverige. Gränsticka är typisk art för </w:t>
+        <w:t>Gammelgransskål (NT)</w:t>
+      </w:r>
+      <w:r>
+        <w:t xml:space="preserve"> är en liten skålsvamp som växer på gamla granar med skrovlig bark. Typiska växtplatser är gransumpskog i myrkanter, bäckdråg, bäckraviner och skuggiga bergssluttningar, men också skog på torrare mark kan hysa arten om beståndet har stark naturskogskaraktär. Bestånd med arten bör behandlas som nyckelbiotoper och sparas vid en slutavverkning. Även gallring bör undvikas. Gammelgransskål är typisk art för </w:t>
       </w:r>
       <w:r>
         <w:rPr>
@@ -172,7 +161,7 @@
         <w:t>9010 Taiga</w:t>
       </w:r>
       <w:r>
-        <w:t xml:space="preserve"> (SLU Artdatabanken, 2026; Nitare &amp; Skogsstyrelsen, 2019).</w:t>
+        <w:t xml:space="preserve"> (SLU Artdatabanken, 2024; Nitare &amp; Skogsstyrelsen, 2019).</w:t>
       </w:r>
     </w:p>
     <w:p>
@@ -180,10 +169,39 @@
         <w:rPr>
           <w:b/>
         </w:rPr>
-        <w:t>Knärot (VU, §8)</w:t>
-      </w:r>
-      <w:r>
-        <w:t xml:space="preserve"> är typisk art för </w:t>
+        <w:t>Harticka (NT)</w:t>
+      </w:r>
+      <w:r>
+        <w:t xml:space="preserve"> är normalt en mycket bra signalart för granskogar med höga naturvärden. Även när svampen påträffas i mer påverkade skogar är det nästan alltid fråga om skogsmiljöer i sena successionsstadier med höga naturvärden. Skogsskötselåtgärder på eller i omedelbar närhet av växtplatserna kan innebära ett hot mot arten. Harticka är typisk art för </w:t>
+      </w:r>
+      <w:r>
+        <w:rPr>
+          <w:i/>
+        </w:rPr>
+        <w:t xml:space="preserve">9010 Taiga, 9050 Näringsrik granskog </w:t>
+      </w:r>
+      <w:r>
+        <w:t xml:space="preserve">och </w:t>
+      </w:r>
+      <w:r>
+        <w:rPr>
+          <w:i/>
+        </w:rPr>
+        <w:t>9030 Landhöjningsskog</w:t>
+      </w:r>
+      <w:r>
+        <w:t xml:space="preserve"> (SLU Artdatabanken, 2024; Nitare &amp; Skogsstyrelsen, 2019).</w:t>
+      </w:r>
+    </w:p>
+    <w:p>
+      <w:r>
+        <w:rPr>
+          <w:b/>
+        </w:rPr>
+        <w:t>Knottrig blåslav (NT)</w:t>
+      </w:r>
+      <w:r>
+        <w:t xml:space="preserve"> har sin huvudutbredning i gamla granskogar i det övre barrskogsbältet mot fjällen. Den signalerar alltid höga naturvärden och växer i skogar med lång kontinuitet, mest i opåverkade naturskogsbestånd. Arten överlever inte en slutavverkning (inklusive hänsyn) och den finns idag enbart i kontinuitetsskog. Lavens fortsatta förekomst bör säkerställas genom att lokaler med äldre barrskog skyddas. Knottrig blåslav är typisk art för </w:t>
       </w:r>
       <w:r>
         <w:rPr>
@@ -198,33 +216,733 @@
         <w:rPr>
           <w:i/>
         </w:rPr>
-        <w:t xml:space="preserve"> 9050 Näringsrik granskog</w:t>
-      </w:r>
-      <w:r>
-        <w:t xml:space="preserve">, rödlistad som sårbar och fridlyst enligt 8§ artskyddsförordningen. En nyligen genomförd analys av 79 floraväktarlokaler indikerar att det behövs någonstans mellan 100 och 150 meters skyddszon för att en knärotspopulation inte ska dö ut på lång sikt (Sebestyén &amp; Sundberg, 2025). Detta ligger väl i linje med tidigare genomförda studier som visar att det krävs väl tilltagna buffertzoner för att knäroten inte ska ta skada av skogsbruksåtgärder i intilliggande skog (Johnson, 2014; Koelmeijer m.fl., 2022; Skogsstyrelsen, 2022). Arten är även känslig för gallring vilket framgår av Skogsstyrelsens egen vägledning för hänsyn till knärot (Skogsstyrelsen, 2022). Ytterligare en studie visar på den starka korrelationen mellan minskande arealer kontinuitetsskog och lokal utdöenderisk. Knäroten uppvisade en mycket låg koloniseringsgrad (0,7 % över 10 år) i kombination med hög lokal utrotningsrisk (75,2 %), där utrotningssannolikheten ökade kraftigt när arealen kontinuitetsskog minskade mellan undersökningar, t.ex. på grund av kalhyggesbruk (Johansson et al., 2026). För rika förekomster av knärot är reservatsbildning eller biotopskydd lämpliga åtgärder för att skydda den. På knärot kan den sällsynta rostsvampen </w:t>
+        <w:t xml:space="preserve"> 9040 Fjällbjörkskog</w:t>
+      </w:r>
+    </w:p>
+    <w:p>
+      <w:r>
+        <w:t>(SLU Artdatabanken, 2024; Nitare &amp; Skogsstyrelsen, 2019).</w:t>
+      </w:r>
+    </w:p>
+    <w:p>
+      <w:r>
+        <w:rPr>
+          <w:b/>
+        </w:rPr>
+        <w:t>Lavskrika (NT, §4)</w:t>
+      </w:r>
+      <w:r>
+        <w:t xml:space="preserve"> är rödlistad som nära hotad och fridlyst enligt 4§ artskyddsförordningen. Den har minskat med 20 (10–30) % under de senaste 15 åren och minskningstakten bedöms vara nära gränsvärdet för sårbar (VU). Lavskrikan är en mycket stationär fågel, som häckar i äldre, slutna och hänglavsrika barrskogar. Nyckelfaktorer är flerskiktad skog med rik undervegetation samt riklig förekomst av hänglavar. Reviren är livslånga med hemområden som varierar mellan 50 och 150 ha. Inom ett revir av hög kvalitet finns det som regel ett eller flera kärnområden (1–20 ha) med relativt tät flerskiktad granskog. Arten missgynnas när flerskiktad skog omförs till enskiktade bestånd och även röjning och hård gallring är starkt negativt. Lavskrikan har relativt stora hemområden och försvinner när den äldre skogen fragmenteras, särskilt allvarligt är när kärnområdena avverkas. Den försvinner successivt framför allt vid dess utbredningsgränser och populationen har minskat kontinuerligt under 2000-talet. Lavskrika är typisk art för </w:t>
       </w:r>
       <w:r>
         <w:rPr>
           <w:i/>
         </w:rPr>
-        <w:t>Pucciniastrum goodyerae</w:t>
-      </w:r>
-      <w:r>
-        <w:t xml:space="preserve"> påträffas. </w:t>
+        <w:t>9010 Taiga</w:t>
+      </w:r>
+      <w:r>
+        <w:t xml:space="preserve"> (SLU Artdatabanken, 2026; Skogsstyrelsen 2016).</w:t>
+      </w:r>
+    </w:p>
+    <w:p>
+      <w:r>
+        <w:rPr>
+          <w:b/>
+        </w:rPr>
+        <w:t>Rosenticka (NT)</w:t>
+      </w:r>
+      <w:r>
+        <w:t xml:space="preserve">, rödlistad som nära hotad, ingår i en karaktäristisk association av vedsvampar som växer på gamla, grova granlågor i urskogsartade barrskogar. Den är placerad i toppen av Skogsstyrelsens värdepyramid för bedömning av skog med höga naturvärden och indikerar ett granskogsekosystem med långvarig kontinuitet av grova lågor. Artens beroende av grova granlågor innebär att alla skogsskötselåtgärder på eller i omedelbar närhet av lokalerna utgör ett hot på lång sikt. Det är angeläget att populationerna inte ytterligare glesas ut och ett tillräckligt antal områden där arten nu finns måste sparas för framtiden. Rosenticka är typisk art för </w:t>
       </w:r>
       <w:r>
         <w:rPr>
           <w:i/>
         </w:rPr>
-        <w:t>Pucciniastrum goodyerae</w:t>
-      </w:r>
-      <w:r>
-        <w:t xml:space="preserve"> är klassad som NE (ej bedömd) i rödlistan (SLU Artdatabanken, 2024).</w:t>
+        <w:t xml:space="preserve">9010 Taiga </w:t>
+      </w:r>
+      <w:r>
+        <w:t xml:space="preserve">och </w:t>
+      </w:r>
+      <w:r>
+        <w:rPr>
+          <w:i/>
+        </w:rPr>
+        <w:t>9050 Näringsrik granskog</w:t>
+      </w:r>
+      <w:r>
+        <w:t xml:space="preserve"> (Nitare &amp; Skogsstyrelsen, 2019; SLU Artdatabanken, 2024).</w:t>
       </w:r>
     </w:p>
     <w:p>
       <w:r>
-        <w:t>I det aktuella området finns 1 fyndplatser för knärot registrerade på Artportalen. Figur 2 visar gränserna för buffertzoner på 50 m, som behöver lämnas kring fyndplatserna för att knärotslokalerna inte ska försvinna vid en avverkning. Av det aktuella området överlappar 0.79 ha med buffertzonerna och får av detta skäl inte avverkas.</w:t>
+        <w:rPr>
+          <w:b/>
+        </w:rPr>
+        <w:t>Tretåig hackspett (NT, §4)</w:t>
+      </w:r>
+      <w:r>
+        <w:t xml:space="preserve"> är rödlistad som nära hotad och ingår i bilaga 1 i EU:s fågeldirektiv. Tretåig hackspett är för sin överlevnad beroende av kontinuerlig tillförsel av äldre döende och död ved, som sker genom naturliga självgallringsprocesser i äldre grannaturskogar och barrblandade naturskogar. Om en skog genom skogsbruk gallras eller glesas ur så upphör och uteblir i stort sett den naturliga självgallringsprocessen för mycket lång tid framöver vilket omöjliggör upprätthållandet av den kontinuerliga ekologiska funktionen i ett område. Det finns studier som visar att naturskogens självgallringsprocess som den tretåiga hackspetten är beroende av, inte kan ersättas med efterlämnad hänsyn i skogsbruket (Imbeau &amp; Desrochers, 2002). Storleken på häckningsreviret varierar med skogstypen, förekomsten av död ved och graden av fragmentering, men är i allmänhet i storleksordningen 25–100 hektar. Vintertid krävs ofta betydligt större områden och det finns studier som antyder att arten behöver minst 100 hektar äldre skog. I områden med låg bonitet kan det behövas över 200 hektar lämpligt habitat för att ett par ska kunna reproducera sig. Områden med dokumenterad permanent förekomst i naturskogsmiljöer har vanligen så stora naturvärden att skogsbruk är olämpligt. Tretåig hackspett är typisk art för </w:t>
+      </w:r>
+      <w:r>
+        <w:rPr>
+          <w:i/>
+        </w:rPr>
+        <w:t xml:space="preserve">9010 Taiga, 9740 Skogsbevuxen myr, 9030 Landhöjningsskog </w:t>
+      </w:r>
+      <w:r>
+        <w:t xml:space="preserve">och </w:t>
+      </w:r>
+      <w:r>
+        <w:rPr>
+          <w:i/>
+        </w:rPr>
+        <w:t>9040 Fjällbjörkskog</w:t>
+      </w:r>
+      <w:r>
+        <w:t xml:space="preserve"> (Skogsstyrelsen, 2016; SLU Artdatabanken, 2024).</w:t>
+      </w:r>
+    </w:p>
+    <w:p>
+      <w:r>
+        <w:rPr>
+          <w:b/>
+        </w:rPr>
+        <w:t>Ullticka (NT)</w:t>
+      </w:r>
+      <w:r>
+        <w:t xml:space="preserve"> är knuten till restbestånd av barrnaturskog och förekommer med ett tydligt optimum i orörda eller måttligt påverkade gamla granskogar där det föreligger viss kontinuitet av grov död ved. Ullticka är en bra signalart inom hela sitt utbredningsområde och i södra Sverige är den sällsynt och en god signalart för skyddsvärda granskogsmiljöer. Den hotas av avverkning och fragmentering av naturskog och äldre granskog med lång trädkontinuitet. På ullticka kan ibland ulltickeporing (VU) påträffas - det är en sällsynt ticka som nyligen delats upp i de tre olika arterna ulltickeporing </w:t>
+      </w:r>
+      <w:r>
+        <w:rPr>
+          <w:i/>
+        </w:rPr>
+        <w:t xml:space="preserve">Skeletocutis brevispora </w:t>
+      </w:r>
+      <w:r>
+        <w:t>(VU)</w:t>
+      </w:r>
+      <w:r>
+        <w:rPr>
+          <w:i/>
+        </w:rPr>
+        <w:t>, Skeletocutis delicata</w:t>
+      </w:r>
+      <w:r>
+        <w:t xml:space="preserve"> (VU)</w:t>
+      </w:r>
+      <w:r>
+        <w:rPr>
+          <w:i/>
+        </w:rPr>
+        <w:t xml:space="preserve"> och Skeletocutis exilis</w:t>
+      </w:r>
+      <w:r>
+        <w:t xml:space="preserve"> (NT). Ullticka är typisk art för </w:t>
+      </w:r>
+      <w:r>
+        <w:rPr>
+          <w:i/>
+        </w:rPr>
+        <w:t xml:space="preserve">9010 Taiga, 9050 Näringsrik granskog </w:t>
+      </w:r>
+      <w:r>
+        <w:t xml:space="preserve">och </w:t>
+      </w:r>
+      <w:r>
+        <w:rPr>
+          <w:i/>
+        </w:rPr>
+        <w:t>9030 Landhöjningsskog</w:t>
+      </w:r>
+      <w:r>
+        <w:t xml:space="preserve"> (SLU Artdatabanken, 2026; Nitare &amp; Skogsstyrelsen, 2019; Miettinen &amp; Niemelä, 2018).</w:t>
+      </w:r>
+    </w:p>
+    <w:p>
+      <w:r>
+        <w:rPr>
+          <w:b/>
+        </w:rPr>
+        <w:t xml:space="preserve">Trådticka </w:t>
+      </w:r>
+      <w:r>
+        <w:t xml:space="preserve">är knuten till grova granar i rikare ofta fuktiga miljöer. Den återfinns på både levande och döda träd samt stubbar och nyligen fallna träd. Karaktärsart för äldre fuktiga granskogsbiotoper, och i stor mängd är den en bra signalart för miljöer med andra rödlistade arter. Trådticka är typisk art för </w:t>
+      </w:r>
+      <w:r>
+        <w:rPr>
+          <w:i/>
+        </w:rPr>
+        <w:t xml:space="preserve">9010 Taiga </w:t>
+      </w:r>
+      <w:r>
+        <w:t xml:space="preserve">och </w:t>
+      </w:r>
+      <w:r>
+        <w:rPr>
+          <w:i/>
+        </w:rPr>
+        <w:t xml:space="preserve">9050 Näringsrik granskog </w:t>
+      </w:r>
+      <w:r>
+        <w:t>(SLU Artdatabanken, 2025).</w:t>
+      </w:r>
+    </w:p>
+    <w:p>
+      <w:r>
+        <w:rPr>
+          <w:b/>
+        </w:rPr>
+        <w:t>Tjäder (§4)</w:t>
+      </w:r>
+      <w:r>
+        <w:t xml:space="preserve"> omfattas av bilaga 1 och 2 EU:s fågeldirektiv och är typisk art för </w:t>
+      </w:r>
+      <w:r>
+        <w:rPr>
+          <w:i/>
+        </w:rPr>
+        <w:t xml:space="preserve">9010 Taiga </w:t>
+      </w:r>
+      <w:r>
+        <w:t xml:space="preserve">och </w:t>
+      </w:r>
+      <w:r>
+        <w:rPr>
+          <w:i/>
+        </w:rPr>
+        <w:t>9740 Skogsbevuxen myr</w:t>
+      </w:r>
+      <w:r>
+        <w:t>. Tjädern är en utpräglad skogsfågel knuten till större sammanhängande barrskogsområden. Tupparna och hönorna utnyttjar till viss del olika miljöer, och habitatvalet varierar dessutom mellan olika delar av året. För att det ska finnas livskraftiga tjäderbestånd krävs funktionella skogslandskap med en blandning av uppvuxen, gles och luckig skog, täta sumpskogar, myrar och andra små våtmarker. Arten försvinner när skogen fragmenteras och den sammanlagda arealen hyggen och andra öppna områden blir för stor. Ett småskaligt och försiktigt virkesuttag genom hyggesfria metoder kan i vissa fall vara möjligt i området inom 200 m från lekcentrum. Längre ut från lekcentrum, inom 200–500 m bör den avverkade ytan inte överskrida 1 hektar för att undvika alltför stora och snabba förändringar (Skogsstyrelsen, 2019; SLU Artdatabanken, 2024).</w:t>
+      </w:r>
+    </w:p>
+    <w:p>
+      <w:pPr>
+        <w:pStyle w:val="Heading1"/>
+      </w:pPr>
+      <w:r>
+        <w:t>EU:s fågeldirektiv</w:t>
+      </w:r>
+    </w:p>
+    <w:p>
+      <w:r>
+        <w:t xml:space="preserve">Europeiska unionens medlemsländer är skyldiga att agera i enlighet med EU:s fågeldirektiv där det uttryckligen står att direktivet gäller för fåglar samt för deras ägg, bon och </w:t>
+      </w:r>
+      <w:r>
+        <w:rPr>
+          <w:b/>
+        </w:rPr>
+        <w:t xml:space="preserve">livsmiljöer </w:t>
+      </w:r>
+      <w:r>
+        <w:t>(artikel 1). Vidare att de åtgärder som vidtas inte får leda till en försämring av den nuvarande situationen beträffande bevarandet av de fågelarter som avses i artikel 1 (artikel 13). Fågeldirektivet är styrande för tillsynsansvariga myndigheters ärendehantering, ställningstaganden och beslutsfattande.</w:t>
+      </w:r>
+    </w:p>
+    <w:p>
+      <w:pPr>
+        <w:pStyle w:val="Heading1"/>
+      </w:pPr>
+      <w:r>
+        <w:t>Typiska arter och EU:s art- och habitatdirektiv</w:t>
+      </w:r>
+    </w:p>
+    <w:p>
+      <w:r>
+        <w:t>Typiska arter används för att lokalisera områden med gynnsam bevarandestatus för de naturtyper som är listade i EU:s art- och habitatdirektiv. Ett exempel är Västlig taiga (EU-kod 9010) som saknar gynnsam bevarandestatus och minskar starkt som naturtyp i Sverige. Naturvårdsverket skriver i sin vägledning för Västlig taiga att dylika miljöer förutsätter normalt att skogarna skyddas långsiktigt, eftersom skogsbruk inte är förenligt med bevarande av naturtypen i gynnsamt tillstånd (Naturvårdsverket, 2011).</w:t>
+      </w:r>
+    </w:p>
+    <w:p>
+      <w:r>
+        <w:t>Följande typiska arter har sina livsmiljöer och växtplatser i den aktuella skogen: ostticka (VU, T), gammelgransskål (NT, T), harticka (NT, T), knottrig blåslav (NT, T), lavskrika (NT, T, §4), rosenticka (NT, T), tretåig hackspett (NT, T, §4), ullticka (NT, T), trådticka (S, T) och tjäder (T, §4).</w:t>
+      </w:r>
+    </w:p>
+    <w:p>
+      <w:r>
+        <w:t>Enligt Sveriges Artikel 17 rapportering 2013 och 2019 till EU, har naturtypen Västlig taiga (9010) dålig bevarandestatus med negativ trend inom Sveriges boreala region. Skogsbruksåtgärder som avverkning, röjning och gallring pekas ut som några av de främst bidragande orsakerna till naturtypens dåliga status och negativa trend (SLU Artdatabanken, 2019). I EU:s uppföljning av tillståndet för naturtyperna i Skandinavien 2013 – 2018 framgår det att i den boreala regionen är tillståndet så dåligt för Västlig taiga (9010) att habitatet löper allvarlig risk att försvinna regionalt (EEA, 2022). Det allvarliga läget för den biologiska mångfalden i skogen framhålls även i Skogsstyren rapport 2026/07:</w:t>
+      </w:r>
+    </w:p>
+    <w:p>
+      <w:r>
+        <w:rPr>
+          <w:i/>
+        </w:rPr>
+        <w:t>"All avverkning av kända skogliga värdekärnor och sannolika kontinuitetsskogar behöver upphöra för att fylla bristen om 1,56 miljoner hektar bevarad livsmiljötyp. På grund av begränsade kvarvarande arealer av värdekärnor, naturskogar och kontinuitetsskogar leder fortsatt förlust av dessa till en påtaglig risk för långsiktigt negativa effekter för biologisk mångfald i skogslandskapet. Att de återstående arealerna bevaras och ges ett långsiktigt skydd bedöms därför vara av avgörande betydelse."</w:t>
+      </w:r>
+      <w:r>
+        <w:t xml:space="preserve"> (Skogsstyrelsen, 2026).</w:t>
+      </w:r>
+    </w:p>
+    <w:p>
+      <w:r>
+        <w:t>Trots detta har statusen för Västlig taiga ändrats till otillräcklig i stället för dålig i den senaste Artikel 17 rapporteringen 2025. Av Naturvårdsverkets rapport framgår det dock att de ändrade statusbedömningarna jämfört med rapporteringen 2019 inte beror på faktiska miljöförändringar. Ändringarna är av teknisk karaktär och främst en följd av resultaten från genomförda regeringsuppdrag och beslut inför rapporteringen 2025. Det är alltså politisk styrning i stället för faktiska förhållanden i naturen som ändrat på naturtypernas status i rapporteringen, vilket rimmar dåligt med såväl art- och habitatdirektivets syften och mål som med naturrestaureringsförordningen. I praktiken har dock Sveriges nya sätt att rapportera bevarandestatus till EU inte någon betydelse eftersom Naturvårdsverkets rapportering 2025 visar att Västlig taiga</w:t>
+      </w:r>
+      <w:r>
+        <w:rPr>
+          <w:b/>
+        </w:rPr>
+        <w:t xml:space="preserve"> </w:t>
+      </w:r>
+      <w:r>
+        <w:t>inte har gynnsam bevarandestatus.</w:t>
+      </w:r>
+    </w:p>
+    <w:p>
+      <w:r>
+        <w:t>Åtgärder som vidtas i enlighet med art- och habitatdirektivet ska enligt Artikel 2 syfta till att bibehålla eller återställa en gynnsam bevarandestatus hos livsmiljöer samt arter och vilda djur och växter av gemenskapsintresse. Enligt prejudikat från EU-domstolen ska en skogsbruksverksamhet utföras på ett sådant sätt som utgör ett förebyggande och hållbart skogsbruk för att betraktas som förenlig med bevarandekraven i direktivet (se EU-domstolens dom i de förenade målen C 473-19 och C 474-19).</w:t>
+      </w:r>
+    </w:p>
+    <w:p>
+      <w:r>
+        <w:t xml:space="preserve">Av artikel 1.e samma direktiv framgår att en livsmiljös bevarandestatus anses " gynnsam" när — dess naturliga utbredningsområde och de ytor den täcker inom detta område är stabila eller ökande, och — den särskilda struktur och de särskilda funktioner som är nödvändiga för att den skall kunna bibehållas på lång sikt finns, och sannolikt kommer att finnas under en överskådlig framtid, och — bevarandestatusen hos dess </w:t>
+      </w:r>
+      <w:r>
+        <w:rPr>
+          <w:b/>
+        </w:rPr>
+        <w:t>typiska arter</w:t>
+      </w:r>
+      <w:r>
+        <w:t xml:space="preserve"> är gynnsam enligt definitionen i artikel 1.i.</w:t>
+      </w:r>
+    </w:p>
+    <w:p>
+      <w:r>
+        <w:t>EU-direktiv är bindande för EU:s medlemsländer varvid det ankommer på Skogsstyrelsen som nationell tillsynsmyndighet att beakta syftet med EU:s art- och habitatdirektiv vid prövningen av en skogsbruksverksamhet, se Rådets direktiv 92/43/EEG. Se ytterligare information om EU:s livsmiljödirektiv i bilaga 2.</w:t>
+      </w:r>
+    </w:p>
+    <w:p>
+      <w:r>
+        <w:br w:type="page"/>
+      </w:r>
+    </w:p>
+    <w:p>
+      <w:pPr>
+        <w:pStyle w:val="Title"/>
+      </w:pPr>
+      <w:r>
+        <w:t>BILAGA 1 – Fridlysta arter</w:t>
+      </w:r>
+    </w:p>
+    <w:p>
+      <w:pPr>
+        <w:pStyle w:val="Heading1"/>
+      </w:pPr>
+      <w:r>
+        <w:t>Lavskrika – ekologi samt krav på livsmiljön</w:t>
+      </w:r>
+    </w:p>
+    <w:p>
+      <w:r>
+        <w:t>Lavskrika är rödlistad som nära hotad (NT), fridlyst enligt 4 § artskyddsförordningen (2007:845) och ingår i förteckningen över prioriterade arter i Skogsstyrelsens föreskrifter och allmänna råd (SKSFS 2011:7) bilaga 4. Lavskrikan är en mycket stationär fågel, som häckar i äldre, slutna och hänglavsrika barrskogar. Nyckelfaktorer är flerskiktad skog med rik undervegetation samt riklig förekomst av hänglavar (SLU Artdatabanken, 2026).</w:t>
+      </w:r>
+    </w:p>
+    <w:p>
+      <w:r>
+        <w:t xml:space="preserve">I Skogsstyrelsens vägledning för hänsyn till fåglar står bland annat att: </w:t>
+      </w:r>
+      <w:r>
+        <w:rPr>
+          <w:i/>
+        </w:rPr>
+        <w:t>“Reviren är livslånga med hemområden som varierar mellan 50 och 150 ha. Hemområdena har inga fasta gränser utan det handlar mera om de yttre gränserna för familjegruppernas rörelser. Lavskrikan undviker att förflytta sig över stora öppna områden och hemområdesstorleken är därför större i områden fragmenterade av hyggen och yngre skog än i områden med i sammanhängande äldre skog. Det finns studier som antyder att det inom ett revir bör finnas maximalt 15 % öppna ytor och ungskog. Inom ett revir av hög kvalitet finns det som regel ett eller flera kärnområden (1–20 ha) med relativt tät flerskiktad granskog.”</w:t>
+      </w:r>
+      <w:r>
+        <w:t xml:space="preserve"> Vidare att: </w:t>
+      </w:r>
+      <w:r>
+        <w:rPr>
+          <w:i/>
+        </w:rPr>
+        <w:t>“Arten missgynnas när flerskiktad skog omförs till enskiktade bestånd. Även skogsskötsel med återkommande röjning och hård gallring är starkt negativt. Lavskrikan har relativt stora hemområden och försvinner när den äldre skogen fragmenteras, särskilt allvarligt är när kärnområdena avverkas.”</w:t>
+      </w:r>
+      <w:r>
+        <w:t xml:space="preserve"> (Skogsstyrelsen 2016).</w:t>
+      </w:r>
+    </w:p>
+    <w:p>
+      <w:r>
+        <w:t xml:space="preserve">Populationen har minskat med 20 (10–30) % under de senaste 15 åren och minskningstakten bedöms vara nära gränsvärdet för sårbar (VU). Arten försvinner successivt framför allt vid dess utbredningsgränser och populationen har minskat kontinuerligt under 2000-talet. Lavskrika är typisk art för </w:t>
+      </w:r>
+      <w:r>
+        <w:rPr>
+          <w:i/>
+        </w:rPr>
+        <w:t>9010 Taiga</w:t>
+      </w:r>
+      <w:r>
+        <w:t xml:space="preserve"> (SLU Artdatabanken, 2026).</w:t>
+      </w:r>
+    </w:p>
+    <w:p>
+      <w:pPr>
+        <w:pStyle w:val="Heading2"/>
+      </w:pPr>
+      <w:r>
+        <w:t>Referenser – lavskrika</w:t>
+      </w:r>
+    </w:p>
+    <w:p>
+      <w:r>
+        <w:t xml:space="preserve">Skogsstyrelsen, 2016. </w:t>
+      </w:r>
+      <w:r>
+        <w:rPr>
+          <w:i/>
+        </w:rPr>
+        <w:t xml:space="preserve">Vägledning för hänsyn till fåglar – lavskrika. </w:t>
+      </w:r>
+      <w:r>
+        <w:t>https://www.skogsstyrelsen.se/globalassets/lag-och-tillsyn/artskydd/vagledningar-for-hansyn-till-faglar/lavskrika-vagledning-hansyn.pdf</w:t>
+      </w:r>
+    </w:p>
+    <w:p>
+      <w:r>
+        <w:t xml:space="preserve">SLU Artdatabanken, 2026. </w:t>
+      </w:r>
+      <w:r>
+        <w:rPr>
+          <w:i/>
+        </w:rPr>
+        <w:t xml:space="preserve">Artfaktablad. Naturvård – artfakta. </w:t>
+      </w:r>
+      <w:r>
+        <w:t>SLU Artdatabanken, Uppsala</w:t>
+      </w:r>
+    </w:p>
+    <w:p>
+      <w:pPr>
+        <w:pStyle w:val="Heading1"/>
+      </w:pPr>
+      <w:r>
+        <w:t>Tretåig hackspett – ekologi samt krav på livsmiljön</w:t>
+      </w:r>
+    </w:p>
+    <w:p>
+      <w:r>
+        <w:t xml:space="preserve">Tretåig hackspett (NT) är fridlyst enligt §4 Artskyddsförordningen och finns med som prioriterad art i Skogsstyrelsen vägledning för skogsbruket (bilaga 4 till SVL). I vägledningen står bland annat att: </w:t>
+      </w:r>
+      <w:r>
+        <w:rPr>
+          <w:i/>
+        </w:rPr>
+        <w:t xml:space="preserve">“Tretåig hackspett har stora arealkrav och höga krav på sin livsmiljö. Omdaningen av naturskogar till kulturskogar medför en förlust av viktiga miljöer, något som förstärks av ökad fragmentering till följd av avverkningar.” </w:t>
+      </w:r>
+      <w:r>
+        <w:t xml:space="preserve">Vidare att: </w:t>
+      </w:r>
+      <w:r>
+        <w:rPr>
+          <w:i/>
+        </w:rPr>
+        <w:t>“Områden med dokumenterad permanent förekomst i naturskogsmiljöer har vanligen så stora naturvärden att skogsbruk är olämpligt”</w:t>
+      </w:r>
+      <w:r>
+        <w:t xml:space="preserve"> (SLU Artdatabanken, 2024; Skogsstyrelsen, 2016)</w:t>
+      </w:r>
+      <w:r>
+        <w:rPr>
+          <w:i/>
+        </w:rPr>
+        <w:t>.</w:t>
+      </w:r>
+    </w:p>
+    <w:p>
+      <w:r>
+        <w:t>Tretåig hackspett är beroende av större sammanhängande naturskogar med kontinuerlig tillgång och nybildning av död ved och fragmentering av livsmiljöerna utgör ett stort hot mot arten (se exempelvis Stachura-Skierczynska et al., 2009; Wesolowski et al., 2005; Butler et al., 2004; Pakkala et al., 2002; Amcoff et al., 1996; Virkkala, 1991). Det finns studier som visar att naturskogens självgallringsprocess som den tretåiga hackspetten är beroende av, inte kan ersättas med efterlämnad hänsyn i skogsbruket (Imbeau &amp; Desrochers, 2002).</w:t>
+      </w:r>
+    </w:p>
+    <w:p>
+      <w:r>
+        <w:t>Permanenta revir av tretåig hackspett karaktäriseras ofta av artens typiska ringformigt ordnade hackmärken på framför allt gamla granar. För att säkerställa att inte revir av tretåig hackspett drabbas av avverkningsplanerna bör en inventering göras i området både under häckningstid och under vintern, då arten utnyttjar betydligt större områden än under sommarens häckningsrevir. Storleken på häckningsreviret varierar med skogstypen, förekomsten av död ved och graden av fragmentering, men är i allmänhet i storleksordningen 25–100 hektar (SLU Artdatabanken, 2024; Skogsstyrelsen, 2016).</w:t>
+      </w:r>
+    </w:p>
+    <w:p>
+      <w:r>
+        <w:t xml:space="preserve">Förutom fridlysning enligt §4 Artskyddsförordningen är tretåig hackspett även förtecknad i EU:s fågeldirektiv bilaga 1. Den är typisk art för </w:t>
+      </w:r>
+      <w:r>
+        <w:rPr>
+          <w:i/>
+        </w:rPr>
+        <w:t xml:space="preserve">9010 Taiga, 9740 Skogsbevuxen myr, 9030 Landhöjningsskog </w:t>
+      </w:r>
+      <w:r>
+        <w:t xml:space="preserve">och </w:t>
+      </w:r>
+      <w:r>
+        <w:rPr>
+          <w:i/>
+        </w:rPr>
+        <w:t>9040 Fjällbjörkskog</w:t>
+      </w:r>
+      <w:r>
+        <w:t xml:space="preserve"> samt ingår i Natura 2000 och är förtecknad i Bernkonventionen bilaga II (strikt skyddade djurarter) (SLU Artdatabanken, 2024; Skogsstyrelsen, 2016).</w:t>
+      </w:r>
+    </w:p>
+    <w:p>
+      <w:pPr>
+        <w:pStyle w:val="Heading2"/>
+      </w:pPr>
+      <w:r>
+        <w:t>Referenser – tretåig hackspett</w:t>
+      </w:r>
+    </w:p>
+    <w:p>
+      <w:r>
+        <w:t xml:space="preserve">Amcoff, M. &amp; Eriksson, P. 1996. </w:t>
+      </w:r>
+      <w:r>
+        <w:rPr>
+          <w:i/>
+        </w:rPr>
+        <w:t xml:space="preserve">Förekomst av tretåig hackspett Picoides tridactylus på bestånds- och landskapsnivå. </w:t>
+      </w:r>
+      <w:r>
+        <w:t>Ornis Svecica 6: 107–119.</w:t>
+      </w:r>
+    </w:p>
+    <w:p>
+      <w:r>
+        <w:t xml:space="preserve">Butler, R., Angelstam, P., Ekelund, P. &amp; Schlaeffer, R. 2004. </w:t>
+      </w:r>
+      <w:r>
+        <w:rPr>
+          <w:i/>
+        </w:rPr>
+        <w:t xml:space="preserve">Dead wood threshold values for the three-toed woodpecker presence in boreal and sub-Alpine forest. </w:t>
+      </w:r>
+      <w:r>
+        <w:t>Biological conservation 119(3): 305–318.</w:t>
+      </w:r>
+    </w:p>
+    <w:p>
+      <w:r>
+        <w:t xml:space="preserve">Imbeau, L. &amp; Desrochers, A. 2002. </w:t>
+      </w:r>
+      <w:r>
+        <w:rPr>
+          <w:i/>
+        </w:rPr>
+        <w:t xml:space="preserve">Foraging Ecology and Use of Drumming Trees by Three-Toed Woodpeckers. </w:t>
+      </w:r>
+      <w:r>
+        <w:t>The Journal of Wildlife Management. Vol. 66, No. 1 (Jan., 2002), pp. 222–231.</w:t>
+      </w:r>
+    </w:p>
+    <w:p>
+      <w:r>
+        <w:t xml:space="preserve">Pakkala, T., Hanski, I. &amp; Tomppo, E. 2002. </w:t>
+      </w:r>
+      <w:r>
+        <w:rPr>
+          <w:i/>
+        </w:rPr>
+        <w:t xml:space="preserve">Spatial ecology of the three-toed woodpecker in managed forest landscapes. </w:t>
+      </w:r>
+      <w:r>
+        <w:t>Silva Fennica 36(1): 279–288.</w:t>
+      </w:r>
+    </w:p>
+    <w:p>
+      <w:r>
+        <w:t xml:space="preserve">Skogsstyrelsen, 2016. </w:t>
+      </w:r>
+      <w:r>
+        <w:rPr>
+          <w:i/>
+        </w:rPr>
+        <w:t>Vägledning för hänsyn till fåglar – Tretåig hackspett.</w:t>
+      </w:r>
+    </w:p>
+    <w:p>
+      <w:r>
+        <w:t xml:space="preserve">SLU Artdatabanken, 2024. </w:t>
+      </w:r>
+      <w:r>
+        <w:rPr>
+          <w:i/>
+        </w:rPr>
+        <w:t xml:space="preserve">Artfaktablad. Naturvård – artfakta. </w:t>
+      </w:r>
+      <w:r>
+        <w:t>SLU Artdatabanken, Uppsala.</w:t>
+      </w:r>
+    </w:p>
+    <w:p>
+      <w:r>
+        <w:t xml:space="preserve">Stachura-Skierczynska, K., Tumiel, T. &amp; Skierczynski, M. 2009. </w:t>
+      </w:r>
+      <w:r>
+        <w:rPr>
+          <w:i/>
+        </w:rPr>
+        <w:t xml:space="preserve">Habitat prediction model for three-toed woodpecker and its implications for the conservation of biologically valuable forests. </w:t>
+      </w:r>
+      <w:r>
+        <w:t>Forest Ecology and Management 258(5): 697–703.</w:t>
+      </w:r>
+    </w:p>
+    <w:p>
+      <w:r>
+        <w:t xml:space="preserve">Virkkala, R. 1991. </w:t>
+      </w:r>
+      <w:r>
+        <w:rPr>
+          <w:i/>
+        </w:rPr>
+        <w:t xml:space="preserve">Population trends of forest birds in a Finnish Lapland landscape of large habitat blocks – Consequences of stochastic environmental variation or regional habitat alteration. </w:t>
+      </w:r>
+      <w:r>
+        <w:t>Biological conservation 56(2): 223–240.</w:t>
+      </w:r>
+    </w:p>
+    <w:p>
+      <w:r>
+        <w:t xml:space="preserve">Wesolowski, T., Czeszczewik, D. &amp; Rowinski, P. 2005. </w:t>
+      </w:r>
+      <w:r>
+        <w:rPr>
+          <w:i/>
+        </w:rPr>
+        <w:t xml:space="preserve">Effects of forest management on Three-toed Woodpecker Picoides tridactylus distribution in the Bialowieza Forest (NE Poland): conservation implications. </w:t>
+      </w:r>
+      <w:r>
+        <w:t>Acta Ornithologica 40(1): 53–60.</w:t>
+      </w:r>
+    </w:p>
+    <w:p>
+      <w:pPr>
+        <w:pStyle w:val="Heading1"/>
+      </w:pPr>
+      <w:r>
+        <w:t>Tjäder – ekologi samt krav på livsmiljön</w:t>
+      </w:r>
+    </w:p>
+    <w:p>
+      <w:r>
+        <w:t xml:space="preserve">Tjäder (§4) omfattas av bilaga 1 och 2 EU:s fågeldirektiv och är typisk art för </w:t>
+      </w:r>
+      <w:r>
+        <w:rPr>
+          <w:i/>
+        </w:rPr>
+        <w:t xml:space="preserve">9010 Taiga </w:t>
+      </w:r>
+      <w:r>
+        <w:t xml:space="preserve">och </w:t>
+      </w:r>
+      <w:r>
+        <w:rPr>
+          <w:i/>
+        </w:rPr>
+        <w:t>9740 Skogsbevuxen myr</w:t>
+      </w:r>
+      <w:r>
+        <w:t>. Tjädern är en utpräglad skogsfågel knuten till större sammanhängande barrskogsområden. Tupparna och hönorna utnyttjar till viss del olika miljöer, och habitatvalet varierar dessutom mellan olika delar av året. För att det ska finnas livskraftiga tjäderbestånd krävs funktionella skogslandskap med en blandning av uppvuxen, gles och luckig skog, täta sumpskogar, myrar och andra små våtmarker (Skogsstyrelsen, 2019; SLU Artdatabanken 2024).</w:t>
+      </w:r>
+    </w:p>
+    <w:p>
+      <w:r>
+        <w:t>Arten försvinner när skogen fragmenteras och den sammanlagda arealen hyggen och andra öppna områden blir för stor. Ett småskaligt och försiktigt virkesuttag genom hyggesfria metoder kan i vissa fall vara möjligt i området inom 200 m från lekcentrum. Längre ut från lekcentrum, inom 200–500 m bör den avverkade ytan inte överskrida 1 hektar för att undvika alltför stora och snabba förändringar (Skogsstyrelsen, 2019).</w:t>
+      </w:r>
+    </w:p>
+    <w:p>
+      <w:pPr>
+        <w:pStyle w:val="Heading2"/>
+      </w:pPr>
+      <w:r>
+        <w:t>Referenser – tjäder</w:t>
+      </w:r>
+    </w:p>
+    <w:p>
+      <w:r>
+        <w:t xml:space="preserve">Skogsstyrelsen, 2019. </w:t>
+      </w:r>
+      <w:r>
+        <w:rPr>
+          <w:i/>
+        </w:rPr>
+        <w:t>Vägledning för hänsyn till fåglar – tjäder.</w:t>
+      </w:r>
+    </w:p>
+    <w:p>
+      <w:r>
+        <w:t xml:space="preserve">SLU Artdatabanken, 2024. </w:t>
+      </w:r>
+      <w:r>
+        <w:rPr>
+          <w:i/>
+        </w:rPr>
+        <w:t xml:space="preserve">Artfaktablad. Naturvård – artfakta. </w:t>
+      </w:r>
+      <w:r>
+        <w:t>SLU Artdatabanken, Uppsala</w:t>
+      </w:r>
+    </w:p>
+    <w:p>
+      <w:r>
+        <w:br w:type="page"/>
+      </w:r>
+    </w:p>
+    <w:p>
+      <w:pPr>
+        <w:pStyle w:val="Title"/>
+      </w:pPr>
+      <w:r>
+        <w:t>BILAGA 2 – EU:s art- och habitatdirektiv, fågeldirektiv och naturrestaureringsförordning</w:t>
+      </w:r>
+    </w:p>
+    <w:p>
+      <w:pPr>
+        <w:pStyle w:val="Heading2"/>
+      </w:pPr>
+      <w:r>
+        <w:t>Förenlighet med EU-direktiv</w:t>
+      </w:r>
+    </w:p>
+    <w:p>
+      <w:r>
+        <w:t>EU-direktiv är bindande för EU:s medlemsländer varvid det ankommer på Skogsstyrelsen som nationell tillsynsmyndighet att beakta syftet med EU:s art- och habitatdirektiv respektive fågeldirektiv vid prövningen av en skogsbruksverksamhet, se Rådets direktiv 92/43/EEG samt 2009/147/EG. Nationella regler som omfattas av ett EU-direktiv ska enligt fast rättspraxis tolkas i enlighet med direktivet, vilket medför en skyldighet för myndigheten att tolka bestämmelser i nationell rätt i ljuset av direktivets ordalydelse, sammanhang och de mål som eftersträvas med direktivet (se EU-domstolens dom i mål C 477/19).</w:t>
+      </w:r>
+    </w:p>
+    <w:p>
+      <w:r>
+        <w:t>EU:s medlemsstater åläggs i Artikel 3 i fågeldirektivet generella skyldigheter avseende skydd, bevarande och återställande av tillräckligt stora och varierande livsmiljöer för de fågelarter som omfattas av direktivet. Medlemsstaterna ska vidta de åtgärder som är nödvändiga för att bibehålla populationen av fågelarterna på en nivå som svarar särskilt mot ekologiska, vetenskapliga och kulturella behov, eller återupprätta populationen av dessa arter till en sådan nivå (se Europaparlamentets och rådets direktiv 2009/147/EG).</w:t>
+      </w:r>
+    </w:p>
+    <w:p>
+      <w:r>
+        <w:t>Åtgärder som vidtas i enlighet med art- och habitatdirektivet (92/43/EEG) ska enligt Artikel 2 syfta till att bibehålla eller återställa en gynnsam bevarandestatus hos livsmiljöer samt arter och vilda djur och växter av gemenskapsintresse. Enligt prejudikat från EU-domstolen ska en skogsbruksverksamhet utföras på ett sådant sätt som utgör ett förebyggande och hållbart skogsbruk för att betraktas som förenlig med bevarandekraven i direktivet (se EU-domstolens dom i de förenade målen C 473-19 och C 474-19).</w:t>
+      </w:r>
+    </w:p>
+    <w:p>
+      <w:r>
+        <w:t xml:space="preserve">Av artikel 1.e samma direktiv framgår att en livsmiljös bevarandestatus anses " gynnsam" när — dess naturliga utbredningsområde och de ytor den täcker inom detta område är stabila eller ökande, och — den särskilda struktur och de särskilda funktioner som är nödvändiga för att den skall kunna bibehållas på lång sikt finns, och sannolikt kommer att finnas under en överskådlig framtid, och — bevarandestatusen hos dess </w:t>
+      </w:r>
+      <w:r>
+        <w:rPr>
+          <w:b/>
+        </w:rPr>
+        <w:t>typiska arter</w:t>
+      </w:r>
+      <w:r>
+        <w:t xml:space="preserve"> är gynnsam enligt definitionen i artikel 1.i. Typiska arter används för att lokalisera områden med gynnsam bevarandestatus för de naturtyper som ingår i EU:s art- och habitatdirektiv.</w:t>
+      </w:r>
+    </w:p>
+    <w:p>
+      <w:r>
+        <w:t>Västlig taiga (EU-kod 9010) saknar gynnsam bevarandestatus och minskar starkt som naturtyp i Sverige. Naturvårdsverket skriver i sin vägledning för västlig taiga att dylika miljöer förutsätter normalt att skogarna skyddas långsiktigt, eftersom skogsbruk inte är förenligt med bevarande av naturtypen i gynnsamt tillstånd (Naturvårdsverket, 2011). Enligt Sveriges Artikel 17 rapportering 2013 och 2019 till EU, har naturtypen Västlig taiga (9010) dålig bevarandestatus med negativ trend inom Sveriges boreala region. Skogsbruksåtgärder som avverkning, röjning och gallring pekas ut som några av de främst bidragande orsakerna till naturtypens dåliga status och negativa trend (SLU Artdatabanken, 2019). I EU:s uppföljning av tillståndet för naturtyperna i Skandinavien 2013 – 2018 framgår det att i den boreala regionen är tillståndet så dåligt för Västlig taiga (9010) att habitatet löper allvarlig risk att försvinna regionalt (EEA, 2022). Det allvarliga läget för den biologiska mångfalden i skogen framhålls även i Skogsstyren rapport 2026/07:</w:t>
+      </w:r>
+    </w:p>
+    <w:p>
+      <w:r>
+        <w:rPr>
+          <w:i/>
+        </w:rPr>
+        <w:t>"All avverkning av kända skogliga värdekärnor och sannolika kontinuitetsskogar behöver upphöra för att fylla bristen om 1,56 miljoner hektar bevarad livsmiljötyp. På grund av begränsade kvarvarande arealer av värdekärnor, naturskogar och kontinuitetsskogar leder fortsatt förlust av dessa till en påtaglig risk för långsiktigt negativa effekter för biologisk mångfald i skogslandskapet. Att de återstående arealerna bevaras och ges ett långsiktigt skydd bedöms därför vara av avgörande betydelse."</w:t>
+      </w:r>
+      <w:r>
+        <w:t xml:space="preserve"> (Skogsstyrelsen, 2026).</w:t>
       </w:r>
     </w:p>
     <w:p>
@@ -234,2756 +952,8 @@
       <w:r>
         <w:drawing>
           <wp:inline xmlns:a="http://schemas.openxmlformats.org/drawingml/2006/main" xmlns:pic="http://schemas.openxmlformats.org/drawingml/2006/picture">
-            <wp:extent cx="5486400" cy="5795072"/>
+            <wp:extent cx="5486400" cy="2905862"/>
             <wp:docPr id="2" name="Picture 2"/>
-            <wp:cNvGraphicFramePr>
-              <a:graphicFrameLocks noChangeAspect="1"/>
-            </wp:cNvGraphicFramePr>
-            <a:graphic>
-              <a:graphicData uri="http://schemas.openxmlformats.org/drawingml/2006/picture">
-                <pic:pic>
-                  <pic:nvPicPr>
-                    <pic:cNvPr id="0" name="Laisdalen Björkliden karta knärot.png"/>
-                    <pic:cNvPicPr/>
-                  </pic:nvPicPr>
-                  <pic:blipFill>
-                    <a:blip r:embed="rId17"/>
-                    <a:stretch>
-                      <a:fillRect/>
-                    </a:stretch>
-                  </pic:blipFill>
-                  <pic:spPr>
-                    <a:xfrm>
-                      <a:off x="0" y="0"/>
-                      <a:ext cx="5486400" cy="5795072"/>
-                    </a:xfrm>
-                    <a:prstGeom prst="rect"/>
-                  </pic:spPr>
-                </pic:pic>
-              </a:graphicData>
-            </a:graphic>
-          </wp:inline>
-        </w:drawing>
-      </w:r>
-    </w:p>
-    <w:p>
-      <w:pPr>
-        <w:pStyle w:val="Caption"/>
-        <w:spacing w:after="240"/>
-      </w:pPr>
-      <w:r>
-        <w:t>Figur 2. Fyndplatser och buffertzoner för knärot i det aktuella området. Endast fyndplatser vars buffertzoner överlappar med det aktuella området har tagits med i visualiseringen. Kartans mittpunktskoordinat är N 7310408, E 607479 i SWEREF 99 TM.</w:t>
-      </w:r>
-    </w:p>
-    <w:p>
-      <w:r>
-        <w:rPr>
-          <w:b/>
-        </w:rPr>
-        <w:t>Kristallticka (VU)</w:t>
-      </w:r>
-      <w:r>
-        <w:t xml:space="preserve"> är en mycket krävande art som växer i urskogsartade barrnaturskogar där det finns rikligt med grov död ved i olika nedbrytningsstadier. Den är placerad högst upp i Skogsstyrelsens värdepyramid för bedömning av skog med höga naturvärden och är en av våra främsta naturvärdesindikatorer på skyddsvärda barrnaturskogar. Alla skogsskötselåtgärder på eller i omedelbar närhet av lokalerna påverkar arten negativt liksom den minskande andelen död ved i kulturskogarna (SLU Artdatabanken, 2024; Nitare &amp; Skogsstyrelsen, 2019).</w:t>
-      </w:r>
-    </w:p>
-    <w:p>
-      <w:r>
-        <w:rPr>
-          <w:b/>
-        </w:rPr>
-        <w:t>Lappticka (VU)</w:t>
-      </w:r>
-      <w:r>
-        <w:t xml:space="preserve">, rödlistad som sårbar, är knuten till gamla granskogar med riklig förekomst av död ved. Den klassas som en “urskogsindikator” och alla skogsskötselåtgärder på eller i omedelbar närhet av lokalerna utgör ett hot. Lappticka är typisk art för </w:t>
-      </w:r>
-      <w:r>
-        <w:rPr>
-          <w:i/>
-        </w:rPr>
-        <w:t>9010 Taiga</w:t>
-      </w:r>
-      <w:r>
-        <w:t xml:space="preserve"> (Nitare &amp; Skogsstyrelsen, 2019; SLU Artdatabanken, 2024).</w:t>
-      </w:r>
-    </w:p>
-    <w:p>
-      <w:r>
-        <w:rPr>
-          <w:b/>
-        </w:rPr>
-        <w:t>Laxgröppa (VU)</w:t>
-      </w:r>
-      <w:r>
-        <w:t xml:space="preserve"> är en riktig urskogssvamp som påträffas på grova, starkt murkna, ofta brandskadade liggande stammar av tall, sällan gran i gammal barrskog. Arten missgynnas av skogsbruk och merparten av lokalerna bör skyddas (SLU Artdatabanken, 2024).</w:t>
-      </w:r>
-    </w:p>
-    <w:p>
-      <w:r>
-        <w:rPr>
-          <w:b/>
-        </w:rPr>
-        <w:t>Olivbrun kremla (VU)</w:t>
-      </w:r>
-      <w:r>
-        <w:t xml:space="preserve"> bildar mykorrhiza med gran i ängsgranskog på kalkrik mark. Arten är knuten till de verkligt exklusiva, örtrika granskogarna i landet. Svampen förekommer gärna i samma områden som t.ex. norna (VU, §7) och guckusko (§7). Arten hotas främst av avverkning och andra skogsbruksåtgärder eller annan form av exploatering. Den tål inte en slutavverkning eller hård gallring. Lokaler där arten finns bör skyddas och undantas från rationellt skogsbruk. Marken på växtplatserna får inte utsättas för kraftiga störningar av typen dikning eller körning med tunga maskiner (SLU Artdatabanken, 2026).</w:t>
-      </w:r>
-    </w:p>
-    <w:p>
-      <w:r>
-        <w:rPr>
-          <w:b/>
-        </w:rPr>
-        <w:t xml:space="preserve">Ostticka (VU) </w:t>
-      </w:r>
-      <w:r>
-        <w:t xml:space="preserve">växer huvudsakligen på grova granlågor i urskogsartad barrskog. Växtplatserna ligger vanligtvis i brandrefugiala områden med relativt hög luftfuktighet där skogen under lång tid haft en intern beståndsdynamik med successivt avdöende träd. Alla skogsskötselåtgärder på eller i omedelbar närhet av lokalerna inverkar negativt på artens fortlevnad. Ostticka är typisk art för </w:t>
-      </w:r>
-      <w:r>
-        <w:rPr>
-          <w:i/>
-        </w:rPr>
-        <w:t xml:space="preserve">9010 Taiga </w:t>
-      </w:r>
-      <w:r>
-        <w:t xml:space="preserve">och </w:t>
-      </w:r>
-      <w:r>
-        <w:rPr>
-          <w:i/>
-        </w:rPr>
-        <w:t>9030 Landhöjningsskog</w:t>
-      </w:r>
-      <w:r>
-        <w:t xml:space="preserve"> (SLU Artdatabanken, 2024; Nitare &amp; Skogsstyrelsen, 2019).</w:t>
-      </w:r>
-    </w:p>
-    <w:p>
-      <w:r>
-        <w:rPr>
-          <w:b/>
-        </w:rPr>
-        <w:t>Sprickporing (VU)</w:t>
-      </w:r>
-      <w:r>
-        <w:t>, rödlistad som sårbar, är en sällsynt art som växer på senvuxen gran i lågproduktiva miljöer, ett substrat som nybildas i mycket liten skala i modern produktionsskog. Arten bedöms ha minskat kraftigt, med mer än 30 % över de senaste 20 åren, huvudsakligen på grund av slutavverkningar. I bestånd där arten förekommer måste skogsbruk undvikas. Fler av artens lokaler bör skyddas (SLU Artdatabanken, 2024).</w:t>
-      </w:r>
-    </w:p>
-    <w:p>
-      <w:r>
-        <w:rPr>
-          <w:b/>
-        </w:rPr>
-        <w:t>Tajgaskinn (VU)</w:t>
-      </w:r>
-      <w:r>
-        <w:t xml:space="preserve"> är placerad högst upp i Skogsstyrelsens värdepyramid för bedömning av skog med höga naturvärden och har klassificerats som en ”urskogsindikator” som kräver närmast orörda skogsmiljöer med långvarig kontinuitet av grova granlågor i olika nedbrytningsstadier (Nitare &amp; Skogsstyrelsen, 2019).</w:t>
-      </w:r>
-    </w:p>
-    <w:p>
-      <w:r>
-        <w:rPr>
-          <w:b/>
-        </w:rPr>
-        <w:t>Vitskaftad svartspik (VU)</w:t>
-      </w:r>
-      <w:r>
-        <w:t xml:space="preserve"> förekommer främst i naturskog på gamla senvuxna granar och signalerar alltid höga naturvärden. Alla skogliga åtgärder som kan påverka markvatten och luftfuktighet på i närheten av lokaler utgör ett hot. Avverkning av naturskogar utgör ett allvarligt hot och alla skogsskötselåtgärder på eller i närheten av växtplatserna bör undvikas. Lämpligt stora reservat av naturskogstyp bör bevaras. Vitskaftad svartspik är typisk art för </w:t>
-      </w:r>
-      <w:r>
-        <w:rPr>
-          <w:i/>
-        </w:rPr>
-        <w:t>9010 Taiga</w:t>
-      </w:r>
-      <w:r>
-        <w:t xml:space="preserve"> (SLU Artdatabanken, 2026; Nitare &amp; Skogsstyrelsen, 2019).</w:t>
-      </w:r>
-    </w:p>
-    <w:p>
-      <w:r>
-        <w:rPr>
-          <w:b/>
-        </w:rPr>
-        <w:t>Barrviolspindling (NT)</w:t>
-      </w:r>
-      <w:r>
-        <w:t xml:space="preserve"> bildar mykorrhiza med gran, huvudsakligen i örtrika kalkpåverkade äldre granskogar. Arten är sannolikt uttorkningskänslig och knuten till granskogar med långvarig grankontinuitet. Den hotas främst av skogsavverkning och tycks försvinna efter slutavverkning, markberedning och plantering. Minskningstakten uppgår till 15 % inom 50 år och bedöms vara nära gränsvärdet för Sårbar (VU). (A2c+3c+4c) (SLU Artdatabanken, 2024; Nitare &amp; Skogsstyrelsen, 2019).</w:t>
-      </w:r>
-    </w:p>
-    <w:p>
-      <w:r>
-        <w:rPr>
-          <w:b/>
-        </w:rPr>
-        <w:t>Blanksvart spiklav (NT)</w:t>
-      </w:r>
-      <w:r>
-        <w:t xml:space="preserve"> förekommer på torr, hård, gammal kärnved men även på äldre ytved av tall i naturskogsartade bestånd med begränsad brandpåverkan och ostörd hydrologi. Skogsbruksåtgärder på eller i närheten av lokaler med blanksvart spiklav utgör ett hot. Naturskogsartade öppna tall- och barrblandskogar med blanksvart spiklav indikerar höga biologiska värden och bör bevaras (SLU Artdatabanken, 2024).</w:t>
-      </w:r>
-    </w:p>
-    <w:p>
-      <w:r>
-        <w:rPr>
-          <w:b/>
-        </w:rPr>
-        <w:t>Brunpudrad nållav (NT)</w:t>
-      </w:r>
-      <w:r>
-        <w:t xml:space="preserve"> är beroende av hög, jämn luftfuktighet och kan påträffas i fuktiga skogar av naturskogskaraktär, ofta i sumpgranskog eller andra sumpskogar. Arten är placerad högst upp i Skogsstyrelsens värdepyramid för bedömning av skog med höga naturvärden och förekomster bör undantas från skogsbruksåtgärder. Brunpudrad nållav är typisk art för </w:t>
-      </w:r>
-      <w:r>
-        <w:rPr>
-          <w:i/>
-        </w:rPr>
-        <w:t>9010 Taiga</w:t>
-      </w:r>
-      <w:r>
-        <w:t xml:space="preserve"> (SLU Artdatabanken, 2024; Nitare &amp; Skogsstyrelsen, 2019).</w:t>
-      </w:r>
-    </w:p>
-    <w:p>
-      <w:r>
-        <w:rPr>
-          <w:b/>
-        </w:rPr>
-        <w:t>Doftskinn (NT)</w:t>
-      </w:r>
-      <w:r>
-        <w:t xml:space="preserve">, rödlistad som nära hotad, är en mycket bra signalart för boreal granskog och indikerar ett gran-skogsekosystem med lång kontinuitet av grova lågor. Arten är placerad i toppen av Skogsstyrelsens värdepyramid för bedömning av skog med höga naturvärden och har klassats som en “urskogsindikator”, då den förekommer med ett tydligt optimum i helt eller nästan helt orörda skogar. Doftskinn är typisk art för </w:t>
-      </w:r>
-      <w:r>
-        <w:rPr>
-          <w:i/>
-        </w:rPr>
-        <w:t xml:space="preserve">9010 Taiga </w:t>
-      </w:r>
-      <w:r>
-        <w:t>(SLU Artdatabanken, 2025; Nitare &amp; Skogsstyrelsen, 2019).</w:t>
-      </w:r>
-    </w:p>
-    <w:p>
-      <w:r>
-        <w:rPr>
-          <w:b/>
-        </w:rPr>
-        <w:t>Gammelgransskål (NT)</w:t>
-      </w:r>
-      <w:r>
-        <w:t xml:space="preserve"> är en liten skålsvamp som växer på gamla granar med skrovlig bark. Typiska växtplatser är gransumpskog i myrkanter, bäckdråg, bäckraviner och skuggiga bergssluttningar, men också skog på torrare mark kan hysa arten om beståndet har stark naturskogskaraktär. Bestånd med arten bör behandlas som nyckelbiotoper och sparas vid en slutavverkning. Även gallring bör undvikas. Gammelgransskål är typisk art för </w:t>
-      </w:r>
-      <w:r>
-        <w:rPr>
-          <w:i/>
-        </w:rPr>
-        <w:t>9010 Taiga</w:t>
-      </w:r>
-      <w:r>
-        <w:t xml:space="preserve"> (SLU Artdatabanken, 2024; Nitare &amp; Skogsstyrelsen, 2019).</w:t>
-      </w:r>
-    </w:p>
-    <w:p>
-      <w:r>
-        <w:rPr>
-          <w:b/>
-        </w:rPr>
-        <w:t>Grå blåbärsfältmätare (NT)</w:t>
-      </w:r>
-      <w:r>
-        <w:t xml:space="preserve"> har tidigare ansetts som en mycket vanlig art men har utifrån fältobservationer gått starkt tillbaka och är nu försvunnen från stora delar av södra och mellersta Sverige. Sannolikt minskar arten även i norr. Detta indikerar att arten är starkare knuten till kontinuitetsskog med stort innehåll av blåbär än man tidigare trott och den förefaller vara mycket känslig för kalhyggesbruk. Fjärilens huvudsakliga habitat är luckiga granskogar med ett välutvecklat blåbärskikt på vilket larven lever. Denna livsmiljö är hotad av kalhyggesbruket där blåbärsriset skuggas ut när den uppväxande skogen sluter sig. Minskningstakten för den svenska populationen bedöms vara nära gränsvärdet för Sårbar (VU) (SLU Artdatabanken, 2024).</w:t>
-      </w:r>
-    </w:p>
-    <w:p>
-      <w:r>
-        <w:rPr>
-          <w:b/>
-        </w:rPr>
-        <w:t>Harticka (NT)</w:t>
-      </w:r>
-      <w:r>
-        <w:t xml:space="preserve"> är normalt en mycket bra signalart för granskogar med höga naturvärden. Även när svampen påträffas i mer påverkade skogar är det nästan alltid fråga om skogsmiljöer i sena successionsstadier med höga naturvärden. Skogsskötselåtgärder på eller i omedelbar närhet av växtplatserna kan innebära ett hot mot arten. Harticka är typisk art för </w:t>
-      </w:r>
-      <w:r>
-        <w:rPr>
-          <w:i/>
-        </w:rPr>
-        <w:t xml:space="preserve">9010 Taiga, 9050 Näringsrik granskog </w:t>
-      </w:r>
-      <w:r>
-        <w:t xml:space="preserve">och </w:t>
-      </w:r>
-      <w:r>
-        <w:rPr>
-          <w:i/>
-        </w:rPr>
-        <w:t>9030 Landhöjningsskog</w:t>
-      </w:r>
-      <w:r>
-        <w:t xml:space="preserve"> (SLU Artdatabanken, 2024; Nitare &amp; Skogsstyrelsen, 2019).</w:t>
-      </w:r>
-    </w:p>
-    <w:p>
-      <w:r>
-        <w:rPr>
-          <w:b/>
-        </w:rPr>
-        <w:t>Knottrig blåslav (NT)</w:t>
-      </w:r>
-      <w:r>
-        <w:t xml:space="preserve"> har sin huvudutbredning i gamla granskogar i det övre barrskogsbältet mot fjällen. Den signalerar alltid höga naturvärden och växer i skogar med lång kontinuitet, mest i opåverkade naturskogsbestånd. Arten överlever inte en slutavverkning (inklusive hänsyn) och den finns idag enbart i kontinuitetsskog. Lavens fortsatta förekomst bör säkerställas genom att lokaler med äldre barrskog skyddas. Knottrig blåslav är typisk art för </w:t>
-      </w:r>
-      <w:r>
-        <w:rPr>
-          <w:i/>
-        </w:rPr>
-        <w:t xml:space="preserve">9010 Taiga </w:t>
-      </w:r>
-      <w:r>
-        <w:t>och</w:t>
-      </w:r>
-      <w:r>
-        <w:rPr>
-          <w:i/>
-        </w:rPr>
-        <w:t xml:space="preserve"> 9040 Fjällbjörkskog</w:t>
-      </w:r>
-    </w:p>
-    <w:p>
-      <w:r>
-        <w:t>(SLU Artdatabanken, 2024; Nitare &amp; Skogsstyrelsen, 2019).</w:t>
-      </w:r>
-    </w:p>
-    <w:p>
-      <w:r>
-        <w:rPr>
-          <w:b/>
-        </w:rPr>
-        <w:t>Lavskrika (NT, §4)</w:t>
-      </w:r>
-      <w:r>
-        <w:t xml:space="preserve"> är rödlistad som nära hotad och fridlyst enligt 4§ artskyddsförordningen. Den har minskat med 20 (10–30) % under de senaste 15 åren och minskningstakten bedöms vara nära gränsvärdet för sårbar (VU). Lavskrikan är en mycket stationär fågel, som häckar i äldre, slutna och hänglavsrika barrskogar. Nyckelfaktorer är flerskiktad skog med rik undervegetation samt riklig förekomst av hänglavar. Reviren är livslånga med hemområden som varierar mellan 50 och 150 ha. Inom ett revir av hög kvalitet finns det som regel ett eller flera kärnområden (1–20 ha) med relativt tät flerskiktad granskog. Arten missgynnas när flerskiktad skog omförs till enskiktade bestånd och även röjning och hård gallring är starkt negativt. Lavskrikan har relativt stora hemområden och försvinner när den äldre skogen fragmenteras, särskilt allvarligt är när kärnområdena avverkas. Den försvinner successivt framför allt vid dess utbredningsgränser och populationen har minskat kontinuerligt under 2000-talet. Lavskrika är typisk art för </w:t>
-      </w:r>
-      <w:r>
-        <w:rPr>
-          <w:i/>
-        </w:rPr>
-        <w:t>9010 Taiga</w:t>
-      </w:r>
-      <w:r>
-        <w:t xml:space="preserve"> (SLU Artdatabanken, 2026; Skogsstyrelsen 2016).</w:t>
-      </w:r>
-    </w:p>
-    <w:p>
-      <w:r>
-        <w:rPr>
-          <w:b/>
-        </w:rPr>
-        <w:t>Liten svartspik (NT)</w:t>
-      </w:r>
-      <w:r>
-        <w:t xml:space="preserve"> växer på granbark i boreala barrskogar med lång trädkontinuitet och hög luftfuktighet. Orsaken till tillbakagången beror på främst på slutavverkningar av naturskogsartade granskogar. Bestånd med riklig förekomst av liten svartspik bör regelmässigt sparas. Naturhänsyn i samband med slutavverkning måste ske så att man undviker uttorkningseffekter (SLU Artdatabanken, 2024).</w:t>
-      </w:r>
-    </w:p>
-    <w:p>
-      <w:r>
-        <w:rPr>
-          <w:b/>
-        </w:rPr>
-        <w:t>Lunglav (NT)</w:t>
-      </w:r>
-      <w:r>
-        <w:t xml:space="preserve"> är en av vårt lands främsta signalarter som överallt indikerar gamla lövträd, skogsbestånd med höga naturvärden och ekosystem med långskoglig kontinuitet. Lokalt kan förekomsten vara mycket riklig men den hittas nästan enbart i gamla och ej slutavverkade skogar. Artens samtliga förekomster bör uppmärksammas från naturvårdssynpunkt, då många lokaler även hyser andra ovanliga och rödlistade arter. Rikliga förekomster bör skyddas med biotopskydd, frivilliga avsättningar eller reservat. På lunglav kan de sällsynta lavparasiterna lunglavshårprick (CR), </w:t>
-      </w:r>
-      <w:r>
-        <w:rPr>
-          <w:i/>
-        </w:rPr>
-        <w:t>Abrothallus diederichii</w:t>
-      </w:r>
-      <w:r>
-        <w:t xml:space="preserve"> (VU), </w:t>
-      </w:r>
-      <w:r>
-        <w:rPr>
-          <w:i/>
-        </w:rPr>
-        <w:t>Abrothallus lobariae</w:t>
-      </w:r>
-      <w:r>
-        <w:t xml:space="preserve"> (VU), </w:t>
-      </w:r>
-      <w:r>
-        <w:rPr>
-          <w:i/>
-        </w:rPr>
-        <w:t>Calycina lobariae</w:t>
-      </w:r>
-      <w:r>
-        <w:t xml:space="preserve"> (VU), lunglavsknapp (VU) och skrovelmössing (VU) påträffas. Lunglav är typisk art för </w:t>
-      </w:r>
-      <w:r>
-        <w:rPr>
-          <w:i/>
-        </w:rPr>
-        <w:t>9010 Taiga, 9020 Nordlig ädellövskog, 9110 Näringsfattig bokskog, 9130 Näringsrik bokskog, 9160 Näringsrik ekskog, 9180 Ädellövskog i branter, 9190 Näringsfattig ekskog, 9070 Trädklädd betesmark, 9040 Fjällbjörkskog</w:t>
-      </w:r>
-      <w:r>
-        <w:t xml:space="preserve"> och</w:t>
-      </w:r>
-      <w:r>
-        <w:rPr>
-          <w:i/>
-        </w:rPr>
-        <w:t xml:space="preserve"> 6530 Lövängar</w:t>
-      </w:r>
-      <w:r>
-        <w:t xml:space="preserve"> (SLU Artdatabanken, 2026; Nitare &amp; Skogsstyrelsen, 2019).</w:t>
-      </w:r>
-    </w:p>
-    <w:p>
-      <w:r>
-        <w:rPr>
-          <w:b/>
-        </w:rPr>
-        <w:t>Nordlig nållav (NT)</w:t>
-      </w:r>
-      <w:r>
-        <w:t xml:space="preserve"> signalerar alltid miljöer med höga naturvärden. På lokalerna förekommer nästan alltid andra rödlistade eller ovanliga arter knutna till gamla skogar. Alla skogsskötselåtgärder på eller i omedelbar närhet av lokalerna utgör ett hot. Några av lavens rikaste förekomster bör skyddas (SLU Artdatabanken, 2024; Nitare &amp; Skogsstyrelsen, 2019).</w:t>
-      </w:r>
-    </w:p>
-    <w:p>
-      <w:r>
-        <w:rPr>
-          <w:b/>
-        </w:rPr>
-        <w:t>Rosenticka (NT)</w:t>
-      </w:r>
-      <w:r>
-        <w:t xml:space="preserve">, rödlistad som nära hotad, ingår i en karaktäristisk association av vedsvampar som växer på gamla, grova granlågor i urskogsartade barrskogar. Den är placerad i toppen av Skogsstyrelsens värdepyramid för bedömning av skog med höga naturvärden och indikerar ett granskogsekosystem med långvarig kontinuitet av grova lågor. Artens beroende av grova granlågor innebär att alla skogsskötselåtgärder på eller i omedelbar närhet av lokalerna utgör ett hot på lång sikt. Det är angeläget att populationerna inte ytterligare glesas ut och ett tillräckligt antal områden där arten nu finns måste sparas för framtiden. Rosenticka är typisk art för </w:t>
-      </w:r>
-      <w:r>
-        <w:rPr>
-          <w:i/>
-        </w:rPr>
-        <w:t xml:space="preserve">9010 Taiga </w:t>
-      </w:r>
-      <w:r>
-        <w:t xml:space="preserve">och </w:t>
-      </w:r>
-      <w:r>
-        <w:rPr>
-          <w:i/>
-        </w:rPr>
-        <w:t>9050 Näringsrik granskog</w:t>
-      </w:r>
-      <w:r>
-        <w:t xml:space="preserve"> (Nitare &amp; Skogsstyrelsen, 2019; SLU Artdatabanken, 2024).</w:t>
-      </w:r>
-    </w:p>
-    <w:p>
-      <w:r>
-        <w:rPr>
-          <w:b/>
-        </w:rPr>
-        <w:t>Rödbrun blekspik (NT)</w:t>
-      </w:r>
-      <w:r>
-        <w:t xml:space="preserve"> växer i norra Sverige på bark och ved av björk och gran i skogar med hög och jämn luftfuktighet. I södra Sverige växer den främst på ek i öppna åldriga lövskogar. I norra delen av sitt utbredningsområde hotas arten av slutavverkningar av gamla granskogar. I den södra delen av landet hotas den genom de åldriga lövskogarnas tillbakagång och särskilt ekhagarnas igenväxning och genom plantering av sådan mark med barrskog. Rödbrun blekspik är typisk art för </w:t>
-      </w:r>
-      <w:r>
-        <w:rPr>
-          <w:i/>
-        </w:rPr>
-        <w:t xml:space="preserve">9010 Taiga, 9020 Nordlig ädellövskog, 9070 Trädklädd betesmark, 9160 Näringsrik ekskog </w:t>
-      </w:r>
-      <w:r>
-        <w:t xml:space="preserve">och </w:t>
-      </w:r>
-      <w:r>
-        <w:rPr>
-          <w:i/>
-        </w:rPr>
-        <w:t>9180 Ädellövskog i branter</w:t>
-      </w:r>
-      <w:r>
-        <w:t xml:space="preserve"> och signalerar alltid höga naturvärden (SLU Artdatabanken, 2024; Nitare &amp; Skogsstyrelsen, 2019).</w:t>
-      </w:r>
-    </w:p>
-    <w:p>
-      <w:r>
-        <w:rPr>
-          <w:b/>
-          <w:i/>
-        </w:rPr>
-        <w:t xml:space="preserve">Skeletocutis exilis </w:t>
-      </w:r>
-      <w:r>
-        <w:rPr>
-          <w:b/>
-        </w:rPr>
-        <w:t>(NT)</w:t>
-      </w:r>
-      <w:r>
-        <w:t xml:space="preserve"> är en tunn liten resupinat ticka som främst är knuten till granved i äldre barrskog. Den växer ofta i anslutning till fruktkroppar av ullticka (NT), men verkar inte vara lika strikt knuten till denna jämfört med de andra ulltickeporingarna </w:t>
-      </w:r>
-      <w:r>
-        <w:rPr>
-          <w:i/>
-        </w:rPr>
-        <w:t>S. brevispora</w:t>
-      </w:r>
-      <w:r>
-        <w:t xml:space="preserve"> (VU) och </w:t>
-      </w:r>
-      <w:r>
-        <w:rPr>
-          <w:i/>
-        </w:rPr>
-        <w:t>S. delicata</w:t>
-      </w:r>
-      <w:r>
-        <w:t xml:space="preserve"> (VU). Brist på kontinuitetsskog och död ved påverkar arten negativt (SLU Artdatabanken, 2026).</w:t>
-      </w:r>
-    </w:p>
-    <w:p>
-      <w:r>
-        <w:rPr>
-          <w:b/>
-        </w:rPr>
-        <w:t>Skrovellav (NT)</w:t>
-      </w:r>
-      <w:r>
-        <w:t xml:space="preserve"> växer på gamla lövträd och på klippor i gamla skogar med hög och jämn luftfuktighet. Slutavverkning av kontinuitetsskog utgör det största hotet och lavens fortsatta förekomst bör säkerställas genom att lokaler med äldre skog skyddas. I områden med mycket hög luftfuktighet kan man på bålen av skrovellav finna de sällsynta parasitsvamparna skrovellavsknapp (EN), </w:t>
-      </w:r>
-      <w:r>
-        <w:rPr>
-          <w:i/>
-        </w:rPr>
-        <w:t>Catillaria lobariicola</w:t>
-      </w:r>
-      <w:r>
-        <w:t xml:space="preserve"> (VU) och </w:t>
-      </w:r>
-      <w:r>
-        <w:rPr>
-          <w:i/>
-        </w:rPr>
-        <w:t>Merismatium lobariae</w:t>
-      </w:r>
-      <w:r>
-        <w:t xml:space="preserve"> (DD). Skrovellav är typisk art för </w:t>
-      </w:r>
-      <w:r>
-        <w:rPr>
-          <w:i/>
-        </w:rPr>
-        <w:t xml:space="preserve">9010 Taiga, 9020 Nordlig ädellövskog, 9040 Fjällbjörkskog, 9070 Trädklädd betesmark, 9160 Näringsrik ekskog, 9180 Ädellövskog i branter, 9190 Näringsfattig ekskog, 8210 Kalkbranter </w:t>
-      </w:r>
-      <w:r>
-        <w:t xml:space="preserve">och </w:t>
-      </w:r>
-      <w:r>
-        <w:rPr>
-          <w:i/>
-        </w:rPr>
-        <w:t>6530 Lövängar</w:t>
-      </w:r>
-      <w:r>
-        <w:t xml:space="preserve"> (SLU Artdatabanken, 2026; Nitare &amp; Skogsstyrelsen, 2019).</w:t>
-      </w:r>
-    </w:p>
-    <w:p>
-      <w:r>
-        <w:rPr>
-          <w:b/>
-        </w:rPr>
-        <w:t>Stjärntagging (NT)</w:t>
-      </w:r>
-      <w:r>
-        <w:t xml:space="preserve"> signalerar inom hela sitt utbredningsområde höga naturvärden. Svampen är uttorkningskänslig och beroende av ett oförändrat fuktigt mikroklimat. Den är även beroende av en ständig tillgång på död ved i olika nedbrytningsstadier, dock ej nödvändigtvis grova träd. Tidigare påverkan på miljön måste dock ha varit så skonsam att det naturliga skogsekosystemet till stora delar har bevarats. Minskningstakten för den svenska populationen bedöms vara nära gränsvärdet för Sårbar (VU). Stjärntagging är typisk art för </w:t>
-      </w:r>
-      <w:r>
-        <w:rPr>
-          <w:i/>
-        </w:rPr>
-        <w:t xml:space="preserve">9010 Taiga, 9050 Näringsrik granskog </w:t>
-      </w:r>
-      <w:r>
-        <w:t xml:space="preserve">och </w:t>
-      </w:r>
-      <w:r>
-        <w:rPr>
-          <w:i/>
-        </w:rPr>
-        <w:t>9030 Landhöjningsskog</w:t>
-      </w:r>
-      <w:r>
-        <w:t xml:space="preserve"> (SLU Artdatabanken, 2024; Nitare &amp; Skogsstyrelsen, 2019).</w:t>
-      </w:r>
-    </w:p>
-    <w:p>
-      <w:r>
-        <w:rPr>
-          <w:b/>
-        </w:rPr>
-        <w:t>Talltagel (NT)</w:t>
-      </w:r>
-      <w:r>
-        <w:t xml:space="preserve"> är en boreal art som förekommer på tall i äldre, öppna tallskogar. Den påverkas negativt av brist på kontinuitetsskog och minskningstakten bedöms vara nära gränsvärdet för Sårbar (VU). Talltagel är typisk art för </w:t>
-      </w:r>
-      <w:r>
-        <w:rPr>
-          <w:i/>
-        </w:rPr>
-        <w:t>9010 Taiga</w:t>
-      </w:r>
-      <w:r>
-        <w:t xml:space="preserve"> (SLU Artdatabanken, 2026).</w:t>
-      </w:r>
-    </w:p>
-    <w:p>
-      <w:r>
-        <w:rPr>
-          <w:b/>
-        </w:rPr>
-        <w:t xml:space="preserve">Tallticka (NT) </w:t>
-      </w:r>
-      <w:r>
-        <w:t xml:space="preserve">uppträder först på tallar som är 100–150 år gamla men är vanligast på träd som är runt 150–200 år eller äldre. I skogslandskapet är den främst knuten till tallnaturskogar och restbiotoper med biologiskt gamla träd och signalerar vanligtvis skyddsvärda tallbestånd med höga naturvärden. Tallticka är typisk art för </w:t>
-      </w:r>
-      <w:r>
-        <w:rPr>
-          <w:i/>
-        </w:rPr>
-        <w:t xml:space="preserve">9010 Taiga </w:t>
-      </w:r>
-      <w:r>
-        <w:t xml:space="preserve">och </w:t>
-      </w:r>
-      <w:r>
-        <w:rPr>
-          <w:i/>
-        </w:rPr>
-        <w:t>9060 Åsbarrskog</w:t>
-      </w:r>
-      <w:r>
-        <w:t xml:space="preserve"> (SLU Artdatabanken, 2023; Nitare &amp; Skogsstyrelsen, 2019).</w:t>
-      </w:r>
-    </w:p>
-    <w:p>
-      <w:r>
-        <w:rPr>
-          <w:b/>
-        </w:rPr>
-        <w:t>Talltita (NT, §4)</w:t>
-      </w:r>
-      <w:r>
-        <w:t>, rödlistad som nära hotad och prioriterad art i Skogsvårdslagen, har häckningsrevir i anmälan. Arten har minskat kraftigt de senaste 30 åren och minskningstakten innevarande 10-årsperiod beräknas till 20 (10–30) %. Talltitan är synnerligen trogen sitt cirka 15 hektar stora revir och är beroende av flerskiktade olikåldriga skogar för att kunna föda upp sina ungar. Talltitan försvinner om dess livsmiljö kalavverkas (Eggers &amp; Low, 2014; Ekman, 1979; Griesser et al, 2007; Klein, 2020; Siffczyk et al, 2003; SLU Artdatabanken, 2021).</w:t>
-      </w:r>
-    </w:p>
-    <w:p>
-      <w:r>
-        <w:rPr>
-          <w:b/>
-        </w:rPr>
-        <w:t>Tretåig hackspett (NT, §4)</w:t>
-      </w:r>
-      <w:r>
-        <w:t xml:space="preserve"> är rödlistad som nära hotad och ingår i bilaga 1 i EU:s fågeldirektiv. Tretåig hackspett är för sin överlevnad beroende av kontinuerlig tillförsel av äldre döende och död ved, som sker genom naturliga självgallringsprocesser i äldre grannaturskogar och barrblandade naturskogar. Om en skog genom skogsbruk gallras eller glesas ur så upphör och uteblir i stort sett den naturliga självgallringsprocessen för mycket lång tid framöver vilket omöjliggör upprätthållandet av den kontinuerliga ekologiska funktionen i ett område. Det finns studier som visar att naturskogens självgallringsprocess som den tretåiga hackspetten är beroende av, inte kan ersättas med efterlämnad hänsyn i skogsbruket (Imbeau &amp; Desrochers, 2002). Storleken på häckningsreviret varierar med skogstypen, förekomsten av död ved och graden av fragmentering, men är i allmänhet i storleksordningen 25–100 hektar. Vintertid krävs ofta betydligt större områden och det finns studier som antyder att arten behöver minst 100 hektar äldre skog. I områden med låg bonitet kan det behövas över 200 hektar lämpligt habitat för att ett par ska kunna reproducera sig. Områden med dokumenterad permanent förekomst i naturskogsmiljöer har vanligen så stora naturvärden att skogsbruk är olämpligt. Tretåig hackspett är typisk art för </w:t>
-      </w:r>
-      <w:r>
-        <w:rPr>
-          <w:i/>
-        </w:rPr>
-        <w:t xml:space="preserve">9010 Taiga, 9740 Skogsbevuxen myr, 9030 Landhöjningsskog </w:t>
-      </w:r>
-      <w:r>
-        <w:t xml:space="preserve">och </w:t>
-      </w:r>
-      <w:r>
-        <w:rPr>
-          <w:i/>
-        </w:rPr>
-        <w:t>9040 Fjällbjörkskog</w:t>
-      </w:r>
-      <w:r>
-        <w:t xml:space="preserve"> (Skogsstyrelsen, 2016; SLU Artdatabanken, 2024).</w:t>
-      </w:r>
-    </w:p>
-    <w:p>
-      <w:r>
-        <w:rPr>
-          <w:b/>
-        </w:rPr>
-        <w:t>Ullticka (NT)</w:t>
-      </w:r>
-      <w:r>
-        <w:t xml:space="preserve"> är knuten till restbestånd av barrnaturskog och förekommer med ett tydligt optimum i orörda eller måttligt påverkade gamla granskogar där det föreligger viss kontinuitet av grov död ved. Ullticka är en bra signalart inom hela sitt utbredningsområde och i södra Sverige är den sällsynt och en god signalart för skyddsvärda granskogsmiljöer. Den hotas av avverkning och fragmentering av naturskog och äldre granskog med lång trädkontinuitet. På ullticka kan ibland ulltickeporing (VU) påträffas - det är en sällsynt ticka som nyligen delats upp i de tre olika arterna ulltickeporing </w:t>
-      </w:r>
-      <w:r>
-        <w:rPr>
-          <w:i/>
-        </w:rPr>
-        <w:t xml:space="preserve">Skeletocutis brevispora </w:t>
-      </w:r>
-      <w:r>
-        <w:t>(VU)</w:t>
-      </w:r>
-      <w:r>
-        <w:rPr>
-          <w:i/>
-        </w:rPr>
-        <w:t>, Skeletocutis delicata</w:t>
-      </w:r>
-      <w:r>
-        <w:t xml:space="preserve"> (VU)</w:t>
-      </w:r>
-      <w:r>
-        <w:rPr>
-          <w:i/>
-        </w:rPr>
-        <w:t xml:space="preserve"> och Skeletocutis exilis</w:t>
-      </w:r>
-      <w:r>
-        <w:t xml:space="preserve"> (NT). Ullticka är typisk art för </w:t>
-      </w:r>
-      <w:r>
-        <w:rPr>
-          <w:i/>
-        </w:rPr>
-        <w:t xml:space="preserve">9010 Taiga, 9050 Näringsrik granskog </w:t>
-      </w:r>
-      <w:r>
-        <w:t xml:space="preserve">och </w:t>
-      </w:r>
-      <w:r>
-        <w:rPr>
-          <w:i/>
-        </w:rPr>
-        <w:t>9030 Landhöjningsskog</w:t>
-      </w:r>
-      <w:r>
-        <w:t xml:space="preserve"> (SLU Artdatabanken, 2026; Nitare &amp; Skogsstyrelsen, 2019; Miettinen &amp; Niemelä, 2018).</w:t>
-      </w:r>
-    </w:p>
-    <w:p>
-      <w:r>
-        <w:rPr>
-          <w:b/>
-        </w:rPr>
-        <w:t xml:space="preserve">Vedtrappmossa (NT) </w:t>
-      </w:r>
-      <w:r>
-        <w:t xml:space="preserve">växer på död ved, främst i gammal granskog. Den förekommer knappast alls i fjällnära barrskogar utan finns i skogslandskapet nedom fjällen och framför allt i landets södra delar är den en mycket bra signalart för barrnaturskog med höga naturvärden. Skogsavverkning och brist på grov död ved i skogen är de allvarligaste hoten och den överlever inte kalhyggesbruk. Lokaler med sluten granskog, tillräckligt stora för att säkerställa ett kontinuerligt tillskott på grova lågor, bör undantas från storskaligt skogsbruk. Vedtrappmossa är typisk art för </w:t>
-      </w:r>
-      <w:r>
-        <w:rPr>
-          <w:i/>
-        </w:rPr>
-        <w:t>9010 Taiga</w:t>
-      </w:r>
-      <w:r>
-        <w:t xml:space="preserve"> (SLU Artdatabanken, 2024).</w:t>
-      </w:r>
-    </w:p>
-    <w:p>
-      <w:r>
-        <w:rPr>
-          <w:b/>
-        </w:rPr>
-        <w:t>Vitgrynig nållav (NT)</w:t>
-      </w:r>
-      <w:r>
-        <w:t xml:space="preserve"> växer nästan uteslutande på bark av gamla, senvuxna granar i skuggiga lägen med hög och jämn luftfuktighet. Den vanligaste naturtypen för arten är kontinuitetsskogar på frisk mark men den finns också i sumpgranskogar. På lång sikt utgör avverkningar av olikåldriga granskogar av naturskogskaraktär ett allvarligt hot mot arten och skogsbruksåtgärder på eller i närheten av växtplatserna bör undvikas. Naturskogsartade, fuktiga granskogar med förekomster av arten signalerar höga biologiska värden och bör bevaras (SLU Artdatabanken, 2024; Nitare &amp; Skogsstyrelsen, 2019).</w:t>
-      </w:r>
-    </w:p>
-    <w:p>
-      <w:r>
-        <w:rPr>
-          <w:b/>
-        </w:rPr>
-        <w:t xml:space="preserve">Blodticka </w:t>
-      </w:r>
-      <w:r>
-        <w:t xml:space="preserve">är i norra Sverige främst knuten till grova granlågor i urskogsartad barrskog, men förekommer ibland även på klenare granar i anslutning till bäckar och sumpskogar. Den är en bra indikator på granskogar med höga naturvärden och oftast förekommer den tillsammans med ett stort antal ovanliga och rödlistade arter. I södra Sverige växer den framför allt på tall och har då ett lägre signalvärde. Blodticka är typisk art för </w:t>
-      </w:r>
-      <w:r>
-        <w:rPr>
-          <w:i/>
-        </w:rPr>
-        <w:t>9030 Landhöjningsskog</w:t>
-      </w:r>
-      <w:r>
-        <w:t xml:space="preserve"> (SLU Artdatabanken, 2025; Nitare &amp; Skogsstyrelsen, 2019).</w:t>
-      </w:r>
-    </w:p>
-    <w:p>
-      <w:r>
-        <w:rPr>
-          <w:b/>
-        </w:rPr>
-        <w:t>Bronshjon</w:t>
-      </w:r>
-      <w:r>
-        <w:t xml:space="preserve"> är en skalbagge vars larvutveckling sker under grov bark på stammar av döda eller döende barrträd, främst gran, i mindre omfattning tall. Arten är knuten till äldre, naturskogslik granskog med inslag av torkande träd. Bronshjon är typisk art för </w:t>
-      </w:r>
-      <w:r>
-        <w:rPr>
-          <w:i/>
-        </w:rPr>
-        <w:t>9010 Taiga</w:t>
-      </w:r>
-      <w:r>
-        <w:t xml:space="preserve"> (SLU Artdatabanken, 2025).</w:t>
-      </w:r>
-    </w:p>
-    <w:p>
-      <w:r>
-        <w:rPr>
-          <w:b/>
-        </w:rPr>
-        <w:t>Bårdlav</w:t>
-      </w:r>
-      <w:r>
-        <w:t xml:space="preserve"> signalerar miljöer med höga naturvärden och på lokalerna finns vanligtvis många andra ovanliga och rödlistade arter. Den visar även på platser med hög och jämn luftfuktighet. På bårdlav och andra njurlavar (Nephroma) kan de sällsynta parasiterna </w:t>
-      </w:r>
-      <w:r>
-        <w:rPr>
-          <w:i/>
-        </w:rPr>
-        <w:t xml:space="preserve">Protounguicularia nephromatis </w:t>
-      </w:r>
-      <w:r>
-        <w:t xml:space="preserve">(VU) och </w:t>
-      </w:r>
-      <w:r>
-        <w:rPr>
-          <w:i/>
-        </w:rPr>
-        <w:t xml:space="preserve">Tremella nephromatis </w:t>
-      </w:r>
-      <w:r>
-        <w:t xml:space="preserve">(DD) påträffas. Bårdlav är typisk art för </w:t>
-      </w:r>
-      <w:r>
-        <w:rPr>
-          <w:i/>
-        </w:rPr>
-        <w:t xml:space="preserve">9010 Taiga, 9020 Nordlig ädellövskog, 9070 Trädklädd betesmark, 9110 Näringsfattig bokskog, 9160 Näringsrik ekskog, 9180 Ädellövskog i branter </w:t>
-      </w:r>
-      <w:r>
-        <w:t>och</w:t>
-      </w:r>
-      <w:r>
-        <w:rPr>
-          <w:i/>
-        </w:rPr>
-        <w:t xml:space="preserve"> 9190 Näringsfattig ekskog</w:t>
-      </w:r>
-      <w:r>
-        <w:t xml:space="preserve"> (SLU Artdatabanken, 2026; Nitare &amp; Skogsstyrelsen, 2019).</w:t>
-      </w:r>
-    </w:p>
-    <w:p>
-      <w:r>
-        <w:rPr>
-          <w:b/>
-        </w:rPr>
-        <w:t xml:space="preserve">Grönkulla (§8) </w:t>
-      </w:r>
-      <w:r>
-        <w:t xml:space="preserve">är typisk art för </w:t>
-      </w:r>
-      <w:r>
-        <w:rPr>
-          <w:i/>
-        </w:rPr>
-        <w:t xml:space="preserve">9040 Fjällbjörkskog, 9070 Trädklädd betesmark, 6170 Alpina kalkgräsmarker, 6520 Höglänta slåtterängar </w:t>
-      </w:r>
-      <w:r>
-        <w:t>och</w:t>
-      </w:r>
-      <w:r>
-        <w:rPr>
-          <w:i/>
-        </w:rPr>
-        <w:t xml:space="preserve"> 6210 Kalkgräsmarker </w:t>
-      </w:r>
-      <w:r>
-        <w:t>(SLU Artdatabanken, 2025).</w:t>
-      </w:r>
-    </w:p>
-    <w:p>
-      <w:r>
-        <w:rPr>
-          <w:b/>
-        </w:rPr>
-        <w:t xml:space="preserve">Gytterlav </w:t>
-      </w:r>
-      <w:r>
-        <w:t xml:space="preserve">signalerar höga naturvärden i södra och mellersta Sverige, samt längs Norrlands kustland. Förekomster i söder, framför allt på trädstammar, är en indikation på gammal skogsmark med långvarig förekomst av äldre lövträd i miljöer med hög och jämn luftfuktighet. Gytterlav är typisk art för </w:t>
-      </w:r>
-      <w:r>
-        <w:rPr>
-          <w:i/>
-        </w:rPr>
-        <w:t xml:space="preserve">9040 Fjällbjörkskog </w:t>
-      </w:r>
-      <w:r>
-        <w:t>(Nitare &amp; Skogsstyrelsen, 2019; SLU Artdatabanken, 2025).</w:t>
-      </w:r>
-    </w:p>
-    <w:p>
-      <w:r>
-        <w:rPr>
-          <w:b/>
-        </w:rPr>
-        <w:t>Luddlav</w:t>
-      </w:r>
-      <w:r>
-        <w:t xml:space="preserve"> signalerar lång skoglig kontinuitet med ett stabilt lokal- och mikroklimat med hög och jämn fuktighet. Luddlav är typisk art för </w:t>
-      </w:r>
-      <w:r>
-        <w:rPr>
-          <w:i/>
-        </w:rPr>
-        <w:t>9010 Taiga,</w:t>
-      </w:r>
-      <w:r>
-        <w:t xml:space="preserve"> </w:t>
-      </w:r>
-      <w:r>
-        <w:rPr>
-          <w:i/>
-        </w:rPr>
-        <w:t xml:space="preserve">9020 Nordlig ädellövskog, 9070 Trädklädd betesmark, 9110 Näringsfattig bokskog, 9180 Ädellövskog i branter </w:t>
-      </w:r>
-      <w:r>
-        <w:t>och</w:t>
-      </w:r>
-      <w:r>
-        <w:rPr>
-          <w:i/>
-        </w:rPr>
-        <w:t xml:space="preserve"> 9190 Näringsfattig ekskog </w:t>
-      </w:r>
-      <w:r>
-        <w:t>(Nitare &amp; Skogsstyrelsen, 2019; SLU Artdatabanken, 2025).</w:t>
-      </w:r>
-    </w:p>
-    <w:p>
-      <w:r>
-        <w:rPr>
-          <w:b/>
-        </w:rPr>
-        <w:t xml:space="preserve">Norrlandslav </w:t>
-      </w:r>
-      <w:r>
-        <w:t xml:space="preserve">indikerar söder om den naturliga norrlandsgränsen barrskogsbeklädda bergbranter eller andra ostörda skogsmiljöer med höga naturvärden. Norrlandslav är typisk art för </w:t>
-      </w:r>
-      <w:r>
-        <w:rPr>
-          <w:i/>
-        </w:rPr>
-        <w:t xml:space="preserve">9010 Taiga, 8110 Silikatrasmarker </w:t>
-      </w:r>
-      <w:r>
-        <w:t>och</w:t>
-      </w:r>
-      <w:r>
-        <w:rPr>
-          <w:i/>
-        </w:rPr>
-        <w:t xml:space="preserve"> 8120 Kalkrasmarker </w:t>
-      </w:r>
-      <w:r>
-        <w:t>(Nitare &amp; Skogsstyrelsen, 2000; SLU Artdatabanken, 2025).</w:t>
-      </w:r>
-    </w:p>
-    <w:p>
-      <w:r>
-        <w:rPr>
-          <w:b/>
-        </w:rPr>
-        <w:t>Plattlummer (§9)</w:t>
-      </w:r>
-      <w:r>
-        <w:t xml:space="preserve"> växer främst i ljusöppna sandtallskogar eller annan gles, torr och brandpräglad hedbarrskog. Den är mest frekvent i olika typer av naturskogar och kontinuitetsskogar och missgynnas markant av slutavverkning och maskinell markberedning. Söder ut i landet förekommer de närstående arterna cypresslummer (EN, §8) och mellanlummer (NT, §9), vilka båda omfattas av EU:s art- och habitatdirektiv. Plattlummer är typisk art för </w:t>
-      </w:r>
-      <w:r>
-        <w:rPr>
-          <w:i/>
-        </w:rPr>
-        <w:t xml:space="preserve">9010 Taiga </w:t>
-      </w:r>
-      <w:r>
-        <w:t>och</w:t>
-      </w:r>
-      <w:r>
-        <w:rPr>
-          <w:i/>
-        </w:rPr>
-        <w:t xml:space="preserve"> 2320 Rissandhedar </w:t>
-      </w:r>
-      <w:r>
-        <w:t>(Nitare &amp; Skogsstyrelsen, 2019; SLU Artdatabanken, 2026).</w:t>
-      </w:r>
-    </w:p>
-    <w:p>
-      <w:r>
-        <w:rPr>
-          <w:b/>
-        </w:rPr>
-        <w:t>Spindelblomster (§8)</w:t>
-      </w:r>
-      <w:r>
-        <w:t xml:space="preserve"> växer i äldre mossrik granskog eller barrblandskog, men även i fjällbjörkskog. Arten indikerar långvarig trädkontinuitet och hög luftfuktighet och är mycket känslig för uttorkning och markskador. Spindelblomster har i många trakter minskat starkt under senare tid på grund av slutavverkningar och skogsmarksdikning. Spindelblomster är typisk art för </w:t>
-      </w:r>
-      <w:r>
-        <w:rPr>
-          <w:i/>
-        </w:rPr>
-        <w:t xml:space="preserve">9010 Taiga, 9050 Näringsrik granskog </w:t>
-      </w:r>
-      <w:r>
-        <w:t>och</w:t>
-      </w:r>
-      <w:r>
-        <w:rPr>
-          <w:i/>
-        </w:rPr>
-        <w:t xml:space="preserve"> 9040 Fjällbjörkskog</w:t>
-      </w:r>
-      <w:r>
-        <w:t xml:space="preserve"> (Nitare &amp; Skogsstyrelsen, 2019; SLU Artdatabanken, 2025).</w:t>
-      </w:r>
-    </w:p>
-    <w:p>
-      <w:r>
-        <w:rPr>
-          <w:b/>
-        </w:rPr>
-        <w:t>Stuplav</w:t>
-      </w:r>
-      <w:r>
-        <w:t xml:space="preserve"> är en mycket bra signalart i hela sitt utbredningsområde och förekommer nästan enbart i skogsmiljöer med höga naturvärden. Den indikerar långvarig förekomst av gamla lövträd och miljöer med konstant hög luftfuktighet. I skogar med suboceaniskt klimat finns det en mycket sällsynt parasit, njurlavsknapp </w:t>
-      </w:r>
-      <w:r>
-        <w:rPr>
-          <w:i/>
-        </w:rPr>
-        <w:t>Pletocarpon nephromeum</w:t>
-      </w:r>
-      <w:r>
-        <w:t xml:space="preserve"> (EN), som växer på stuplav. Ytterligare tre sällsynta lavparasiter, </w:t>
-      </w:r>
-      <w:r>
-        <w:rPr>
-          <w:i/>
-        </w:rPr>
-        <w:t>Protounguicularia nephromatis</w:t>
-      </w:r>
-      <w:r>
-        <w:t xml:space="preserve"> (VU), </w:t>
-      </w:r>
-      <w:r>
-        <w:rPr>
-          <w:i/>
-        </w:rPr>
-        <w:t>Refractohilum galligenum</w:t>
-      </w:r>
-      <w:r>
-        <w:t xml:space="preserve"> (NT) och </w:t>
-      </w:r>
-      <w:r>
-        <w:rPr>
-          <w:i/>
-        </w:rPr>
-        <w:t>Roselliniella nephromatis</w:t>
-      </w:r>
-      <w:r>
-        <w:t xml:space="preserve"> (DD), kan också påträffas på stuplav. Stuplav är typisk art för </w:t>
-      </w:r>
-      <w:r>
-        <w:rPr>
-          <w:i/>
-        </w:rPr>
-        <w:t>9010 Taiga</w:t>
-      </w:r>
-      <w:r>
-        <w:t xml:space="preserve"> (SLU Artdatabanken, 2026; Nitare &amp; Skogsstyrelsen, 2019).</w:t>
-      </w:r>
-    </w:p>
-    <w:p>
-      <w:r>
-        <w:rPr>
-          <w:b/>
-        </w:rPr>
-        <w:t>Tibast</w:t>
-      </w:r>
-      <w:r>
-        <w:t xml:space="preserve"> är en kalkgynnad buske som växer på mullrik, frisk eller svagt fuktig mark, exempelvis i gamla kalkgranskogar, lövträdslundar, varma källpåverkade sluttningar och exklusiva biotoper kopplade till vattendrag. Förekomster i gammal skog visar på höga naturvärden och bör alltid noteras i samband med naturvärdesinventeringar. Tibast är typisk art för </w:t>
-      </w:r>
-      <w:r>
-        <w:rPr>
-          <w:i/>
-        </w:rPr>
-        <w:t>9050 Näringsrik granskog</w:t>
-      </w:r>
-      <w:r>
-        <w:t xml:space="preserve"> och värdväxt för de två fjärilsarterna större tibastmal och brun tibastmal (CR) (SLU Artdatabanken, 2024; Nitare &amp; Skogsstyrelsen, 2019).</w:t>
-      </w:r>
-    </w:p>
-    <w:p>
-      <w:r>
-        <w:rPr>
-          <w:b/>
-        </w:rPr>
-        <w:t xml:space="preserve">Trådticka </w:t>
-      </w:r>
-      <w:r>
-        <w:t xml:space="preserve">är knuten till grova granar i rikare ofta fuktiga miljöer. Den återfinns på både levande och döda träd samt stubbar och nyligen fallna träd. Karaktärsart för äldre fuktiga granskogsbiotoper, och i stor mängd är den en bra signalart för miljöer med andra rödlistade arter. Trådticka är typisk art för </w:t>
-      </w:r>
-      <w:r>
-        <w:rPr>
-          <w:i/>
-        </w:rPr>
-        <w:t xml:space="preserve">9010 Taiga </w:t>
-      </w:r>
-      <w:r>
-        <w:t xml:space="preserve">och </w:t>
-      </w:r>
-      <w:r>
-        <w:rPr>
-          <w:i/>
-        </w:rPr>
-        <w:t xml:space="preserve">9050 Näringsrik granskog </w:t>
-      </w:r>
-      <w:r>
-        <w:t>(SLU Artdatabanken, 2025).</w:t>
-      </w:r>
-    </w:p>
-    <w:p>
-      <w:r>
-        <w:rPr>
-          <w:b/>
-        </w:rPr>
-        <w:t xml:space="preserve">Vedticka </w:t>
-      </w:r>
-      <w:r>
-        <w:t xml:space="preserve">är en bra signalart söder om den naturliga norrlandsgränsen. Den är huvudsakligen knuten till äldre barrskogar där det föreligger långvarig kontinuitet av död barrved. Vedticka är typisk art för </w:t>
-      </w:r>
-      <w:r>
-        <w:rPr>
-          <w:i/>
-        </w:rPr>
-        <w:t xml:space="preserve">9010 Taiga </w:t>
-      </w:r>
-      <w:r>
-        <w:t>(Nitare &amp; Skogsstyrelsen, 2019; SLU Artdatabanken, 2025).</w:t>
-      </w:r>
-    </w:p>
-    <w:p>
-      <w:r>
-        <w:rPr>
-          <w:b/>
-        </w:rPr>
-        <w:t xml:space="preserve">Vågbandad barkbock </w:t>
-      </w:r>
-      <w:r>
-        <w:t>är en långhorning vars larvutveckling sker under bark på nyligen döda stående barrträd, främst gran, mer undantagsvis på tall. Främst i stående träd, särskilt gamla, långsamvuxna granar med grov bark, även i grövre grenar, stubbar eller vindfällen. Arten är starkt knuten till naturskogsliknande granskogar, och gynnas av extrema torrsomrar som försvagar träden. Arten påverkas negativt av brist på kontinuitetsskog och en minskning av populationen pågår eller förväntas ske (SLU Artdatabanken, 2025).</w:t>
-      </w:r>
-    </w:p>
-    <w:p>
-      <w:r>
-        <w:rPr>
-          <w:b/>
-        </w:rPr>
-        <w:t xml:space="preserve">Ögonpyrola </w:t>
-      </w:r>
-      <w:r>
-        <w:t xml:space="preserve">är normalt en bra signalart som visar på områden med höga naturvärden och stabila förhållanden, särskilt inom näringsfattiga trakter. Växten är mycket känslig för markskador och försvinner snabbt efter slutavverkning. Den hotas också av skogsgödsling och markavvattning. Ögonpyrola är typisk art för </w:t>
-      </w:r>
-      <w:r>
-        <w:rPr>
-          <w:i/>
-        </w:rPr>
-        <w:t>9010 Taiga</w:t>
-      </w:r>
-      <w:r>
-        <w:t xml:space="preserve"> och</w:t>
-      </w:r>
-      <w:r>
-        <w:rPr>
-          <w:i/>
-        </w:rPr>
-        <w:t xml:space="preserve"> 9070 Trädklädd betesmark</w:t>
-      </w:r>
-      <w:r>
-        <w:t xml:space="preserve"> (Nitare &amp; Skogsstyrelsen, 2019; SLU Artdatabanken, 2024).</w:t>
-      </w:r>
-    </w:p>
-    <w:p>
-      <w:r>
-        <w:rPr>
-          <w:b/>
-        </w:rPr>
-        <w:t xml:space="preserve">Bergsslok </w:t>
-      </w:r>
-      <w:r>
-        <w:t xml:space="preserve">är typisk art för </w:t>
-      </w:r>
-      <w:r>
-        <w:rPr>
-          <w:i/>
-        </w:rPr>
-        <w:t>9190 Näringsfattig ekskog</w:t>
-      </w:r>
-      <w:r>
-        <w:t xml:space="preserve"> (SLU Artdatabanken, 2025).</w:t>
-      </w:r>
-    </w:p>
-    <w:p>
-      <w:r>
-        <w:rPr>
-          <w:b/>
-        </w:rPr>
-        <w:t>Brudborste</w:t>
-      </w:r>
-      <w:r>
-        <w:t xml:space="preserve"> är typisk art för </w:t>
-      </w:r>
-      <w:r>
-        <w:rPr>
-          <w:i/>
-        </w:rPr>
-        <w:t xml:space="preserve">9050 Näringsrik granskog, 9040 Fjällbjörkskog, 6530 Lövängar, 6430 Högörtängar </w:t>
-      </w:r>
-      <w:r>
-        <w:t xml:space="preserve">och </w:t>
-      </w:r>
-      <w:r>
-        <w:rPr>
-          <w:i/>
-        </w:rPr>
-        <w:t>6510 Slåtterängar i låglandet</w:t>
-      </w:r>
-      <w:r>
-        <w:t xml:space="preserve"> (SLU Artdatabanken, 2025).</w:t>
-      </w:r>
-    </w:p>
-    <w:p>
-      <w:r>
-        <w:rPr>
-          <w:b/>
-        </w:rPr>
-        <w:t xml:space="preserve">Ekbräken </w:t>
-      </w:r>
-      <w:r>
-        <w:t xml:space="preserve">är typisk art för </w:t>
-      </w:r>
-      <w:r>
-        <w:rPr>
-          <w:i/>
-        </w:rPr>
-        <w:t>9050 Näringsrik granskog</w:t>
-      </w:r>
-      <w:r>
-        <w:t xml:space="preserve"> (SLU Artdatabanken, 2025).</w:t>
-      </w:r>
-    </w:p>
-    <w:p>
-      <w:r>
-        <w:rPr>
-          <w:b/>
-        </w:rPr>
-        <w:t>Fjällskråp</w:t>
-      </w:r>
-      <w:r>
-        <w:t xml:space="preserve"> är typisk art för 9050 Näringsrik granskog. Fjällskråp är värdväxt för den sällsynta fjärilen fjällskråpsmal (DD). Fjärilens larver gör fläckminor på fjällskråpblad och arten är därför relativt lätt att påvisa där den finns SLU Artdatabanken, 2025).</w:t>
-      </w:r>
-    </w:p>
-    <w:p>
-      <w:r>
-        <w:rPr>
-          <w:b/>
-        </w:rPr>
-        <w:t xml:space="preserve">Fjällskära </w:t>
-      </w:r>
-      <w:r>
-        <w:t xml:space="preserve">är typisk art för </w:t>
-      </w:r>
-      <w:r>
-        <w:rPr>
-          <w:i/>
-        </w:rPr>
-        <w:t xml:space="preserve">9040 Fjällbjörkskog, 6530 Lövängar, 6510 Slåtterängar i låglandet </w:t>
-      </w:r>
-      <w:r>
-        <w:t xml:space="preserve">och </w:t>
-      </w:r>
-      <w:r>
-        <w:rPr>
-          <w:i/>
-        </w:rPr>
-        <w:t>7310 Aapamyrar</w:t>
-      </w:r>
-      <w:r>
-        <w:t>. Fjällskära är värdväxt för bl.a. de rödlistade fjärilarna fjällskärefrövecklare (VU) och fjällskäreplattmal (VU)</w:t>
-      </w:r>
-      <w:r>
-        <w:rPr>
-          <w:i/>
-        </w:rPr>
-        <w:t xml:space="preserve"> </w:t>
-      </w:r>
-      <w:r>
-        <w:t>(SLU Artdatabanken, 2026).</w:t>
-      </w:r>
-    </w:p>
-    <w:p>
-      <w:r>
-        <w:rPr>
-          <w:b/>
-        </w:rPr>
-        <w:t>Humleblomster</w:t>
-      </w:r>
-      <w:r>
-        <w:t xml:space="preserve"> är typisk art för </w:t>
-      </w:r>
-      <w:r>
-        <w:rPr>
-          <w:i/>
-        </w:rPr>
-        <w:t xml:space="preserve">9040 Fjällbjörkskog </w:t>
-      </w:r>
-      <w:r>
-        <w:t>(SLU Artdatabanken, 2025).</w:t>
-      </w:r>
-    </w:p>
-    <w:p>
-      <w:r>
-        <w:rPr>
-          <w:b/>
-        </w:rPr>
-        <w:t>Järpe (§4)</w:t>
-      </w:r>
-      <w:r>
-        <w:t xml:space="preserve">, som är upptagen i bilaga 1 och 2 EU:s fågeldirektiv, är mycket stationär inom sitt revir som är minst 25 hektar stort. Livsmiljöerna utgörs av tät barrskog med inblandning av lövträd och en väl utvecklad flerskiktad struktur med bärris och yngre eller undertryckta, täta granar i ett lägre skikt, ofta utmed bäckar och åar inne i den skyddande granskogen. Den överlever inte om dess livsmiljö kalavverkas och är även känslig för röjning, gallring och avverkning där unga granar och lövträd inte sparas i tillräcklig omfattning. Arten finns i sammanhängande grandominerad skog över hela Sverige men förekomsterna är betydligt glesare i Götaland än i övriga landet. Järpe är typisk art för </w:t>
-      </w:r>
-      <w:r>
-        <w:rPr>
-          <w:i/>
-        </w:rPr>
-        <w:t xml:space="preserve">9010 Taiga, 9080 Lövsumpskog </w:t>
-      </w:r>
-      <w:r>
-        <w:t xml:space="preserve">och </w:t>
-      </w:r>
-      <w:r>
-        <w:rPr>
-          <w:i/>
-        </w:rPr>
-        <w:t xml:space="preserve">9740 Skogsbevuxen myr </w:t>
-      </w:r>
-      <w:r>
-        <w:t>(SLU Artdatabanken, 2026).</w:t>
-      </w:r>
-    </w:p>
-    <w:p>
-      <w:r>
-        <w:rPr>
-          <w:b/>
-        </w:rPr>
-        <w:t xml:space="preserve">Kattfot </w:t>
-      </w:r>
-      <w:r>
-        <w:t xml:space="preserve">är typisk art för </w:t>
-      </w:r>
-      <w:r>
-        <w:rPr>
-          <w:i/>
-        </w:rPr>
-        <w:t>9060 Åsbarrskog, 9070 Trädklädd betesmark, 6530 Lövängar, 6170 Alpina kalkgräsmarker, 6230 Stagg-gräsmarker, 6520 Höglänta slåtterängar, 1610 Åsöar i Östersjön, 4030 Torra hedar, 5130 Enbuskmarker, 6270 Silikatgräsmarker, 6510 Slåtterängar i låglandet</w:t>
-      </w:r>
-      <w:r>
-        <w:t xml:space="preserve"> och </w:t>
-      </w:r>
-      <w:r>
-        <w:rPr>
-          <w:i/>
-        </w:rPr>
-        <w:t>8230 Hällmarkstorräng</w:t>
-      </w:r>
-      <w:r>
-        <w:t>. Kattfot är värdväxt för bland annat de rödlistade fjärilarna kattfotsfjädermott (VU), kattfotssmåstävmal (VU), kattfotssäckmal (VU) och leverplattmal (VU) (SLU Artdatabanken, 2026).</w:t>
-      </w:r>
-    </w:p>
-    <w:p>
-      <w:r>
-        <w:rPr>
-          <w:b/>
-        </w:rPr>
-        <w:t>Kransmossa</w:t>
-      </w:r>
-      <w:r>
-        <w:t xml:space="preserve"> är typisk art för </w:t>
-      </w:r>
-      <w:r>
-        <w:rPr>
-          <w:i/>
-        </w:rPr>
-        <w:t xml:space="preserve">9050 Näringsrik granskog </w:t>
-      </w:r>
-      <w:r>
-        <w:t xml:space="preserve">och </w:t>
-      </w:r>
-      <w:r>
-        <w:rPr>
-          <w:i/>
-        </w:rPr>
-        <w:t xml:space="preserve">6170 Alpina kalkgräsmarker </w:t>
-      </w:r>
-      <w:r>
-        <w:t>(SLU Artdatabanken, 2025).</w:t>
-      </w:r>
-    </w:p>
-    <w:p>
-      <w:r>
-        <w:rPr>
-          <w:b/>
-        </w:rPr>
-        <w:t>Kärrfibbla</w:t>
-      </w:r>
-      <w:r>
-        <w:t xml:space="preserve"> är typisk art för </w:t>
-      </w:r>
-      <w:r>
-        <w:rPr>
-          <w:i/>
-        </w:rPr>
-        <w:t xml:space="preserve">9050 Näringsrik granskog, 9080 Lövsumpskog </w:t>
-      </w:r>
-      <w:r>
-        <w:t>och</w:t>
-      </w:r>
-      <w:r>
-        <w:rPr>
-          <w:i/>
-        </w:rPr>
-        <w:t xml:space="preserve"> 9040 Fjällbjörkskog </w:t>
-      </w:r>
-      <w:r>
-        <w:t>(SLU Artdatabanken, 2025).</w:t>
-      </w:r>
-    </w:p>
-    <w:p>
-      <w:r>
-        <w:rPr>
-          <w:b/>
-        </w:rPr>
-        <w:t xml:space="preserve">Kärrviol </w:t>
-      </w:r>
-      <w:r>
-        <w:t xml:space="preserve">är typisk art för </w:t>
-      </w:r>
-      <w:r>
-        <w:rPr>
-          <w:i/>
-        </w:rPr>
-        <w:t xml:space="preserve">9740 Skogsbevuxen myr </w:t>
-      </w:r>
-      <w:r>
-        <w:t>och</w:t>
-      </w:r>
-      <w:r>
-        <w:rPr>
-          <w:i/>
-        </w:rPr>
-        <w:t xml:space="preserve"> 6450 Svämängar </w:t>
-      </w:r>
-      <w:r>
-        <w:t>(SLU Artdatabanken, 2025).</w:t>
-      </w:r>
-    </w:p>
-    <w:p>
-      <w:r>
-        <w:rPr>
-          <w:b/>
-        </w:rPr>
-        <w:t xml:space="preserve">Linnea </w:t>
-      </w:r>
-      <w:r>
-        <w:t xml:space="preserve">är typisk art för </w:t>
-      </w:r>
-      <w:r>
-        <w:rPr>
-          <w:i/>
-        </w:rPr>
-        <w:t>9010 Taiga</w:t>
-      </w:r>
-      <w:r>
-        <w:t>. På linnea kan man hitta sporsäcksvampen linnealudd (SLU Artdatabanken, 2025).</w:t>
-      </w:r>
-    </w:p>
-    <w:p>
-      <w:r>
-        <w:rPr>
-          <w:b/>
-        </w:rPr>
-        <w:t>Mattlummer (§9)</w:t>
-      </w:r>
-      <w:r>
-        <w:t xml:space="preserve"> är typisk art för </w:t>
-      </w:r>
-      <w:r>
-        <w:rPr>
-          <w:i/>
-        </w:rPr>
-        <w:t xml:space="preserve">9010 Taiga </w:t>
-      </w:r>
-      <w:r>
-        <w:t>(SLU Artdatabanken, 2025).</w:t>
-      </w:r>
-    </w:p>
-    <w:p>
-      <w:r>
-        <w:rPr>
-          <w:b/>
-        </w:rPr>
-        <w:t>Nordisk stormhatt</w:t>
-      </w:r>
-      <w:r>
-        <w:t xml:space="preserve"> är typisk art för </w:t>
-      </w:r>
-      <w:r>
-        <w:rPr>
-          <w:i/>
-        </w:rPr>
-        <w:t xml:space="preserve">9050 Näringsrik granskog, 9040 Fjällbjörkskog </w:t>
-      </w:r>
-      <w:r>
-        <w:t xml:space="preserve">och </w:t>
-      </w:r>
-      <w:r>
-        <w:rPr>
-          <w:i/>
-        </w:rPr>
-        <w:t>6430 Högörtängar</w:t>
-      </w:r>
-      <w:r>
-        <w:t>. Stormhattsrotvecklare (NT) samt stormhattshumla, som är rödlistad som nära hotad (NT) på den europeiska rödlistan, är knuten till nordisk stormhatt</w:t>
-      </w:r>
-      <w:r>
-        <w:rPr>
-          <w:i/>
-        </w:rPr>
-        <w:t xml:space="preserve"> </w:t>
-      </w:r>
-      <w:r>
-        <w:t>(SLU Artdatabanken, 2026; IUCN, 2025).</w:t>
-      </w:r>
-    </w:p>
-    <w:p>
-      <w:r>
-        <w:rPr>
-          <w:b/>
-        </w:rPr>
-        <w:t>Ormbär</w:t>
-      </w:r>
-      <w:r>
-        <w:t xml:space="preserve"> är typisk art för </w:t>
-      </w:r>
-      <w:r>
-        <w:rPr>
-          <w:i/>
-        </w:rPr>
-        <w:t xml:space="preserve">9050 Näringsrik granskog </w:t>
-      </w:r>
-      <w:r>
-        <w:t>(SLU Artdatabanken, 2025).</w:t>
-      </w:r>
-    </w:p>
-    <w:p>
-      <w:r>
-        <w:rPr>
-          <w:b/>
-        </w:rPr>
-        <w:t>Spillkråka (§4)</w:t>
-      </w:r>
-      <w:r>
-        <w:t xml:space="preserve"> omfattas av bilaga 1 i EU:s fågeldirektiv och är typisk art för </w:t>
-      </w:r>
-      <w:r>
-        <w:rPr>
-          <w:i/>
-        </w:rPr>
-        <w:t xml:space="preserve">9010 Taiga </w:t>
-      </w:r>
-      <w:r>
-        <w:t>och</w:t>
-      </w:r>
-      <w:r>
-        <w:rPr>
-          <w:i/>
-        </w:rPr>
-        <w:t xml:space="preserve"> 9740 Skogsbevuxen myr</w:t>
-      </w:r>
-      <w:r>
-        <w:t>. Den behöver grova träd, främst tall, asp och bok som boträd. Skogsbruk med korta omloppstider och täta, homogena ungskogar utgör det största hotet. Spillkråka är en nyckelart i skogliga miljöer vars övergivna bohål utnyttjas av flera andra hålhäckande fågelarter och fladdermöss, däribland pärluggla (EN, §4), knipa (§4), salskrake (§4) och skogsduva (§4). Hökuggla (VU, §4) och slaguggla (§4) häckar ofta i högstubbar som brutits av i höjd med ett gammalt spillkråkebo (SLU Artdatabanken, 2026; Skogsstyrelsen, 2016).</w:t>
-      </w:r>
-    </w:p>
-    <w:p>
-      <w:r>
-        <w:rPr>
-          <w:b/>
-        </w:rPr>
-        <w:t>Tjäder (§4)</w:t>
-      </w:r>
-      <w:r>
-        <w:t xml:space="preserve"> omfattas av bilaga 1 och 2 EU:s fågeldirektiv och är typisk art för </w:t>
-      </w:r>
-      <w:r>
-        <w:rPr>
-          <w:i/>
-        </w:rPr>
-        <w:t xml:space="preserve">9010 Taiga </w:t>
-      </w:r>
-      <w:r>
-        <w:t xml:space="preserve">och </w:t>
-      </w:r>
-      <w:r>
-        <w:rPr>
-          <w:i/>
-        </w:rPr>
-        <w:t>9740 Skogsbevuxen myr</w:t>
-      </w:r>
-      <w:r>
-        <w:t>. Tjädern är en utpräglad skogsfågel knuten till större sammanhängande barrskogsområden. Tupparna och hönorna utnyttjar till viss del olika miljöer, och habitatvalet varierar dessutom mellan olika delar av året. För att det ska finnas livskraftiga tjäderbestånd krävs funktionella skogslandskap med en blandning av uppvuxen, gles och luckig skog, täta sumpskogar, myrar och andra små våtmarker. Arten försvinner när skogen fragmenteras och den sammanlagda arealen hyggen och andra öppna områden blir för stor. Ett småskaligt och försiktigt virkesuttag genom hyggesfria metoder kan i vissa fall vara möjligt i området inom 200 m från lekcentrum. Längre ut från lekcentrum, inom 200–500 m bör den avverkade ytan inte överskrida 1 hektar för att undvika alltför stora och snabba förändringar (Skogsstyrelsen, 2019; SLU Artdatabanken, 2024).</w:t>
-      </w:r>
-    </w:p>
-    <w:p>
-      <w:pPr>
-        <w:pStyle w:val="Heading1"/>
-      </w:pPr>
-      <w:r>
-        <w:t>EU:s fågeldirektiv</w:t>
-      </w:r>
-    </w:p>
-    <w:p>
-      <w:r>
-        <w:t xml:space="preserve">Europeiska unionens medlemsländer är skyldiga att agera i enlighet med EU:s fågeldirektiv där det uttryckligen står att direktivet gäller för fåglar samt för deras ägg, bon och </w:t>
-      </w:r>
-      <w:r>
-        <w:rPr>
-          <w:b/>
-        </w:rPr>
-        <w:t xml:space="preserve">livsmiljöer </w:t>
-      </w:r>
-      <w:r>
-        <w:t>(artikel 1). Vidare att de åtgärder som vidtas inte får leda till en försämring av den nuvarande situationen beträffande bevarandet av de fågelarter som avses i artikel 1 (artikel 13). Fågeldirektivet är styrande för tillsynsansvariga myndigheters ärendehantering, ställningstaganden och beslutsfattande.</w:t>
-      </w:r>
-    </w:p>
-    <w:p>
-      <w:pPr>
-        <w:pStyle w:val="Heading1"/>
-      </w:pPr>
-      <w:r>
-        <w:t>Typiska arter och EU:s art- och habitatdirektiv</w:t>
-      </w:r>
-    </w:p>
-    <w:p>
-      <w:r>
-        <w:t>Typiska arter används för att lokalisera områden med gynnsam bevarandestatus för de naturtyper som är listade i EU:s art- och habitatdirektiv. Ett exempel är Västlig taiga (EU-kod 9010) som saknar gynnsam bevarandestatus och minskar starkt som naturtyp i Sverige. Naturvårdsverket skriver i sin vägledning för Västlig taiga att dylika miljöer förutsätter normalt att skogarna skyddas långsiktigt, eftersom skogsbruk inte är förenligt med bevarande av naturtypen i gynnsamt tillstånd (Naturvårdsverket, 2011).</w:t>
-      </w:r>
-    </w:p>
-    <w:p>
-      <w:r>
-        <w:t>Följande typiska arter har sina livsmiljöer och växtplatser i den aktuella skogen: garnlav (VU, T), gränsticka (VU, T), knärot (VU, T, §8), lappticka (VU, T), ostticka (VU, T), vitskaftad svartspik (VU, T), brunpudrad nållav (NT, T), doftskinn (NT, T), gammelgransskål (NT, T), harticka (NT, T), knottrig blåslav (NT, T), lavskrika (NT, T, §4), lunglav (NT, T), rosenticka (NT, T), rödbrun blekspik (NT, T), skrovellav (NT, T), stjärntagging (NT, T), talltagel (NT, T), tallticka (NT, T), tretåig hackspett (NT, T, §4), ullticka (NT, T), vedtrappmossa (NT, T), blodticka (S, T), bronshjon (S, T), bårdlav (S, T), grönkulla (S, T, §8), gytterlav (S, T), luddlav (S, T), norrlandslav (S, T), plattlummer (S, T, §9), spindelblomster (S, T, §8), stuplav (S, T), tibast (S, T), trådticka (S, T), vedticka (S, T), ögonpyrola (S, T), bergsslok (T), brudborste (T), ekbräken (T), fjällskråp (T), fjällskära (T), humleblomster (T), järpe (T, §4), kattfot (T), kransmossa (T), kärrfibbla (T), kärrviol (T), linnea (T), mattlummer (T, §9), nordisk stormhatt (T), ormbär (T), spillkråka (T, §4) och tjäder (T, §4).</w:t>
-      </w:r>
-    </w:p>
-    <w:p>
-      <w:r>
-        <w:t>Enligt Sveriges Artikel 17 rapportering 2013 och 2019 till EU, har naturtypen Västlig taiga (9010) dålig bevarandestatus med negativ trend inom Sveriges boreala region. Skogsbruksåtgärder som avverkning, röjning och gallring pekas ut som några av de främst bidragande orsakerna till naturtypens dåliga status och negativa trend (SLU Artdatabanken, 2019). I EU:s uppföljning av tillståndet för naturtyperna i Skandinavien 2013 – 2018 framgår det att i den boreala regionen är tillståndet så dåligt för Västlig taiga (9010) att habitatet löper allvarlig risk att försvinna regionalt (EEA, 2022). Det allvarliga läget för den biologiska mångfalden i skogen framhålls även i Skogsstyren rapport 2026/07:</w:t>
-      </w:r>
-    </w:p>
-    <w:p>
-      <w:r>
-        <w:rPr>
-          <w:i/>
-        </w:rPr>
-        <w:t>"All avverkning av kända skogliga värdekärnor och sannolika kontinuitetsskogar behöver upphöra för att fylla bristen om 1,56 miljoner hektar bevarad livsmiljötyp. På grund av begränsade kvarvarande arealer av värdekärnor, naturskogar och kontinuitetsskogar leder fortsatt förlust av dessa till en påtaglig risk för långsiktigt negativa effekter för biologisk mångfald i skogslandskapet. Att de återstående arealerna bevaras och ges ett långsiktigt skydd bedöms därför vara av avgörande betydelse."</w:t>
-      </w:r>
-      <w:r>
-        <w:t xml:space="preserve"> (Skogsstyrelsen, 2026).</w:t>
-      </w:r>
-    </w:p>
-    <w:p>
-      <w:r>
-        <w:t>Trots detta har statusen för Västlig taiga ändrats till otillräcklig i stället för dålig i den senaste Artikel 17 rapporteringen 2025. Av Naturvårdsverkets rapport framgår det dock att de ändrade statusbedömningarna jämfört med rapporteringen 2019 inte beror på faktiska miljöförändringar. Ändringarna är av teknisk karaktär och främst en följd av resultaten från genomförda regeringsuppdrag och beslut inför rapporteringen 2025. Det är alltså politisk styrning i stället för faktiska förhållanden i naturen som ändrat på naturtypernas status i rapporteringen, vilket rimmar dåligt med såväl art- och habitatdirektivets syften och mål som med naturrestaureringsförordningen. I praktiken har dock Sveriges nya sätt att rapportera bevarandestatus till EU inte någon betydelse eftersom Naturvårdsverkets rapportering 2025 visar att Västlig taiga</w:t>
-      </w:r>
-      <w:r>
-        <w:rPr>
-          <w:b/>
-        </w:rPr>
-        <w:t xml:space="preserve"> </w:t>
-      </w:r>
-      <w:r>
-        <w:t>inte har gynnsam bevarandestatus.</w:t>
-      </w:r>
-    </w:p>
-    <w:p>
-      <w:r>
-        <w:t>Åtgärder som vidtas i enlighet med art- och habitatdirektivet ska enligt Artikel 2 syfta till att bibehålla eller återställa en gynnsam bevarandestatus hos livsmiljöer samt arter och vilda djur och växter av gemenskapsintresse. Enligt prejudikat från EU-domstolen ska en skogsbruksverksamhet utföras på ett sådant sätt som utgör ett förebyggande och hållbart skogsbruk för att betraktas som förenlig med bevarandekraven i direktivet (se EU-domstolens dom i de förenade målen C 473-19 och C 474-19).</w:t>
-      </w:r>
-    </w:p>
-    <w:p>
-      <w:r>
-        <w:t xml:space="preserve">Av artikel 1.e samma direktiv framgår att en livsmiljös bevarandestatus anses " gynnsam" när — dess naturliga utbredningsområde och de ytor den täcker inom detta område är stabila eller ökande, och — den särskilda struktur och de särskilda funktioner som är nödvändiga för att den skall kunna bibehållas på lång sikt finns, och sannolikt kommer att finnas under en överskådlig framtid, och — bevarandestatusen hos dess </w:t>
-      </w:r>
-      <w:r>
-        <w:rPr>
-          <w:b/>
-        </w:rPr>
-        <w:t>typiska arter</w:t>
-      </w:r>
-      <w:r>
-        <w:t xml:space="preserve"> är gynnsam enligt definitionen i artikel 1.i.</w:t>
-      </w:r>
-    </w:p>
-    <w:p>
-      <w:r>
-        <w:t>EU-direktiv är bindande för EU:s medlemsländer varvid det ankommer på Skogsstyrelsen som nationell tillsynsmyndighet att beakta syftet med EU:s art- och habitatdirektiv vid prövningen av en skogsbruksverksamhet, se Rådets direktiv 92/43/EEG. Se ytterligare information om EU:s livsmiljödirektiv i bilaga 2.</w:t>
-      </w:r>
-    </w:p>
-    <w:p>
-      <w:r>
-        <w:br w:type="page"/>
-      </w:r>
-    </w:p>
-    <w:p>
-      <w:pPr>
-        <w:pStyle w:val="Title"/>
-      </w:pPr>
-      <w:r>
-        <w:t>BILAGA 1 –</w:t>
-        <w:br/>
-        <w:t>Fridlysta och rödlistade arter</w:t>
-      </w:r>
-    </w:p>
-    <w:p>
-      <w:pPr>
-        <w:pStyle w:val="Heading1"/>
-      </w:pPr>
-      <w:r>
-        <w:t>Knärot – ekologi samt krav på livsmiljön</w:t>
-      </w:r>
-    </w:p>
-    <w:p>
-      <w:r>
-        <w:t xml:space="preserve">Knärot är typisk art för </w:t>
-      </w:r>
-      <w:r>
-        <w:rPr>
-          <w:i/>
-        </w:rPr>
-        <w:t xml:space="preserve">9010 Taiga </w:t>
-      </w:r>
-      <w:r>
-        <w:t>och</w:t>
-      </w:r>
-      <w:r>
-        <w:rPr>
-          <w:i/>
-        </w:rPr>
-        <w:t xml:space="preserve"> 9050 Näringsrik granskog</w:t>
-      </w:r>
-      <w:r>
-        <w:t>, fridlyst enligt 8 och 15 §§ artskyddsförordningen och klassad som sårbar (VU) enligt rödlistan 2020. Knärot är beroende av hög och jämn luftfuktighet i gamla, ostörda skogsmiljöer och är känslig för snabba förändringar av ljus-/vindförhållanden eller uttorkning. På grund av ett alltför intensivt skogsbruk har den minskat med 40 (25–50) % under de senaste 60 åren och i framtiden bedöms minskningstakten uppgå till 30 (20–40) %. Till följd av att arten har en dokumenterat högre minskningstakt i förhållande till sin generationstid än vad som tidigare varit känt (data från Riksskogstaxeringen) höjdes den till hotkategori sårbar (VU) i rödlistan 2020 (SLU Artdatabanken, 2024).</w:t>
-      </w:r>
-    </w:p>
-    <w:p>
-      <w:r>
-        <w:t>En analys av 79 floraväktarlokaler åren 1990–2015 vilka återbesökts under 2020–2024 visade på en tydlig negativ påverkan på knärotsförekomster från större hyggen i närområdet (inom 150–200 m) vilket indikerar att kanteffekter har en stor påverkan på populationerna. Resultaten bekräftar knärotens känslighet för kanteffekter och visar vikten av att skydda större skogsbestånd för att bevara arten. Om det blir höga andelar (&gt;30%) hyggen inom 200 meter från en knärotsförekomst så ökar risken för att en knärotspopulation dör ut och det verkar det behövas någonstans mellan 100 och 150 meters skyddszon för att bevara arten på lång sikt (Sebestyén &amp; Sundberg, 2025). Detta stöds även av en studie (Johansson et al, 2026) baserad på data från Riksskogstaxeringen som visar att knäroten minskat med 66 % under perioden 1993–2022 samt att det finns en stark korrelation mellan minskande arealer kontinuitetsskog och lokal utdöenderisk. Knäroten uppvisade en mycket låg koloniseringsgrad (0,7 % över 10 år) i kombination med hög lokal utrotningsrisk (75,2 %), där utrotningssannolikheten ökade kraftigt när arealen kontinuitetsskog minskade mellan undersökningar, t.ex. på grund av kalhyggesbruk (Johansson et al., 2026).</w:t>
-      </w:r>
-    </w:p>
-    <w:p>
-      <w:r>
-        <w:t xml:space="preserve">Samuel Johnsons doktorsavhandling </w:t>
-      </w:r>
-      <w:r>
-        <w:rPr>
-          <w:i/>
-        </w:rPr>
-        <w:t>“Retention Forestry as a Conservation Measure for Boreal Forest Ground Vegetation”</w:t>
-      </w:r>
-      <w:r>
-        <w:t xml:space="preserve"> (SLU, Uppsala 2014) visar att det krävs väl tilltagna skyddszoner för att knärotens växtplatser inte ska ta skada av skogsbruksåtgärder i intilliggande områden: </w:t>
-      </w:r>
-      <w:r>
-        <w:rPr>
-          <w:i/>
-        </w:rPr>
-        <w:t xml:space="preserve">“Study III shows that retention patches smaller than 0.5 ha do not lifeboat the sensitive forest herb G. repens, a species that depend on stable microclimatic conditions typical for intact forest stands.” </w:t>
-      </w:r>
-      <w:r>
-        <w:t xml:space="preserve">Vidare </w:t>
-      </w:r>
-      <w:r>
-        <w:rPr>
-          <w:i/>
-        </w:rPr>
-        <w:t>“More sensitive forest species are not lifeboated in retention patches ranging from 0.05 to 0.5 ha (Papers II &amp; III).”</w:t>
-      </w:r>
-    </w:p>
-    <w:p>
-      <w:r>
-        <w:t xml:space="preserve">Johnsons (2014) rekommendation på minst 50 meters breda skyddszoner runt knärotens växtplatser motsvarar en areal på 0,78 hektar, vilket ligger i linje med andra studier som gjorts på känsliga skogsarter: </w:t>
-      </w:r>
-      <w:r>
-        <w:rPr>
-          <w:i/>
-        </w:rPr>
-        <w:t>“In study III I also show that translocated specimens of G. repens survives well in mature forests at least 50 m from the nearest edge to an open area. Moreover, measures of temperature and humidity show that such distances from an open area is far enough to offer a microclimate that is more stable compared to what present in retention patches of around 0.1 ha. This means that the very centre of a circular patch with radius 50 m (equals a size of 0.78 ha) should offer conditions similar to interior forest and would perhaps be a suitable habitat for G. repens and similar species. Previous studies from both North America and Sweden have also concluded that patches between 0.5 and one ha are sufficient for preserving interior forest vegetation as well as sensitive lichens and bryophytes (de Graaf &amp; Roberts 2009; Halpern et al. 2012; Rudolphi et al. 2014).”</w:t>
-      </w:r>
-    </w:p>
-    <w:p>
-      <w:r>
-        <w:t>Ytterligare en studie (Koelmeijer m.fl., 2022) inkluderar knärotens skyddsbehov. I uppsatsen berörs problemet med uttorkning för växter, bl.a. för knärot, ett problem som blivit accentuerat på grund av den pågående klimatförändringen och torra somrar, t.ex. den exceptionellt torra sommaren 2018. I uppsatsen undersöks områden med tre olika avstånd från kalhyggeskant med avseende på skydd bl.a. för knärot. Det första området har avstånd upp till 20 m från hyggeskant (Strong edge effect), det andra 20–40 m från hyggeskant (Weak edge effect) och det tredje avser större avstånd från hyggeskant, där kanteffekten anses vara försumbar (Interior). Ett resultat var att man fann stor eller mycket stor uttorkningseffekt på känsliga och rödlistade skogsarter vid de kortare avstånden till hyggeskant, medan effekt av uttorkning inte konstaterades på större avstånd (Interior). För orkidén knärot fann man en rik förekomst (upp till 0,06 dm2/m2) på stort avstånd från hyggeskant (Interior), medan förekomsten var liten eller närmast försumbar i de områden som klassificerades som Weak edge effect respektive Strong edge effect. Arbetet påpekar att de allt oftare förekommande torra somrarna ger ytterligare skäl att utöka skyddsavståndet från hyggen till den fuktkrävande arten knärot (Koelmeijer m.fl., 2022).</w:t>
-      </w:r>
-    </w:p>
-    <w:p>
-      <w:r>
-        <w:t>Även Skogsstyrelsens egen vägledning för hänsyn till knärot ligger i linje med ovanstående forskningsstudier. Av vägledningen framgår det att för med hög sannolikhet kunna bevara befintliga förekomster krävs relativt stora avsättningar av uppvuxen skog med slutet och relativt tätt kronskikt. Som riktlinje kan krävas ett avstånd på 50 meter in från brynet för att vidmakthålla ett fungerande mikroklimat. Detta innebär att fristående hänsynsytor för många arter (kärlväxter, lavar och mossor) kan behöva ha en area överstigande 0,8 hektar (cirkelyta med radien 50 meter = 0,78 hektar) för att bibehålla lokalklimatet. Även ganska små förändringar i form av förändrade ljus- och fuktighetsförhållanden, till exempel till följd av gallring, kan leda till att arten försvinner till följd av konkurrens med mera ljuskrävande och snabbväxande arter (Skogsstyrelsen, 2022).</w:t>
-      </w:r>
-    </w:p>
-    <w:p>
-      <w:r>
-        <w:t>Vid tillämpning av försiktighetsprincipen enligt 2 kap. 3 § miljöbalken bör sålunda 100–150 meters skyddszon lämnas runt knärotens växtplatser.</w:t>
-      </w:r>
-    </w:p>
-    <w:p>
-      <w:pPr>
-        <w:pStyle w:val="Heading2"/>
-      </w:pPr>
-      <w:r>
-        <w:t>Referenser – knärot</w:t>
-      </w:r>
-    </w:p>
-    <w:p>
-      <w:r>
-        <w:t xml:space="preserve">de Graaf M &amp; Roberts M.R., 2009. </w:t>
-      </w:r>
-      <w:r>
-        <w:rPr>
-          <w:i/>
-        </w:rPr>
-        <w:t xml:space="preserve">Short-term response of the herbaceous layer within leave patches after harvest. </w:t>
-      </w:r>
-      <w:r>
-        <w:t>Forest Ecology and Management 257, 1014–1025.</w:t>
-      </w:r>
-    </w:p>
-    <w:p>
-      <w:r>
-        <w:t xml:space="preserve">Halpern, C. B., Halaj, J., Evans, S. A., &amp; Dovciak, M., 2012. </w:t>
-      </w:r>
-      <w:r>
-        <w:rPr>
-          <w:i/>
-        </w:rPr>
-        <w:t xml:space="preserve">Level and pattern of overstory retention interact to shape long-term responses of understories to timber harvest. </w:t>
-      </w:r>
-      <w:r>
-        <w:t>Ecological Applications, 22, 2049–2064.</w:t>
-      </w:r>
-    </w:p>
-    <w:p>
-      <w:r>
-        <w:t>Johansson, V., Jansson, M. och Bergman, K-O</w:t>
-      </w:r>
-      <w:r>
-        <w:rPr>
-          <w:i/>
-        </w:rPr>
-        <w:t>.</w:t>
-      </w:r>
-      <w:r>
-        <w:t>, 2026.</w:t>
-      </w:r>
-      <w:r>
-        <w:rPr>
-          <w:i/>
-        </w:rPr>
-        <w:t xml:space="preserve"> A 30-year population decline of a threatened forest orchid associated with old growth forests</w:t>
-      </w:r>
-      <w:r>
-        <w:t>. Department of Physics, Chemistry and Biology (IFM), Linköping University.</w:t>
-      </w:r>
-    </w:p>
-    <w:p>
-      <w:r>
-        <w:t xml:space="preserve">Johnson, S., 2014. </w:t>
-      </w:r>
-      <w:r>
-        <w:rPr>
-          <w:i/>
-        </w:rPr>
-        <w:t>Retention Forestry as a Conservation Measure for Boreal Forest Ground Vegetation</w:t>
-      </w:r>
-      <w:r>
-        <w:t>. Doktorsavhandling, SLU, Uppsala.</w:t>
-      </w:r>
-    </w:p>
-    <w:p>
-      <w:r>
-        <w:t xml:space="preserve">Koelmeijer, I. A., Ehrlén, J., Jönsson, M., De Frenne, P., Berg, P., Andersson, J., Weibull, H. &amp; Hylander, N. 2022. </w:t>
-      </w:r>
-      <w:r>
-        <w:rPr>
-          <w:i/>
-        </w:rPr>
-        <w:t xml:space="preserve">Interactive effects of drought and edge exposure on old-growth forest understory species. </w:t>
-      </w:r>
-      <w:r>
-        <w:t>Landscape Ecology, 37, sid 1839–1853.</w:t>
-      </w:r>
-    </w:p>
-    <w:p>
-      <w:r>
-        <w:t xml:space="preserve">Rudolphi, J., Jönsson, M. T., &amp; Gustafsson, L., 2014. </w:t>
-      </w:r>
-      <w:r>
-        <w:rPr>
-          <w:i/>
-        </w:rPr>
-        <w:t xml:space="preserve">Biological legacies buffer local species extinction after logging. </w:t>
-      </w:r>
-      <w:r>
-        <w:t>Journal of Applied Ecology. 51, 53–62.</w:t>
-      </w:r>
-    </w:p>
-    <w:p>
-      <w:r>
-        <w:t xml:space="preserve">Sebestyén, L. och Sundberg, S. 2025.  </w:t>
-      </w:r>
-      <w:r>
-        <w:rPr>
-          <w:i/>
-        </w:rPr>
-        <w:t>Påverkan på knärotslokaler från hyggen i närheten.</w:t>
-      </w:r>
-      <w:r>
-        <w:t xml:space="preserve"> DAPHNE 36:1 2025. Botaniska Sällskapet i Stockholm.</w:t>
-      </w:r>
-    </w:p>
-    <w:p>
-      <w:r>
-        <w:t xml:space="preserve">Skogsstyrelsen, 2022. </w:t>
-      </w:r>
-      <w:r>
-        <w:rPr>
-          <w:i/>
-        </w:rPr>
-        <w:t xml:space="preserve">Vägledning för hänsyn till knärot. </w:t>
-      </w:r>
-      <w:r>
-        <w:t>https://www.skogsstyrelsen.se/lag-och-tillsyn/artskydd/vagledningar-och-kunskapsstod-artskydd/vagledning-for-hansyn-till-knarot/.</w:t>
-      </w:r>
-    </w:p>
-    <w:p>
-      <w:r>
-        <w:t xml:space="preserve">SLU Artdatabanken, 2024. </w:t>
-      </w:r>
-      <w:r>
-        <w:rPr>
-          <w:i/>
-        </w:rPr>
-        <w:t xml:space="preserve">Artfaktablad. Naturvård – artfakta. </w:t>
-      </w:r>
-      <w:r>
-        <w:t>SLU Artdatabanken, Uppsala.</w:t>
-      </w:r>
-    </w:p>
-    <w:p>
-      <w:pPr>
-        <w:pStyle w:val="Heading1"/>
-      </w:pPr>
-      <w:r>
-        <w:t>Lavskrika – ekologi samt krav på livsmiljön</w:t>
-      </w:r>
-    </w:p>
-    <w:p>
-      <w:r>
-        <w:t>Lavskrika är rödlistad som nära hotad (NT), fridlyst enligt 4 § artskyddsförordningen (2007:845) och ingår i förteckningen över prioriterade arter i Skogsstyrelsens föreskrifter och allmänna råd (SKSFS 2011:7) bilaga 4. Lavskrikan är en mycket stationär fågel, som häckar i äldre, slutna och hänglavsrika barrskogar. Nyckelfaktorer är flerskiktad skog med rik undervegetation samt riklig förekomst av hänglavar (SLU Artdatabanken, 2026).</w:t>
-      </w:r>
-    </w:p>
-    <w:p>
-      <w:r>
-        <w:t xml:space="preserve">I Skogsstyrelsens vägledning för hänsyn till fåglar står bland annat att: </w:t>
-      </w:r>
-      <w:r>
-        <w:rPr>
-          <w:i/>
-        </w:rPr>
-        <w:t>“Reviren är livslånga med hemområden som varierar mellan 50 och 150 ha. Hemområdena har inga fasta gränser utan det handlar mera om de yttre gränserna för familjegruppernas rörelser. Lavskrikan undviker att förflytta sig över stora öppna områden och hemområdesstorleken är därför större i områden fragmenterade av hyggen och yngre skog än i områden med i sammanhängande äldre skog. Det finns studier som antyder att det inom ett revir bör finnas maximalt 15 % öppna ytor och ungskog. Inom ett revir av hög kvalitet finns det som regel ett eller flera kärnområden (1–20 ha) med relativt tät flerskiktad granskog.”</w:t>
-      </w:r>
-      <w:r>
-        <w:t xml:space="preserve"> Vidare att: </w:t>
-      </w:r>
-      <w:r>
-        <w:rPr>
-          <w:i/>
-        </w:rPr>
-        <w:t>“Arten missgynnas när flerskiktad skog omförs till enskiktade bestånd. Även skogsskötsel med återkommande röjning och hård gallring är starkt negativt. Lavskrikan har relativt stora hemområden och försvinner när den äldre skogen fragmenteras, särskilt allvarligt är när kärnområdena avverkas.”</w:t>
-      </w:r>
-      <w:r>
-        <w:t xml:space="preserve"> (Skogsstyrelsen 2016).</w:t>
-      </w:r>
-    </w:p>
-    <w:p>
-      <w:r>
-        <w:t xml:space="preserve">Populationen har minskat med 20 (10–30) % under de senaste 15 åren och minskningstakten bedöms vara nära gränsvärdet för sårbar (VU). Arten försvinner successivt framför allt vid dess utbredningsgränser och populationen har minskat kontinuerligt under 2000-talet. Lavskrika är typisk art för </w:t>
-      </w:r>
-      <w:r>
-        <w:rPr>
-          <w:i/>
-        </w:rPr>
-        <w:t>9010 Taiga</w:t>
-      </w:r>
-      <w:r>
-        <w:t xml:space="preserve"> (SLU Artdatabanken, 2026).</w:t>
-      </w:r>
-    </w:p>
-    <w:p>
-      <w:pPr>
-        <w:pStyle w:val="Heading2"/>
-      </w:pPr>
-      <w:r>
-        <w:t>Referenser – lavskrika</w:t>
-      </w:r>
-    </w:p>
-    <w:p>
-      <w:r>
-        <w:t xml:space="preserve">Skogsstyrelsen, 2016. </w:t>
-      </w:r>
-      <w:r>
-        <w:rPr>
-          <w:i/>
-        </w:rPr>
-        <w:t xml:space="preserve">Vägledning för hänsyn till fåglar – lavskrika. </w:t>
-      </w:r>
-      <w:r>
-        <w:t>https://www.skogsstyrelsen.se/globalassets/lag-och-tillsyn/artskydd/vagledningar-for-hansyn-till-faglar/lavskrika-vagledning-hansyn.pdf</w:t>
-      </w:r>
-    </w:p>
-    <w:p>
-      <w:r>
-        <w:t xml:space="preserve">SLU Artdatabanken, 2026. </w:t>
-      </w:r>
-      <w:r>
-        <w:rPr>
-          <w:i/>
-        </w:rPr>
-        <w:t xml:space="preserve">Artfaktablad. Naturvård – artfakta. </w:t>
-      </w:r>
-      <w:r>
-        <w:t>SLU Artdatabanken, Uppsala</w:t>
-      </w:r>
-    </w:p>
-    <w:p>
-      <w:pPr>
-        <w:pStyle w:val="Heading1"/>
-      </w:pPr>
-      <w:r>
-        <w:t>Lunglav – ekologi samt krav på livsmiljön</w:t>
-      </w:r>
-    </w:p>
-    <w:p>
-      <w:r>
-        <w:t xml:space="preserve">Lunglav (NT) är en av vårt lands främsta signalarter som överallt indikerar gamla lövträd, skogsbestånd med höga naturvärden och ekosystem med lång skoglig kontinuitet. Lokalt kan förekomsten vara mycket riklig men den hittas nästan enbart i gamla och ej slutavverkade skogar. Artens samtliga förekomster bör uppmärksammas från naturvårdssynpunkt, då många lokaler även hyser andra ovanliga och rödlistade arter, däribland de sällsynta lavparasiterna lunglavshårprick (CR), </w:t>
-      </w:r>
-      <w:r>
-        <w:rPr>
-          <w:i/>
-        </w:rPr>
-        <w:t>Abrothallus diederichii</w:t>
-      </w:r>
-      <w:r>
-        <w:t xml:space="preserve"> (VU), </w:t>
-      </w:r>
-      <w:r>
-        <w:rPr>
-          <w:i/>
-        </w:rPr>
-        <w:t>Abrothallus lobariae</w:t>
-      </w:r>
-      <w:r>
-        <w:t xml:space="preserve"> (VU), </w:t>
-      </w:r>
-      <w:r>
-        <w:rPr>
-          <w:i/>
-        </w:rPr>
-        <w:t>Calycina lobariae</w:t>
-      </w:r>
-      <w:r>
-        <w:t xml:space="preserve"> (VU), lunglavsknapp (VU) och skrovelmössing (VU), som växer på lunglav. Rikliga förekomster med lunglav bör skyddas med biotopskydd, frivilliga avsättningar eller reservat (SLU Artdatabanken, 2026; Nitare &amp; Skogsstyrelsen, 2019).</w:t>
-      </w:r>
-    </w:p>
-    <w:p>
-      <w:r>
-        <w:t xml:space="preserve">Lunglav är typisk art för </w:t>
-      </w:r>
-      <w:r>
-        <w:rPr>
-          <w:i/>
-        </w:rPr>
-        <w:t>9010 Taiga, 9020 Nordlig ädellövskog, 9110 Näringsfattig bokskog, 9130 Näringsrik bokskog, 9160 Näringsrik ekskog, 9180 Ädellövskog i branter, 9190 Näringsfattig ekskog, 9070 Trädklädd betesmark, 9040 Fjällbjörkskog</w:t>
-      </w:r>
-      <w:r>
-        <w:t xml:space="preserve"> och</w:t>
-      </w:r>
-      <w:r>
-        <w:rPr>
-          <w:i/>
-        </w:rPr>
-        <w:t xml:space="preserve"> 6530 Lövängar</w:t>
-      </w:r>
-      <w:r>
-        <w:t xml:space="preserve"> (SLU Artdatabanken, 2026).</w:t>
-      </w:r>
-    </w:p>
-    <w:p>
-      <w:pPr>
-        <w:pStyle w:val="Heading2"/>
-      </w:pPr>
-      <w:r>
-        <w:t>Referenser – lunglav</w:t>
-      </w:r>
-    </w:p>
-    <w:p>
-      <w:r>
-        <w:t xml:space="preserve">Nitare, J. och Skogsstyrelsen, 2019. </w:t>
-      </w:r>
-      <w:r>
-        <w:rPr>
-          <w:i/>
-        </w:rPr>
-        <w:t xml:space="preserve">Skyddsvärd skog – Naturvårdsarter och andra kriterier för naturvärdesbedömning. </w:t>
-      </w:r>
-      <w:r>
-        <w:t>Skogsstyrelsen.</w:t>
-      </w:r>
-    </w:p>
-    <w:p>
-      <w:r>
-        <w:t xml:space="preserve">SLU Artdatabanken, 2026. </w:t>
-      </w:r>
-      <w:r>
-        <w:rPr>
-          <w:i/>
-        </w:rPr>
-        <w:t xml:space="preserve">Artfaktablad. Naturvård – artfakta. </w:t>
-      </w:r>
-      <w:r>
-        <w:t>SLU Artdatabanken, Uppsala.</w:t>
-      </w:r>
-    </w:p>
-    <w:p>
-      <w:pPr>
-        <w:pStyle w:val="Heading1"/>
-      </w:pPr>
-      <w:r>
-        <w:t>Talltita – ekologi samt krav på livsmiljön</w:t>
-      </w:r>
-    </w:p>
-    <w:p>
-      <w:r>
-        <w:t>Talltita är rödlistad som NT, fridlyst och prioriterad art i Skogsvårdslagen. Den omfattas av EU:s fågeldirektiv. Arten har minskat kraftigt de senaste 30 åren och minskningstakten innevarande 10-årsperiod beräknas till 20 (10–30) % (SLU Artdatabanken, 2022).</w:t>
-      </w:r>
-    </w:p>
-    <w:p>
-      <w:r>
-        <w:t>Talltita föredrar större sammanhängande barrskogar, och finns såväl i tallskog som granskog och i lövblandad barrskog. Skogens struktur är viktig och ska helst vara flerskiktad med riklig underväxt av mindre granar, björk och andra lövträd och buskar. Tillgång på murknande högstubbar är särskilt viktig, eftersom talltitan helst själv hackar ut sitt bohål (SLU Artdatabanken, 2022).</w:t>
-      </w:r>
-    </w:p>
-    <w:p>
-      <w:r>
-        <w:t>Det finns flera studier som visar att talltita är känslig för gallring och inte överlever när dess livsmiljö kalavverkas (Eggers and Low, 2014; Griesser et al., 2007; Klein, 2020). Talltitans revir är förhållandevis stora, 10–20 hektar och arten missgynnas när skogen fragmenteras. Kalavverkning av större delar av reviret innebär att det överges (Artdatabanken, 2021).</w:t>
-      </w:r>
-    </w:p>
-    <w:p>
-      <w:r>
-        <w:t>Talltitan är synnerligen trogen sitt revir så länge paret lever och biotopen förblir intakt. Paret stannar i sitt revir året om. En förlust av ett revir har därför en stor inverkan på den lokala populationen och trakthyggesbruket anses vara orsak till den svenska populationens kraftiga minskning. Talltiteparets revirtrohet innebär att närhelst under året man observerar en adult talltita så ingår denna plats i reviret (Siffczyk et al., 2003; Ekman, 1979).</w:t>
-      </w:r>
-    </w:p>
-    <w:p>
-      <w:pPr>
-        <w:pStyle w:val="Heading2"/>
-      </w:pPr>
-      <w:r>
-        <w:t>Referenser – talltita</w:t>
-      </w:r>
-    </w:p>
-    <w:p>
-      <w:r>
-        <w:t xml:space="preserve">Eggers, S., Low, M., 2014. </w:t>
-      </w:r>
-      <w:r>
-        <w:rPr>
-          <w:i/>
-        </w:rPr>
-        <w:t xml:space="preserve">Differential demographic responses of sympatric Parids to vegetation management in boreal forest. </w:t>
-      </w:r>
-      <w:r>
-        <w:t>For. Ecol. Manage. 319, 169–175.</w:t>
-      </w:r>
-    </w:p>
-    <w:p>
-      <w:r>
-        <w:t xml:space="preserve">Ekman, J., 1979. </w:t>
-      </w:r>
-      <w:r>
-        <w:rPr>
-          <w:i/>
-        </w:rPr>
-        <w:t xml:space="preserve">Coherence, composition and territories of winter social groups of the Willow Tit Parus montanus and the Crested Tit P. cristatus. </w:t>
-      </w:r>
-      <w:r>
-        <w:t>Ornis Scandinavica, 10, pp 56–68</w:t>
-      </w:r>
-    </w:p>
-    <w:p>
-      <w:r>
-        <w:t xml:space="preserve">Griesser, M., Nystrand, M., Eggers, S., Ekman, J., 2007. </w:t>
-      </w:r>
-      <w:r>
-        <w:rPr>
-          <w:i/>
-        </w:rPr>
-        <w:t xml:space="preserve">Impact of forestry practices on fitness correlates and population productivity in an open-nesting bird species. </w:t>
-      </w:r>
-      <w:r>
-        <w:t>Conserv. Biol. 21, 767–774. https://doi.org/10.1111/j.1523- 1739.2007.00675.x</w:t>
-      </w:r>
-    </w:p>
-    <w:p>
-      <w:r>
-        <w:t xml:space="preserve">Klein, J., 2020. </w:t>
-      </w:r>
-      <w:r>
-        <w:rPr>
-          <w:i/>
-        </w:rPr>
-        <w:t xml:space="preserve">The forgotten forest – On thinning, retention, and biodiversity in the boreal forest. </w:t>
-      </w:r>
-      <w:r>
-        <w:t>Doctoral Thesis No. 2020:50</w:t>
-      </w:r>
-    </w:p>
-    <w:p>
-      <w:r>
-        <w:t xml:space="preserve">Siffczyk, C., Brotons, L., Kangas, K., Orell, M., 2003. </w:t>
-      </w:r>
-      <w:r>
-        <w:rPr>
-          <w:i/>
-        </w:rPr>
-        <w:t xml:space="preserve">Home range size of willow tits. </w:t>
-      </w:r>
-      <w:r>
-        <w:t>Oecologica, 136, 635–642 (2003)</w:t>
-      </w:r>
-    </w:p>
-    <w:p>
-      <w:r>
-        <w:t xml:space="preserve">SLU Artdatabanken, 2021. </w:t>
-      </w:r>
-      <w:r>
-        <w:rPr>
-          <w:i/>
-        </w:rPr>
-        <w:t xml:space="preserve">Artfaktablad. Naturvård – artfakta. </w:t>
-      </w:r>
-      <w:r>
-        <w:t>SLU Artdatabanken, Uppsala</w:t>
-      </w:r>
-    </w:p>
-    <w:p>
-      <w:pPr>
-        <w:pStyle w:val="Heading1"/>
-      </w:pPr>
-      <w:r>
-        <w:t>Tretåig hackspett – ekologi samt krav på livsmiljön</w:t>
-      </w:r>
-    </w:p>
-    <w:p>
-      <w:r>
-        <w:t xml:space="preserve">Tretåig hackspett (NT) är fridlyst enligt §4 Artskyddsförordningen och finns med som prioriterad art i Skogsstyrelsen vägledning för skogsbruket (bilaga 4 till SVL). I vägledningen står bland annat att: </w:t>
-      </w:r>
-      <w:r>
-        <w:rPr>
-          <w:i/>
-        </w:rPr>
-        <w:t xml:space="preserve">“Tretåig hackspett har stora arealkrav och höga krav på sin livsmiljö. Omdaningen av naturskogar till kulturskogar medför en förlust av viktiga miljöer, något som förstärks av ökad fragmentering till följd av avverkningar.” </w:t>
-      </w:r>
-      <w:r>
-        <w:t xml:space="preserve">Vidare att: </w:t>
-      </w:r>
-      <w:r>
-        <w:rPr>
-          <w:i/>
-        </w:rPr>
-        <w:t>“Områden med dokumenterad permanent förekomst i naturskogsmiljöer har vanligen så stora naturvärden att skogsbruk är olämpligt”</w:t>
-      </w:r>
-      <w:r>
-        <w:t xml:space="preserve"> (SLU Artdatabanken, 2024; Skogsstyrelsen, 2016)</w:t>
-      </w:r>
-      <w:r>
-        <w:rPr>
-          <w:i/>
-        </w:rPr>
-        <w:t>.</w:t>
-      </w:r>
-    </w:p>
-    <w:p>
-      <w:r>
-        <w:t>Tretåig hackspett är beroende av större sammanhängande naturskogar med kontinuerlig tillgång och nybildning av död ved och fragmentering av livsmiljöerna utgör ett stort hot mot arten (se exempelvis Stachura-Skierczynska et al., 2009; Wesolowski et al., 2005; Butler et al., 2004; Pakkala et al., 2002; Amcoff et al., 1996; Virkkala, 1991). Det finns studier som visar att naturskogens självgallringsprocess som den tretåiga hackspetten är beroende av, inte kan ersättas med efterlämnad hänsyn i skogsbruket (Imbeau &amp; Desrochers, 2002).</w:t>
-      </w:r>
-    </w:p>
-    <w:p>
-      <w:r>
-        <w:t>Permanenta revir av tretåig hackspett karaktäriseras ofta av artens typiska ringformigt ordnade hackmärken på framför allt gamla granar. För att säkerställa att inte revir av tretåig hackspett drabbas av avverkningsplanerna bör en inventering göras i området både under häckningstid och under vintern, då arten utnyttjar betydligt större områden än under sommarens häckningsrevir. Storleken på häckningsreviret varierar med skogstypen, förekomsten av död ved och graden av fragmentering, men är i allmänhet i storleksordningen 25–100 hektar (SLU Artdatabanken, 2024; Skogsstyrelsen, 2016).</w:t>
-      </w:r>
-    </w:p>
-    <w:p>
-      <w:r>
-        <w:t xml:space="preserve">Förutom fridlysning enligt §4 Artskyddsförordningen är tretåig hackspett även förtecknad i EU:s fågeldirektiv bilaga 1. Den är typisk art för </w:t>
-      </w:r>
-      <w:r>
-        <w:rPr>
-          <w:i/>
-        </w:rPr>
-        <w:t xml:space="preserve">9010 Taiga, 9740 Skogsbevuxen myr, 9030 Landhöjningsskog </w:t>
-      </w:r>
-      <w:r>
-        <w:t xml:space="preserve">och </w:t>
-      </w:r>
-      <w:r>
-        <w:rPr>
-          <w:i/>
-        </w:rPr>
-        <w:t>9040 Fjällbjörkskog</w:t>
-      </w:r>
-      <w:r>
-        <w:t xml:space="preserve"> samt ingår i Natura 2000 och är förtecknad i Bernkonventionen bilaga II (strikt skyddade djurarter) (SLU Artdatabanken, 2024; Skogsstyrelsen, 2016).</w:t>
-      </w:r>
-    </w:p>
-    <w:p>
-      <w:pPr>
-        <w:pStyle w:val="Heading2"/>
-      </w:pPr>
-      <w:r>
-        <w:t>Referenser – tretåig hackspett</w:t>
-      </w:r>
-    </w:p>
-    <w:p>
-      <w:r>
-        <w:t xml:space="preserve">Amcoff, M. &amp; Eriksson, P. 1996. </w:t>
-      </w:r>
-      <w:r>
-        <w:rPr>
-          <w:i/>
-        </w:rPr>
-        <w:t xml:space="preserve">Förekomst av tretåig hackspett Picoides tridactylus på bestånds- och landskapsnivå. </w:t>
-      </w:r>
-      <w:r>
-        <w:t>Ornis Svecica 6: 107–119.</w:t>
-      </w:r>
-    </w:p>
-    <w:p>
-      <w:r>
-        <w:t xml:space="preserve">Butler, R., Angelstam, P., Ekelund, P. &amp; Schlaeffer, R. 2004. </w:t>
-      </w:r>
-      <w:r>
-        <w:rPr>
-          <w:i/>
-        </w:rPr>
-        <w:t xml:space="preserve">Dead wood threshold values for the three-toed woodpecker presence in boreal and sub-Alpine forest. </w:t>
-      </w:r>
-      <w:r>
-        <w:t>Biological conservation 119(3): 305–318.</w:t>
-      </w:r>
-    </w:p>
-    <w:p>
-      <w:r>
-        <w:t xml:space="preserve">Imbeau, L. &amp; Desrochers, A. 2002. </w:t>
-      </w:r>
-      <w:r>
-        <w:rPr>
-          <w:i/>
-        </w:rPr>
-        <w:t xml:space="preserve">Foraging Ecology and Use of Drumming Trees by Three-Toed Woodpeckers. </w:t>
-      </w:r>
-      <w:r>
-        <w:t>The Journal of Wildlife Management. Vol. 66, No. 1 (Jan., 2002), pp. 222–231.</w:t>
-      </w:r>
-    </w:p>
-    <w:p>
-      <w:r>
-        <w:t xml:space="preserve">Pakkala, T., Hanski, I. &amp; Tomppo, E. 2002. </w:t>
-      </w:r>
-      <w:r>
-        <w:rPr>
-          <w:i/>
-        </w:rPr>
-        <w:t xml:space="preserve">Spatial ecology of the three-toed woodpecker in managed forest landscapes. </w:t>
-      </w:r>
-      <w:r>
-        <w:t>Silva Fennica 36(1): 279–288.</w:t>
-      </w:r>
-    </w:p>
-    <w:p>
-      <w:r>
-        <w:t xml:space="preserve">Skogsstyrelsen, 2016. </w:t>
-      </w:r>
-      <w:r>
-        <w:rPr>
-          <w:i/>
-        </w:rPr>
-        <w:t>Vägledning för hänsyn till fåglar – Tretåig hackspett.</w:t>
-      </w:r>
-    </w:p>
-    <w:p>
-      <w:r>
-        <w:t xml:space="preserve">SLU Artdatabanken, 2024. </w:t>
-      </w:r>
-      <w:r>
-        <w:rPr>
-          <w:i/>
-        </w:rPr>
-        <w:t xml:space="preserve">Artfaktablad. Naturvård – artfakta. </w:t>
-      </w:r>
-      <w:r>
-        <w:t>SLU Artdatabanken, Uppsala.</w:t>
-      </w:r>
-    </w:p>
-    <w:p>
-      <w:r>
-        <w:t xml:space="preserve">Stachura-Skierczynska, K., Tumiel, T. &amp; Skierczynski, M. 2009. </w:t>
-      </w:r>
-      <w:r>
-        <w:rPr>
-          <w:i/>
-        </w:rPr>
-        <w:t xml:space="preserve">Habitat prediction model for three-toed woodpecker and its implications for the conservation of biologically valuable forests. </w:t>
-      </w:r>
-      <w:r>
-        <w:t>Forest Ecology and Management 258(5): 697–703.</w:t>
-      </w:r>
-    </w:p>
-    <w:p>
-      <w:r>
-        <w:t xml:space="preserve">Virkkala, R. 1991. </w:t>
-      </w:r>
-      <w:r>
-        <w:rPr>
-          <w:i/>
-        </w:rPr>
-        <w:t xml:space="preserve">Population trends of forest birds in a Finnish Lapland landscape of large habitat blocks – Consequences of stochastic environmental variation or regional habitat alteration. </w:t>
-      </w:r>
-      <w:r>
-        <w:t>Biological conservation 56(2): 223–240.</w:t>
-      </w:r>
-    </w:p>
-    <w:p>
-      <w:r>
-        <w:t xml:space="preserve">Wesolowski, T., Czeszczewik, D. &amp; Rowinski, P. 2005. </w:t>
-      </w:r>
-      <w:r>
-        <w:rPr>
-          <w:i/>
-        </w:rPr>
-        <w:t xml:space="preserve">Effects of forest management on Three-toed Woodpecker Picoides tridactylus distribution in the Bialowieza Forest (NE Poland): conservation implications. </w:t>
-      </w:r>
-      <w:r>
-        <w:t>Acta Ornithologica 40(1): 53–60.</w:t>
-      </w:r>
-    </w:p>
-    <w:p>
-      <w:pPr>
-        <w:pStyle w:val="Heading1"/>
-      </w:pPr>
-      <w:r>
-        <w:t>Järpe – ekologi samt krav på livsmiljön</w:t>
-      </w:r>
-    </w:p>
-    <w:p>
-      <w:r>
-        <w:t>Järpe är fridlyst enligt 4§ artskyddsförordningen och upptagen i bilaga 1 och 2 EU:s fågeldirektiv. Den finns i sammanhängande grandominerad skog över hela Sverige men förekomsterna är betydligt glesare i Götaland än i övriga landet. Järpen har sina livsmiljöer i tät barrskog med inblandning av lövträd och en väl utvecklad flerskiktad struktur med bärris och yngre eller undertryckta, täta granar i ett lägre skikt, ofta utmed bäckar och åar inne i den skyddande granskogen (SLU Artdatabanken, 2026).</w:t>
-      </w:r>
-    </w:p>
-    <w:p>
-      <w:r>
-        <w:t xml:space="preserve">Arten behöver lämpliga skogsbestånd om sammanlagt minst 25 hektar. Den är mycket stationär inom sitt revir och när ett par etablerat sig stannar de så länge miljön är intakt. Den undviker öppen mark och förﬂyttar sig sällan över större öppna myrar eller åkermark, och är därför känslig för fragmentering. Järpen överlever inte om dess livsmiljö kalavverkas och är även känslig för röjning, gallring och avverkning där unga granar och lövträd inte sparas i tillräcklig omfattning.  Järpe är typisk art för </w:t>
-      </w:r>
-      <w:r>
-        <w:rPr>
-          <w:i/>
-        </w:rPr>
-        <w:t>9010 Taiga, 9740 Skogsbevuxen myr</w:t>
-      </w:r>
-      <w:r>
-        <w:t xml:space="preserve"> och </w:t>
-      </w:r>
-      <w:r>
-        <w:rPr>
-          <w:i/>
-        </w:rPr>
-        <w:t>9080 Lövsumpskog</w:t>
-      </w:r>
-      <w:r>
-        <w:t xml:space="preserve"> (SLU Artdatabanken, 2026).</w:t>
-      </w:r>
-    </w:p>
-    <w:p>
-      <w:pPr>
-        <w:pStyle w:val="Heading2"/>
-      </w:pPr>
-      <w:r>
-        <w:t>Referenser – järpe</w:t>
-      </w:r>
-    </w:p>
-    <w:p>
-      <w:r>
-        <w:t xml:space="preserve">SLU Artdatabanken, 2026. </w:t>
-      </w:r>
-      <w:r>
-        <w:rPr>
-          <w:i/>
-        </w:rPr>
-        <w:t xml:space="preserve">Artfaktablad. Naturvård – artfakta. </w:t>
-      </w:r>
-      <w:r>
-        <w:t>SLU Artdatabanken, Uppsala</w:t>
-      </w:r>
-    </w:p>
-    <w:p>
-      <w:pPr>
-        <w:pStyle w:val="Heading1"/>
-      </w:pPr>
-      <w:r>
-        <w:t>Spillkråka – ekologi samt krav på livsmiljön</w:t>
-      </w:r>
-    </w:p>
-    <w:p>
-      <w:r>
-        <w:t xml:space="preserve">Spillkråka (§4) ingår i bilaga 1 EU:s fågeldirektiv och är typisk art för </w:t>
-      </w:r>
-      <w:r>
-        <w:rPr>
-          <w:i/>
-        </w:rPr>
-        <w:t xml:space="preserve">9010 Taiga </w:t>
-      </w:r>
-      <w:r>
-        <w:t>och</w:t>
-      </w:r>
-      <w:r>
-        <w:rPr>
-          <w:i/>
-        </w:rPr>
-        <w:t xml:space="preserve"> 9740 Skogsbevuxen myr</w:t>
-      </w:r>
-      <w:r>
-        <w:t>. Den lever i både barr- och blandskog liksom i ren lövskog. De tätaste populationerna tenderar att finnas i äldre, variationsrik blandskog med gott om död ved och gamla träd. Varje par utnyttjar 400–1000 hektar skog beroende på skogens kvalitet. Skogsbruk med korta omloppstider och täta, homogena ungskogar utgör det största hotet (SLU Artdatabanken, 2026).</w:t>
-      </w:r>
-    </w:p>
-    <w:p>
-      <w:r>
-        <w:t>Spillkråka är en nyckelart i skogliga miljöer vars övergivna bohål utnyttjas av flera andra hålhäckande fågelarter och fladdermöss, däribland pärluggla (EN, §4), knipa (§4), salskrake (§4) och skogsduva (§4). Hökuggla (VU, §4) och slaguggla (§4) häckar ofta i högstubbar som brutits av i höjd med ett gammalt spillkråkebo (Skogsstyrelsen, 2016).</w:t>
-      </w:r>
-    </w:p>
-    <w:p>
-      <w:pPr>
-        <w:pStyle w:val="Heading2"/>
-      </w:pPr>
-      <w:r>
-        <w:t>Referenser – spillkråka</w:t>
-      </w:r>
-    </w:p>
-    <w:p>
-      <w:r>
-        <w:t xml:space="preserve">Skogsstyrelsen, 2016. </w:t>
-      </w:r>
-      <w:r>
-        <w:rPr>
-          <w:i/>
-        </w:rPr>
-        <w:t xml:space="preserve">Vägledning för hänsyn till spillkråka. </w:t>
-      </w:r>
-      <w:r>
-        <w:t>Vägledningar och kunskapsstöd artskydd – Skogsstyrelsen.</w:t>
-      </w:r>
-    </w:p>
-    <w:p>
-      <w:r>
-        <w:t xml:space="preserve">SLU Artdatabanken, 2026. </w:t>
-      </w:r>
-      <w:r>
-        <w:rPr>
-          <w:i/>
-        </w:rPr>
-        <w:t xml:space="preserve">Artfaktablad. Naturvård – artfakta. </w:t>
-      </w:r>
-      <w:r>
-        <w:t>SLU Artdatabanken, Uppsala.</w:t>
-      </w:r>
-    </w:p>
-    <w:p>
-      <w:pPr>
-        <w:pStyle w:val="Heading1"/>
-      </w:pPr>
-      <w:r>
-        <w:t>Tjäder – ekologi samt krav på livsmiljön</w:t>
-      </w:r>
-    </w:p>
-    <w:p>
-      <w:r>
-        <w:t xml:space="preserve">Tjäder (§4) omfattas av bilaga 1 och 2 EU:s fågeldirektiv och är typisk art för </w:t>
-      </w:r>
-      <w:r>
-        <w:rPr>
-          <w:i/>
-        </w:rPr>
-        <w:t xml:space="preserve">9010 Taiga </w:t>
-      </w:r>
-      <w:r>
-        <w:t xml:space="preserve">och </w:t>
-      </w:r>
-      <w:r>
-        <w:rPr>
-          <w:i/>
-        </w:rPr>
-        <w:t>9740 Skogsbevuxen myr</w:t>
-      </w:r>
-      <w:r>
-        <w:t>. Tjädern är en utpräglad skogsfågel knuten till större sammanhängande barrskogsområden. Tupparna och hönorna utnyttjar till viss del olika miljöer, och habitatvalet varierar dessutom mellan olika delar av året. För att det ska finnas livskraftiga tjäderbestånd krävs funktionella skogslandskap med en blandning av uppvuxen, gles och luckig skog, täta sumpskogar, myrar och andra små våtmarker (Skogsstyrelsen, 2019; SLU Artdatabanken 2024).</w:t>
-      </w:r>
-    </w:p>
-    <w:p>
-      <w:r>
-        <w:t>Arten försvinner när skogen fragmenteras och den sammanlagda arealen hyggen och andra öppna områden blir för stor. Ett småskaligt och försiktigt virkesuttag genom hyggesfria metoder kan i vissa fall vara möjligt i området inom 200 m från lekcentrum. Längre ut från lekcentrum, inom 200–500 m bör den avverkade ytan inte överskrida 1 hektar för att undvika alltför stora och snabba förändringar (Skogsstyrelsen, 2019).</w:t>
-      </w:r>
-    </w:p>
-    <w:p>
-      <w:pPr>
-        <w:pStyle w:val="Heading2"/>
-      </w:pPr>
-      <w:r>
-        <w:t>Referenser – tjäder</w:t>
-      </w:r>
-    </w:p>
-    <w:p>
-      <w:r>
-        <w:t xml:space="preserve">Skogsstyrelsen, 2019. </w:t>
-      </w:r>
-      <w:r>
-        <w:rPr>
-          <w:i/>
-        </w:rPr>
-        <w:t>Vägledning för hänsyn till fåglar – tjäder.</w:t>
-      </w:r>
-    </w:p>
-    <w:p>
-      <w:r>
-        <w:t xml:space="preserve">SLU Artdatabanken, 2024. </w:t>
-      </w:r>
-      <w:r>
-        <w:rPr>
-          <w:i/>
-        </w:rPr>
-        <w:t xml:space="preserve">Artfaktablad. Naturvård – artfakta. </w:t>
-      </w:r>
-      <w:r>
-        <w:t>SLU Artdatabanken, Uppsala</w:t>
-      </w:r>
-    </w:p>
-    <w:p>
-      <w:r>
-        <w:br w:type="page"/>
-      </w:r>
-    </w:p>
-    <w:p>
-      <w:pPr>
-        <w:pStyle w:val="Title"/>
-      </w:pPr>
-      <w:r>
-        <w:t>BILAGA 2 – EU:s art- och habitatdirektiv, fågeldirektiv och naturrestaureringsförordning</w:t>
-      </w:r>
-    </w:p>
-    <w:p>
-      <w:pPr>
-        <w:pStyle w:val="Heading2"/>
-      </w:pPr>
-      <w:r>
-        <w:t>Förenlighet med EU-direktiv</w:t>
-      </w:r>
-    </w:p>
-    <w:p>
-      <w:r>
-        <w:t>EU-direktiv är bindande för EU:s medlemsländer varvid det ankommer på Skogsstyrelsen som nationell tillsynsmyndighet att beakta syftet med EU:s art- och habitatdirektiv respektive fågeldirektiv vid prövningen av en skogsbruksverksamhet, se Rådets direktiv 92/43/EEG samt 2009/147/EG. Nationella regler som omfattas av ett EU-direktiv ska enligt fast rättspraxis tolkas i enlighet med direktivet, vilket medför en skyldighet för myndigheten att tolka bestämmelser i nationell rätt i ljuset av direktivets ordalydelse, sammanhang och de mål som eftersträvas med direktivet (se EU-domstolens dom i mål C 477/19).</w:t>
-      </w:r>
-    </w:p>
-    <w:p>
-      <w:r>
-        <w:t>EU:s medlemsstater åläggs i Artikel 3 i fågeldirektivet generella skyldigheter avseende skydd, bevarande och återställande av tillräckligt stora och varierande livsmiljöer för de fågelarter som omfattas av direktivet. Medlemsstaterna ska vidta de åtgärder som är nödvändiga för att bibehålla populationen av fågelarterna på en nivå som svarar särskilt mot ekologiska, vetenskapliga och kulturella behov, eller återupprätta populationen av dessa arter till en sådan nivå (se Europaparlamentets och rådets direktiv 2009/147/EG).</w:t>
-      </w:r>
-    </w:p>
-    <w:p>
-      <w:r>
-        <w:t>Åtgärder som vidtas i enlighet med art- och habitatdirektivet (92/43/EEG) ska enligt Artikel 2 syfta till att bibehålla eller återställa en gynnsam bevarandestatus hos livsmiljöer samt arter och vilda djur och växter av gemenskapsintresse. Enligt prejudikat från EU-domstolen ska en skogsbruksverksamhet utföras på ett sådant sätt som utgör ett förebyggande och hållbart skogsbruk för att betraktas som förenlig med bevarandekraven i direktivet (se EU-domstolens dom i de förenade målen C 473-19 och C 474-19).</w:t>
-      </w:r>
-    </w:p>
-    <w:p>
-      <w:r>
-        <w:t xml:space="preserve">Av artikel 1.e samma direktiv framgår att en livsmiljös bevarandestatus anses " gynnsam" när — dess naturliga utbredningsområde och de ytor den täcker inom detta område är stabila eller ökande, och — den särskilda struktur och de särskilda funktioner som är nödvändiga för att den skall kunna bibehållas på lång sikt finns, och sannolikt kommer att finnas under en överskådlig framtid, och — bevarandestatusen hos dess </w:t>
-      </w:r>
-      <w:r>
-        <w:rPr>
-          <w:b/>
-        </w:rPr>
-        <w:t>typiska arter</w:t>
-      </w:r>
-      <w:r>
-        <w:t xml:space="preserve"> är gynnsam enligt definitionen i artikel 1.i. Typiska arter används för att lokalisera områden med gynnsam bevarandestatus för de naturtyper som ingår i EU:s art- och habitatdirektiv.</w:t>
-      </w:r>
-    </w:p>
-    <w:p>
-      <w:r>
-        <w:t>Västlig taiga (EU-kod 9010) saknar gynnsam bevarandestatus och minskar starkt som naturtyp i Sverige. Naturvårdsverket skriver i sin vägledning för västlig taiga att dylika miljöer förutsätter normalt att skogarna skyddas långsiktigt, eftersom skogsbruk inte är förenligt med bevarande av naturtypen i gynnsamt tillstånd (Naturvårdsverket, 2011). Enligt Sveriges Artikel 17 rapportering 2013 och 2019 till EU, har naturtypen Västlig taiga (9010) dålig bevarandestatus med negativ trend inom Sveriges boreala region. Skogsbruksåtgärder som avverkning, röjning och gallring pekas ut som några av de främst bidragande orsakerna till naturtypens dåliga status och negativa trend (SLU Artdatabanken, 2019). I EU:s uppföljning av tillståndet för naturtyperna i Skandinavien 2013 – 2018 framgår det att i den boreala regionen är tillståndet så dåligt för Västlig taiga (9010) att habitatet löper allvarlig risk att försvinna regionalt (EEA, 2022). Det allvarliga läget för den biologiska mångfalden i skogen framhålls även i Skogsstyren rapport 2026/07:</w:t>
-      </w:r>
-    </w:p>
-    <w:p>
-      <w:r>
-        <w:rPr>
-          <w:i/>
-        </w:rPr>
-        <w:t>"All avverkning av kända skogliga värdekärnor och sannolika kontinuitetsskogar behöver upphöra för att fylla bristen om 1,56 miljoner hektar bevarad livsmiljötyp. På grund av begränsade kvarvarande arealer av värdekärnor, naturskogar och kontinuitetsskogar leder fortsatt förlust av dessa till en påtaglig risk för långsiktigt negativa effekter för biologisk mångfald i skogslandskapet. Att de återstående arealerna bevaras och ges ett långsiktigt skydd bedöms därför vara av avgörande betydelse."</w:t>
-      </w:r>
-      <w:r>
-        <w:t xml:space="preserve"> (Skogsstyrelsen, 2026).</w:t>
-      </w:r>
-    </w:p>
-    <w:p>
-      <w:pPr>
-        <w:pStyle w:val="Caption"/>
-      </w:pPr>
-      <w:r>
-        <w:drawing>
-          <wp:inline xmlns:a="http://schemas.openxmlformats.org/drawingml/2006/main" xmlns:pic="http://schemas.openxmlformats.org/drawingml/2006/picture">
-            <wp:extent cx="5486400" cy="2905862"/>
-            <wp:docPr id="3" name="Picture 3"/>
             <wp:cNvGraphicFramePr>
               <a:graphicFrameLocks noChangeAspect="1"/>
             </wp:cNvGraphicFramePr>
@@ -2995,7 +965,7 @@
                     <pic:cNvPicPr/>
                   </pic:nvPicPr>
                   <pic:blipFill>
-                    <a:blip r:embed="rId18"/>
+                    <a:blip r:embed="rId17"/>
                     <a:stretch>
                       <a:fillRect/>
                     </a:stretch>

--- a/tillsyn/Laisdalen Björkliden tillsynsbegäran.docx
+++ b/tillsyn/Laisdalen Björkliden tillsynsbegäran.docx
@@ -60,7 +60,7 @@
         <w:spacing w:after="240"/>
       </w:pPr>
       <w:r>
-        <w:t>Figur 1. Fyndplatser för naturvårdsarter i området. Markörer utan svart kant är placerade på fyndplatsen. Markörer med svart kant är placerade vid sidan av fyndplatsen har ett svart streck som visar fyndplatsens exakta position. Kartans mittpunktskoordinat är N 7310408, E 607479 i SWEREF 99 TM.</w:t>
+        <w:t>Figur 1. Fyndplatser för naturvårdsarter i området. Markörer utan svart kant är placerade på fyndplatsen. Markörer med svart kant är placerade vid sidan av fyndplatsen och har ett svart streck som visar fyndplatsens exakta position. Kartans mittpunktskoordinat är N 7310408, E 607479 i SWEREF 99 TM.</w:t>
       </w:r>
     </w:p>
     <w:p>

--- a/tillsyn/Laisdalen Björkliden tillsynsbegäran.docx
+++ b/tillsyn/Laisdalen Björkliden tillsynsbegäran.docx
@@ -1255,7 +1255,7 @@
     <w:r>
       <w:tab/>
       <w:tab/>
-      <w:t>2026-08-14</w:t>
+      <w:t>2026-08-15</w:t>
       <w:br/>
       <w:br/>
     </w:r>

--- a/tillsyn/Laisdalen Björkliden tillsynsbegäran.docx
+++ b/tillsyn/Laisdalen Björkliden tillsynsbegäran.docx
@@ -22,7 +22,7 @@
       <w:r>
         <w:drawing>
           <wp:inline xmlns:a="http://schemas.openxmlformats.org/drawingml/2006/main" xmlns:pic="http://schemas.openxmlformats.org/drawingml/2006/picture">
-            <wp:extent cx="5486400" cy="4543376"/>
+            <wp:extent cx="5486400" cy="4993788"/>
             <wp:docPr id="1" name="Picture 1"/>
             <wp:cNvGraphicFramePr>
               <a:graphicFrameLocks noChangeAspect="1"/>
@@ -43,7 +43,7 @@
                   <pic:spPr>
                     <a:xfrm>
                       <a:off x="0" y="0"/>
-                      <a:ext cx="5486400" cy="4543376"/>
+                      <a:ext cx="5486400" cy="4993788"/>
                     </a:xfrm>
                     <a:prstGeom prst="rect"/>
                   </pic:spPr>
@@ -60,12 +60,12 @@
         <w:spacing w:after="240"/>
       </w:pPr>
       <w:r>
-        <w:t>Figur 1. Fyndplatser för naturvårdsarter i området. Markörer utan svart kant är placerade på fyndplatsen. Markörer med svart kant är placerade vid sidan av fyndplatsen och har ett svart streck som visar fyndplatsens exakta position. Kartans mittpunktskoordinat är N 7310408, E 607479 i SWEREF 99 TM.</w:t>
-      </w:r>
-    </w:p>
-    <w:p>
-      <w:r>
-        <w:t>I området finns fynd av 11 naturvårdsarter, varav 9 är rödlistade, 3 är fridlysta, 10 är typiska (T) och 1 är signalart (S): grantickeporing (VU), ostticka (VU, T), gammelgransskål (NT, T), harticka (NT, T), knottrig blåslav (NT, T), lavskrika (NT, T, §4), rosenticka (NT, T), tretåig hackspett (NT, T, §4), ullticka (NT, T), trådticka (S, T) och tjäder (T, §4). Se Figur 1.</w:t>
+        <w:t>Figur 1. Fyndplatser för naturvårdsarter i och inom 7 meter från området. Markörer utan svart kant är placerade på fyndplatsen. Markörer med svart kant är placerade vid sidan av fyndplatsen och har ett svart streck som visar fyndplatsens exakta position. Kartans mittpunktskoordinat är N 7310408, E 607479 i SWEREF 99 TM.</w:t>
+      </w:r>
+    </w:p>
+    <w:p>
+      <w:r>
+        <w:t>I och inom 7 meter från området finns fynd av 75 naturvårdsarter, varav 38 är rödlistade, 16 är fridlysta, 53 är typiska (T) och 15 är signalarter (S): finporing (VU), garnlav (VU, T), grantickeporing (VU), gränsticka (VU, T), knärot (VU, T, §8), kristallticka (VU), lappticka (VU, T), laxgröppa (VU), olivbrun kremla (VU), ostticka (VU, T), sprickporing (VU), tajgaskinn (VU), vitskaftad svartspik (VU, T), barrviolspindling (NT), blanksvart spiklav (NT), brunpudrad nållav (NT, T), doftskinn (NT, T), gammelgransskål (NT, T), grå blåbärsfältmätare (NT), harticka (NT, T), knottrig blåslav (NT, T), lavskrika (NT, T, §4), liten svartspik (NT), lunglav (NT, T), nordlig nållav (NT), rosenticka (NT, T), rödbrun blekspik (NT, T), Skeletocutis exilis (NT), skrovellav (NT, T), stjärntagging (NT, T), talltagel (NT, T), tallticka (NT, T), talltita (NT, §4), tretåig hackspett (NT, T, §4), ullticka (NT, T), vedtrappmossa (NT, T), vitgrynig nållav (NT), älg (NT), blodticka (S, T), bronshjon (S, T), bårdlav (S, T), grönkulla (S, T, §8), gytterlav (S, T), luddlav (S, T), norrlandslav (S, T), plattlummer (S, T, §9), spindelblomster (S, T, §8), stuplav (S, T), tibast (S, T), trådticka (S, T), vedticka (S, T), vågbandad barkbock (S), ögonpyrola (S, T), bergsslok (T), brudborste (T), ekbräken (T), fjällskråp (T), fjällskära (T), humleblomster (T), järpe (T, §4), kattfot (T), kransmossa (T), kärrfibbla (T), kärrviol (T), linnea (T), mattlummer (T, §9), nordisk stormhatt (T), ormbär (T), spillkråka (T, §4), tjäder (T, §4), orre (§4), vanlig groda (§6), brudsporre (§8), lopplummer (aggregat) (§9) och revlummer (§9). Se Figur 1.</w:t>
       </w:r>
     </w:p>
     <w:p>
@@ -109,6 +109,46 @@
         <w:rPr>
           <w:b/>
         </w:rPr>
+        <w:t>Finporing (VU)</w:t>
+      </w:r>
+      <w:r>
+        <w:t xml:space="preserve"> är en iögonfallande art knuten till fuktiga naturskogsartade miljöer med grova träd och mycket död ved i olika nedbrytningsstadier. Den växer på lågor av både löv- och barrträd, t.ex. gråal, björk och gran. Fruktkropparna utvecklas ofta på undersidan av djupt nedsjunkna lågor som fortfarande har barken kvar. Artens ekologi behöver klarläggas bättre. I väntan på detta måste kända växtplatser säkerställas (SLU Artdatabanken, 2024).</w:t>
+      </w:r>
+    </w:p>
+    <w:p>
+      <w:r>
+        <w:rPr>
+          <w:b/>
+        </w:rPr>
+        <w:t>Garnlav (VU)</w:t>
+      </w:r>
+      <w:r>
+        <w:t xml:space="preserve"> är en utpräglad barrskogsart som ibland kan drapera träden i norrländska grannaturskogar med hög luftfuktighet. Den förekommer även i talldominerade bestånd där den, förutom i trädens grenverk, påträffas hängande över ojämnheter i tallbarken. Arten har minskat starkt i södra och mellersta Sverige och den minskar även i sitt nordliga utbredningsområde. Minskningstakten uppgår till 30 (20–50) % inom 50 år och överstiger gränsvärdet för Sårbar (VU). Orsaken till tillbakagången beror främst på slutavverkningar av naturskogsartade skogar. Bestånd med riklig förekomst bör regelmässigt sparas, vilket även gynnar flera andra sällsynta och rödlistade arter. Garnlav är värdväxt för den mycket sällsynta och akut hotade fjärilen barrskogslavfly (CR) som hör hemma i boreala barrskogar med riklig förekomst av värdväxten. Tidigare kunde arten konstateras årligen på flera platser vid Dala-Floda i Dalarna innan lokalerna kalavverkades. Senaste fyndet i landet av barrskogslavfly är från år 2000 då den påträffades vid Högberget i Sollefteå kommun. Garnlav är typisk art för </w:t>
+      </w:r>
+      <w:r>
+        <w:rPr>
+          <w:i/>
+        </w:rPr>
+        <w:t xml:space="preserve">9010 Taiga </w:t>
+      </w:r>
+      <w:r>
+        <w:t>och</w:t>
+      </w:r>
+      <w:r>
+        <w:rPr>
+          <w:i/>
+        </w:rPr>
+        <w:t xml:space="preserve"> 9070 Trädklädd betesmark</w:t>
+      </w:r>
+      <w:r>
+        <w:t xml:space="preserve"> (SLU Artdatabanken, 2026).</w:t>
+      </w:r>
+    </w:p>
+    <w:p>
+      <w:r>
+        <w:rPr>
+          <w:b/>
+        </w:rPr>
         <w:t>Grantickeporing (VU)</w:t>
       </w:r>
       <w:r>
@@ -120,6 +160,179 @@
         <w:rPr>
           <w:b/>
         </w:rPr>
+        <w:t>Gränsticka (VU)</w:t>
+      </w:r>
+      <w:r>
+        <w:t xml:space="preserve"> är en mycket bra signalart inom hela sitt utbredningsområde. Den är huvudsakligen knuten till restbestånd av barrnaturskog och förekommer med ett tydligt optimum i orörda eller måttligt påverkade gamla granskogar där det föreligger långvarig kontinuitet av grov död ved. Den totala populationen bedöms ha minskat och fortsätter att minska i takt med att grankontinuitetsskogar (äldre tidigare icke kalavverkade skogar) minskar i areal. Minskningstakten överstiger gränsvärdet för sårbar (VU). Lokaler som hyser arten bör undantas från skogsbruk, speciellt i mellersta och södra Sverige. Gränsticka är typisk art för </w:t>
+      </w:r>
+      <w:r>
+        <w:rPr>
+          <w:i/>
+        </w:rPr>
+        <w:t>9010 Taiga</w:t>
+      </w:r>
+      <w:r>
+        <w:t xml:space="preserve"> (SLU Artdatabanken, 2026; Nitare &amp; Skogsstyrelsen, 2019).</w:t>
+      </w:r>
+    </w:p>
+    <w:p>
+      <w:r>
+        <w:rPr>
+          <w:b/>
+        </w:rPr>
+        <w:t>Knärot (VU, §8)</w:t>
+      </w:r>
+      <w:r>
+        <w:t xml:space="preserve"> är typisk art för </w:t>
+      </w:r>
+      <w:r>
+        <w:rPr>
+          <w:i/>
+        </w:rPr>
+        <w:t xml:space="preserve">9010 Taiga </w:t>
+      </w:r>
+      <w:r>
+        <w:t>och</w:t>
+      </w:r>
+      <w:r>
+        <w:rPr>
+          <w:i/>
+        </w:rPr>
+        <w:t xml:space="preserve"> 9050 Näringsrik granskog</w:t>
+      </w:r>
+      <w:r>
+        <w:t xml:space="preserve">, rödlistad som sårbar och fridlyst enligt 8§ artskyddsförordningen. En nyligen genomförd analys av 79 floraväktarlokaler indikerar att det behövs någonstans mellan 100 och 150 meters skyddszon för att en knärotspopulation inte ska dö ut på lång sikt (Sebestyén &amp; Sundberg, 2025). Detta ligger väl i linje med tidigare genomförda studier som visar att det krävs väl tilltagna buffertzoner för att knäroten inte ska ta skada av skogsbruksåtgärder i intilliggande skog (Johnson, 2014; Koelmeijer m.fl., 2022; Skogsstyrelsen, 2022). Arten är även känslig för gallring vilket framgår av Skogsstyrelsens egen vägledning för hänsyn till knärot (Skogsstyrelsen, 2022). Ytterligare en studie visar på den starka korrelationen mellan minskande arealer kontinuitetsskog och lokal utdöenderisk. Knäroten uppvisade en mycket låg koloniseringsgrad (0,7 % över 10 år) i kombination med hög lokal utrotningsrisk (75,2 %), där utrotningssannolikheten ökade kraftigt när arealen kontinuitetsskog minskade mellan undersökningar, t.ex. på grund av kalhyggesbruk (Johansson et al., 2026). För rika förekomster av knärot är reservatsbildning eller biotopskydd lämpliga åtgärder för att skydda den. På knärot kan den sällsynta rostsvampen </w:t>
+      </w:r>
+      <w:r>
+        <w:rPr>
+          <w:i/>
+        </w:rPr>
+        <w:t>Pucciniastrum goodyerae</w:t>
+      </w:r>
+      <w:r>
+        <w:t xml:space="preserve"> påträffas. </w:t>
+      </w:r>
+      <w:r>
+        <w:rPr>
+          <w:i/>
+        </w:rPr>
+        <w:t>Pucciniastrum goodyerae</w:t>
+      </w:r>
+      <w:r>
+        <w:t xml:space="preserve"> är klassad som NE (ej bedömd) i rödlistan (SLU Artdatabanken, 2024).</w:t>
+      </w:r>
+    </w:p>
+    <w:p>
+      <w:r>
+        <w:t>I det aktuella området finns 1 fyndplatser för knärot registrerade på Artportalen. Figur 2 visar gränserna för buffertzoner på 50 m, som behöver lämnas kring fyndplatserna för att knärotslokalerna inte ska försvinna vid en avverkning. Av det aktuella området överlappar 0.79 ha med buffertzonerna och får av detta skäl inte avverkas.</w:t>
+      </w:r>
+    </w:p>
+    <w:p>
+      <w:pPr>
+        <w:pStyle w:val="Caption"/>
+      </w:pPr>
+      <w:r>
+        <w:drawing>
+          <wp:inline xmlns:a="http://schemas.openxmlformats.org/drawingml/2006/main" xmlns:pic="http://schemas.openxmlformats.org/drawingml/2006/picture">
+            <wp:extent cx="5486400" cy="5795072"/>
+            <wp:docPr id="2" name="Picture 2"/>
+            <wp:cNvGraphicFramePr>
+              <a:graphicFrameLocks noChangeAspect="1"/>
+            </wp:cNvGraphicFramePr>
+            <a:graphic>
+              <a:graphicData uri="http://schemas.openxmlformats.org/drawingml/2006/picture">
+                <pic:pic>
+                  <pic:nvPicPr>
+                    <pic:cNvPr id="0" name="Laisdalen Björkliden karta knärot.png"/>
+                    <pic:cNvPicPr/>
+                  </pic:nvPicPr>
+                  <pic:blipFill>
+                    <a:blip r:embed="rId17"/>
+                    <a:stretch>
+                      <a:fillRect/>
+                    </a:stretch>
+                  </pic:blipFill>
+                  <pic:spPr>
+                    <a:xfrm>
+                      <a:off x="0" y="0"/>
+                      <a:ext cx="5486400" cy="5795072"/>
+                    </a:xfrm>
+                    <a:prstGeom prst="rect"/>
+                  </pic:spPr>
+                </pic:pic>
+              </a:graphicData>
+            </a:graphic>
+          </wp:inline>
+        </w:drawing>
+      </w:r>
+    </w:p>
+    <w:p>
+      <w:pPr>
+        <w:pStyle w:val="Caption"/>
+        <w:spacing w:after="240"/>
+      </w:pPr>
+      <w:r>
+        <w:t>Figur 2. Fyndplatser och buffertzoner för knärot i det aktuella området. Endast fyndplatser vars buffertzoner överlappar med det aktuella området har tagits med i visualiseringen. Kartans mittpunktskoordinat är N 7310408, E 607479 i SWEREF 99 TM.</w:t>
+      </w:r>
+    </w:p>
+    <w:p>
+      <w:r>
+        <w:rPr>
+          <w:b/>
+        </w:rPr>
+        <w:t>Kristallticka (VU)</w:t>
+      </w:r>
+      <w:r>
+        <w:t xml:space="preserve"> är en mycket krävande art som växer i urskogsartade barrnaturskogar där det finns rikligt med grov död ved i olika nedbrytningsstadier. Den är placerad högst upp i Skogsstyrelsens värdepyramid för bedömning av skog med höga naturvärden och är en av våra främsta naturvärdesindikatorer på skyddsvärda barrnaturskogar. Alla skogsskötselåtgärder på eller i omedelbar närhet av lokalerna påverkar arten negativt liksom den minskande andelen död ved i kulturskogarna (SLU Artdatabanken, 2024; Nitare &amp; Skogsstyrelsen, 2019).</w:t>
+      </w:r>
+    </w:p>
+    <w:p>
+      <w:r>
+        <w:rPr>
+          <w:b/>
+        </w:rPr>
+        <w:t>Lappticka (VU)</w:t>
+      </w:r>
+      <w:r>
+        <w:t xml:space="preserve">, rödlistad som sårbar, är knuten till gamla granskogar med riklig förekomst av död ved. Den klassas som en “urskogsindikator” och alla skogsskötselåtgärder på eller i omedelbar närhet av lokalerna utgör ett hot. Lappticka är typisk art för </w:t>
+      </w:r>
+      <w:r>
+        <w:rPr>
+          <w:i/>
+        </w:rPr>
+        <w:t>9010 Taiga</w:t>
+      </w:r>
+      <w:r>
+        <w:t xml:space="preserve"> (Nitare &amp; Skogsstyrelsen, 2019; SLU Artdatabanken, 2024).</w:t>
+      </w:r>
+    </w:p>
+    <w:p>
+      <w:r>
+        <w:rPr>
+          <w:b/>
+        </w:rPr>
+        <w:t>Laxgröppa (VU)</w:t>
+      </w:r>
+      <w:r>
+        <w:t xml:space="preserve"> är en riktig urskogssvamp som påträffas på grova, starkt murkna, ofta brandskadade liggande stammar av tall, sällan gran i gammal barrskog. Arten missgynnas av skogsbruk och merparten av lokalerna bör skyddas (SLU Artdatabanken, 2024).</w:t>
+      </w:r>
+    </w:p>
+    <w:p>
+      <w:r>
+        <w:rPr>
+          <w:b/>
+        </w:rPr>
+        <w:t>Olivbrun kremla (VU)</w:t>
+      </w:r>
+      <w:r>
+        <w:t xml:space="preserve"> bildar mykorrhiza med gran i ängsgranskog på kalkrik mark. Arten är knuten till de verkligt exklusiva, örtrika granskogarna i landet. Svampen förekommer gärna i samma områden som t.ex. norna (VU, §7) och guckusko (§7). Arten hotas främst av avverkning och andra skogsbruksåtgärder eller annan form av exploatering. Den tål inte en slutavverkning eller hård gallring. Lokaler där arten finns bör skyddas och undantas från rationellt skogsbruk. Marken på växtplatserna får inte utsättas för kraftiga störningar av typen dikning eller körning med tunga maskiner (SLU Artdatabanken, 2026).</w:t>
+      </w:r>
+    </w:p>
+    <w:p>
+      <w:r>
+        <w:rPr>
+          <w:b/>
+        </w:rPr>
         <w:t xml:space="preserve">Ostticka (VU) </w:t>
       </w:r>
       <w:r>
@@ -149,6 +362,110 @@
         <w:rPr>
           <w:b/>
         </w:rPr>
+        <w:t>Sprickporing (VU)</w:t>
+      </w:r>
+      <w:r>
+        <w:t>, rödlistad som sårbar, är en sällsynt art som växer på senvuxen gran i lågproduktiva miljöer, ett substrat som nybildas i mycket liten skala i modern produktionsskog. Arten bedöms ha minskat kraftigt, med mer än 30 % över de senaste 20 åren, huvudsakligen på grund av slutavverkningar. I bestånd där arten förekommer måste skogsbruk undvikas. Fler av artens lokaler bör skyddas (SLU Artdatabanken, 2024).</w:t>
+      </w:r>
+    </w:p>
+    <w:p>
+      <w:r>
+        <w:rPr>
+          <w:b/>
+        </w:rPr>
+        <w:t>Tajgaskinn (VU)</w:t>
+      </w:r>
+      <w:r>
+        <w:t xml:space="preserve"> är placerad högst upp i Skogsstyrelsens värdepyramid för bedömning av skog med höga naturvärden och har klassificerats som en ”urskogsindikator” som kräver närmast orörda skogsmiljöer med långvarig kontinuitet av grova granlågor i olika nedbrytningsstadier (Nitare &amp; Skogsstyrelsen, 2019).</w:t>
+      </w:r>
+    </w:p>
+    <w:p>
+      <w:r>
+        <w:rPr>
+          <w:b/>
+        </w:rPr>
+        <w:t>Vitskaftad svartspik (VU)</w:t>
+      </w:r>
+      <w:r>
+        <w:t xml:space="preserve"> förekommer främst i naturskog på gamla senvuxna granar och signalerar alltid höga naturvärden. Alla skogliga åtgärder som kan påverka markvatten och luftfuktighet på i närheten av lokaler utgör ett hot. Avverkning av naturskogar utgör ett allvarligt hot och alla skogsskötselåtgärder på eller i närheten av växtplatserna bör undvikas. Lämpligt stora reservat av naturskogstyp bör bevaras. Vitskaftad svartspik är typisk art för </w:t>
+      </w:r>
+      <w:r>
+        <w:rPr>
+          <w:i/>
+        </w:rPr>
+        <w:t>9010 Taiga</w:t>
+      </w:r>
+      <w:r>
+        <w:t xml:space="preserve"> (SLU Artdatabanken, 2026; Nitare &amp; Skogsstyrelsen, 2019).</w:t>
+      </w:r>
+    </w:p>
+    <w:p>
+      <w:r>
+        <w:rPr>
+          <w:b/>
+        </w:rPr>
+        <w:t>Barrviolspindling (NT)</w:t>
+      </w:r>
+      <w:r>
+        <w:t xml:space="preserve"> bildar mykorrhiza med gran, huvudsakligen i örtrika kalkpåverkade äldre granskogar. Arten är sannolikt uttorkningskänslig och knuten till granskogar med långvarig grankontinuitet. Den hotas främst av skogsavverkning och tycks försvinna efter slutavverkning, markberedning och plantering. Minskningstakten uppgår till 15 % inom 50 år och bedöms vara nära gränsvärdet för Sårbar (VU). (A2c+3c+4c) (SLU Artdatabanken, 2024; Nitare &amp; Skogsstyrelsen, 2019).</w:t>
+      </w:r>
+    </w:p>
+    <w:p>
+      <w:r>
+        <w:rPr>
+          <w:b/>
+        </w:rPr>
+        <w:t>Blanksvart spiklav (NT)</w:t>
+      </w:r>
+      <w:r>
+        <w:t xml:space="preserve"> förekommer på torr, hård, gammal kärnved men även på äldre ytved av tall i naturskogsartade bestånd med begränsad brandpåverkan och ostörd hydrologi. Skogsbruksåtgärder på eller i närheten av lokaler med blanksvart spiklav utgör ett hot. Naturskogsartade öppna tall- och barrblandskogar med blanksvart spiklav indikerar höga biologiska värden och bör bevaras (SLU Artdatabanken, 2024).</w:t>
+      </w:r>
+    </w:p>
+    <w:p>
+      <w:r>
+        <w:rPr>
+          <w:b/>
+        </w:rPr>
+        <w:t>Brunpudrad nållav (NT)</w:t>
+      </w:r>
+      <w:r>
+        <w:t xml:space="preserve"> är beroende av hög, jämn luftfuktighet och kan påträffas i fuktiga skogar av naturskogskaraktär, ofta i sumpgranskog eller andra sumpskogar. Arten är placerad högst upp i Skogsstyrelsens värdepyramid för bedömning av skog med höga naturvärden och förekomster bör undantas från skogsbruksåtgärder. Brunpudrad nållav är typisk art för </w:t>
+      </w:r>
+      <w:r>
+        <w:rPr>
+          <w:i/>
+        </w:rPr>
+        <w:t>9010 Taiga</w:t>
+      </w:r>
+      <w:r>
+        <w:t xml:space="preserve"> (SLU Artdatabanken, 2024; Nitare &amp; Skogsstyrelsen, 2019).</w:t>
+      </w:r>
+    </w:p>
+    <w:p>
+      <w:r>
+        <w:rPr>
+          <w:b/>
+        </w:rPr>
+        <w:t>Doftskinn (NT)</w:t>
+      </w:r>
+      <w:r>
+        <w:t xml:space="preserve">, rödlistad som nära hotad, är en mycket bra signalart för boreal granskog och indikerar ett gran-skogsekosystem med lång kontinuitet av grova lågor. Arten är placerad i toppen av Skogsstyrelsens värdepyramid för bedömning av skog med höga naturvärden och har klassats som en “urskogsindikator”, då den förekommer med ett tydligt optimum i helt eller nästan helt orörda skogar. Doftskinn är typisk art för </w:t>
+      </w:r>
+      <w:r>
+        <w:rPr>
+          <w:i/>
+        </w:rPr>
+        <w:t xml:space="preserve">9010 Taiga </w:t>
+      </w:r>
+      <w:r>
+        <w:t>(SLU Artdatabanken, 2025; Nitare &amp; Skogsstyrelsen, 2019).</w:t>
+      </w:r>
+    </w:p>
+    <w:p>
+      <w:r>
+        <w:rPr>
+          <w:b/>
+        </w:rPr>
         <w:t>Gammelgransskål (NT)</w:t>
       </w:r>
       <w:r>
@@ -169,6 +486,17 @@
         <w:rPr>
           <w:b/>
         </w:rPr>
+        <w:t>Grå blåbärsfältmätare (NT)</w:t>
+      </w:r>
+      <w:r>
+        <w:t xml:space="preserve"> har tidigare ansetts som en mycket vanlig art men har utifrån fältobservationer gått starkt tillbaka och är nu försvunnen från stora delar av södra och mellersta Sverige. Sannolikt minskar arten även i norr. Detta indikerar att arten är starkare knuten till kontinuitetsskog med stort innehåll av blåbär än man tidigare trott och den förefaller vara mycket känslig för kalhyggesbruk. Fjärilens huvudsakliga habitat är luckiga granskogar med ett välutvecklat blåbärskikt på vilket larven lever. Denna livsmiljö är hotad av kalhyggesbruket där blåbärsriset skuggas ut när den uppväxande skogen sluter sig. Minskningstakten för den svenska populationen bedöms vara nära gränsvärdet för Sårbar (VU) (SLU Artdatabanken, 2024).</w:t>
+      </w:r>
+    </w:p>
+    <w:p>
+      <w:r>
+        <w:rPr>
+          <w:b/>
+        </w:rPr>
         <w:t>Harticka (NT)</w:t>
       </w:r>
       <w:r>
@@ -249,6 +577,84 @@
         <w:rPr>
           <w:b/>
         </w:rPr>
+        <w:t>Liten svartspik (NT)</w:t>
+      </w:r>
+      <w:r>
+        <w:t xml:space="preserve"> växer på granbark i boreala barrskogar med lång trädkontinuitet och hög luftfuktighet. Orsaken till tillbakagången beror på främst på slutavverkningar av naturskogsartade granskogar. Bestånd med riklig förekomst av liten svartspik bör regelmässigt sparas. Naturhänsyn i samband med slutavverkning måste ske så att man undviker uttorkningseffekter (SLU Artdatabanken, 2024).</w:t>
+      </w:r>
+    </w:p>
+    <w:p>
+      <w:r>
+        <w:rPr>
+          <w:b/>
+        </w:rPr>
+        <w:t>Lunglav (NT)</w:t>
+      </w:r>
+      <w:r>
+        <w:t xml:space="preserve"> är en av vårt lands främsta signalarter som överallt indikerar gamla lövträd, skogsbestånd med höga naturvärden och ekosystem med långskoglig kontinuitet. Lokalt kan förekomsten vara mycket riklig men den hittas nästan enbart i gamla och ej slutavverkade skogar. Artens samtliga förekomster bör uppmärksammas från naturvårdssynpunkt, då många lokaler även hyser andra ovanliga och rödlistade arter. Rikliga förekomster bör skyddas med biotopskydd, frivilliga avsättningar eller reservat. På lunglav kan de sällsynta lavparasiterna lunglavshårprick (CR), </w:t>
+      </w:r>
+      <w:r>
+        <w:rPr>
+          <w:i/>
+        </w:rPr>
+        <w:t>Abrothallus diederichii</w:t>
+      </w:r>
+      <w:r>
+        <w:t xml:space="preserve"> (VU), </w:t>
+      </w:r>
+      <w:r>
+        <w:rPr>
+          <w:i/>
+        </w:rPr>
+        <w:t>Abrothallus lobariae</w:t>
+      </w:r>
+      <w:r>
+        <w:t xml:space="preserve"> (VU), </w:t>
+      </w:r>
+      <w:r>
+        <w:rPr>
+          <w:i/>
+        </w:rPr>
+        <w:t>Calycina lobariae</w:t>
+      </w:r>
+      <w:r>
+        <w:t xml:space="preserve"> (VU), lunglavsknapp (VU) och skrovelmössing (VU) påträffas. Lunglav är typisk art för </w:t>
+      </w:r>
+      <w:r>
+        <w:rPr>
+          <w:i/>
+        </w:rPr>
+        <w:t>9010 Taiga, 9020 Nordlig ädellövskog, 9110 Näringsfattig bokskog, 9130 Näringsrik bokskog, 9160 Näringsrik ekskog, 9180 Ädellövskog i branter, 9190 Näringsfattig ekskog, 9070 Trädklädd betesmark, 9040 Fjällbjörkskog</w:t>
+      </w:r>
+      <w:r>
+        <w:t xml:space="preserve"> och</w:t>
+      </w:r>
+      <w:r>
+        <w:rPr>
+          <w:i/>
+        </w:rPr>
+        <w:t xml:space="preserve"> 6530 Lövängar</w:t>
+      </w:r>
+      <w:r>
+        <w:t xml:space="preserve"> (SLU Artdatabanken, 2026; Nitare &amp; Skogsstyrelsen, 2019).</w:t>
+      </w:r>
+    </w:p>
+    <w:p>
+      <w:r>
+        <w:rPr>
+          <w:b/>
+        </w:rPr>
+        <w:t>Nordlig nållav (NT)</w:t>
+      </w:r>
+      <w:r>
+        <w:t xml:space="preserve"> signalerar alltid miljöer med höga naturvärden. På lokalerna förekommer nästan alltid andra rödlistade eller ovanliga arter knutna till gamla skogar. Alla skogsskötselåtgärder på eller i omedelbar närhet av lokalerna utgör ett hot. Några av lavens rikaste förekomster bör skyddas (SLU Artdatabanken, 2024; Nitare &amp; Skogsstyrelsen, 2019).</w:t>
+      </w:r>
+    </w:p>
+    <w:p>
+      <w:r>
+        <w:rPr>
+          <w:b/>
+        </w:rPr>
         <w:t>Rosenticka (NT)</w:t>
       </w:r>
       <w:r>
@@ -278,6 +684,207 @@
         <w:rPr>
           <w:b/>
         </w:rPr>
+        <w:t>Rödbrun blekspik (NT)</w:t>
+      </w:r>
+      <w:r>
+        <w:t xml:space="preserve"> växer i norra Sverige på bark och ved av björk och gran i skogar med hög och jämn luftfuktighet. I södra Sverige växer den främst på ek i öppna åldriga lövskogar. I norra delen av sitt utbredningsområde hotas arten av slutavverkningar av gamla granskogar. I den södra delen av landet hotas den genom de åldriga lövskogarnas tillbakagång och särskilt ekhagarnas igenväxning och genom plantering av sådan mark med barrskog. Rödbrun blekspik är typisk art för </w:t>
+      </w:r>
+      <w:r>
+        <w:rPr>
+          <w:i/>
+        </w:rPr>
+        <w:t xml:space="preserve">9010 Taiga, 9020 Nordlig ädellövskog, 9070 Trädklädd betesmark, 9160 Näringsrik ekskog </w:t>
+      </w:r>
+      <w:r>
+        <w:t xml:space="preserve">och </w:t>
+      </w:r>
+      <w:r>
+        <w:rPr>
+          <w:i/>
+        </w:rPr>
+        <w:t>9180 Ädellövskog i branter</w:t>
+      </w:r>
+      <w:r>
+        <w:t xml:space="preserve"> och signalerar alltid höga naturvärden (SLU Artdatabanken, 2024; Nitare &amp; Skogsstyrelsen, 2019).</w:t>
+      </w:r>
+    </w:p>
+    <w:p>
+      <w:r>
+        <w:rPr>
+          <w:b/>
+          <w:i/>
+        </w:rPr>
+        <w:t xml:space="preserve">Skeletocutis exilis </w:t>
+      </w:r>
+      <w:r>
+        <w:rPr>
+          <w:b/>
+        </w:rPr>
+        <w:t>(NT)</w:t>
+      </w:r>
+      <w:r>
+        <w:t xml:space="preserve"> är en tunn liten resupinat ticka som främst är knuten till granved i äldre barrskog. Den växer ofta i anslutning till fruktkroppar av ullticka (NT), men verkar inte vara lika strikt knuten till denna jämfört med de andra ulltickeporingarna </w:t>
+      </w:r>
+      <w:r>
+        <w:rPr>
+          <w:i/>
+        </w:rPr>
+        <w:t>S. brevispora</w:t>
+      </w:r>
+      <w:r>
+        <w:t xml:space="preserve"> (VU) och </w:t>
+      </w:r>
+      <w:r>
+        <w:rPr>
+          <w:i/>
+        </w:rPr>
+        <w:t>S. delicata</w:t>
+      </w:r>
+      <w:r>
+        <w:t xml:space="preserve"> (VU). Brist på kontinuitetsskog och död ved påverkar arten negativt (SLU Artdatabanken, 2026).</w:t>
+      </w:r>
+    </w:p>
+    <w:p>
+      <w:r>
+        <w:rPr>
+          <w:b/>
+        </w:rPr>
+        <w:t>Skrovellav (NT)</w:t>
+      </w:r>
+      <w:r>
+        <w:t xml:space="preserve"> växer på gamla lövträd och på klippor i gamla skogar med hög och jämn luftfuktighet. Slutavverkning av kontinuitetsskog utgör det största hotet och lavens fortsatta förekomst bör säkerställas genom att lokaler med äldre skog skyddas. I områden med mycket hög luftfuktighet kan man på bålen av skrovellav finna de sällsynta parasitsvamparna skrovellavsknapp (EN), </w:t>
+      </w:r>
+      <w:r>
+        <w:rPr>
+          <w:i/>
+        </w:rPr>
+        <w:t>Catillaria lobariicola</w:t>
+      </w:r>
+      <w:r>
+        <w:t xml:space="preserve"> (VU) och </w:t>
+      </w:r>
+      <w:r>
+        <w:rPr>
+          <w:i/>
+        </w:rPr>
+        <w:t>Merismatium lobariae</w:t>
+      </w:r>
+      <w:r>
+        <w:t xml:space="preserve"> (DD). Skrovellav är typisk art för </w:t>
+      </w:r>
+      <w:r>
+        <w:rPr>
+          <w:i/>
+        </w:rPr>
+        <w:t xml:space="preserve">9010 Taiga, 9020 Nordlig ädellövskog, 9040 Fjällbjörkskog, 9070 Trädklädd betesmark, 9160 Näringsrik ekskog, 9180 Ädellövskog i branter, 9190 Näringsfattig ekskog, 8210 Kalkbranter </w:t>
+      </w:r>
+      <w:r>
+        <w:t xml:space="preserve">och </w:t>
+      </w:r>
+      <w:r>
+        <w:rPr>
+          <w:i/>
+        </w:rPr>
+        <w:t>6530 Lövängar</w:t>
+      </w:r>
+      <w:r>
+        <w:t xml:space="preserve"> (SLU Artdatabanken, 2026; Nitare &amp; Skogsstyrelsen, 2019).</w:t>
+      </w:r>
+    </w:p>
+    <w:p>
+      <w:r>
+        <w:rPr>
+          <w:b/>
+        </w:rPr>
+        <w:t>Stjärntagging (NT)</w:t>
+      </w:r>
+      <w:r>
+        <w:t xml:space="preserve"> signalerar inom hela sitt utbredningsområde höga naturvärden. Svampen är uttorkningskänslig och beroende av ett oförändrat fuktigt mikroklimat. Den är även beroende av en ständig tillgång på död ved i olika nedbrytningsstadier, dock ej nödvändigtvis grova träd. Tidigare påverkan på miljön måste dock ha varit så skonsam att det naturliga skogsekosystemet till stora delar har bevarats. Minskningstakten för den svenska populationen bedöms vara nära gränsvärdet för Sårbar (VU). Stjärntagging är typisk art för </w:t>
+      </w:r>
+      <w:r>
+        <w:rPr>
+          <w:i/>
+        </w:rPr>
+        <w:t xml:space="preserve">9010 Taiga, 9050 Näringsrik granskog </w:t>
+      </w:r>
+      <w:r>
+        <w:t xml:space="preserve">och </w:t>
+      </w:r>
+      <w:r>
+        <w:rPr>
+          <w:i/>
+        </w:rPr>
+        <w:t>9030 Landhöjningsskog</w:t>
+      </w:r>
+      <w:r>
+        <w:t xml:space="preserve"> (SLU Artdatabanken, 2024; Nitare &amp; Skogsstyrelsen, 2019).</w:t>
+      </w:r>
+    </w:p>
+    <w:p>
+      <w:r>
+        <w:rPr>
+          <w:b/>
+        </w:rPr>
+        <w:t>Talltagel (NT)</w:t>
+      </w:r>
+      <w:r>
+        <w:t xml:space="preserve"> är en boreal art som förekommer på tall i äldre, öppna tallskogar. Den påverkas negativt av brist på kontinuitetsskog och minskningstakten bedöms vara nära gränsvärdet för Sårbar (VU). Talltagel är typisk art för </w:t>
+      </w:r>
+      <w:r>
+        <w:rPr>
+          <w:i/>
+        </w:rPr>
+        <w:t>9010 Taiga</w:t>
+      </w:r>
+      <w:r>
+        <w:t xml:space="preserve"> (SLU Artdatabanken, 2026).</w:t>
+      </w:r>
+    </w:p>
+    <w:p>
+      <w:r>
+        <w:rPr>
+          <w:b/>
+        </w:rPr>
+        <w:t xml:space="preserve">Tallticka (NT) </w:t>
+      </w:r>
+      <w:r>
+        <w:t xml:space="preserve">uppträder först på tallar som är 100–150 år gamla men är vanligast på träd som är runt 150–200 år eller äldre. I skogslandskapet är den främst knuten till tallnaturskogar och restbiotoper med biologiskt gamla träd och signalerar vanligtvis skyddsvärda tallbestånd med höga naturvärden. Tallticka är typisk art för </w:t>
+      </w:r>
+      <w:r>
+        <w:rPr>
+          <w:i/>
+        </w:rPr>
+        <w:t xml:space="preserve">9010 Taiga </w:t>
+      </w:r>
+      <w:r>
+        <w:t xml:space="preserve">och </w:t>
+      </w:r>
+      <w:r>
+        <w:rPr>
+          <w:i/>
+        </w:rPr>
+        <w:t>9060 Åsbarrskog</w:t>
+      </w:r>
+      <w:r>
+        <w:t xml:space="preserve"> (SLU Artdatabanken, 2023; Nitare &amp; Skogsstyrelsen, 2019).</w:t>
+      </w:r>
+    </w:p>
+    <w:p>
+      <w:r>
+        <w:rPr>
+          <w:b/>
+        </w:rPr>
+        <w:t>Talltita (NT, §4)</w:t>
+      </w:r>
+      <w:r>
+        <w:t>, rödlistad som nära hotad och prioriterad art i Skogsvårdslagen, har häckningsrevir i anmälan. Arten har minskat kraftigt de senaste 30 åren och minskningstakten innevarande 10-årsperiod beräknas till 20 (10–30) %. Talltitan är synnerligen trogen sitt cirka 15 hektar stora revir och är beroende av flerskiktade olikåldriga skogar för att kunna föda upp sina ungar. Talltitan försvinner om dess livsmiljö kalavverkas (Eggers &amp; Low, 2014; Ekman, 1979; Griesser et al, 2007; Klein, 2020; Siffczyk et al, 2003; SLU Artdatabanken, 2021).</w:t>
+      </w:r>
+    </w:p>
+    <w:p>
+      <w:r>
+        <w:rPr>
+          <w:b/>
+        </w:rPr>
         <w:t>Tretåig hackspett (NT, §4)</w:t>
       </w:r>
       <w:r>
@@ -363,6 +970,374 @@
         <w:rPr>
           <w:b/>
         </w:rPr>
+        <w:t xml:space="preserve">Vedtrappmossa (NT) </w:t>
+      </w:r>
+      <w:r>
+        <w:t xml:space="preserve">växer på död ved, främst i gammal granskog. Den förekommer knappast alls i fjällnära barrskogar utan finns i skogslandskapet nedom fjällen och framför allt i landets södra delar är den en mycket bra signalart för barrnaturskog med höga naturvärden. Skogsavverkning och brist på grov död ved i skogen är de allvarligaste hoten och den överlever inte kalhyggesbruk. Lokaler med sluten granskog, tillräckligt stora för att säkerställa ett kontinuerligt tillskott på grova lågor, bör undantas från storskaligt skogsbruk. Vedtrappmossa är typisk art för </w:t>
+      </w:r>
+      <w:r>
+        <w:rPr>
+          <w:i/>
+        </w:rPr>
+        <w:t>9010 Taiga</w:t>
+      </w:r>
+      <w:r>
+        <w:t xml:space="preserve"> (SLU Artdatabanken, 2024).</w:t>
+      </w:r>
+    </w:p>
+    <w:p>
+      <w:r>
+        <w:rPr>
+          <w:b/>
+        </w:rPr>
+        <w:t>Vitgrynig nållav (NT)</w:t>
+      </w:r>
+      <w:r>
+        <w:t xml:space="preserve"> växer nästan uteslutande på bark av gamla, senvuxna granar i skuggiga lägen med hög och jämn luftfuktighet. Den vanligaste naturtypen för arten är kontinuitetsskogar på frisk mark men den finns också i sumpgranskogar. På lång sikt utgör avverkningar av olikåldriga granskogar av naturskogskaraktär ett allvarligt hot mot arten och skogsbruksåtgärder på eller i närheten av växtplatserna bör undvikas. Naturskogsartade, fuktiga granskogar med förekomster av arten signalerar höga biologiska värden och bör bevaras (SLU Artdatabanken, 2024; Nitare &amp; Skogsstyrelsen, 2019).</w:t>
+      </w:r>
+    </w:p>
+    <w:p>
+      <w:r>
+        <w:rPr>
+          <w:b/>
+        </w:rPr>
+        <w:t xml:space="preserve">Blodticka </w:t>
+      </w:r>
+      <w:r>
+        <w:t xml:space="preserve">är i norra Sverige främst knuten till grova granlågor i urskogsartad barrskog, men förekommer ibland även på klenare granar i anslutning till bäckar och sumpskogar. Den är en bra indikator på granskogar med höga naturvärden och oftast förekommer den tillsammans med ett stort antal ovanliga och rödlistade arter. I södra Sverige växer den framför allt på tall och har då ett lägre signalvärde. Blodticka är typisk art för </w:t>
+      </w:r>
+      <w:r>
+        <w:rPr>
+          <w:i/>
+        </w:rPr>
+        <w:t>9030 Landhöjningsskog</w:t>
+      </w:r>
+      <w:r>
+        <w:t xml:space="preserve"> (SLU Artdatabanken, 2025; Nitare &amp; Skogsstyrelsen, 2019).</w:t>
+      </w:r>
+    </w:p>
+    <w:p>
+      <w:r>
+        <w:rPr>
+          <w:b/>
+        </w:rPr>
+        <w:t>Bronshjon</w:t>
+      </w:r>
+      <w:r>
+        <w:t xml:space="preserve"> är en skalbagge vars larvutveckling sker under grov bark på stammar av döda eller döende barrträd, främst gran, i mindre omfattning tall. Arten är knuten till äldre, naturskogslik granskog med inslag av torkande träd. Bronshjon är typisk art för </w:t>
+      </w:r>
+      <w:r>
+        <w:rPr>
+          <w:i/>
+        </w:rPr>
+        <w:t>9010 Taiga</w:t>
+      </w:r>
+      <w:r>
+        <w:t xml:space="preserve"> (SLU Artdatabanken, 2025).</w:t>
+      </w:r>
+    </w:p>
+    <w:p>
+      <w:r>
+        <w:rPr>
+          <w:b/>
+        </w:rPr>
+        <w:t>Bårdlav</w:t>
+      </w:r>
+      <w:r>
+        <w:t xml:space="preserve"> signalerar miljöer med höga naturvärden och på lokalerna finns vanligtvis många andra ovanliga och rödlistade arter. Den visar även på platser med hög och jämn luftfuktighet. På bårdlav och andra njurlavar (Nephroma) kan de sällsynta parasiterna </w:t>
+      </w:r>
+      <w:r>
+        <w:rPr>
+          <w:i/>
+        </w:rPr>
+        <w:t xml:space="preserve">Protounguicularia nephromatis </w:t>
+      </w:r>
+      <w:r>
+        <w:t xml:space="preserve">(VU) och </w:t>
+      </w:r>
+      <w:r>
+        <w:rPr>
+          <w:i/>
+        </w:rPr>
+        <w:t xml:space="preserve">Tremella nephromatis </w:t>
+      </w:r>
+      <w:r>
+        <w:t xml:space="preserve">(DD) påträffas. Bårdlav är typisk art för </w:t>
+      </w:r>
+      <w:r>
+        <w:rPr>
+          <w:i/>
+        </w:rPr>
+        <w:t xml:space="preserve">9010 Taiga, 9020 Nordlig ädellövskog, 9070 Trädklädd betesmark, 9110 Näringsfattig bokskog, 9160 Näringsrik ekskog, 9180 Ädellövskog i branter </w:t>
+      </w:r>
+      <w:r>
+        <w:t>och</w:t>
+      </w:r>
+      <w:r>
+        <w:rPr>
+          <w:i/>
+        </w:rPr>
+        <w:t xml:space="preserve"> 9190 Näringsfattig ekskog</w:t>
+      </w:r>
+      <w:r>
+        <w:t xml:space="preserve"> (SLU Artdatabanken, 2026; Nitare &amp; Skogsstyrelsen, 2019).</w:t>
+      </w:r>
+    </w:p>
+    <w:p>
+      <w:r>
+        <w:rPr>
+          <w:b/>
+        </w:rPr>
+        <w:t xml:space="preserve">Grönkulla (§8) </w:t>
+      </w:r>
+      <w:r>
+        <w:t xml:space="preserve">är typisk art för </w:t>
+      </w:r>
+      <w:r>
+        <w:rPr>
+          <w:i/>
+        </w:rPr>
+        <w:t xml:space="preserve">9040 Fjällbjörkskog, 9070 Trädklädd betesmark, 6170 Alpina kalkgräsmarker, 6520 Höglänta slåtterängar </w:t>
+      </w:r>
+      <w:r>
+        <w:t>och</w:t>
+      </w:r>
+      <w:r>
+        <w:rPr>
+          <w:i/>
+        </w:rPr>
+        <w:t xml:space="preserve"> 6210 Kalkgräsmarker </w:t>
+      </w:r>
+      <w:r>
+        <w:t>(SLU Artdatabanken, 2025).</w:t>
+      </w:r>
+    </w:p>
+    <w:p>
+      <w:r>
+        <w:rPr>
+          <w:b/>
+        </w:rPr>
+        <w:t xml:space="preserve">Gytterlav </w:t>
+      </w:r>
+      <w:r>
+        <w:t xml:space="preserve">signalerar höga naturvärden i södra och mellersta Sverige, samt längs Norrlands kustland. Förekomster i söder, framför allt på trädstammar, är en indikation på gammal skogsmark med långvarig förekomst av äldre lövträd i miljöer med hög och jämn luftfuktighet. Gytterlav är typisk art för </w:t>
+      </w:r>
+      <w:r>
+        <w:rPr>
+          <w:i/>
+        </w:rPr>
+        <w:t xml:space="preserve">9040 Fjällbjörkskog </w:t>
+      </w:r>
+      <w:r>
+        <w:t>(Nitare &amp; Skogsstyrelsen, 2019; SLU Artdatabanken, 2025).</w:t>
+      </w:r>
+    </w:p>
+    <w:p>
+      <w:r>
+        <w:rPr>
+          <w:b/>
+        </w:rPr>
+        <w:t>Luddlav</w:t>
+      </w:r>
+      <w:r>
+        <w:t xml:space="preserve"> signalerar lång skoglig kontinuitet med ett stabilt lokal- och mikroklimat med hög och jämn fuktighet. Luddlav är typisk art för </w:t>
+      </w:r>
+      <w:r>
+        <w:rPr>
+          <w:i/>
+        </w:rPr>
+        <w:t>9010 Taiga,</w:t>
+      </w:r>
+      <w:r>
+        <w:t xml:space="preserve"> </w:t>
+      </w:r>
+      <w:r>
+        <w:rPr>
+          <w:i/>
+        </w:rPr>
+        <w:t xml:space="preserve">9020 Nordlig ädellövskog, 9070 Trädklädd betesmark, 9110 Näringsfattig bokskog, 9180 Ädellövskog i branter </w:t>
+      </w:r>
+      <w:r>
+        <w:t>och</w:t>
+      </w:r>
+      <w:r>
+        <w:rPr>
+          <w:i/>
+        </w:rPr>
+        <w:t xml:space="preserve"> 9190 Näringsfattig ekskog </w:t>
+      </w:r>
+      <w:r>
+        <w:t>(Nitare &amp; Skogsstyrelsen, 2019; SLU Artdatabanken, 2025).</w:t>
+      </w:r>
+    </w:p>
+    <w:p>
+      <w:r>
+        <w:rPr>
+          <w:b/>
+        </w:rPr>
+        <w:t xml:space="preserve">Norrlandslav </w:t>
+      </w:r>
+      <w:r>
+        <w:t xml:space="preserve">indikerar söder om den naturliga norrlandsgränsen barrskogsbeklädda bergbranter eller andra ostörda skogsmiljöer med höga naturvärden. Norrlandslav är typisk art för </w:t>
+      </w:r>
+      <w:r>
+        <w:rPr>
+          <w:i/>
+        </w:rPr>
+        <w:t xml:space="preserve">9010 Taiga, 8110 Silikatrasmarker </w:t>
+      </w:r>
+      <w:r>
+        <w:t>och</w:t>
+      </w:r>
+      <w:r>
+        <w:rPr>
+          <w:i/>
+        </w:rPr>
+        <w:t xml:space="preserve"> 8120 Kalkrasmarker </w:t>
+      </w:r>
+      <w:r>
+        <w:t>(Nitare &amp; Skogsstyrelsen, 2000; SLU Artdatabanken, 2025).</w:t>
+      </w:r>
+    </w:p>
+    <w:p>
+      <w:r>
+        <w:rPr>
+          <w:b/>
+        </w:rPr>
+        <w:t>Plattlummer (§9)</w:t>
+      </w:r>
+      <w:r>
+        <w:t xml:space="preserve"> växer främst i ljusöppna sandtallskogar eller annan gles, torr och brandpräglad hedbarrskog. Den är mest frekvent i olika typer av naturskogar och kontinuitetsskogar och missgynnas markant av slutavverkning och maskinell markberedning. Söder ut i landet förekommer de närstående arterna cypresslummer (EN, §8) och mellanlummer (NT, §9), vilka båda omfattas av EU:s art- och habitatdirektiv. Plattlummer är typisk art för </w:t>
+      </w:r>
+      <w:r>
+        <w:rPr>
+          <w:i/>
+        </w:rPr>
+        <w:t xml:space="preserve">9010 Taiga </w:t>
+      </w:r>
+      <w:r>
+        <w:t>och</w:t>
+      </w:r>
+      <w:r>
+        <w:rPr>
+          <w:i/>
+        </w:rPr>
+        <w:t xml:space="preserve"> 2320 Rissandhedar </w:t>
+      </w:r>
+      <w:r>
+        <w:t>(Nitare &amp; Skogsstyrelsen, 2019; SLU Artdatabanken, 2026).</w:t>
+      </w:r>
+    </w:p>
+    <w:p>
+      <w:r>
+        <w:rPr>
+          <w:b/>
+        </w:rPr>
+        <w:t>Spindelblomster (§8)</w:t>
+      </w:r>
+      <w:r>
+        <w:t xml:space="preserve"> växer i äldre mossrik granskog eller barrblandskog, men även i fjällbjörkskog. Arten indikerar långvarig trädkontinuitet och hög luftfuktighet och är mycket känslig för uttorkning och markskador. Spindelblomster har i många trakter minskat starkt under senare tid på grund av slutavverkningar och skogsmarksdikning. Spindelblomster är typisk art för </w:t>
+      </w:r>
+      <w:r>
+        <w:rPr>
+          <w:i/>
+        </w:rPr>
+        <w:t xml:space="preserve">9010 Taiga, 9050 Näringsrik granskog </w:t>
+      </w:r>
+      <w:r>
+        <w:t>och</w:t>
+      </w:r>
+      <w:r>
+        <w:rPr>
+          <w:i/>
+        </w:rPr>
+        <w:t xml:space="preserve"> 9040 Fjällbjörkskog</w:t>
+      </w:r>
+      <w:r>
+        <w:t xml:space="preserve"> (Nitare &amp; Skogsstyrelsen, 2019; SLU Artdatabanken, 2025).</w:t>
+      </w:r>
+    </w:p>
+    <w:p>
+      <w:r>
+        <w:rPr>
+          <w:b/>
+        </w:rPr>
+        <w:t>Stuplav</w:t>
+      </w:r>
+      <w:r>
+        <w:t xml:space="preserve"> är en mycket bra signalart i hela sitt utbredningsområde och förekommer nästan enbart i skogsmiljöer med höga naturvärden. Den indikerar långvarig förekomst av gamla lövträd och miljöer med konstant hög luftfuktighet. I skogar med suboceaniskt klimat finns det en mycket sällsynt parasit, njurlavsknapp </w:t>
+      </w:r>
+      <w:r>
+        <w:rPr>
+          <w:i/>
+        </w:rPr>
+        <w:t>Pletocarpon nephromeum</w:t>
+      </w:r>
+      <w:r>
+        <w:t xml:space="preserve"> (EN), som växer på stuplav. Ytterligare tre sällsynta lavparasiter, </w:t>
+      </w:r>
+      <w:r>
+        <w:rPr>
+          <w:i/>
+        </w:rPr>
+        <w:t>Protounguicularia nephromatis</w:t>
+      </w:r>
+      <w:r>
+        <w:t xml:space="preserve"> (VU), </w:t>
+      </w:r>
+      <w:r>
+        <w:rPr>
+          <w:i/>
+        </w:rPr>
+        <w:t>Refractohilum galligenum</w:t>
+      </w:r>
+      <w:r>
+        <w:t xml:space="preserve"> (NT) och </w:t>
+      </w:r>
+      <w:r>
+        <w:rPr>
+          <w:i/>
+        </w:rPr>
+        <w:t>Roselliniella nephromatis</w:t>
+      </w:r>
+      <w:r>
+        <w:t xml:space="preserve"> (DD), kan också påträffas på stuplav. Stuplav är typisk art för </w:t>
+      </w:r>
+      <w:r>
+        <w:rPr>
+          <w:i/>
+        </w:rPr>
+        <w:t>9010 Taiga</w:t>
+      </w:r>
+      <w:r>
+        <w:t xml:space="preserve"> (SLU Artdatabanken, 2026; Nitare &amp; Skogsstyrelsen, 2019).</w:t>
+      </w:r>
+    </w:p>
+    <w:p>
+      <w:r>
+        <w:rPr>
+          <w:b/>
+        </w:rPr>
+        <w:t>Tibast</w:t>
+      </w:r>
+      <w:r>
+        <w:t xml:space="preserve"> är en kalkgynnad buske som växer på mullrik, frisk eller svagt fuktig mark, exempelvis i gamla kalkgranskogar, lövträdslundar, varma källpåverkade sluttningar och exklusiva biotoper kopplade till vattendrag. Förekomster i gammal skog visar på höga naturvärden och bör alltid noteras i samband med naturvärdesinventeringar. Tibast är typisk art för </w:t>
+      </w:r>
+      <w:r>
+        <w:rPr>
+          <w:i/>
+        </w:rPr>
+        <w:t>9050 Näringsrik granskog</w:t>
+      </w:r>
+      <w:r>
+        <w:t xml:space="preserve"> och värdväxt för de två fjärilsarterna större tibastmal och brun tibastmal (CR) (SLU Artdatabanken, 2024; Nitare &amp; Skogsstyrelsen, 2019).</w:t>
+      </w:r>
+    </w:p>
+    <w:p>
+      <w:r>
+        <w:rPr>
+          <w:b/>
+        </w:rPr>
         <w:t xml:space="preserve">Trådticka </w:t>
       </w:r>
       <w:r>
@@ -385,6 +1360,476 @@
       </w:r>
       <w:r>
         <w:t>(SLU Artdatabanken, 2025).</w:t>
+      </w:r>
+    </w:p>
+    <w:p>
+      <w:r>
+        <w:rPr>
+          <w:b/>
+        </w:rPr>
+        <w:t xml:space="preserve">Vedticka </w:t>
+      </w:r>
+      <w:r>
+        <w:t xml:space="preserve">är en bra signalart söder om den naturliga norrlandsgränsen. Den är huvudsakligen knuten till äldre barrskogar där det föreligger långvarig kontinuitet av död barrved. Vedticka är typisk art för </w:t>
+      </w:r>
+      <w:r>
+        <w:rPr>
+          <w:i/>
+        </w:rPr>
+        <w:t xml:space="preserve">9010 Taiga </w:t>
+      </w:r>
+      <w:r>
+        <w:t>(Nitare &amp; Skogsstyrelsen, 2019; SLU Artdatabanken, 2025).</w:t>
+      </w:r>
+    </w:p>
+    <w:p>
+      <w:r>
+        <w:rPr>
+          <w:b/>
+        </w:rPr>
+        <w:t xml:space="preserve">Vågbandad barkbock </w:t>
+      </w:r>
+      <w:r>
+        <w:t>är en långhorning vars larvutveckling sker under bark på nyligen döda stående barrträd, främst gran, mer undantagsvis på tall. Främst i stående träd, särskilt gamla, långsamvuxna granar med grov bark, även i grövre grenar, stubbar eller vindfällen. Arten är starkt knuten till naturskogsliknande granskogar, och gynnas av extrema torrsomrar som försvagar träden. Arten påverkas negativt av brist på kontinuitetsskog och en minskning av populationen pågår eller förväntas ske (SLU Artdatabanken, 2025).</w:t>
+      </w:r>
+    </w:p>
+    <w:p>
+      <w:r>
+        <w:rPr>
+          <w:b/>
+        </w:rPr>
+        <w:t xml:space="preserve">Ögonpyrola </w:t>
+      </w:r>
+      <w:r>
+        <w:t xml:space="preserve">är normalt en bra signalart som visar på områden med höga naturvärden och stabila förhållanden, särskilt inom näringsfattiga trakter. Växten är mycket känslig för markskador och försvinner snabbt efter slutavverkning. Den hotas också av skogsgödsling och markavvattning. Ögonpyrola är typisk art för </w:t>
+      </w:r>
+      <w:r>
+        <w:rPr>
+          <w:i/>
+        </w:rPr>
+        <w:t>9010 Taiga</w:t>
+      </w:r>
+      <w:r>
+        <w:t xml:space="preserve"> och</w:t>
+      </w:r>
+      <w:r>
+        <w:rPr>
+          <w:i/>
+        </w:rPr>
+        <w:t xml:space="preserve"> 9070 Trädklädd betesmark</w:t>
+      </w:r>
+      <w:r>
+        <w:t xml:space="preserve"> (Nitare &amp; Skogsstyrelsen, 2019; SLU Artdatabanken, 2024).</w:t>
+      </w:r>
+    </w:p>
+    <w:p>
+      <w:r>
+        <w:rPr>
+          <w:b/>
+        </w:rPr>
+        <w:t xml:space="preserve">Bergsslok </w:t>
+      </w:r>
+      <w:r>
+        <w:t xml:space="preserve">är typisk art för </w:t>
+      </w:r>
+      <w:r>
+        <w:rPr>
+          <w:i/>
+        </w:rPr>
+        <w:t>9190 Näringsfattig ekskog</w:t>
+      </w:r>
+      <w:r>
+        <w:t xml:space="preserve"> (SLU Artdatabanken, 2025).</w:t>
+      </w:r>
+    </w:p>
+    <w:p>
+      <w:r>
+        <w:rPr>
+          <w:b/>
+        </w:rPr>
+        <w:t>Brudborste</w:t>
+      </w:r>
+      <w:r>
+        <w:t xml:space="preserve"> är typisk art för </w:t>
+      </w:r>
+      <w:r>
+        <w:rPr>
+          <w:i/>
+        </w:rPr>
+        <w:t xml:space="preserve">9050 Näringsrik granskog, 9040 Fjällbjörkskog, 6530 Lövängar, 6430 Högörtängar </w:t>
+      </w:r>
+      <w:r>
+        <w:t xml:space="preserve">och </w:t>
+      </w:r>
+      <w:r>
+        <w:rPr>
+          <w:i/>
+        </w:rPr>
+        <w:t>6510 Slåtterängar i låglandet</w:t>
+      </w:r>
+      <w:r>
+        <w:t xml:space="preserve"> (SLU Artdatabanken, 2025).</w:t>
+      </w:r>
+    </w:p>
+    <w:p>
+      <w:r>
+        <w:rPr>
+          <w:b/>
+        </w:rPr>
+        <w:t xml:space="preserve">Ekbräken </w:t>
+      </w:r>
+      <w:r>
+        <w:t xml:space="preserve">är typisk art för </w:t>
+      </w:r>
+      <w:r>
+        <w:rPr>
+          <w:i/>
+        </w:rPr>
+        <w:t>9050 Näringsrik granskog</w:t>
+      </w:r>
+      <w:r>
+        <w:t xml:space="preserve"> (SLU Artdatabanken, 2025).</w:t>
+      </w:r>
+    </w:p>
+    <w:p>
+      <w:r>
+        <w:rPr>
+          <w:b/>
+        </w:rPr>
+        <w:t>Fjällskråp</w:t>
+      </w:r>
+      <w:r>
+        <w:t xml:space="preserve"> är typisk art för 9050 Näringsrik granskog. Fjällskråp är värdväxt för den sällsynta fjärilen fjällskråpsmal (DD). Fjärilens larver gör fläckminor på fjällskråpblad och arten är därför relativt lätt att påvisa där den finns SLU Artdatabanken, 2025).</w:t>
+      </w:r>
+    </w:p>
+    <w:p>
+      <w:r>
+        <w:rPr>
+          <w:b/>
+        </w:rPr>
+        <w:t xml:space="preserve">Fjällskära </w:t>
+      </w:r>
+      <w:r>
+        <w:t xml:space="preserve">är typisk art för </w:t>
+      </w:r>
+      <w:r>
+        <w:rPr>
+          <w:i/>
+        </w:rPr>
+        <w:t xml:space="preserve">9040 Fjällbjörkskog, 6530 Lövängar, 6510 Slåtterängar i låglandet </w:t>
+      </w:r>
+      <w:r>
+        <w:t xml:space="preserve">och </w:t>
+      </w:r>
+      <w:r>
+        <w:rPr>
+          <w:i/>
+        </w:rPr>
+        <w:t>7310 Aapamyrar</w:t>
+      </w:r>
+      <w:r>
+        <w:t>. Fjällskära är värdväxt för bl.a. de rödlistade fjärilarna fjällskärefrövecklare (VU) och fjällskäreplattmal (VU)</w:t>
+      </w:r>
+      <w:r>
+        <w:rPr>
+          <w:i/>
+        </w:rPr>
+        <w:t xml:space="preserve"> </w:t>
+      </w:r>
+      <w:r>
+        <w:t>(SLU Artdatabanken, 2026).</w:t>
+      </w:r>
+    </w:p>
+    <w:p>
+      <w:r>
+        <w:rPr>
+          <w:b/>
+        </w:rPr>
+        <w:t>Humleblomster</w:t>
+      </w:r>
+      <w:r>
+        <w:t xml:space="preserve"> är typisk art för </w:t>
+      </w:r>
+      <w:r>
+        <w:rPr>
+          <w:i/>
+        </w:rPr>
+        <w:t xml:space="preserve">9040 Fjällbjörkskog </w:t>
+      </w:r>
+      <w:r>
+        <w:t>(SLU Artdatabanken, 2025).</w:t>
+      </w:r>
+    </w:p>
+    <w:p>
+      <w:r>
+        <w:rPr>
+          <w:b/>
+        </w:rPr>
+        <w:t>Järpe (§4)</w:t>
+      </w:r>
+      <w:r>
+        <w:t xml:space="preserve">, som är upptagen i bilaga 1 och 2 EU:s fågeldirektiv, är mycket stationär inom sitt revir som är minst 25 hektar stort. Livsmiljöerna utgörs av tät barrskog med inblandning av lövträd och en väl utvecklad flerskiktad struktur med bärris och yngre eller undertryckta, täta granar i ett lägre skikt, ofta utmed bäckar och åar inne i den skyddande granskogen. Den överlever inte om dess livsmiljö kalavverkas och är även känslig för röjning, gallring och avverkning där unga granar och lövträd inte sparas i tillräcklig omfattning. Arten finns i sammanhängande grandominerad skog över hela Sverige men förekomsterna är betydligt glesare i Götaland än i övriga landet. Järpe är typisk art för </w:t>
+      </w:r>
+      <w:r>
+        <w:rPr>
+          <w:i/>
+        </w:rPr>
+        <w:t xml:space="preserve">9010 Taiga, 9080 Lövsumpskog </w:t>
+      </w:r>
+      <w:r>
+        <w:t xml:space="preserve">och </w:t>
+      </w:r>
+      <w:r>
+        <w:rPr>
+          <w:i/>
+        </w:rPr>
+        <w:t xml:space="preserve">9740 Skogsbevuxen myr </w:t>
+      </w:r>
+      <w:r>
+        <w:t>(SLU Artdatabanken, 2026).</w:t>
+      </w:r>
+    </w:p>
+    <w:p>
+      <w:r>
+        <w:rPr>
+          <w:b/>
+        </w:rPr>
+        <w:t xml:space="preserve">Kattfot </w:t>
+      </w:r>
+      <w:r>
+        <w:t xml:space="preserve">är typisk art för </w:t>
+      </w:r>
+      <w:r>
+        <w:rPr>
+          <w:i/>
+        </w:rPr>
+        <w:t>9060 Åsbarrskog, 9070 Trädklädd betesmark, 6530 Lövängar, 6170 Alpina kalkgräsmarker, 6230 Stagg-gräsmarker, 6520 Höglänta slåtterängar, 1610 Åsöar i Östersjön, 4030 Torra hedar, 5130 Enbuskmarker, 6270 Silikatgräsmarker, 6510 Slåtterängar i låglandet</w:t>
+      </w:r>
+      <w:r>
+        <w:t xml:space="preserve"> och </w:t>
+      </w:r>
+      <w:r>
+        <w:rPr>
+          <w:i/>
+        </w:rPr>
+        <w:t>8230 Hällmarkstorräng</w:t>
+      </w:r>
+      <w:r>
+        <w:t>. Kattfot är värdväxt för bland annat de rödlistade fjärilarna kattfotsfjädermott (VU), kattfotssmåstävmal (VU), kattfotssäckmal (VU) och leverplattmal (VU) (SLU Artdatabanken, 2026).</w:t>
+      </w:r>
+    </w:p>
+    <w:p>
+      <w:r>
+        <w:rPr>
+          <w:b/>
+        </w:rPr>
+        <w:t>Kransmossa</w:t>
+      </w:r>
+      <w:r>
+        <w:t xml:space="preserve"> är typisk art för </w:t>
+      </w:r>
+      <w:r>
+        <w:rPr>
+          <w:i/>
+        </w:rPr>
+        <w:t xml:space="preserve">9050 Näringsrik granskog </w:t>
+      </w:r>
+      <w:r>
+        <w:t xml:space="preserve">och </w:t>
+      </w:r>
+      <w:r>
+        <w:rPr>
+          <w:i/>
+        </w:rPr>
+        <w:t xml:space="preserve">6170 Alpina kalkgräsmarker </w:t>
+      </w:r>
+      <w:r>
+        <w:t>(SLU Artdatabanken, 2025).</w:t>
+      </w:r>
+    </w:p>
+    <w:p>
+      <w:r>
+        <w:rPr>
+          <w:b/>
+        </w:rPr>
+        <w:t>Kärrfibbla</w:t>
+      </w:r>
+      <w:r>
+        <w:t xml:space="preserve"> är typisk art för </w:t>
+      </w:r>
+      <w:r>
+        <w:rPr>
+          <w:i/>
+        </w:rPr>
+        <w:t xml:space="preserve">9050 Näringsrik granskog, 9080 Lövsumpskog </w:t>
+      </w:r>
+      <w:r>
+        <w:t>och</w:t>
+      </w:r>
+      <w:r>
+        <w:rPr>
+          <w:i/>
+        </w:rPr>
+        <w:t xml:space="preserve"> 9040 Fjällbjörkskog </w:t>
+      </w:r>
+      <w:r>
+        <w:t>(SLU Artdatabanken, 2025).</w:t>
+      </w:r>
+    </w:p>
+    <w:p>
+      <w:r>
+        <w:rPr>
+          <w:b/>
+        </w:rPr>
+        <w:t xml:space="preserve">Kärrviol </w:t>
+      </w:r>
+      <w:r>
+        <w:t xml:space="preserve">är typisk art för </w:t>
+      </w:r>
+      <w:r>
+        <w:rPr>
+          <w:i/>
+        </w:rPr>
+        <w:t xml:space="preserve">9740 Skogsbevuxen myr </w:t>
+      </w:r>
+      <w:r>
+        <w:t>och</w:t>
+      </w:r>
+      <w:r>
+        <w:rPr>
+          <w:i/>
+        </w:rPr>
+        <w:t xml:space="preserve"> 6450 Svämängar </w:t>
+      </w:r>
+      <w:r>
+        <w:t>(SLU Artdatabanken, 2025).</w:t>
+      </w:r>
+    </w:p>
+    <w:p>
+      <w:r>
+        <w:rPr>
+          <w:b/>
+        </w:rPr>
+        <w:t xml:space="preserve">Linnea </w:t>
+      </w:r>
+      <w:r>
+        <w:t xml:space="preserve">är typisk art för </w:t>
+      </w:r>
+      <w:r>
+        <w:rPr>
+          <w:i/>
+        </w:rPr>
+        <w:t>9010 Taiga</w:t>
+      </w:r>
+      <w:r>
+        <w:t>. På linnea kan man hitta sporsäcksvampen linnealudd (SLU Artdatabanken, 2025).</w:t>
+      </w:r>
+    </w:p>
+    <w:p>
+      <w:r>
+        <w:rPr>
+          <w:b/>
+        </w:rPr>
+        <w:t>Mattlummer (§9)</w:t>
+      </w:r>
+      <w:r>
+        <w:t xml:space="preserve"> är typisk art för </w:t>
+      </w:r>
+      <w:r>
+        <w:rPr>
+          <w:i/>
+        </w:rPr>
+        <w:t xml:space="preserve">9010 Taiga </w:t>
+      </w:r>
+      <w:r>
+        <w:t>(SLU Artdatabanken, 2025).</w:t>
+      </w:r>
+    </w:p>
+    <w:p>
+      <w:r>
+        <w:rPr>
+          <w:b/>
+        </w:rPr>
+        <w:t>Nordisk stormhatt</w:t>
+      </w:r>
+      <w:r>
+        <w:t xml:space="preserve"> är typisk art för </w:t>
+      </w:r>
+      <w:r>
+        <w:rPr>
+          <w:i/>
+        </w:rPr>
+        <w:t xml:space="preserve">9050 Näringsrik granskog, 9040 Fjällbjörkskog </w:t>
+      </w:r>
+      <w:r>
+        <w:t xml:space="preserve">och </w:t>
+      </w:r>
+      <w:r>
+        <w:rPr>
+          <w:i/>
+        </w:rPr>
+        <w:t>6430 Högörtängar</w:t>
+      </w:r>
+      <w:r>
+        <w:t>. Stormhattsrotvecklare (NT) samt stormhattshumla, som är rödlistad som nära hotad (NT) på den europeiska rödlistan, är knuten till nordisk stormhatt</w:t>
+      </w:r>
+      <w:r>
+        <w:rPr>
+          <w:i/>
+        </w:rPr>
+        <w:t xml:space="preserve"> </w:t>
+      </w:r>
+      <w:r>
+        <w:t>(SLU Artdatabanken, 2026; IUCN, 2025).</w:t>
+      </w:r>
+    </w:p>
+    <w:p>
+      <w:r>
+        <w:rPr>
+          <w:b/>
+        </w:rPr>
+        <w:t>Ormbär</w:t>
+      </w:r>
+      <w:r>
+        <w:t xml:space="preserve"> är typisk art för </w:t>
+      </w:r>
+      <w:r>
+        <w:rPr>
+          <w:i/>
+        </w:rPr>
+        <w:t xml:space="preserve">9050 Näringsrik granskog </w:t>
+      </w:r>
+      <w:r>
+        <w:t>(SLU Artdatabanken, 2025).</w:t>
+      </w:r>
+    </w:p>
+    <w:p>
+      <w:r>
+        <w:rPr>
+          <w:b/>
+        </w:rPr>
+        <w:t>Spillkråka (§4)</w:t>
+      </w:r>
+      <w:r>
+        <w:t xml:space="preserve"> omfattas av bilaga 1 i EU:s fågeldirektiv och är typisk art för </w:t>
+      </w:r>
+      <w:r>
+        <w:rPr>
+          <w:i/>
+        </w:rPr>
+        <w:t xml:space="preserve">9010 Taiga </w:t>
+      </w:r>
+      <w:r>
+        <w:t>och</w:t>
+      </w:r>
+      <w:r>
+        <w:rPr>
+          <w:i/>
+        </w:rPr>
+        <w:t xml:space="preserve"> 9740 Skogsbevuxen myr</w:t>
+      </w:r>
+      <w:r>
+        <w:t>. Den behöver grova träd, främst tall, asp och bok som boträd. Skogsbruk med korta omloppstider och täta, homogena ungskogar utgör det största hotet. Spillkråka är en nyckelart i skogliga miljöer vars övergivna bohål utnyttjas av flera andra hålhäckande fågelarter och fladdermöss, däribland pärluggla (EN, §4), knipa (§4), salskrake (§4) och skogsduva (§4). Hökuggla (VU, §4) och slaguggla (§4) häckar ofta i högstubbar som brutits av i höjd med ett gammalt spillkråkebo (SLU Artdatabanken, 2026; Skogsstyrelsen, 2016).</w:t>
       </w:r>
     </w:p>
     <w:p>
@@ -453,7 +1898,7 @@
     </w:p>
     <w:p>
       <w:r>
-        <w:t>Följande typiska arter har sina livsmiljöer och växtplatser i den aktuella skogen: ostticka (VU, T), gammelgransskål (NT, T), harticka (NT, T), knottrig blåslav (NT, T), lavskrika (NT, T, §4), rosenticka (NT, T), tretåig hackspett (NT, T, §4), ullticka (NT, T), trådticka (S, T) och tjäder (T, §4).</w:t>
+        <w:t>Följande typiska arter har sina livsmiljöer och växtplatser i den aktuella skogen: garnlav (VU, T), gränsticka (VU, T), knärot (VU, T, §8), lappticka (VU, T), ostticka (VU, T), vitskaftad svartspik (VU, T), brunpudrad nållav (NT, T), doftskinn (NT, T), gammelgransskål (NT, T), harticka (NT, T), knottrig blåslav (NT, T), lavskrika (NT, T, §4), lunglav (NT, T), rosenticka (NT, T), rödbrun blekspik (NT, T), skrovellav (NT, T), stjärntagging (NT, T), talltagel (NT, T), tallticka (NT, T), tretåig hackspett (NT, T, §4), ullticka (NT, T), vedtrappmossa (NT, T), blodticka (S, T), bronshjon (S, T), bårdlav (S, T), grönkulla (S, T, §8), gytterlav (S, T), luddlav (S, T), norrlandslav (S, T), plattlummer (S, T, §9), spindelblomster (S, T, §8), stuplav (S, T), tibast (S, T), trådticka (S, T), vedticka (S, T), ögonpyrola (S, T), bergsslok (T), brudborste (T), ekbräken (T), fjällskråp (T), fjällskära (T), humleblomster (T), järpe (T, §4), kattfot (T), kransmossa (T), kärrfibbla (T), kärrviol (T), linnea (T), mattlummer (T, §9), nordisk stormhatt (T), ormbär (T), spillkråka (T, §4) och tjäder (T, §4).</w:t>
       </w:r>
     </w:p>
     <w:p>
@@ -520,7 +1965,9 @@
         <w:pStyle w:val="Title"/>
       </w:pPr>
       <w:r>
-        <w:t>BILAGA 1 – Fridlysta arter</w:t>
+        <w:t>BILAGA 1 –</w:t>
+        <w:br/>
+        <w:t>Fridlysta och rödlistade arter</w:t>
       </w:r>
     </w:p>
     <w:p>
@@ -528,49 +1975,90 @@
         <w:pStyle w:val="Heading1"/>
       </w:pPr>
       <w:r>
-        <w:t>Lavskrika – ekologi samt krav på livsmiljön</w:t>
-      </w:r>
-    </w:p>
-    <w:p>
-      <w:r>
-        <w:t>Lavskrika är rödlistad som nära hotad (NT), fridlyst enligt 4 § artskyddsförordningen (2007:845) och ingår i förteckningen över prioriterade arter i Skogsstyrelsens föreskrifter och allmänna råd (SKSFS 2011:7) bilaga 4. Lavskrikan är en mycket stationär fågel, som häckar i äldre, slutna och hänglavsrika barrskogar. Nyckelfaktorer är flerskiktad skog med rik undervegetation samt riklig förekomst av hänglavar (SLU Artdatabanken, 2026).</w:t>
-      </w:r>
-    </w:p>
-    <w:p>
-      <w:r>
-        <w:t xml:space="preserve">I Skogsstyrelsens vägledning för hänsyn till fåglar står bland annat att: </w:t>
-      </w:r>
-      <w:r>
-        <w:rPr>
-          <w:i/>
-        </w:rPr>
-        <w:t>“Reviren är livslånga med hemområden som varierar mellan 50 och 150 ha. Hemområdena har inga fasta gränser utan det handlar mera om de yttre gränserna för familjegruppernas rörelser. Lavskrikan undviker att förflytta sig över stora öppna områden och hemområdesstorleken är därför större i områden fragmenterade av hyggen och yngre skog än i områden med i sammanhängande äldre skog. Det finns studier som antyder att det inom ett revir bör finnas maximalt 15 % öppna ytor och ungskog. Inom ett revir av hög kvalitet finns det som regel ett eller flera kärnområden (1–20 ha) med relativt tät flerskiktad granskog.”</w:t>
-      </w:r>
-      <w:r>
-        <w:t xml:space="preserve"> Vidare att: </w:t>
-      </w:r>
-      <w:r>
-        <w:rPr>
-          <w:i/>
-        </w:rPr>
-        <w:t>“Arten missgynnas när flerskiktad skog omförs till enskiktade bestånd. Även skogsskötsel med återkommande röjning och hård gallring är starkt negativt. Lavskrikan har relativt stora hemområden och försvinner när den äldre skogen fragmenteras, särskilt allvarligt är när kärnområdena avverkas.”</w:t>
-      </w:r>
-      <w:r>
-        <w:t xml:space="preserve"> (Skogsstyrelsen 2016).</w:t>
-      </w:r>
-    </w:p>
-    <w:p>
-      <w:r>
-        <w:t xml:space="preserve">Populationen har minskat med 20 (10–30) % under de senaste 15 åren och minskningstakten bedöms vara nära gränsvärdet för sårbar (VU). Arten försvinner successivt framför allt vid dess utbredningsgränser och populationen har minskat kontinuerligt under 2000-talet. Lavskrika är typisk art för </w:t>
-      </w:r>
-      <w:r>
-        <w:rPr>
-          <w:i/>
-        </w:rPr>
-        <w:t>9010 Taiga</w:t>
-      </w:r>
-      <w:r>
-        <w:t xml:space="preserve"> (SLU Artdatabanken, 2026).</w:t>
+        <w:t>Knärot – ekologi samt krav på livsmiljön</w:t>
+      </w:r>
+    </w:p>
+    <w:p>
+      <w:r>
+        <w:t xml:space="preserve">Knärot är typisk art för </w:t>
+      </w:r>
+      <w:r>
+        <w:rPr>
+          <w:i/>
+        </w:rPr>
+        <w:t xml:space="preserve">9010 Taiga </w:t>
+      </w:r>
+      <w:r>
+        <w:t>och</w:t>
+      </w:r>
+      <w:r>
+        <w:rPr>
+          <w:i/>
+        </w:rPr>
+        <w:t xml:space="preserve"> 9050 Näringsrik granskog</w:t>
+      </w:r>
+      <w:r>
+        <w:t>, fridlyst enligt 8 och 15 §§ artskyddsförordningen och klassad som sårbar (VU) enligt rödlistan 2020. Knärot är beroende av hög och jämn luftfuktighet i gamla, ostörda skogsmiljöer och är känslig för snabba förändringar av ljus-/vindförhållanden eller uttorkning. På grund av ett alltför intensivt skogsbruk har den minskat med 40 (25–50) % under de senaste 60 åren och i framtiden bedöms minskningstakten uppgå till 30 (20–40) %. Till följd av att arten har en dokumenterat högre minskningstakt i förhållande till sin generationstid än vad som tidigare varit känt (data från Riksskogstaxeringen) höjdes den till hotkategori sårbar (VU) i rödlistan 2020 (SLU Artdatabanken, 2024).</w:t>
+      </w:r>
+    </w:p>
+    <w:p>
+      <w:r>
+        <w:t>En analys av 79 floraväktarlokaler åren 1990–2015 vilka återbesökts under 2020–2024 visade på en tydlig negativ påverkan på knärotsförekomster från större hyggen i närområdet (inom 150–200 m) vilket indikerar att kanteffekter har en stor påverkan på populationerna. Resultaten bekräftar knärotens känslighet för kanteffekter och visar vikten av att skydda större skogsbestånd för att bevara arten. Om det blir höga andelar (&gt;30%) hyggen inom 200 meter från en knärotsförekomst så ökar risken för att en knärotspopulation dör ut och det verkar det behövas någonstans mellan 100 och 150 meters skyddszon för att bevara arten på lång sikt (Sebestyén &amp; Sundberg, 2025). Detta stöds även av en studie (Johansson et al, 2026) baserad på data från Riksskogstaxeringen som visar att knäroten minskat med 66 % under perioden 1993–2022 samt att det finns en stark korrelation mellan minskande arealer kontinuitetsskog och lokal utdöenderisk. Knäroten uppvisade en mycket låg koloniseringsgrad (0,7 % över 10 år) i kombination med hög lokal utrotningsrisk (75,2 %), där utrotningssannolikheten ökade kraftigt när arealen kontinuitetsskog minskade mellan undersökningar, t.ex. på grund av kalhyggesbruk (Johansson et al., 2026).</w:t>
+      </w:r>
+    </w:p>
+    <w:p>
+      <w:r>
+        <w:t xml:space="preserve">Samuel Johnsons doktorsavhandling </w:t>
+      </w:r>
+      <w:r>
+        <w:rPr>
+          <w:i/>
+        </w:rPr>
+        <w:t>“Retention Forestry as a Conservation Measure for Boreal Forest Ground Vegetation”</w:t>
+      </w:r>
+      <w:r>
+        <w:t xml:space="preserve"> (SLU, Uppsala 2014) visar att det krävs väl tilltagna skyddszoner för att knärotens växtplatser inte ska ta skada av skogsbruksåtgärder i intilliggande områden: </w:t>
+      </w:r>
+      <w:r>
+        <w:rPr>
+          <w:i/>
+        </w:rPr>
+        <w:t xml:space="preserve">“Study III shows that retention patches smaller than 0.5 ha do not lifeboat the sensitive forest herb G. repens, a species that depend on stable microclimatic conditions typical for intact forest stands.” </w:t>
+      </w:r>
+      <w:r>
+        <w:t xml:space="preserve">Vidare </w:t>
+      </w:r>
+      <w:r>
+        <w:rPr>
+          <w:i/>
+        </w:rPr>
+        <w:t>“More sensitive forest species are not lifeboated in retention patches ranging from 0.05 to 0.5 ha (Papers II &amp; III).”</w:t>
+      </w:r>
+    </w:p>
+    <w:p>
+      <w:r>
+        <w:t xml:space="preserve">Johnsons (2014) rekommendation på minst 50 meters breda skyddszoner runt knärotens växtplatser motsvarar en areal på 0,78 hektar, vilket ligger i linje med andra studier som gjorts på känsliga skogsarter: </w:t>
+      </w:r>
+      <w:r>
+        <w:rPr>
+          <w:i/>
+        </w:rPr>
+        <w:t>“In study III I also show that translocated specimens of G. repens survives well in mature forests at least 50 m from the nearest edge to an open area. Moreover, measures of temperature and humidity show that such distances from an open area is far enough to offer a microclimate that is more stable compared to what present in retention patches of around 0.1 ha. This means that the very centre of a circular patch with radius 50 m (equals a size of 0.78 ha) should offer conditions similar to interior forest and would perhaps be a suitable habitat for G. repens and similar species. Previous studies from both North America and Sweden have also concluded that patches between 0.5 and one ha are sufficient for preserving interior forest vegetation as well as sensitive lichens and bryophytes (de Graaf &amp; Roberts 2009; Halpern et al. 2012; Rudolphi et al. 2014).”</w:t>
+      </w:r>
+    </w:p>
+    <w:p>
+      <w:r>
+        <w:t>Ytterligare en studie (Koelmeijer m.fl., 2022) inkluderar knärotens skyddsbehov. I uppsatsen berörs problemet med uttorkning för växter, bl.a. för knärot, ett problem som blivit accentuerat på grund av den pågående klimatförändringen och torra somrar, t.ex. den exceptionellt torra sommaren 2018. I uppsatsen undersöks områden med tre olika avstånd från kalhyggeskant med avseende på skydd bl.a. för knärot. Det första området har avstånd upp till 20 m från hyggeskant (Strong edge effect), det andra 20–40 m från hyggeskant (Weak edge effect) och det tredje avser större avstånd från hyggeskant, där kanteffekten anses vara försumbar (Interior). Ett resultat var att man fann stor eller mycket stor uttorkningseffekt på känsliga och rödlistade skogsarter vid de kortare avstånden till hyggeskant, medan effekt av uttorkning inte konstaterades på större avstånd (Interior). För orkidén knärot fann man en rik förekomst (upp till 0,06 dm2/m2) på stort avstånd från hyggeskant (Interior), medan förekomsten var liten eller närmast försumbar i de områden som klassificerades som Weak edge effect respektive Strong edge effect. Arbetet påpekar att de allt oftare förekommande torra somrarna ger ytterligare skäl att utöka skyddsavståndet från hyggen till den fuktkrävande arten knärot (Koelmeijer m.fl., 2022).</w:t>
+      </w:r>
+    </w:p>
+    <w:p>
+      <w:r>
+        <w:t>Även Skogsstyrelsens egen vägledning för hänsyn till knärot ligger i linje med ovanstående forskningsstudier. Av vägledningen framgår det att för med hög sannolikhet kunna bevara befintliga förekomster krävs relativt stora avsättningar av uppvuxen skog med slutet och relativt tätt kronskikt. Som riktlinje kan krävas ett avstånd på 50 meter in från brynet för att vidmakthålla ett fungerande mikroklimat. Detta innebär att fristående hänsynsytor för många arter (kärlväxter, lavar och mossor) kan behöva ha en area överstigande 0,8 hektar (cirkelyta med radien 50 meter = 0,78 hektar) för att bibehålla lokalklimatet. Även ganska små förändringar i form av förändrade ljus- och fuktighetsförhållanden, till exempel till följd av gallring, kan leda till att arten försvinner till följd av konkurrens med mera ljuskrävande och snabbväxande arter (Skogsstyrelsen, 2022).</w:t>
+      </w:r>
+    </w:p>
+    <w:p>
+      <w:r>
+        <w:t>Vid tillämpning av försiktighetsprincipen enligt 2 kap. 3 § miljöbalken bör sålunda 100–150 meters skyddszon lämnas runt knärotens växtplatser.</w:t>
       </w:r>
     </w:p>
     <w:p>
@@ -578,26 +2066,133 @@
         <w:pStyle w:val="Heading2"/>
       </w:pPr>
       <w:r>
-        <w:t>Referenser – lavskrika</w:t>
-      </w:r>
-    </w:p>
-    <w:p>
-      <w:r>
-        <w:t xml:space="preserve">Skogsstyrelsen, 2016. </w:t>
-      </w:r>
-      <w:r>
-        <w:rPr>
-          <w:i/>
-        </w:rPr>
-        <w:t xml:space="preserve">Vägledning för hänsyn till fåglar – lavskrika. </w:t>
-      </w:r>
-      <w:r>
-        <w:t>https://www.skogsstyrelsen.se/globalassets/lag-och-tillsyn/artskydd/vagledningar-for-hansyn-till-faglar/lavskrika-vagledning-hansyn.pdf</w:t>
-      </w:r>
-    </w:p>
-    <w:p>
-      <w:r>
-        <w:t xml:space="preserve">SLU Artdatabanken, 2026. </w:t>
+        <w:t>Referenser – knärot</w:t>
+      </w:r>
+    </w:p>
+    <w:p>
+      <w:r>
+        <w:t xml:space="preserve">de Graaf M &amp; Roberts M.R., 2009. </w:t>
+      </w:r>
+      <w:r>
+        <w:rPr>
+          <w:i/>
+        </w:rPr>
+        <w:t xml:space="preserve">Short-term response of the herbaceous layer within leave patches after harvest. </w:t>
+      </w:r>
+      <w:r>
+        <w:t>Forest Ecology and Management 257, 1014–1025.</w:t>
+      </w:r>
+    </w:p>
+    <w:p>
+      <w:r>
+        <w:t xml:space="preserve">Halpern, C. B., Halaj, J., Evans, S. A., &amp; Dovciak, M., 2012. </w:t>
+      </w:r>
+      <w:r>
+        <w:rPr>
+          <w:i/>
+        </w:rPr>
+        <w:t xml:space="preserve">Level and pattern of overstory retention interact to shape long-term responses of understories to timber harvest. </w:t>
+      </w:r>
+      <w:r>
+        <w:t>Ecological Applications, 22, 2049–2064.</w:t>
+      </w:r>
+    </w:p>
+    <w:p>
+      <w:r>
+        <w:t>Johansson, V., Jansson, M. och Bergman, K-O</w:t>
+      </w:r>
+      <w:r>
+        <w:rPr>
+          <w:i/>
+        </w:rPr>
+        <w:t>.</w:t>
+      </w:r>
+      <w:r>
+        <w:t>, 2026.</w:t>
+      </w:r>
+      <w:r>
+        <w:rPr>
+          <w:i/>
+        </w:rPr>
+        <w:t xml:space="preserve"> A 30-year population decline of a threatened forest orchid associated with old growth forests</w:t>
+      </w:r>
+      <w:r>
+        <w:t>. Department of Physics, Chemistry and Biology (IFM), Linköping University.</w:t>
+      </w:r>
+    </w:p>
+    <w:p>
+      <w:r>
+        <w:t xml:space="preserve">Johnson, S., 2014. </w:t>
+      </w:r>
+      <w:r>
+        <w:rPr>
+          <w:i/>
+        </w:rPr>
+        <w:t>Retention Forestry as a Conservation Measure for Boreal Forest Ground Vegetation</w:t>
+      </w:r>
+      <w:r>
+        <w:t>. Doktorsavhandling, SLU, Uppsala.</w:t>
+      </w:r>
+    </w:p>
+    <w:p>
+      <w:r>
+        <w:t xml:space="preserve">Koelmeijer, I. A., Ehrlén, J., Jönsson, M., De Frenne, P., Berg, P., Andersson, J., Weibull, H. &amp; Hylander, N. 2022. </w:t>
+      </w:r>
+      <w:r>
+        <w:rPr>
+          <w:i/>
+        </w:rPr>
+        <w:t xml:space="preserve">Interactive effects of drought and edge exposure on old-growth forest understory species. </w:t>
+      </w:r>
+      <w:r>
+        <w:t>Landscape Ecology, 37, sid 1839–1853.</w:t>
+      </w:r>
+    </w:p>
+    <w:p>
+      <w:r>
+        <w:t xml:space="preserve">Rudolphi, J., Jönsson, M. T., &amp; Gustafsson, L., 2014. </w:t>
+      </w:r>
+      <w:r>
+        <w:rPr>
+          <w:i/>
+        </w:rPr>
+        <w:t xml:space="preserve">Biological legacies buffer local species extinction after logging. </w:t>
+      </w:r>
+      <w:r>
+        <w:t>Journal of Applied Ecology. 51, 53–62.</w:t>
+      </w:r>
+    </w:p>
+    <w:p>
+      <w:r>
+        <w:t xml:space="preserve">Sebestyén, L. och Sundberg, S. 2025.  </w:t>
+      </w:r>
+      <w:r>
+        <w:rPr>
+          <w:i/>
+        </w:rPr>
+        <w:t>Påverkan på knärotslokaler från hyggen i närheten.</w:t>
+      </w:r>
+      <w:r>
+        <w:t xml:space="preserve"> DAPHNE 36:1 2025. Botaniska Sällskapet i Stockholm.</w:t>
+      </w:r>
+    </w:p>
+    <w:p>
+      <w:r>
+        <w:t xml:space="preserve">Skogsstyrelsen, 2022. </w:t>
+      </w:r>
+      <w:r>
+        <w:rPr>
+          <w:i/>
+        </w:rPr>
+        <w:t xml:space="preserve">Vägledning för hänsyn till knärot. </w:t>
+      </w:r>
+      <w:r>
+        <w:t>https://www.skogsstyrelsen.se/lag-och-tillsyn/artskydd/vagledningar-och-kunskapsstod-artskydd/vagledning-for-hansyn-till-knarot/.</w:t>
+      </w:r>
+    </w:p>
+    <w:p>
+      <w:r>
+        <w:t xml:space="preserve">SLU Artdatabanken, 2024. </w:t>
       </w:r>
       <w:r>
         <w:rPr>
@@ -606,7 +2201,7 @@
         <w:t xml:space="preserve">Artfaktablad. Naturvård – artfakta. </w:t>
       </w:r>
       <w:r>
-        <w:t>SLU Artdatabanken, Uppsala</w:t>
+        <w:t>SLU Artdatabanken, Uppsala.</w:t>
       </w:r>
     </w:p>
     <w:p>
@@ -614,69 +2209,49 @@
         <w:pStyle w:val="Heading1"/>
       </w:pPr>
       <w:r>
-        <w:t>Tretåig hackspett – ekologi samt krav på livsmiljön</w:t>
-      </w:r>
-    </w:p>
-    <w:p>
-      <w:r>
-        <w:t xml:space="preserve">Tretåig hackspett (NT) är fridlyst enligt §4 Artskyddsförordningen och finns med som prioriterad art i Skogsstyrelsen vägledning för skogsbruket (bilaga 4 till SVL). I vägledningen står bland annat att: </w:t>
-      </w:r>
-      <w:r>
-        <w:rPr>
-          <w:i/>
-        </w:rPr>
-        <w:t xml:space="preserve">“Tretåig hackspett har stora arealkrav och höga krav på sin livsmiljö. Omdaningen av naturskogar till kulturskogar medför en förlust av viktiga miljöer, något som förstärks av ökad fragmentering till följd av avverkningar.” </w:t>
-      </w:r>
-      <w:r>
-        <w:t xml:space="preserve">Vidare att: </w:t>
-      </w:r>
-      <w:r>
-        <w:rPr>
-          <w:i/>
-        </w:rPr>
-        <w:t>“Områden med dokumenterad permanent förekomst i naturskogsmiljöer har vanligen så stora naturvärden att skogsbruk är olämpligt”</w:t>
-      </w:r>
-      <w:r>
-        <w:t xml:space="preserve"> (SLU Artdatabanken, 2024; Skogsstyrelsen, 2016)</w:t>
-      </w:r>
-      <w:r>
-        <w:rPr>
-          <w:i/>
-        </w:rPr>
-        <w:t>.</w:t>
-      </w:r>
-    </w:p>
-    <w:p>
-      <w:r>
-        <w:t>Tretåig hackspett är beroende av större sammanhängande naturskogar med kontinuerlig tillgång och nybildning av död ved och fragmentering av livsmiljöerna utgör ett stort hot mot arten (se exempelvis Stachura-Skierczynska et al., 2009; Wesolowski et al., 2005; Butler et al., 2004; Pakkala et al., 2002; Amcoff et al., 1996; Virkkala, 1991). Det finns studier som visar att naturskogens självgallringsprocess som den tretåiga hackspetten är beroende av, inte kan ersättas med efterlämnad hänsyn i skogsbruket (Imbeau &amp; Desrochers, 2002).</w:t>
-      </w:r>
-    </w:p>
-    <w:p>
-      <w:r>
-        <w:t>Permanenta revir av tretåig hackspett karaktäriseras ofta av artens typiska ringformigt ordnade hackmärken på framför allt gamla granar. För att säkerställa att inte revir av tretåig hackspett drabbas av avverkningsplanerna bör en inventering göras i området både under häckningstid och under vintern, då arten utnyttjar betydligt större områden än under sommarens häckningsrevir. Storleken på häckningsreviret varierar med skogstypen, förekomsten av död ved och graden av fragmentering, men är i allmänhet i storleksordningen 25–100 hektar (SLU Artdatabanken, 2024; Skogsstyrelsen, 2016).</w:t>
-      </w:r>
-    </w:p>
-    <w:p>
-      <w:r>
-        <w:t xml:space="preserve">Förutom fridlysning enligt §4 Artskyddsförordningen är tretåig hackspett även förtecknad i EU:s fågeldirektiv bilaga 1. Den är typisk art för </w:t>
-      </w:r>
-      <w:r>
-        <w:rPr>
-          <w:i/>
-        </w:rPr>
-        <w:t xml:space="preserve">9010 Taiga, 9740 Skogsbevuxen myr, 9030 Landhöjningsskog </w:t>
-      </w:r>
-      <w:r>
-        <w:t xml:space="preserve">och </w:t>
-      </w:r>
-      <w:r>
-        <w:rPr>
-          <w:i/>
-        </w:rPr>
-        <w:t>9040 Fjällbjörkskog</w:t>
-      </w:r>
-      <w:r>
-        <w:t xml:space="preserve"> samt ingår i Natura 2000 och är förtecknad i Bernkonventionen bilaga II (strikt skyddade djurarter) (SLU Artdatabanken, 2024; Skogsstyrelsen, 2016).</w:t>
+        <w:t>Lavskrika – ekologi samt krav på livsmiljön</w:t>
+      </w:r>
+    </w:p>
+    <w:p>
+      <w:r>
+        <w:t>Lavskrika är rödlistad som nära hotad (NT), fridlyst enligt 4 § artskyddsförordningen (2007:845) och ingår i förteckningen över prioriterade arter i Skogsstyrelsens föreskrifter och allmänna råd (SKSFS 2011:7) bilaga 4. Lavskrikan är en mycket stationär fågel, som häckar i äldre, slutna och hänglavsrika barrskogar. Nyckelfaktorer är flerskiktad skog med rik undervegetation samt riklig förekomst av hänglavar (SLU Artdatabanken, 2026).</w:t>
+      </w:r>
+    </w:p>
+    <w:p>
+      <w:r>
+        <w:t xml:space="preserve">I Skogsstyrelsens vägledning för hänsyn till fåglar står bland annat att: </w:t>
+      </w:r>
+      <w:r>
+        <w:rPr>
+          <w:i/>
+        </w:rPr>
+        <w:t>“Reviren är livslånga med hemområden som varierar mellan 50 och 150 ha. Hemområdena har inga fasta gränser utan det handlar mera om de yttre gränserna för familjegruppernas rörelser. Lavskrikan undviker att förflytta sig över stora öppna områden och hemområdesstorleken är därför större i områden fragmenterade av hyggen och yngre skog än i områden med i sammanhängande äldre skog. Det finns studier som antyder att det inom ett revir bör finnas maximalt 15 % öppna ytor och ungskog. Inom ett revir av hög kvalitet finns det som regel ett eller flera kärnområden (1–20 ha) med relativt tät flerskiktad granskog.”</w:t>
+      </w:r>
+      <w:r>
+        <w:t xml:space="preserve"> Vidare att: </w:t>
+      </w:r>
+      <w:r>
+        <w:rPr>
+          <w:i/>
+        </w:rPr>
+        <w:t>“Arten missgynnas när flerskiktad skog omförs till enskiktade bestånd. Även skogsskötsel med återkommande röjning och hård gallring är starkt negativt. Lavskrikan har relativt stora hemområden och försvinner när den äldre skogen fragmenteras, särskilt allvarligt är när kärnområdena avverkas.”</w:t>
+      </w:r>
+      <w:r>
+        <w:t xml:space="preserve"> (Skogsstyrelsen 2016).</w:t>
+      </w:r>
+    </w:p>
+    <w:p>
+      <w:r>
+        <w:t xml:space="preserve">Populationen har minskat med 20 (10–30) % under de senaste 15 åren och minskningstakten bedöms vara nära gränsvärdet för sårbar (VU). Arten försvinner successivt framför allt vid dess utbredningsgränser och populationen har minskat kontinuerligt under 2000-talet. Lavskrika är typisk art för </w:t>
+      </w:r>
+      <w:r>
+        <w:rPr>
+          <w:i/>
+        </w:rPr>
+        <w:t>9010 Taiga</w:t>
+      </w:r>
+      <w:r>
+        <w:t xml:space="preserve"> (SLU Artdatabanken, 2026).</w:t>
       </w:r>
     </w:p>
     <w:p>
@@ -684,63 +2259,7 @@
         <w:pStyle w:val="Heading2"/>
       </w:pPr>
       <w:r>
-        <w:t>Referenser – tretåig hackspett</w:t>
-      </w:r>
-    </w:p>
-    <w:p>
-      <w:r>
-        <w:t xml:space="preserve">Amcoff, M. &amp; Eriksson, P. 1996. </w:t>
-      </w:r>
-      <w:r>
-        <w:rPr>
-          <w:i/>
-        </w:rPr>
-        <w:t xml:space="preserve">Förekomst av tretåig hackspett Picoides tridactylus på bestånds- och landskapsnivå. </w:t>
-      </w:r>
-      <w:r>
-        <w:t>Ornis Svecica 6: 107–119.</w:t>
-      </w:r>
-    </w:p>
-    <w:p>
-      <w:r>
-        <w:t xml:space="preserve">Butler, R., Angelstam, P., Ekelund, P. &amp; Schlaeffer, R. 2004. </w:t>
-      </w:r>
-      <w:r>
-        <w:rPr>
-          <w:i/>
-        </w:rPr>
-        <w:t xml:space="preserve">Dead wood threshold values for the three-toed woodpecker presence in boreal and sub-Alpine forest. </w:t>
-      </w:r>
-      <w:r>
-        <w:t>Biological conservation 119(3): 305–318.</w:t>
-      </w:r>
-    </w:p>
-    <w:p>
-      <w:r>
-        <w:t xml:space="preserve">Imbeau, L. &amp; Desrochers, A. 2002. </w:t>
-      </w:r>
-      <w:r>
-        <w:rPr>
-          <w:i/>
-        </w:rPr>
-        <w:t xml:space="preserve">Foraging Ecology and Use of Drumming Trees by Three-Toed Woodpeckers. </w:t>
-      </w:r>
-      <w:r>
-        <w:t>The Journal of Wildlife Management. Vol. 66, No. 1 (Jan., 2002), pp. 222–231.</w:t>
-      </w:r>
-    </w:p>
-    <w:p>
-      <w:r>
-        <w:t xml:space="preserve">Pakkala, T., Hanski, I. &amp; Tomppo, E. 2002. </w:t>
-      </w:r>
-      <w:r>
-        <w:rPr>
-          <w:i/>
-        </w:rPr>
-        <w:t xml:space="preserve">Spatial ecology of the three-toed woodpecker in managed forest landscapes. </w:t>
-      </w:r>
-      <w:r>
-        <w:t>Silva Fennica 36(1): 279–288.</w:t>
+        <w:t>Referenser – lavskrika</w:t>
       </w:r>
     </w:p>
     <w:p>
@@ -751,12 +2270,15 @@
         <w:rPr>
           <w:i/>
         </w:rPr>
-        <w:t>Vägledning för hänsyn till fåglar – Tretåig hackspett.</w:t>
-      </w:r>
-    </w:p>
-    <w:p>
-      <w:r>
-        <w:t xml:space="preserve">SLU Artdatabanken, 2024. </w:t>
+        <w:t xml:space="preserve">Vägledning för hänsyn till fåglar – lavskrika. </w:t>
+      </w:r>
+      <w:r>
+        <w:t>https://www.skogsstyrelsen.se/globalassets/lag-och-tillsyn/artskydd/vagledningar-for-hansyn-till-faglar/lavskrika-vagledning-hansyn.pdf</w:t>
+      </w:r>
+    </w:p>
+    <w:p>
+      <w:r>
+        <w:t xml:space="preserve">SLU Artdatabanken, 2026. </w:t>
       </w:r>
       <w:r>
         <w:rPr>
@@ -765,49 +2287,7 @@
         <w:t xml:space="preserve">Artfaktablad. Naturvård – artfakta. </w:t>
       </w:r>
       <w:r>
-        <w:t>SLU Artdatabanken, Uppsala.</w:t>
-      </w:r>
-    </w:p>
-    <w:p>
-      <w:r>
-        <w:t xml:space="preserve">Stachura-Skierczynska, K., Tumiel, T. &amp; Skierczynski, M. 2009. </w:t>
-      </w:r>
-      <w:r>
-        <w:rPr>
-          <w:i/>
-        </w:rPr>
-        <w:t xml:space="preserve">Habitat prediction model for three-toed woodpecker and its implications for the conservation of biologically valuable forests. </w:t>
-      </w:r>
-      <w:r>
-        <w:t>Forest Ecology and Management 258(5): 697–703.</w:t>
-      </w:r>
-    </w:p>
-    <w:p>
-      <w:r>
-        <w:t xml:space="preserve">Virkkala, R. 1991. </w:t>
-      </w:r>
-      <w:r>
-        <w:rPr>
-          <w:i/>
-        </w:rPr>
-        <w:t xml:space="preserve">Population trends of forest birds in a Finnish Lapland landscape of large habitat blocks – Consequences of stochastic environmental variation or regional habitat alteration. </w:t>
-      </w:r>
-      <w:r>
-        <w:t>Biological conservation 56(2): 223–240.</w:t>
-      </w:r>
-    </w:p>
-    <w:p>
-      <w:r>
-        <w:t xml:space="preserve">Wesolowski, T., Czeszczewik, D. &amp; Rowinski, P. 2005. </w:t>
-      </w:r>
-      <w:r>
-        <w:rPr>
-          <w:i/>
-        </w:rPr>
-        <w:t xml:space="preserve">Effects of forest management on Three-toed Woodpecker Picoides tridactylus distribution in the Bialowieza Forest (NE Poland): conservation implications. </w:t>
-      </w:r>
-      <w:r>
-        <w:t>Acta Ornithologica 40(1): 53–60.</w:t>
+        <w:t>SLU Artdatabanken, Uppsala</w:t>
       </w:r>
     </w:p>
     <w:p>
@@ -815,35 +2295,62 @@
         <w:pStyle w:val="Heading1"/>
       </w:pPr>
       <w:r>
-        <w:t>Tjäder – ekologi samt krav på livsmiljön</w:t>
-      </w:r>
-    </w:p>
-    <w:p>
-      <w:r>
-        <w:t xml:space="preserve">Tjäder (§4) omfattas av bilaga 1 och 2 EU:s fågeldirektiv och är typisk art för </w:t>
-      </w:r>
-      <w:r>
-        <w:rPr>
-          <w:i/>
-        </w:rPr>
-        <w:t xml:space="preserve">9010 Taiga </w:t>
-      </w:r>
-      <w:r>
-        <w:t xml:space="preserve">och </w:t>
-      </w:r>
-      <w:r>
-        <w:rPr>
-          <w:i/>
-        </w:rPr>
-        <w:t>9740 Skogsbevuxen myr</w:t>
-      </w:r>
-      <w:r>
-        <w:t>. Tjädern är en utpräglad skogsfågel knuten till större sammanhängande barrskogsområden. Tupparna och hönorna utnyttjar till viss del olika miljöer, och habitatvalet varierar dessutom mellan olika delar av året. För att det ska finnas livskraftiga tjäderbestånd krävs funktionella skogslandskap med en blandning av uppvuxen, gles och luckig skog, täta sumpskogar, myrar och andra små våtmarker (Skogsstyrelsen, 2019; SLU Artdatabanken 2024).</w:t>
-      </w:r>
-    </w:p>
-    <w:p>
-      <w:r>
-        <w:t>Arten försvinner när skogen fragmenteras och den sammanlagda arealen hyggen och andra öppna områden blir för stor. Ett småskaligt och försiktigt virkesuttag genom hyggesfria metoder kan i vissa fall vara möjligt i området inom 200 m från lekcentrum. Längre ut från lekcentrum, inom 200–500 m bör den avverkade ytan inte överskrida 1 hektar för att undvika alltför stora och snabba förändringar (Skogsstyrelsen, 2019).</w:t>
+        <w:t>Lunglav – ekologi samt krav på livsmiljön</w:t>
+      </w:r>
+    </w:p>
+    <w:p>
+      <w:r>
+        <w:t xml:space="preserve">Lunglav (NT) är en av vårt lands främsta signalarter som överallt indikerar gamla lövträd, skogsbestånd med höga naturvärden och ekosystem med lång skoglig kontinuitet. Lokalt kan förekomsten vara mycket riklig men den hittas nästan enbart i gamla och ej slutavverkade skogar. Artens samtliga förekomster bör uppmärksammas från naturvårdssynpunkt, då många lokaler även hyser andra ovanliga och rödlistade arter, däribland de sällsynta lavparasiterna lunglavshårprick (CR), </w:t>
+      </w:r>
+      <w:r>
+        <w:rPr>
+          <w:i/>
+        </w:rPr>
+        <w:t>Abrothallus diederichii</w:t>
+      </w:r>
+      <w:r>
+        <w:t xml:space="preserve"> (VU), </w:t>
+      </w:r>
+      <w:r>
+        <w:rPr>
+          <w:i/>
+        </w:rPr>
+        <w:t>Abrothallus lobariae</w:t>
+      </w:r>
+      <w:r>
+        <w:t xml:space="preserve"> (VU), </w:t>
+      </w:r>
+      <w:r>
+        <w:rPr>
+          <w:i/>
+        </w:rPr>
+        <w:t>Calycina lobariae</w:t>
+      </w:r>
+      <w:r>
+        <w:t xml:space="preserve"> (VU), lunglavsknapp (VU) och skrovelmössing (VU), som växer på lunglav. Rikliga förekomster med lunglav bör skyddas med biotopskydd, frivilliga avsättningar eller reservat (SLU Artdatabanken, 2026; Nitare &amp; Skogsstyrelsen, 2019).</w:t>
+      </w:r>
+    </w:p>
+    <w:p>
+      <w:r>
+        <w:t xml:space="preserve">Lunglav är typisk art för </w:t>
+      </w:r>
+      <w:r>
+        <w:rPr>
+          <w:i/>
+        </w:rPr>
+        <w:t>9010 Taiga, 9020 Nordlig ädellövskog, 9110 Näringsfattig bokskog, 9130 Näringsrik bokskog, 9160 Näringsrik ekskog, 9180 Ädellövskog i branter, 9190 Näringsfattig ekskog, 9070 Trädklädd betesmark, 9040 Fjällbjörkskog</w:t>
+      </w:r>
+      <w:r>
+        <w:t xml:space="preserve"> och</w:t>
+      </w:r>
+      <w:r>
+        <w:rPr>
+          <w:i/>
+        </w:rPr>
+        <w:t xml:space="preserve"> 6530 Lövängar</w:t>
+      </w:r>
+      <w:r>
+        <w:t xml:space="preserve"> (SLU Artdatabanken, 2026).</w:t>
       </w:r>
     </w:p>
     <w:p>
@@ -851,6 +2358,529 @@
         <w:pStyle w:val="Heading2"/>
       </w:pPr>
       <w:r>
+        <w:t>Referenser – lunglav</w:t>
+      </w:r>
+    </w:p>
+    <w:p>
+      <w:r>
+        <w:t xml:space="preserve">Nitare, J. och Skogsstyrelsen, 2019. </w:t>
+      </w:r>
+      <w:r>
+        <w:rPr>
+          <w:i/>
+        </w:rPr>
+        <w:t xml:space="preserve">Skyddsvärd skog – Naturvårdsarter och andra kriterier för naturvärdesbedömning. </w:t>
+      </w:r>
+      <w:r>
+        <w:t>Skogsstyrelsen.</w:t>
+      </w:r>
+    </w:p>
+    <w:p>
+      <w:r>
+        <w:t xml:space="preserve">SLU Artdatabanken, 2026. </w:t>
+      </w:r>
+      <w:r>
+        <w:rPr>
+          <w:i/>
+        </w:rPr>
+        <w:t xml:space="preserve">Artfaktablad. Naturvård – artfakta. </w:t>
+      </w:r>
+      <w:r>
+        <w:t>SLU Artdatabanken, Uppsala.</w:t>
+      </w:r>
+    </w:p>
+    <w:p>
+      <w:pPr>
+        <w:pStyle w:val="Heading1"/>
+      </w:pPr>
+      <w:r>
+        <w:t>Talltita – ekologi samt krav på livsmiljön</w:t>
+      </w:r>
+    </w:p>
+    <w:p>
+      <w:r>
+        <w:t>Talltita är rödlistad som NT, fridlyst och prioriterad art i Skogsvårdslagen. Den omfattas av EU:s fågeldirektiv. Arten har minskat kraftigt de senaste 30 åren och minskningstakten innevarande 10-årsperiod beräknas till 20 (10–30) % (SLU Artdatabanken, 2022).</w:t>
+      </w:r>
+    </w:p>
+    <w:p>
+      <w:r>
+        <w:t>Talltita föredrar större sammanhängande barrskogar, och finns såväl i tallskog som granskog och i lövblandad barrskog. Skogens struktur är viktig och ska helst vara flerskiktad med riklig underväxt av mindre granar, björk och andra lövträd och buskar. Tillgång på murknande högstubbar är särskilt viktig, eftersom talltitan helst själv hackar ut sitt bohål (SLU Artdatabanken, 2022).</w:t>
+      </w:r>
+    </w:p>
+    <w:p>
+      <w:r>
+        <w:t>Det finns flera studier som visar att talltita är känslig för gallring och inte överlever när dess livsmiljö kalavverkas (Eggers and Low, 2014; Griesser et al., 2007; Klein, 2020). Talltitans revir är förhållandevis stora, 10–20 hektar och arten missgynnas när skogen fragmenteras. Kalavverkning av större delar av reviret innebär att det överges (Artdatabanken, 2021).</w:t>
+      </w:r>
+    </w:p>
+    <w:p>
+      <w:r>
+        <w:t>Talltitan är synnerligen trogen sitt revir så länge paret lever och biotopen förblir intakt. Paret stannar i sitt revir året om. En förlust av ett revir har därför en stor inverkan på den lokala populationen och trakthyggesbruket anses vara orsak till den svenska populationens kraftiga minskning. Talltiteparets revirtrohet innebär att närhelst under året man observerar en adult talltita så ingår denna plats i reviret (Siffczyk et al., 2003; Ekman, 1979).</w:t>
+      </w:r>
+    </w:p>
+    <w:p>
+      <w:pPr>
+        <w:pStyle w:val="Heading2"/>
+      </w:pPr>
+      <w:r>
+        <w:t>Referenser – talltita</w:t>
+      </w:r>
+    </w:p>
+    <w:p>
+      <w:r>
+        <w:t xml:space="preserve">Eggers, S., Low, M., 2014. </w:t>
+      </w:r>
+      <w:r>
+        <w:rPr>
+          <w:i/>
+        </w:rPr>
+        <w:t xml:space="preserve">Differential demographic responses of sympatric Parids to vegetation management in boreal forest. </w:t>
+      </w:r>
+      <w:r>
+        <w:t>For. Ecol. Manage. 319, 169–175.</w:t>
+      </w:r>
+    </w:p>
+    <w:p>
+      <w:r>
+        <w:t xml:space="preserve">Ekman, J., 1979. </w:t>
+      </w:r>
+      <w:r>
+        <w:rPr>
+          <w:i/>
+        </w:rPr>
+        <w:t xml:space="preserve">Coherence, composition and territories of winter social groups of the Willow Tit Parus montanus and the Crested Tit P. cristatus. </w:t>
+      </w:r>
+      <w:r>
+        <w:t>Ornis Scandinavica, 10, pp 56–68</w:t>
+      </w:r>
+    </w:p>
+    <w:p>
+      <w:r>
+        <w:t xml:space="preserve">Griesser, M., Nystrand, M., Eggers, S., Ekman, J., 2007. </w:t>
+      </w:r>
+      <w:r>
+        <w:rPr>
+          <w:i/>
+        </w:rPr>
+        <w:t xml:space="preserve">Impact of forestry practices on fitness correlates and population productivity in an open-nesting bird species. </w:t>
+      </w:r>
+      <w:r>
+        <w:t>Conserv. Biol. 21, 767–774. https://doi.org/10.1111/j.1523- 1739.2007.00675.x</w:t>
+      </w:r>
+    </w:p>
+    <w:p>
+      <w:r>
+        <w:t xml:space="preserve">Klein, J., 2020. </w:t>
+      </w:r>
+      <w:r>
+        <w:rPr>
+          <w:i/>
+        </w:rPr>
+        <w:t xml:space="preserve">The forgotten forest – On thinning, retention, and biodiversity in the boreal forest. </w:t>
+      </w:r>
+      <w:r>
+        <w:t>Doctoral Thesis No. 2020:50</w:t>
+      </w:r>
+    </w:p>
+    <w:p>
+      <w:r>
+        <w:t xml:space="preserve">Siffczyk, C., Brotons, L., Kangas, K., Orell, M., 2003. </w:t>
+      </w:r>
+      <w:r>
+        <w:rPr>
+          <w:i/>
+        </w:rPr>
+        <w:t xml:space="preserve">Home range size of willow tits. </w:t>
+      </w:r>
+      <w:r>
+        <w:t>Oecologica, 136, 635–642 (2003)</w:t>
+      </w:r>
+    </w:p>
+    <w:p>
+      <w:r>
+        <w:t xml:space="preserve">SLU Artdatabanken, 2021. </w:t>
+      </w:r>
+      <w:r>
+        <w:rPr>
+          <w:i/>
+        </w:rPr>
+        <w:t xml:space="preserve">Artfaktablad. Naturvård – artfakta. </w:t>
+      </w:r>
+      <w:r>
+        <w:t>SLU Artdatabanken, Uppsala</w:t>
+      </w:r>
+    </w:p>
+    <w:p>
+      <w:pPr>
+        <w:pStyle w:val="Heading1"/>
+      </w:pPr>
+      <w:r>
+        <w:t>Tretåig hackspett – ekologi samt krav på livsmiljön</w:t>
+      </w:r>
+    </w:p>
+    <w:p>
+      <w:r>
+        <w:t xml:space="preserve">Tretåig hackspett (NT) är fridlyst enligt §4 Artskyddsförordningen och finns med som prioriterad art i Skogsstyrelsen vägledning för skogsbruket (bilaga 4 till SVL). I vägledningen står bland annat att: </w:t>
+      </w:r>
+      <w:r>
+        <w:rPr>
+          <w:i/>
+        </w:rPr>
+        <w:t xml:space="preserve">“Tretåig hackspett har stora arealkrav och höga krav på sin livsmiljö. Omdaningen av naturskogar till kulturskogar medför en förlust av viktiga miljöer, något som förstärks av ökad fragmentering till följd av avverkningar.” </w:t>
+      </w:r>
+      <w:r>
+        <w:t xml:space="preserve">Vidare att: </w:t>
+      </w:r>
+      <w:r>
+        <w:rPr>
+          <w:i/>
+        </w:rPr>
+        <w:t>“Områden med dokumenterad permanent förekomst i naturskogsmiljöer har vanligen så stora naturvärden att skogsbruk är olämpligt”</w:t>
+      </w:r>
+      <w:r>
+        <w:t xml:space="preserve"> (SLU Artdatabanken, 2024; Skogsstyrelsen, 2016)</w:t>
+      </w:r>
+      <w:r>
+        <w:rPr>
+          <w:i/>
+        </w:rPr>
+        <w:t>.</w:t>
+      </w:r>
+    </w:p>
+    <w:p>
+      <w:r>
+        <w:t>Tretåig hackspett är beroende av större sammanhängande naturskogar med kontinuerlig tillgång och nybildning av död ved och fragmentering av livsmiljöerna utgör ett stort hot mot arten (se exempelvis Stachura-Skierczynska et al., 2009; Wesolowski et al., 2005; Butler et al., 2004; Pakkala et al., 2002; Amcoff et al., 1996; Virkkala, 1991). Det finns studier som visar att naturskogens självgallringsprocess som den tretåiga hackspetten är beroende av, inte kan ersättas med efterlämnad hänsyn i skogsbruket (Imbeau &amp; Desrochers, 2002).</w:t>
+      </w:r>
+    </w:p>
+    <w:p>
+      <w:r>
+        <w:t>Permanenta revir av tretåig hackspett karaktäriseras ofta av artens typiska ringformigt ordnade hackmärken på framför allt gamla granar. För att säkerställa att inte revir av tretåig hackspett drabbas av avverkningsplanerna bör en inventering göras i området både under häckningstid och under vintern, då arten utnyttjar betydligt större områden än under sommarens häckningsrevir. Storleken på häckningsreviret varierar med skogstypen, förekomsten av död ved och graden av fragmentering, men är i allmänhet i storleksordningen 25–100 hektar (SLU Artdatabanken, 2024; Skogsstyrelsen, 2016).</w:t>
+      </w:r>
+    </w:p>
+    <w:p>
+      <w:r>
+        <w:t xml:space="preserve">Förutom fridlysning enligt §4 Artskyddsförordningen är tretåig hackspett även förtecknad i EU:s fågeldirektiv bilaga 1. Den är typisk art för </w:t>
+      </w:r>
+      <w:r>
+        <w:rPr>
+          <w:i/>
+        </w:rPr>
+        <w:t xml:space="preserve">9010 Taiga, 9740 Skogsbevuxen myr, 9030 Landhöjningsskog </w:t>
+      </w:r>
+      <w:r>
+        <w:t xml:space="preserve">och </w:t>
+      </w:r>
+      <w:r>
+        <w:rPr>
+          <w:i/>
+        </w:rPr>
+        <w:t>9040 Fjällbjörkskog</w:t>
+      </w:r>
+      <w:r>
+        <w:t xml:space="preserve"> samt ingår i Natura 2000 och är förtecknad i Bernkonventionen bilaga II (strikt skyddade djurarter) (SLU Artdatabanken, 2024; Skogsstyrelsen, 2016).</w:t>
+      </w:r>
+    </w:p>
+    <w:p>
+      <w:pPr>
+        <w:pStyle w:val="Heading2"/>
+      </w:pPr>
+      <w:r>
+        <w:t>Referenser – tretåig hackspett</w:t>
+      </w:r>
+    </w:p>
+    <w:p>
+      <w:r>
+        <w:t xml:space="preserve">Amcoff, M. &amp; Eriksson, P. 1996. </w:t>
+      </w:r>
+      <w:r>
+        <w:rPr>
+          <w:i/>
+        </w:rPr>
+        <w:t xml:space="preserve">Förekomst av tretåig hackspett Picoides tridactylus på bestånds- och landskapsnivå. </w:t>
+      </w:r>
+      <w:r>
+        <w:t>Ornis Svecica 6: 107–119.</w:t>
+      </w:r>
+    </w:p>
+    <w:p>
+      <w:r>
+        <w:t xml:space="preserve">Butler, R., Angelstam, P., Ekelund, P. &amp; Schlaeffer, R. 2004. </w:t>
+      </w:r>
+      <w:r>
+        <w:rPr>
+          <w:i/>
+        </w:rPr>
+        <w:t xml:space="preserve">Dead wood threshold values for the three-toed woodpecker presence in boreal and sub-Alpine forest. </w:t>
+      </w:r>
+      <w:r>
+        <w:t>Biological conservation 119(3): 305–318.</w:t>
+      </w:r>
+    </w:p>
+    <w:p>
+      <w:r>
+        <w:t xml:space="preserve">Imbeau, L. &amp; Desrochers, A. 2002. </w:t>
+      </w:r>
+      <w:r>
+        <w:rPr>
+          <w:i/>
+        </w:rPr>
+        <w:t xml:space="preserve">Foraging Ecology and Use of Drumming Trees by Three-Toed Woodpeckers. </w:t>
+      </w:r>
+      <w:r>
+        <w:t>The Journal of Wildlife Management. Vol. 66, No. 1 (Jan., 2002), pp. 222–231.</w:t>
+      </w:r>
+    </w:p>
+    <w:p>
+      <w:r>
+        <w:t xml:space="preserve">Pakkala, T., Hanski, I. &amp; Tomppo, E. 2002. </w:t>
+      </w:r>
+      <w:r>
+        <w:rPr>
+          <w:i/>
+        </w:rPr>
+        <w:t xml:space="preserve">Spatial ecology of the three-toed woodpecker in managed forest landscapes. </w:t>
+      </w:r>
+      <w:r>
+        <w:t>Silva Fennica 36(1): 279–288.</w:t>
+      </w:r>
+    </w:p>
+    <w:p>
+      <w:r>
+        <w:t xml:space="preserve">Skogsstyrelsen, 2016. </w:t>
+      </w:r>
+      <w:r>
+        <w:rPr>
+          <w:i/>
+        </w:rPr>
+        <w:t>Vägledning för hänsyn till fåglar – Tretåig hackspett.</w:t>
+      </w:r>
+    </w:p>
+    <w:p>
+      <w:r>
+        <w:t xml:space="preserve">SLU Artdatabanken, 2024. </w:t>
+      </w:r>
+      <w:r>
+        <w:rPr>
+          <w:i/>
+        </w:rPr>
+        <w:t xml:space="preserve">Artfaktablad. Naturvård – artfakta. </w:t>
+      </w:r>
+      <w:r>
+        <w:t>SLU Artdatabanken, Uppsala.</w:t>
+      </w:r>
+    </w:p>
+    <w:p>
+      <w:r>
+        <w:t xml:space="preserve">Stachura-Skierczynska, K., Tumiel, T. &amp; Skierczynski, M. 2009. </w:t>
+      </w:r>
+      <w:r>
+        <w:rPr>
+          <w:i/>
+        </w:rPr>
+        <w:t xml:space="preserve">Habitat prediction model for three-toed woodpecker and its implications for the conservation of biologically valuable forests. </w:t>
+      </w:r>
+      <w:r>
+        <w:t>Forest Ecology and Management 258(5): 697–703.</w:t>
+      </w:r>
+    </w:p>
+    <w:p>
+      <w:r>
+        <w:t xml:space="preserve">Virkkala, R. 1991. </w:t>
+      </w:r>
+      <w:r>
+        <w:rPr>
+          <w:i/>
+        </w:rPr>
+        <w:t xml:space="preserve">Population trends of forest birds in a Finnish Lapland landscape of large habitat blocks – Consequences of stochastic environmental variation or regional habitat alteration. </w:t>
+      </w:r>
+      <w:r>
+        <w:t>Biological conservation 56(2): 223–240.</w:t>
+      </w:r>
+    </w:p>
+    <w:p>
+      <w:r>
+        <w:t xml:space="preserve">Wesolowski, T., Czeszczewik, D. &amp; Rowinski, P. 2005. </w:t>
+      </w:r>
+      <w:r>
+        <w:rPr>
+          <w:i/>
+        </w:rPr>
+        <w:t xml:space="preserve">Effects of forest management on Three-toed Woodpecker Picoides tridactylus distribution in the Bialowieza Forest (NE Poland): conservation implications. </w:t>
+      </w:r>
+      <w:r>
+        <w:t>Acta Ornithologica 40(1): 53–60.</w:t>
+      </w:r>
+    </w:p>
+    <w:p>
+      <w:pPr>
+        <w:pStyle w:val="Heading1"/>
+      </w:pPr>
+      <w:r>
+        <w:t>Järpe – ekologi samt krav på livsmiljön</w:t>
+      </w:r>
+    </w:p>
+    <w:p>
+      <w:r>
+        <w:t>Järpe är fridlyst enligt 4§ artskyddsförordningen och upptagen i bilaga 1 och 2 EU:s fågeldirektiv. Den finns i sammanhängande grandominerad skog över hela Sverige men förekomsterna är betydligt glesare i Götaland än i övriga landet. Järpen har sina livsmiljöer i tät barrskog med inblandning av lövträd och en väl utvecklad flerskiktad struktur med bärris och yngre eller undertryckta, täta granar i ett lägre skikt, ofta utmed bäckar och åar inne i den skyddande granskogen (SLU Artdatabanken, 2026).</w:t>
+      </w:r>
+    </w:p>
+    <w:p>
+      <w:r>
+        <w:t xml:space="preserve">Arten behöver lämpliga skogsbestånd om sammanlagt minst 25 hektar. Den är mycket stationär inom sitt revir och när ett par etablerat sig stannar de så länge miljön är intakt. Den undviker öppen mark och förﬂyttar sig sällan över större öppna myrar eller åkermark, och är därför känslig för fragmentering. Järpen överlever inte om dess livsmiljö kalavverkas och är även känslig för röjning, gallring och avverkning där unga granar och lövträd inte sparas i tillräcklig omfattning.  Järpe är typisk art för </w:t>
+      </w:r>
+      <w:r>
+        <w:rPr>
+          <w:i/>
+        </w:rPr>
+        <w:t>9010 Taiga, 9740 Skogsbevuxen myr</w:t>
+      </w:r>
+      <w:r>
+        <w:t xml:space="preserve"> och </w:t>
+      </w:r>
+      <w:r>
+        <w:rPr>
+          <w:i/>
+        </w:rPr>
+        <w:t>9080 Lövsumpskog</w:t>
+      </w:r>
+      <w:r>
+        <w:t xml:space="preserve"> (SLU Artdatabanken, 2026).</w:t>
+      </w:r>
+    </w:p>
+    <w:p>
+      <w:pPr>
+        <w:pStyle w:val="Heading2"/>
+      </w:pPr>
+      <w:r>
+        <w:t>Referenser – järpe</w:t>
+      </w:r>
+    </w:p>
+    <w:p>
+      <w:r>
+        <w:t xml:space="preserve">SLU Artdatabanken, 2026. </w:t>
+      </w:r>
+      <w:r>
+        <w:rPr>
+          <w:i/>
+        </w:rPr>
+        <w:t xml:space="preserve">Artfaktablad. Naturvård – artfakta. </w:t>
+      </w:r>
+      <w:r>
+        <w:t>SLU Artdatabanken, Uppsala</w:t>
+      </w:r>
+    </w:p>
+    <w:p>
+      <w:pPr>
+        <w:pStyle w:val="Heading1"/>
+      </w:pPr>
+      <w:r>
+        <w:t>Spillkråka – ekologi samt krav på livsmiljön</w:t>
+      </w:r>
+    </w:p>
+    <w:p>
+      <w:r>
+        <w:t xml:space="preserve">Spillkråka (§4) ingår i bilaga 1 EU:s fågeldirektiv och är typisk art för </w:t>
+      </w:r>
+      <w:r>
+        <w:rPr>
+          <w:i/>
+        </w:rPr>
+        <w:t xml:space="preserve">9010 Taiga </w:t>
+      </w:r>
+      <w:r>
+        <w:t>och</w:t>
+      </w:r>
+      <w:r>
+        <w:rPr>
+          <w:i/>
+        </w:rPr>
+        <w:t xml:space="preserve"> 9740 Skogsbevuxen myr</w:t>
+      </w:r>
+      <w:r>
+        <w:t>. Den lever i både barr- och blandskog liksom i ren lövskog. De tätaste populationerna tenderar att finnas i äldre, variationsrik blandskog med gott om död ved och gamla träd. Varje par utnyttjar 400–1000 hektar skog beroende på skogens kvalitet. Skogsbruk med korta omloppstider och täta, homogena ungskogar utgör det största hotet (SLU Artdatabanken, 2026).</w:t>
+      </w:r>
+    </w:p>
+    <w:p>
+      <w:r>
+        <w:t>Spillkråka är en nyckelart i skogliga miljöer vars övergivna bohål utnyttjas av flera andra hålhäckande fågelarter och fladdermöss, däribland pärluggla (EN, §4), knipa (§4), salskrake (§4) och skogsduva (§4). Hökuggla (VU, §4) och slaguggla (§4) häckar ofta i högstubbar som brutits av i höjd med ett gammalt spillkråkebo (Skogsstyrelsen, 2016).</w:t>
+      </w:r>
+    </w:p>
+    <w:p>
+      <w:pPr>
+        <w:pStyle w:val="Heading2"/>
+      </w:pPr>
+      <w:r>
+        <w:t>Referenser – spillkråka</w:t>
+      </w:r>
+    </w:p>
+    <w:p>
+      <w:r>
+        <w:t xml:space="preserve">Skogsstyrelsen, 2016. </w:t>
+      </w:r>
+      <w:r>
+        <w:rPr>
+          <w:i/>
+        </w:rPr>
+        <w:t xml:space="preserve">Vägledning för hänsyn till spillkråka. </w:t>
+      </w:r>
+      <w:r>
+        <w:t>Vägledningar och kunskapsstöd artskydd – Skogsstyrelsen.</w:t>
+      </w:r>
+    </w:p>
+    <w:p>
+      <w:r>
+        <w:t xml:space="preserve">SLU Artdatabanken, 2026. </w:t>
+      </w:r>
+      <w:r>
+        <w:rPr>
+          <w:i/>
+        </w:rPr>
+        <w:t xml:space="preserve">Artfaktablad. Naturvård – artfakta. </w:t>
+      </w:r>
+      <w:r>
+        <w:t>SLU Artdatabanken, Uppsala.</w:t>
+      </w:r>
+    </w:p>
+    <w:p>
+      <w:pPr>
+        <w:pStyle w:val="Heading1"/>
+      </w:pPr>
+      <w:r>
+        <w:t>Tjäder – ekologi samt krav på livsmiljön</w:t>
+      </w:r>
+    </w:p>
+    <w:p>
+      <w:r>
+        <w:t xml:space="preserve">Tjäder (§4) omfattas av bilaga 1 och 2 EU:s fågeldirektiv och är typisk art för </w:t>
+      </w:r>
+      <w:r>
+        <w:rPr>
+          <w:i/>
+        </w:rPr>
+        <w:t xml:space="preserve">9010 Taiga </w:t>
+      </w:r>
+      <w:r>
+        <w:t xml:space="preserve">och </w:t>
+      </w:r>
+      <w:r>
+        <w:rPr>
+          <w:i/>
+        </w:rPr>
+        <w:t>9740 Skogsbevuxen myr</w:t>
+      </w:r>
+      <w:r>
+        <w:t>. Tjädern är en utpräglad skogsfågel knuten till större sammanhängande barrskogsområden. Tupparna och hönorna utnyttjar till viss del olika miljöer, och habitatvalet varierar dessutom mellan olika delar av året. För att det ska finnas livskraftiga tjäderbestånd krävs funktionella skogslandskap med en blandning av uppvuxen, gles och luckig skog, täta sumpskogar, myrar och andra små våtmarker (Skogsstyrelsen, 2019; SLU Artdatabanken 2024).</w:t>
+      </w:r>
+    </w:p>
+    <w:p>
+      <w:r>
+        <w:t>Arten försvinner när skogen fragmenteras och den sammanlagda arealen hyggen och andra öppna områden blir för stor. Ett småskaligt och försiktigt virkesuttag genom hyggesfria metoder kan i vissa fall vara möjligt i området inom 200 m från lekcentrum. Längre ut från lekcentrum, inom 200–500 m bör den avverkade ytan inte överskrida 1 hektar för att undvika alltför stora och snabba förändringar (Skogsstyrelsen, 2019).</w:t>
+      </w:r>
+    </w:p>
+    <w:p>
+      <w:pPr>
+        <w:pStyle w:val="Heading2"/>
+      </w:pPr>
+      <w:r>
         <w:t>Referenser – tjäder</w:t>
       </w:r>
     </w:p>
@@ -953,7 +2983,7 @@
         <w:drawing>
           <wp:inline xmlns:a="http://schemas.openxmlformats.org/drawingml/2006/main" xmlns:pic="http://schemas.openxmlformats.org/drawingml/2006/picture">
             <wp:extent cx="5486400" cy="2905862"/>
-            <wp:docPr id="2" name="Picture 2"/>
+            <wp:docPr id="3" name="Picture 3"/>
             <wp:cNvGraphicFramePr>
               <a:graphicFrameLocks noChangeAspect="1"/>
             </wp:cNvGraphicFramePr>
@@ -965,7 +2995,7 @@
                     <pic:cNvPicPr/>
                   </pic:nvPicPr>
                   <pic:blipFill>
-                    <a:blip r:embed="rId17"/>
+                    <a:blip r:embed="rId18"/>
                     <a:stretch>
                       <a:fillRect/>
                     </a:stretch>

--- a/tillsyn/Laisdalen Björkliden tillsynsbegäran.docx
+++ b/tillsyn/Laisdalen Björkliden tillsynsbegäran.docx
@@ -3285,7 +3285,7 @@
     <w:r>
       <w:tab/>
       <w:tab/>
-      <w:t>2026-08-15</w:t>
+      <w:t>2026-08-16</w:t>
       <w:br/>
       <w:br/>
     </w:r>

--- a/tillsyn/Laisdalen Björkliden tillsynsbegäran.docx
+++ b/tillsyn/Laisdalen Björkliden tillsynsbegäran.docx
@@ -3285,7 +3285,7 @@
     <w:r>
       <w:tab/>
       <w:tab/>
-      <w:t>2026-08-16</w:t>
+      <w:t>2026-08-17</w:t>
       <w:br/>
       <w:br/>
     </w:r>

--- a/tillsyn/Laisdalen Björkliden tillsynsbegäran.docx
+++ b/tillsyn/Laisdalen Björkliden tillsynsbegäran.docx
@@ -65,7 +65,7 @@
     </w:p>
     <w:p>
       <w:r>
-        <w:t>I och inom 7 meter från området finns fynd av 75 naturvårdsarter, varav 38 är rödlistade, 16 är fridlysta, 53 är typiska (T) och 15 är signalarter (S): finporing (VU), garnlav (VU, T), grantickeporing (VU), gränsticka (VU, T), knärot (VU, T, §8), kristallticka (VU), lappticka (VU, T), laxgröppa (VU), olivbrun kremla (VU), ostticka (VU, T), sprickporing (VU), tajgaskinn (VU), vitskaftad svartspik (VU, T), barrviolspindling (NT), blanksvart spiklav (NT), brunpudrad nållav (NT, T), doftskinn (NT, T), gammelgransskål (NT, T), grå blåbärsfältmätare (NT), harticka (NT, T), knottrig blåslav (NT, T), lavskrika (NT, T, §4), liten svartspik (NT), lunglav (NT, T), nordlig nållav (NT), rosenticka (NT, T), rödbrun blekspik (NT, T), Skeletocutis exilis (NT), skrovellav (NT, T), stjärntagging (NT, T), talltagel (NT, T), tallticka (NT, T), talltita (NT, §4), tretåig hackspett (NT, T, §4), ullticka (NT, T), vedtrappmossa (NT, T), vitgrynig nållav (NT), älg (NT), blodticka (S, T), bronshjon (S, T), bårdlav (S, T), grönkulla (S, T, §8), gytterlav (S, T), luddlav (S, T), norrlandslav (S, T), plattlummer (S, T, §9), spindelblomster (S, T, §8), stuplav (S, T), tibast (S, T), trådticka (S, T), vedticka (S, T), vågbandad barkbock (S), ögonpyrola (S, T), bergsslok (T), brudborste (T), ekbräken (T), fjällskråp (T), fjällskära (T), humleblomster (T), järpe (T, §4), kattfot (T), kransmossa (T), kärrfibbla (T), kärrviol (T), linnea (T), mattlummer (T, §9), nordisk stormhatt (T), ormbär (T), spillkråka (T, §4), tjäder (T, §4), orre (§4), vanlig groda (§6), brudsporre (§8), lopplummer (aggregat) (§9) och revlummer (§9). Se Figur 1.</w:t>
+        <w:t>I och inom 7 meter från området finns fynd av 76 naturvårdsarter, varav 39 är rödlistade, 17 är fridlysta, 54 är typiska (T) och 15 är signalarter (S): finporing (VU), garnlav (VU, T), grantickeporing (VU), gränsticka (VU, T), knärot (VU, T, §8), kristallticka (VU), lappticka (VU, T), laxgröppa (VU), olivbrun kremla (VU), ostticka (VU, T), sprickporing (VU), tajgaskinn (VU), vitskaftad svartspik (VU, T), barrviolspindling (NT), blanksvart spiklav (NT), brunpudrad nållav (NT, T), doftskinn (NT, T), gammelgransskål (NT, T), grå blåbärsfältmätare (NT), harticka (NT, T), knottrig blåslav (NT, T), lappmes (NT, T, §4), lavskrika (NT, T, §4), liten svartspik (NT), lunglav (NT, T), nordlig nållav (NT), rosenticka (NT, T), rödbrun blekspik (NT, T), Skeletocutis exilis (NT), skrovellav (NT, T), stjärntagging (NT, T), talltagel (NT, T), tallticka (NT, T), talltita (NT, §4), tretåig hackspett (NT, T, §4), ullticka (NT, T), vedtrappmossa (NT, T), vitgrynig nållav (NT), älg (NT), blodticka (S, T), bronshjon (S, T), bårdlav (S, T), grönkulla (S, T, §8), gytterlav (S, T), luddlav (S, T), norrlandslav (S, T), plattlummer (S, T, §9), spindelblomster (S, T, §8), stuplav (S, T), tibast (S, T), trådticka (S, T), vedticka (S, T), vågbandad barkbock (S), ögonpyrola (S, T), bergsslok (T), brudborste (T), ekbräken (T), fjällskråp (T), fjällskära (T), humleblomster (T), järpe (T, §4), kattfot (T), kransmossa (T), kärrfibbla (T), kärrviol (T), linnea (T), mattlummer (T, §9), nordisk stormhatt (T), ormbär (T), spillkråka (T, §4), tjäder (T, §4), orre (§4), vanlig groda (§6), brudsporre (§8), lopplummer (aggregat) (§9) och revlummer (§9). Se Figur 1.</w:t>
       </w:r>
     </w:p>
     <w:p>
@@ -557,6 +557,26 @@
         <w:rPr>
           <w:b/>
         </w:rPr>
+        <w:t>Lappmes (NT, §4)</w:t>
+      </w:r>
+      <w:r>
+        <w:t xml:space="preserve">, som är typisk art för </w:t>
+      </w:r>
+      <w:r>
+        <w:rPr>
+          <w:i/>
+        </w:rPr>
+        <w:t>9010 Taiga</w:t>
+      </w:r>
+      <w:r>
+        <w:t>, rödlistad som nära hotad och prioriterad art i Skogsvårdslagen, har minskat med 17,5 (5–30) % under de senaste 10 åren. Lappmesen är en mycket stationär art som häckar i norra Sveriges barr- och blandskogar samt i fjällbjörkskogen. Arten missgynnas starkt av skogsbruk och studier har visat att överlevnaden och vikten hos flygga ungfåglar är högre i naturskog än i gallrad skog. Hemområdesstorleken under häckningstid anges uppgå till 15–20 ha, men kan i marginella habitat vara mycket större, 50–100 ha. Minsta areal äldre skog med observationer under häckningstid i norra Finland var 15 ha. Minskningstakten för den svenska populationen bedöms vara nära gränsvärdet för Sårbar (VU). (A2bc) (SLU Artdatabanken, 2024; Skogsstyrelsen, 2016).</w:t>
+      </w:r>
+    </w:p>
+    <w:p>
+      <w:r>
+        <w:rPr>
+          <w:b/>
+        </w:rPr>
         <w:t>Lavskrika (NT, §4)</w:t>
       </w:r>
       <w:r>
@@ -1898,7 +1918,7 @@
     </w:p>
     <w:p>
       <w:r>
-        <w:t>Följande typiska arter har sina livsmiljöer och växtplatser i den aktuella skogen: garnlav (VU, T), gränsticka (VU, T), knärot (VU, T, §8), lappticka (VU, T), ostticka (VU, T), vitskaftad svartspik (VU, T), brunpudrad nållav (NT, T), doftskinn (NT, T), gammelgransskål (NT, T), harticka (NT, T), knottrig blåslav (NT, T), lavskrika (NT, T, §4), lunglav (NT, T), rosenticka (NT, T), rödbrun blekspik (NT, T), skrovellav (NT, T), stjärntagging (NT, T), talltagel (NT, T), tallticka (NT, T), tretåig hackspett (NT, T, §4), ullticka (NT, T), vedtrappmossa (NT, T), blodticka (S, T), bronshjon (S, T), bårdlav (S, T), grönkulla (S, T, §8), gytterlav (S, T), luddlav (S, T), norrlandslav (S, T), plattlummer (S, T, §9), spindelblomster (S, T, §8), stuplav (S, T), tibast (S, T), trådticka (S, T), vedticka (S, T), ögonpyrola (S, T), bergsslok (T), brudborste (T), ekbräken (T), fjällskråp (T), fjällskära (T), humleblomster (T), järpe (T, §4), kattfot (T), kransmossa (T), kärrfibbla (T), kärrviol (T), linnea (T), mattlummer (T, §9), nordisk stormhatt (T), ormbär (T), spillkråka (T, §4) och tjäder (T, §4).</w:t>
+        <w:t>Följande typiska arter har sina livsmiljöer och växtplatser i den aktuella skogen: garnlav (VU, T), gränsticka (VU, T), knärot (VU, T, §8), lappticka (VU, T), ostticka (VU, T), vitskaftad svartspik (VU, T), brunpudrad nållav (NT, T), doftskinn (NT, T), gammelgransskål (NT, T), harticka (NT, T), knottrig blåslav (NT, T), lappmes (NT, T, §4), lavskrika (NT, T, §4), lunglav (NT, T), rosenticka (NT, T), rödbrun blekspik (NT, T), skrovellav (NT, T), stjärntagging (NT, T), talltagel (NT, T), tallticka (NT, T), tretåig hackspett (NT, T, §4), ullticka (NT, T), vedtrappmossa (NT, T), blodticka (S, T), bronshjon (S, T), bårdlav (S, T), grönkulla (S, T, §8), gytterlav (S, T), luddlav (S, T), norrlandslav (S, T), plattlummer (S, T, §9), spindelblomster (S, T, §8), stuplav (S, T), tibast (S, T), trådticka (S, T), vedticka (S, T), ögonpyrola (S, T), bergsslok (T), brudborste (T), ekbräken (T), fjällskråp (T), fjällskära (T), humleblomster (T), järpe (T, §4), kattfot (T), kransmossa (T), kärrfibbla (T), kärrviol (T), linnea (T), mattlummer (T, §9), nordisk stormhatt (T), ormbär (T), spillkråka (T, §4) och tjäder (T, §4).</w:t>
       </w:r>
     </w:p>
     <w:p>
@@ -2202,6 +2222,79 @@
       </w:r>
       <w:r>
         <w:t>SLU Artdatabanken, Uppsala.</w:t>
+      </w:r>
+    </w:p>
+    <w:p>
+      <w:pPr>
+        <w:pStyle w:val="Heading1"/>
+      </w:pPr>
+      <w:r>
+        <w:t>Lappmes – ekologi samt krav på livsmiljön</w:t>
+      </w:r>
+    </w:p>
+    <w:p>
+      <w:r>
+        <w:t>Lappmes (NT, §4) är en mycket stationär art som häckar i norra Sveriges barr- och blandskogar samt i fjällbjörkskogen. Utbredningen i såväl Finland, Norge och Sverige har krympt och hos oss är den nu vanligast i fjällnära områden där det finns större arealer av naturskog kvar (Skogsstyrelsen, 2016). Minskningstakten har uppgått till 17,5 (5–30) % under de senaste 10 åren. Bedömningen baseras på ett för arten lämpligt abundansindex och minskad geografisk utbredning och/eller försämrad habitatkvalitet. Baserat på de troligaste värdena hamnar arten i kategorin Nära hotad (NT). Minskningstakten för den svenska populationen bedöms vara nära gränsvärdet för Sårbar (VU). (A2bc) (SLU Artdatabanken, 2024).</w:t>
+      </w:r>
+    </w:p>
+    <w:p>
+      <w:r>
+        <w:t>Tyngdpunkten i förekomsten är knuten till områden med sammanhängande äldre barrskog men lappmesen häckar även i fjällbjörkszonen (dock i mycket lägre tätheter). Lappmesen häckar i naturliga hål och hackspetthål i stående träd och högstubbar. Håligheter används även som sovplatser under vintern. Lappmesen är till största delen en stannfågel – i synnerhet gamla fåglar förefaller vara extremt hemortstrogna. Ungfåglar kan dock vissa år vandra ut i stor omfattning (SLU Artdatabanken, 2024).</w:t>
+      </w:r>
+    </w:p>
+    <w:p>
+      <w:r>
+        <w:t>Studier i Finland och Norge tyder på att lappmesen missgynnas starkt av skogsbruk. Högre överlevnad och högre vikter hos flygga ungfåglar rapporteras från naturskog än i gallrad skog. Från norra Finland rapporteras födobrist vara en viktigare faktor än predation för överlevnaden i bostadiet. Hemområdesstorleken under häckningstid anges uppgå till 15–20 ha, men kan i marginella habitat vara mycket större, 50–100 ha. Minsta areal äldre skog med observationer under häckningstid i norra Finland var 15 ha (SLU Artdatabanken, 2024).</w:t>
+      </w:r>
+    </w:p>
+    <w:p>
+      <w:r>
+        <w:t xml:space="preserve">Lappmesen missgynnas när skogen blir alltför fragmenterad, och understiger arealen sammanhängande lämplig miljö 15 hektar så överges reviret. Brist på naturliga hål och hackspetthål samt brist på döda murkna löv- och barrträd där lappmesen själv kan mejsla ut bohål är starkt negativ. Lappmes är typisk art för </w:t>
+      </w:r>
+      <w:r>
+        <w:rPr>
+          <w:i/>
+        </w:rPr>
+        <w:t>9010 Taiga</w:t>
+      </w:r>
+      <w:r>
+        <w:t xml:space="preserve"> och fridlyst enligt 4§ artskyddsförordningen (Skogsstyrelsen, 2016; SLU Artdatabanken, 2024).</w:t>
+      </w:r>
+    </w:p>
+    <w:p>
+      <w:pPr>
+        <w:pStyle w:val="Heading2"/>
+      </w:pPr>
+      <w:r>
+        <w:t>Referenser – lappmes</w:t>
+      </w:r>
+    </w:p>
+    <w:p>
+      <w:r>
+        <w:t xml:space="preserve">Skogsstyrelsen, 2016. </w:t>
+      </w:r>
+      <w:r>
+        <w:rPr>
+          <w:i/>
+        </w:rPr>
+        <w:t xml:space="preserve">Vägledning för hänsyn till lappmes. </w:t>
+      </w:r>
+      <w:r>
+        <w:t>Vägledningar och kunskapsstöd artskydd - Skogsstyrelsen</w:t>
+      </w:r>
+    </w:p>
+    <w:p>
+      <w:r>
+        <w:t xml:space="preserve">SLU Artdatabanken, 2024. </w:t>
+      </w:r>
+      <w:r>
+        <w:rPr>
+          <w:i/>
+        </w:rPr>
+        <w:t xml:space="preserve">Artfakta: lappmes (Poecile cinctus). </w:t>
+      </w:r>
+      <w:r>
+        <w:t>https://artfakta.se/taxa/103022</w:t>
       </w:r>
     </w:p>
     <w:p>

--- a/tillsyn/Laisdalen Björkliden tillsynsbegäran.docx
+++ b/tillsyn/Laisdalen Björkliden tillsynsbegäran.docx
@@ -3378,7 +3378,7 @@
     <w:r>
       <w:tab/>
       <w:tab/>
-      <w:t>2026-08-17</w:t>
+      <w:t>2026-08-18</w:t>
       <w:br/>
       <w:br/>
     </w:r>

--- a/tillsyn/Laisdalen Björkliden tillsynsbegäran.docx
+++ b/tillsyn/Laisdalen Björkliden tillsynsbegäran.docx
@@ -3378,7 +3378,7 @@
     <w:r>
       <w:tab/>
       <w:tab/>
-      <w:t>2026-08-18</w:t>
+      <w:t>2026-08-19</w:t>
       <w:br/>
       <w:br/>
     </w:r>

--- a/tillsyn/Laisdalen Björkliden tillsynsbegäran.docx
+++ b/tillsyn/Laisdalen Björkliden tillsynsbegäran.docx
@@ -3378,7 +3378,7 @@
     <w:r>
       <w:tab/>
       <w:tab/>
-      <w:t>2026-08-19</w:t>
+      <w:t>2026-08-20</w:t>
       <w:br/>
       <w:br/>
     </w:r>

--- a/tillsyn/Laisdalen Björkliden tillsynsbegäran.docx
+++ b/tillsyn/Laisdalen Björkliden tillsynsbegäran.docx
@@ -3378,7 +3378,7 @@
     <w:r>
       <w:tab/>
       <w:tab/>
-      <w:t>2026-08-20</w:t>
+      <w:t>2026-08-21</w:t>
       <w:br/>
       <w:br/>
     </w:r>

--- a/tillsyn/Laisdalen Björkliden tillsynsbegäran.docx
+++ b/tillsyn/Laisdalen Björkliden tillsynsbegäran.docx
@@ -3378,7 +3378,7 @@
     <w:r>
       <w:tab/>
       <w:tab/>
-      <w:t>2026-08-21</w:t>
+      <w:t>2026-08-22</w:t>
       <w:br/>
       <w:br/>
     </w:r>

--- a/tillsyn/Laisdalen Björkliden tillsynsbegäran.docx
+++ b/tillsyn/Laisdalen Björkliden tillsynsbegäran.docx
@@ -3378,7 +3378,7 @@
     <w:r>
       <w:tab/>
       <w:tab/>
-      <w:t>2026-08-22</w:t>
+      <w:t>2026-08-23</w:t>
       <w:br/>
       <w:br/>
     </w:r>

--- a/tillsyn/Laisdalen Björkliden tillsynsbegäran.docx
+++ b/tillsyn/Laisdalen Björkliden tillsynsbegäran.docx
@@ -3378,7 +3378,7 @@
     <w:r>
       <w:tab/>
       <w:tab/>
-      <w:t>2026-08-23</w:t>
+      <w:t>2026-08-24</w:t>
       <w:br/>
       <w:br/>
     </w:r>

--- a/tillsyn/Laisdalen Björkliden tillsynsbegäran.docx
+++ b/tillsyn/Laisdalen Björkliden tillsynsbegäran.docx
@@ -3378,7 +3378,7 @@
     <w:r>
       <w:tab/>
       <w:tab/>
-      <w:t>2026-08-24</w:t>
+      <w:t>2026-08-25</w:t>
       <w:br/>
       <w:br/>
     </w:r>

--- a/tillsyn/Laisdalen Björkliden tillsynsbegäran.docx
+++ b/tillsyn/Laisdalen Björkliden tillsynsbegäran.docx
@@ -3378,7 +3378,7 @@
     <w:r>
       <w:tab/>
       <w:tab/>
-      <w:t>2026-08-25</w:t>
+      <w:t>2026-08-26</w:t>
       <w:br/>
       <w:br/>
     </w:r>

--- a/tillsyn/Laisdalen Björkliden tillsynsbegäran.docx
+++ b/tillsyn/Laisdalen Björkliden tillsynsbegäran.docx
@@ -3378,7 +3378,7 @@
     <w:r>
       <w:tab/>
       <w:tab/>
-      <w:t>2026-08-26</w:t>
+      <w:t>2026-08-27</w:t>
       <w:br/>
       <w:br/>
     </w:r>

--- a/tillsyn/Laisdalen Björkliden tillsynsbegäran.docx
+++ b/tillsyn/Laisdalen Björkliden tillsynsbegäran.docx
@@ -3378,7 +3378,7 @@
     <w:r>
       <w:tab/>
       <w:tab/>
-      <w:t>2026-08-27</w:t>
+      <w:t>2026-08-28</w:t>
       <w:br/>
       <w:br/>
     </w:r>

--- a/tillsyn/Laisdalen Björkliden tillsynsbegäran.docx
+++ b/tillsyn/Laisdalen Björkliden tillsynsbegäran.docx
@@ -3378,7 +3378,7 @@
     <w:r>
       <w:tab/>
       <w:tab/>
-      <w:t>2026-08-28</w:t>
+      <w:t>2026-08-29</w:t>
       <w:br/>
       <w:br/>
     </w:r>

--- a/tillsyn/Laisdalen Björkliden tillsynsbegäran.docx
+++ b/tillsyn/Laisdalen Björkliden tillsynsbegäran.docx
@@ -3378,7 +3378,7 @@
     <w:r>
       <w:tab/>
       <w:tab/>
-      <w:t>2026-08-29</w:t>
+      <w:t>2026-08-30</w:t>
       <w:br/>
       <w:br/>
     </w:r>

--- a/tillsyn/Laisdalen Björkliden tillsynsbegäran.docx
+++ b/tillsyn/Laisdalen Björkliden tillsynsbegäran.docx
@@ -3378,7 +3378,7 @@
     <w:r>
       <w:tab/>
       <w:tab/>
-      <w:t>2026-08-30</w:t>
+      <w:t>2026-08-31</w:t>
       <w:br/>
       <w:br/>
     </w:r>

--- a/tillsyn/Laisdalen Björkliden tillsynsbegäran.docx
+++ b/tillsyn/Laisdalen Björkliden tillsynsbegäran.docx
@@ -3378,7 +3378,7 @@
     <w:r>
       <w:tab/>
       <w:tab/>
-      <w:t>2026-08-31</w:t>
+      <w:t>2026-09-01</w:t>
       <w:br/>
       <w:br/>
     </w:r>

--- a/tillsyn/Laisdalen Björkliden tillsynsbegäran.docx
+++ b/tillsyn/Laisdalen Björkliden tillsynsbegäran.docx
@@ -3378,7 +3378,7 @@
     <w:r>
       <w:tab/>
       <w:tab/>
-      <w:t>2026-09-01</w:t>
+      <w:t>2026-09-02</w:t>
       <w:br/>
       <w:br/>
     </w:r>

--- a/tillsyn/Laisdalen Björkliden tillsynsbegäran.docx
+++ b/tillsyn/Laisdalen Björkliden tillsynsbegäran.docx
@@ -3378,7 +3378,7 @@
     <w:r>
       <w:tab/>
       <w:tab/>
-      <w:t>2026-09-02</w:t>
+      <w:t>2026-09-03</w:t>
       <w:br/>
       <w:br/>
     </w:r>

--- a/tillsyn/Laisdalen Björkliden tillsynsbegäran.docx
+++ b/tillsyn/Laisdalen Björkliden tillsynsbegäran.docx
@@ -3378,7 +3378,7 @@
     <w:r>
       <w:tab/>
       <w:tab/>
-      <w:t>2026-09-03</w:t>
+      <w:t>2026-09-04</w:t>
       <w:br/>
       <w:br/>
     </w:r>

--- a/tillsyn/Laisdalen Björkliden tillsynsbegäran.docx
+++ b/tillsyn/Laisdalen Björkliden tillsynsbegäran.docx
@@ -3378,7 +3378,7 @@
     <w:r>
       <w:tab/>
       <w:tab/>
-      <w:t>2026-09-04</w:t>
+      <w:t>2026-09-05</w:t>
       <w:br/>
       <w:br/>
     </w:r>

--- a/tillsyn/Laisdalen Björkliden tillsynsbegäran.docx
+++ b/tillsyn/Laisdalen Björkliden tillsynsbegäran.docx
@@ -3378,7 +3378,7 @@
     <w:r>
       <w:tab/>
       <w:tab/>
-      <w:t>2026-09-05</w:t>
+      <w:t>2026-09-06</w:t>
       <w:br/>
       <w:br/>
     </w:r>

--- a/tillsyn/Laisdalen Björkliden tillsynsbegäran.docx
+++ b/tillsyn/Laisdalen Björkliden tillsynsbegäran.docx
@@ -3378,7 +3378,7 @@
     <w:r>
       <w:tab/>
       <w:tab/>
-      <w:t>2026-09-06</w:t>
+      <w:t>2026-09-07</w:t>
       <w:br/>
       <w:br/>
     </w:r>

--- a/tillsyn/Laisdalen Björkliden tillsynsbegäran.docx
+++ b/tillsyn/Laisdalen Björkliden tillsynsbegäran.docx
@@ -3378,7 +3378,7 @@
     <w:r>
       <w:tab/>
       <w:tab/>
-      <w:t>2026-09-07</w:t>
+      <w:t>2026-09-08</w:t>
       <w:br/>
       <w:br/>
     </w:r>

--- a/tillsyn/Laisdalen Björkliden tillsynsbegäran.docx
+++ b/tillsyn/Laisdalen Björkliden tillsynsbegäran.docx
@@ -3378,7 +3378,7 @@
     <w:r>
       <w:tab/>
       <w:tab/>
-      <w:t>2026-09-08</w:t>
+      <w:t>2026-09-09</w:t>
       <w:br/>
       <w:br/>
     </w:r>

--- a/tillsyn/Laisdalen Björkliden tillsynsbegäran.docx
+++ b/tillsyn/Laisdalen Björkliden tillsynsbegäran.docx
@@ -3378,7 +3378,7 @@
     <w:r>
       <w:tab/>
       <w:tab/>
-      <w:t>2026-09-09</w:t>
+      <w:t>2026-09-10</w:t>
       <w:br/>
       <w:br/>
     </w:r>

--- a/tillsyn/Laisdalen Björkliden tillsynsbegäran.docx
+++ b/tillsyn/Laisdalen Björkliden tillsynsbegäran.docx
@@ -3378,7 +3378,7 @@
     <w:r>
       <w:tab/>
       <w:tab/>
-      <w:t>2026-09-10</w:t>
+      <w:t>2026-09-11</w:t>
       <w:br/>
       <w:br/>
     </w:r>

--- a/tillsyn/Laisdalen Björkliden tillsynsbegäran.docx
+++ b/tillsyn/Laisdalen Björkliden tillsynsbegäran.docx
@@ -3378,7 +3378,7 @@
     <w:r>
       <w:tab/>
       <w:tab/>
-      <w:t>2026-09-11</w:t>
+      <w:t>2026-09-12</w:t>
       <w:br/>
       <w:br/>
     </w:r>
